--- a/output/summary/product/FederatedGqlBreakDown-BE-product.docx
+++ b/output/summary/product/FederatedGqlBreakDown-BE-product.docx
@@ -76,7 +76,7 @@
                 <w:color w:val="1F497D"/>
                 <w:sz w:val="22"/>
               </w:rPr>
-              <w:t>48</w:t>
+              <w:t>51</w:t>
             </w:r>
           </w:p>
         </w:tc>
@@ -132,7 +132,7 @@
                 <w:color w:val="1F497D"/>
                 <w:sz w:val="22"/>
               </w:rPr>
-              <w:t>🔴 5  🟠 4  🟡 31  🟢 8</w:t>
+              <w:t>🔴 5  🟠 4  🟡 33  🟢 9</w:t>
             </w:r>
           </w:p>
         </w:tc>
@@ -4408,6 +4408,20 @@
                 <w:color w:val="373737"/>
                 <w:sz w:val="18"/>
               </w:rPr>
+              <w:t xml:space="preserve">, 🟡 </w:t>
+            </w:r>
+            <w:r>
+              <w:rPr>
+                <w:rFonts w:ascii="Courier New" w:hAnsi="Courier New"/>
+                <w:sz w:val="18"/>
+              </w:rPr>
+              <w:t>F-13</w:t>
+            </w:r>
+            <w:r>
+              <w:rPr>
+                <w:color w:val="373737"/>
+                <w:sz w:val="18"/>
+              </w:rPr>
               <w:t xml:space="preserve">, 🟢 </w:t>
             </w:r>
             <w:r>
@@ -4415,7 +4429,7 @@
                 <w:rFonts w:ascii="Courier New" w:hAnsi="Courier New"/>
                 <w:sz w:val="18"/>
               </w:rPr>
-              <w:t>F-10</w:t>
+              <w:t>F-14</w:t>
             </w:r>
             <w:r>
               <w:rPr>
@@ -4911,7 +4925,7 @@
                 <w:rFonts w:ascii="Courier New" w:hAnsi="Courier New"/>
                 <w:sz w:val="18"/>
               </w:rPr>
-              <w:t>F-11</w:t>
+              <w:t>F-10</w:t>
             </w:r>
             <w:r>
               <w:rPr>
@@ -4954,6 +4968,20 @@
                 <w:sz w:val="18"/>
               </w:rPr>
               <w:t>G-16</w:t>
+            </w:r>
+            <w:r>
+              <w:rPr>
+                <w:color w:val="373737"/>
+                <w:sz w:val="18"/>
+              </w:rPr>
+              <w:t xml:space="preserve">, 🟡 </w:t>
+            </w:r>
+            <w:r>
+              <w:rPr>
+                <w:rFonts w:ascii="Courier New" w:hAnsi="Courier New"/>
+                <w:sz w:val="18"/>
+              </w:rPr>
+              <w:t>G-17</w:t>
             </w:r>
           </w:p>
         </w:tc>
@@ -5114,6 +5142,20 @@
                 <w:sz w:val="18"/>
               </w:rPr>
               <w:t>F-09</w:t>
+            </w:r>
+            <w:r>
+              <w:rPr>
+                <w:color w:val="373737"/>
+                <w:sz w:val="18"/>
+              </w:rPr>
+              <w:t xml:space="preserve">, 🟢 </w:t>
+            </w:r>
+            <w:r>
+              <w:rPr>
+                <w:rFonts w:ascii="Courier New" w:hAnsi="Courier New"/>
+                <w:sz w:val="18"/>
+              </w:rPr>
+              <w:t>F-11</w:t>
             </w:r>
           </w:p>
         </w:tc>
@@ -5210,7 +5252,7 @@
           <w:rFonts w:ascii="Courier New" w:hAnsi="Courier New"/>
           <w:sz w:val="19"/>
         </w:rPr>
-        <w:t>F-04</w:t>
+        <w:t>F-03</w:t>
       </w:r>
       <w:r>
         <w:rPr>
@@ -5747,21 +5789,21 @@
                 <w:color w:val="373737"/>
                 <w:sz w:val="18"/>
               </w:rPr>
-              <w:t xml:space="preserve">🟠 </w:t>
+              <w:t xml:space="preserve">🟡 </w:t>
             </w:r>
             <w:r>
               <w:rPr>
                 <w:rFonts w:ascii="Courier New" w:hAnsi="Courier New"/>
                 <w:sz w:val="18"/>
               </w:rPr>
-              <w:t>E-02</w:t>
-            </w:r>
-            <w:r>
-              <w:rPr>
-                <w:color w:val="373737"/>
-                <w:sz w:val="18"/>
-              </w:rPr>
-              <w:t xml:space="preserve"> (4–7d) 🔬</w:t>
+              <w:t>F-13</w:t>
+            </w:r>
+            <w:r>
+              <w:rPr>
+                <w:color w:val="373737"/>
+                <w:sz w:val="18"/>
+              </w:rPr>
+              <w:t xml:space="preserve"> (2–4d)</w:t>
             </w:r>
           </w:p>
         </w:tc>
@@ -5840,14 +5882,14 @@
                 <w:rFonts w:ascii="Courier New" w:hAnsi="Courier New"/>
                 <w:sz w:val="18"/>
               </w:rPr>
-              <w:t>G-16</w:t>
-            </w:r>
-            <w:r>
-              <w:rPr>
-                <w:color w:val="373737"/>
-                <w:sz w:val="18"/>
-              </w:rPr>
-              <w:t xml:space="preserve"> (4–7d)</w:t>
+              <w:t>E-02</w:t>
+            </w:r>
+            <w:r>
+              <w:rPr>
+                <w:color w:val="373737"/>
+                <w:sz w:val="18"/>
+              </w:rPr>
+              <w:t xml:space="preserve"> (4–7d) 🔬</w:t>
             </w:r>
           </w:p>
         </w:tc>
@@ -5873,7 +5915,7 @@
                 <w:rFonts w:ascii="Courier New" w:hAnsi="Courier New"/>
                 <w:sz w:val="18"/>
               </w:rPr>
-              <w:t>F-03</w:t>
+              <w:t>F-02</w:t>
             </w:r>
             <w:r>
               <w:rPr>
@@ -5918,21 +5960,21 @@
                 <w:color w:val="373737"/>
                 <w:sz w:val="18"/>
               </w:rPr>
-              <w:t xml:space="preserve">🟡 </w:t>
+              <w:t xml:space="preserve">🟠 </w:t>
             </w:r>
             <w:r>
               <w:rPr>
                 <w:rFonts w:ascii="Courier New" w:hAnsi="Courier New"/>
                 <w:sz w:val="18"/>
               </w:rPr>
-              <w:t>F-02</w:t>
-            </w:r>
-            <w:r>
-              <w:rPr>
-                <w:color w:val="373737"/>
-                <w:sz w:val="18"/>
-              </w:rPr>
-              <w:t xml:space="preserve"> (2–4d) ⛔</w:t>
+              <w:t>G-16</w:t>
+            </w:r>
+            <w:r>
+              <w:rPr>
+                <w:color w:val="373737"/>
+                <w:sz w:val="18"/>
+              </w:rPr>
+              <w:t xml:space="preserve"> (4–7d)</w:t>
             </w:r>
           </w:p>
         </w:tc>
@@ -5957,14 +5999,22 @@
                 <w:rFonts w:ascii="Courier New" w:hAnsi="Courier New"/>
                 <w:sz w:val="18"/>
               </w:rPr>
-              <w:t>F-05</w:t>
-            </w:r>
-            <w:r>
-              <w:rPr>
-                <w:color w:val="373737"/>
-                <w:sz w:val="18"/>
-              </w:rPr>
-              <w:t xml:space="preserve"> (2–4d) ⛔</w:t>
+              <w:t>F-04</w:t>
+            </w:r>
+            <w:r>
+              <w:rPr>
+                <w:color w:val="373737"/>
+                <w:sz w:val="18"/>
+              </w:rPr>
+              <w:t xml:space="preserve"> (2–4d) </w:t>
+            </w:r>
+            <w:r>
+              <w:rPr>
+                <w:i/>
+                <w:color w:val="373737"/>
+                <w:sz w:val="18"/>
+              </w:rPr>
+              <w:t>(grouped XS: +`F-06`, `F-08`)</w:t>
             </w:r>
           </w:p>
         </w:tc>
@@ -6011,22 +6061,14 @@
                 <w:rFonts w:ascii="Courier New" w:hAnsi="Courier New"/>
                 <w:sz w:val="18"/>
               </w:rPr>
-              <w:t>F-04</w:t>
-            </w:r>
-            <w:r>
-              <w:rPr>
-                <w:color w:val="373737"/>
-                <w:sz w:val="18"/>
-              </w:rPr>
-              <w:t xml:space="preserve"> (2–4d) </w:t>
-            </w:r>
-            <w:r>
-              <w:rPr>
-                <w:i/>
-                <w:color w:val="373737"/>
-                <w:sz w:val="18"/>
-              </w:rPr>
-              <w:t>(grouped XS: +`F-06`, `F-08`)</w:t>
+              <w:t>F-03</w:t>
+            </w:r>
+            <w:r>
+              <w:rPr>
+                <w:color w:val="373737"/>
+                <w:sz w:val="18"/>
+              </w:rPr>
+              <w:t xml:space="preserve"> (2–4d) ⛔</w:t>
             </w:r>
           </w:p>
         </w:tc>
@@ -6052,22 +6094,14 @@
                 <w:rFonts w:ascii="Courier New" w:hAnsi="Courier New"/>
                 <w:sz w:val="18"/>
               </w:rPr>
-              <w:t>B-02</w:t>
-            </w:r>
-            <w:r>
-              <w:rPr>
-                <w:color w:val="373737"/>
-                <w:sz w:val="18"/>
-              </w:rPr>
-              <w:t xml:space="preserve"> (2–4d) </w:t>
-            </w:r>
-            <w:r>
-              <w:rPr>
-                <w:i/>
-                <w:color w:val="373737"/>
-                <w:sz w:val="18"/>
-              </w:rPr>
-              <w:t>(grouped XS: +`B-03`, `B-04`, `B-05`)</w:t>
+              <w:t>F-07</w:t>
+            </w:r>
+            <w:r>
+              <w:rPr>
+                <w:color w:val="373737"/>
+                <w:sz w:val="18"/>
+              </w:rPr>
+              <w:t xml:space="preserve"> (2–4d) ⛔</w:t>
             </w:r>
           </w:p>
         </w:tc>
@@ -6112,7 +6146,7 @@
                 <w:rFonts w:ascii="Courier New" w:hAnsi="Courier New"/>
                 <w:sz w:val="18"/>
               </w:rPr>
-              <w:t>F-07</w:t>
+              <w:t>F-05</w:t>
             </w:r>
             <w:r>
               <w:rPr>
@@ -6144,14 +6178,22 @@
                 <w:rFonts w:ascii="Courier New" w:hAnsi="Courier New"/>
                 <w:sz w:val="18"/>
               </w:rPr>
-              <w:t>C-02</w:t>
-            </w:r>
-            <w:r>
-              <w:rPr>
-                <w:color w:val="373737"/>
-                <w:sz w:val="18"/>
-              </w:rPr>
-              <w:t xml:space="preserve"> (2–4d)</w:t>
+              <w:t>B-06</w:t>
+            </w:r>
+            <w:r>
+              <w:rPr>
+                <w:color w:val="373737"/>
+                <w:sz w:val="18"/>
+              </w:rPr>
+              <w:t xml:space="preserve"> (2–4d) </w:t>
+            </w:r>
+            <w:r>
+              <w:rPr>
+                <w:i/>
+                <w:color w:val="373737"/>
+                <w:sz w:val="18"/>
+              </w:rPr>
+              <w:t>(grouped XS: +`B-07`, `B-08`, `B-09`)</w:t>
             </w:r>
           </w:p>
         </w:tc>
@@ -6191,29 +6233,21 @@
                 <w:color w:val="373737"/>
                 <w:sz w:val="18"/>
               </w:rPr>
-              <w:t xml:space="preserve">🟡 </w:t>
+              <w:t xml:space="preserve">🟢 </w:t>
             </w:r>
             <w:r>
               <w:rPr>
                 <w:rFonts w:ascii="Courier New" w:hAnsi="Courier New"/>
                 <w:sz w:val="18"/>
               </w:rPr>
-              <w:t>B-06</w:t>
-            </w:r>
-            <w:r>
-              <w:rPr>
-                <w:color w:val="373737"/>
-                <w:sz w:val="18"/>
-              </w:rPr>
-              <w:t xml:space="preserve"> (2–4d) </w:t>
-            </w:r>
-            <w:r>
-              <w:rPr>
-                <w:i/>
-                <w:color w:val="373737"/>
-                <w:sz w:val="18"/>
-              </w:rPr>
-              <w:t>(grouped XS: +`B-07`, `B-08`, `B-09`)</w:t>
+              <w:t>F-14</w:t>
+            </w:r>
+            <w:r>
+              <w:rPr>
+                <w:color w:val="373737"/>
+                <w:sz w:val="18"/>
+              </w:rPr>
+              <w:t xml:space="preserve"> (1–2d)</w:t>
             </w:r>
           </w:p>
         </w:tc>
@@ -6239,7 +6273,7 @@
                 <w:rFonts w:ascii="Courier New" w:hAnsi="Courier New"/>
                 <w:sz w:val="18"/>
               </w:rPr>
-              <w:t>C-04</w:t>
+              <w:t>C-03</w:t>
             </w:r>
             <w:r>
               <w:rPr>
@@ -6291,14 +6325,22 @@
                 <w:rFonts w:ascii="Courier New" w:hAnsi="Courier New"/>
                 <w:sz w:val="18"/>
               </w:rPr>
-              <w:t>C-03</w:t>
-            </w:r>
-            <w:r>
-              <w:rPr>
-                <w:color w:val="373737"/>
-                <w:sz w:val="18"/>
-              </w:rPr>
-              <w:t xml:space="preserve"> (2–4d)</w:t>
+              <w:t>B-02</w:t>
+            </w:r>
+            <w:r>
+              <w:rPr>
+                <w:color w:val="373737"/>
+                <w:sz w:val="18"/>
+              </w:rPr>
+              <w:t xml:space="preserve"> (2–4d) </w:t>
+            </w:r>
+            <w:r>
+              <w:rPr>
+                <w:i/>
+                <w:color w:val="373737"/>
+                <w:sz w:val="18"/>
+              </w:rPr>
+              <w:t>(grouped XS: +`B-03`, `B-04`, `B-05`)</w:t>
             </w:r>
           </w:p>
         </w:tc>
@@ -6323,14 +6365,14 @@
                 <w:rFonts w:ascii="Courier New" w:hAnsi="Courier New"/>
                 <w:sz w:val="18"/>
               </w:rPr>
-              <w:t>D-01</w:t>
-            </w:r>
-            <w:r>
-              <w:rPr>
-                <w:color w:val="373737"/>
-                <w:sz w:val="18"/>
-              </w:rPr>
-              <w:t xml:space="preserve"> (2–4d) 🔬</w:t>
+              <w:t>C-05</w:t>
+            </w:r>
+            <w:r>
+              <w:rPr>
+                <w:color w:val="373737"/>
+                <w:sz w:val="18"/>
+              </w:rPr>
+              <w:t xml:space="preserve"> (2–4d)</w:t>
             </w:r>
           </w:p>
         </w:tc>
@@ -6377,7 +6419,7 @@
                 <w:rFonts w:ascii="Courier New" w:hAnsi="Courier New"/>
                 <w:sz w:val="18"/>
               </w:rPr>
-              <w:t>C-05</w:t>
+              <w:t>C-02</w:t>
             </w:r>
             <w:r>
               <w:rPr>
@@ -6410,14 +6452,14 @@
                 <w:rFonts w:ascii="Courier New" w:hAnsi="Courier New"/>
                 <w:sz w:val="18"/>
               </w:rPr>
-              <w:t>D-03</w:t>
-            </w:r>
-            <w:r>
-              <w:rPr>
-                <w:color w:val="373737"/>
-                <w:sz w:val="18"/>
-              </w:rPr>
-              <w:t xml:space="preserve"> (2–4d)</w:t>
+              <w:t>D-02</w:t>
+            </w:r>
+            <w:r>
+              <w:rPr>
+                <w:color w:val="373737"/>
+                <w:sz w:val="18"/>
+              </w:rPr>
+              <w:t xml:space="preserve"> (2–4d) 🔬</w:t>
             </w:r>
           </w:p>
         </w:tc>
@@ -6462,14 +6504,14 @@
                 <w:rFonts w:ascii="Courier New" w:hAnsi="Courier New"/>
                 <w:sz w:val="18"/>
               </w:rPr>
-              <w:t>D-02</w:t>
-            </w:r>
-            <w:r>
-              <w:rPr>
-                <w:color w:val="373737"/>
-                <w:sz w:val="18"/>
-              </w:rPr>
-              <w:t xml:space="preserve"> (2–4d) 🔬</w:t>
+              <w:t>C-04</w:t>
+            </w:r>
+            <w:r>
+              <w:rPr>
+                <w:color w:val="373737"/>
+                <w:sz w:val="18"/>
+              </w:rPr>
+              <w:t xml:space="preserve"> (2–4d)</w:t>
             </w:r>
           </w:p>
         </w:tc>
@@ -6494,14 +6536,14 @@
                 <w:rFonts w:ascii="Courier New" w:hAnsi="Courier New"/>
                 <w:sz w:val="18"/>
               </w:rPr>
-              <w:t>D-05</w:t>
-            </w:r>
-            <w:r>
-              <w:rPr>
-                <w:color w:val="373737"/>
-                <w:sz w:val="18"/>
-              </w:rPr>
-              <w:t xml:space="preserve"> (2–4d)</w:t>
+              <w:t>D-04</w:t>
+            </w:r>
+            <w:r>
+              <w:rPr>
+                <w:color w:val="373737"/>
+                <w:sz w:val="18"/>
+              </w:rPr>
+              <w:t xml:space="preserve"> (2–4d) 🔬</w:t>
             </w:r>
           </w:p>
         </w:tc>
@@ -6548,7 +6590,7 @@
                 <w:rFonts w:ascii="Courier New" w:hAnsi="Courier New"/>
                 <w:sz w:val="18"/>
               </w:rPr>
-              <w:t>D-04</w:t>
+              <w:t>D-01</w:t>
             </w:r>
             <w:r>
               <w:rPr>
@@ -6581,7 +6623,7 @@
                 <w:rFonts w:ascii="Courier New" w:hAnsi="Courier New"/>
                 <w:sz w:val="18"/>
               </w:rPr>
-              <w:t>D-10</w:t>
+              <w:t>D-06</w:t>
             </w:r>
             <w:r>
               <w:rPr>
@@ -6596,7 +6638,7 @@
                 <w:color w:val="373737"/>
                 <w:sz w:val="18"/>
               </w:rPr>
-              <w:t>(grouped XS: +`D-11`, `D-12`, `D-13`)</w:t>
+              <w:t>(grouped XS: +`D-07`, `D-08`, `D-09`)</w:t>
             </w:r>
           </w:p>
         </w:tc>
@@ -6641,22 +6683,14 @@
                 <w:rFonts w:ascii="Courier New" w:hAnsi="Courier New"/>
                 <w:sz w:val="18"/>
               </w:rPr>
-              <w:t>D-06</w:t>
-            </w:r>
-            <w:r>
-              <w:rPr>
-                <w:color w:val="373737"/>
-                <w:sz w:val="18"/>
-              </w:rPr>
-              <w:t xml:space="preserve"> (2–4d) </w:t>
-            </w:r>
-            <w:r>
-              <w:rPr>
-                <w:i/>
-                <w:color w:val="373737"/>
-                <w:sz w:val="18"/>
-              </w:rPr>
-              <w:t>(grouped XS: +`D-07`, `D-08`, `D-09`)</w:t>
+              <w:t>D-03</w:t>
+            </w:r>
+            <w:r>
+              <w:rPr>
+                <w:color w:val="373737"/>
+                <w:sz w:val="18"/>
+              </w:rPr>
+              <w:t xml:space="preserve"> (2–4d)</w:t>
             </w:r>
           </w:p>
         </w:tc>
@@ -6674,21 +6708,29 @@
                 <w:color w:val="373737"/>
                 <w:sz w:val="18"/>
               </w:rPr>
-              <w:t xml:space="preserve">🟢 </w:t>
+              <w:t xml:space="preserve">🟡 </w:t>
             </w:r>
             <w:r>
               <w:rPr>
                 <w:rFonts w:ascii="Courier New" w:hAnsi="Courier New"/>
                 <w:sz w:val="18"/>
               </w:rPr>
-              <w:t>F-10</w:t>
-            </w:r>
-            <w:r>
-              <w:rPr>
-                <w:color w:val="373737"/>
-                <w:sz w:val="18"/>
-              </w:rPr>
-              <w:t xml:space="preserve"> (1–2d)</w:t>
+              <w:t>D-14</w:t>
+            </w:r>
+            <w:r>
+              <w:rPr>
+                <w:color w:val="373737"/>
+                <w:sz w:val="18"/>
+              </w:rPr>
+              <w:t xml:space="preserve"> (2–4d) </w:t>
+            </w:r>
+            <w:r>
+              <w:rPr>
+                <w:i/>
+                <w:color w:val="373737"/>
+                <w:sz w:val="18"/>
+              </w:rPr>
+              <w:t>(grouped XS: +`D-15`, `D-16`, `D-17`)</w:t>
             </w:r>
           </w:p>
         </w:tc>
@@ -6735,22 +6777,14 @@
                 <w:rFonts w:ascii="Courier New" w:hAnsi="Courier New"/>
                 <w:sz w:val="18"/>
               </w:rPr>
-              <w:t>D-14</w:t>
-            </w:r>
-            <w:r>
-              <w:rPr>
-                <w:color w:val="373737"/>
-                <w:sz w:val="18"/>
-              </w:rPr>
-              <w:t xml:space="preserve"> (2–4d) </w:t>
-            </w:r>
-            <w:r>
-              <w:rPr>
-                <w:i/>
-                <w:color w:val="373737"/>
-                <w:sz w:val="18"/>
-              </w:rPr>
-              <w:t>(grouped XS: +`D-15`, `D-16`, `D-17`)</w:t>
+              <w:t>D-05</w:t>
+            </w:r>
+            <w:r>
+              <w:rPr>
+                <w:color w:val="373737"/>
+                <w:sz w:val="18"/>
+              </w:rPr>
+              <w:t xml:space="preserve"> (2–4d)</w:t>
             </w:r>
           </w:p>
         </w:tc>
@@ -6776,7 +6810,7 @@
                 <w:rFonts w:ascii="Courier New" w:hAnsi="Courier New"/>
                 <w:sz w:val="18"/>
               </w:rPr>
-              <w:t>G-05</w:t>
+              <w:t>G-04</w:t>
             </w:r>
             <w:r>
               <w:rPr>
@@ -6828,14 +6862,22 @@
                 <w:rFonts w:ascii="Courier New" w:hAnsi="Courier New"/>
                 <w:sz w:val="18"/>
               </w:rPr>
-              <w:t>G-04</w:t>
-            </w:r>
-            <w:r>
-              <w:rPr>
-                <w:color w:val="373737"/>
-                <w:sz w:val="18"/>
-              </w:rPr>
-              <w:t xml:space="preserve"> (2–4d)</w:t>
+              <w:t>D-10</w:t>
+            </w:r>
+            <w:r>
+              <w:rPr>
+                <w:color w:val="373737"/>
+                <w:sz w:val="18"/>
+              </w:rPr>
+              <w:t xml:space="preserve"> (2–4d) </w:t>
+            </w:r>
+            <w:r>
+              <w:rPr>
+                <w:i/>
+                <w:color w:val="373737"/>
+                <w:sz w:val="18"/>
+              </w:rPr>
+              <w:t>(grouped XS: +`D-11`, `D-12`, `D-13`)</w:t>
             </w:r>
           </w:p>
         </w:tc>
@@ -6860,14 +6902,14 @@
                 <w:rFonts w:ascii="Courier New" w:hAnsi="Courier New"/>
                 <w:sz w:val="18"/>
               </w:rPr>
-              <w:t>G-07</w:t>
-            </w:r>
-            <w:r>
-              <w:rPr>
-                <w:color w:val="373737"/>
-                <w:sz w:val="18"/>
-              </w:rPr>
-              <w:t xml:space="preserve"> (2–4d) 🔬</w:t>
+              <w:t>G-06</w:t>
+            </w:r>
+            <w:r>
+              <w:rPr>
+                <w:color w:val="373737"/>
+                <w:sz w:val="18"/>
+              </w:rPr>
+              <w:t xml:space="preserve"> (2–4d)</w:t>
             </w:r>
           </w:p>
         </w:tc>
@@ -6907,21 +6949,21 @@
                 <w:color w:val="373737"/>
                 <w:sz w:val="18"/>
               </w:rPr>
-              <w:t xml:space="preserve">🟡 </w:t>
+              <w:t xml:space="preserve">🟢 </w:t>
             </w:r>
             <w:r>
               <w:rPr>
                 <w:rFonts w:ascii="Courier New" w:hAnsi="Courier New"/>
                 <w:sz w:val="18"/>
               </w:rPr>
-              <w:t>G-06</w:t>
-            </w:r>
-            <w:r>
-              <w:rPr>
-                <w:color w:val="373737"/>
-                <w:sz w:val="18"/>
-              </w:rPr>
-              <w:t xml:space="preserve"> (2–4d)</w:t>
+              <w:t>F-10</w:t>
+            </w:r>
+            <w:r>
+              <w:rPr>
+                <w:color w:val="373737"/>
+                <w:sz w:val="18"/>
+              </w:rPr>
+              <w:t xml:space="preserve"> (1–2d)</w:t>
             </w:r>
           </w:p>
         </w:tc>
@@ -6947,7 +6989,7 @@
                 <w:rFonts w:ascii="Courier New" w:hAnsi="Courier New"/>
                 <w:sz w:val="18"/>
               </w:rPr>
-              <w:t>G-09</w:t>
+              <w:t>G-08</w:t>
             </w:r>
             <w:r>
               <w:rPr>
@@ -6999,7 +7041,7 @@
                 <w:rFonts w:ascii="Courier New" w:hAnsi="Courier New"/>
                 <w:sz w:val="18"/>
               </w:rPr>
-              <w:t>G-08</w:t>
+              <w:t>G-05</w:t>
             </w:r>
             <w:r>
               <w:rPr>
@@ -7031,14 +7073,14 @@
                 <w:rFonts w:ascii="Courier New" w:hAnsi="Courier New"/>
                 <w:sz w:val="18"/>
               </w:rPr>
-              <w:t>G-11-1</w:t>
-            </w:r>
-            <w:r>
-              <w:rPr>
-                <w:color w:val="373737"/>
-                <w:sz w:val="18"/>
-              </w:rPr>
-              <w:t xml:space="preserve"> (2–4d) 🔬</w:t>
+              <w:t>G-10</w:t>
+            </w:r>
+            <w:r>
+              <w:rPr>
+                <w:color w:val="373737"/>
+                <w:sz w:val="18"/>
+              </w:rPr>
+              <w:t xml:space="preserve"> (2–4d)</w:t>
             </w:r>
           </w:p>
         </w:tc>
@@ -7085,14 +7127,14 @@
                 <w:rFonts w:ascii="Courier New" w:hAnsi="Courier New"/>
                 <w:sz w:val="18"/>
               </w:rPr>
-              <w:t>G-10</w:t>
-            </w:r>
-            <w:r>
-              <w:rPr>
-                <w:color w:val="373737"/>
-                <w:sz w:val="18"/>
-              </w:rPr>
-              <w:t xml:space="preserve"> (2–4d)</w:t>
+              <w:t>G-07</w:t>
+            </w:r>
+            <w:r>
+              <w:rPr>
+                <w:color w:val="373737"/>
+                <w:sz w:val="18"/>
+              </w:rPr>
+              <w:t xml:space="preserve"> (2–4d) 🔬</w:t>
             </w:r>
           </w:p>
         </w:tc>
@@ -7118,7 +7160,7 @@
                 <w:rFonts w:ascii="Courier New" w:hAnsi="Courier New"/>
                 <w:sz w:val="18"/>
               </w:rPr>
-              <w:t>G-13</w:t>
+              <w:t>G-11-2</w:t>
             </w:r>
             <w:r>
               <w:rPr>
@@ -7170,7 +7212,7 @@
                 <w:rFonts w:ascii="Courier New" w:hAnsi="Courier New"/>
                 <w:sz w:val="18"/>
               </w:rPr>
-              <w:t>G-11-2</w:t>
+              <w:t>G-09</w:t>
             </w:r>
             <w:r>
               <w:rPr>
@@ -7195,29 +7237,21 @@
                 <w:color w:val="373737"/>
                 <w:sz w:val="18"/>
               </w:rPr>
-              <w:t xml:space="preserve">🟢 </w:t>
+              <w:t xml:space="preserve">🟡 </w:t>
             </w:r>
             <w:r>
               <w:rPr>
                 <w:rFonts w:ascii="Courier New" w:hAnsi="Courier New"/>
                 <w:sz w:val="18"/>
               </w:rPr>
-              <w:t>B-10</w:t>
-            </w:r>
-            <w:r>
-              <w:rPr>
-                <w:color w:val="373737"/>
-                <w:sz w:val="18"/>
-              </w:rPr>
-              <w:t xml:space="preserve"> (1–2d) </w:t>
-            </w:r>
-            <w:r>
-              <w:rPr>
-                <w:i/>
-                <w:color w:val="373737"/>
-                <w:sz w:val="18"/>
-              </w:rPr>
-              <w:t>(grouped XS: +`B-11`)</w:t>
+              <w:t>G-15</w:t>
+            </w:r>
+            <w:r>
+              <w:rPr>
+                <w:color w:val="373737"/>
+                <w:sz w:val="18"/>
+              </w:rPr>
+              <w:t xml:space="preserve"> (2–4d)</w:t>
             </w:r>
           </w:p>
         </w:tc>
@@ -7264,14 +7298,14 @@
                 <w:rFonts w:ascii="Courier New" w:hAnsi="Courier New"/>
                 <w:sz w:val="18"/>
               </w:rPr>
-              <w:t>G-15</w:t>
-            </w:r>
-            <w:r>
-              <w:rPr>
-                <w:color w:val="373737"/>
-                <w:sz w:val="18"/>
-              </w:rPr>
-              <w:t xml:space="preserve"> (2–4d)</w:t>
+              <w:t>G-11-1</w:t>
+            </w:r>
+            <w:r>
+              <w:rPr>
+                <w:color w:val="373737"/>
+                <w:sz w:val="18"/>
+              </w:rPr>
+              <w:t xml:space="preserve"> (2–4d) 🔬</w:t>
             </w:r>
           </w:p>
         </w:tc>
@@ -7297,14 +7331,22 @@
                 <w:rFonts w:ascii="Courier New" w:hAnsi="Courier New"/>
                 <w:sz w:val="18"/>
               </w:rPr>
-              <w:t>D-18</w:t>
-            </w:r>
-            <w:r>
-              <w:rPr>
-                <w:color w:val="373737"/>
-                <w:sz w:val="18"/>
-              </w:rPr>
-              <w:t xml:space="preserve"> (1–2d)</w:t>
+              <w:t>B-10</w:t>
+            </w:r>
+            <w:r>
+              <w:rPr>
+                <w:color w:val="373737"/>
+                <w:sz w:val="18"/>
+              </w:rPr>
+              <w:t xml:space="preserve"> (1–2d) </w:t>
+            </w:r>
+            <w:r>
+              <w:rPr>
+                <w:i/>
+                <w:color w:val="373737"/>
+                <w:sz w:val="18"/>
+              </w:rPr>
+              <w:t>(grouped XS: +`B-11`)</w:t>
             </w:r>
           </w:p>
         </w:tc>
@@ -7342,21 +7384,21 @@
                 <w:color w:val="373737"/>
                 <w:sz w:val="18"/>
               </w:rPr>
-              <w:t xml:space="preserve">🟢 </w:t>
+              <w:t xml:space="preserve">🟡 </w:t>
             </w:r>
             <w:r>
               <w:rPr>
                 <w:rFonts w:ascii="Courier New" w:hAnsi="Courier New"/>
                 <w:sz w:val="18"/>
               </w:rPr>
-              <w:t>F-09</w:t>
-            </w:r>
-            <w:r>
-              <w:rPr>
-                <w:color w:val="373737"/>
-                <w:sz w:val="18"/>
-              </w:rPr>
-              <w:t xml:space="preserve"> (1–2d)</w:t>
+              <w:t>G-13</w:t>
+            </w:r>
+            <w:r>
+              <w:rPr>
+                <w:color w:val="373737"/>
+                <w:sz w:val="18"/>
+              </w:rPr>
+              <w:t xml:space="preserve"> (2–4d)</w:t>
             </w:r>
           </w:p>
         </w:tc>
@@ -7381,7 +7423,7 @@
                 <w:rFonts w:ascii="Courier New" w:hAnsi="Courier New"/>
                 <w:sz w:val="18"/>
               </w:rPr>
-              <w:t>F-11</w:t>
+              <w:t>F-09</w:t>
             </w:r>
             <w:r>
               <w:rPr>
@@ -7428,21 +7470,21 @@
                 <w:color w:val="373737"/>
                 <w:sz w:val="18"/>
               </w:rPr>
-              <w:t xml:space="preserve">🟢 </w:t>
+              <w:t xml:space="preserve">🟡 </w:t>
             </w:r>
             <w:r>
               <w:rPr>
                 <w:rFonts w:ascii="Courier New" w:hAnsi="Courier New"/>
                 <w:sz w:val="18"/>
               </w:rPr>
-              <w:t>F-12</w:t>
-            </w:r>
-            <w:r>
-              <w:rPr>
-                <w:color w:val="373737"/>
-                <w:sz w:val="18"/>
-              </w:rPr>
-              <w:t xml:space="preserve"> (1–2d)</w:t>
+              <w:t>G-17</w:t>
+            </w:r>
+            <w:r>
+              <w:rPr>
+                <w:color w:val="373737"/>
+                <w:sz w:val="18"/>
+              </w:rPr>
+              <w:t xml:space="preserve"> (2–4d)</w:t>
             </w:r>
           </w:p>
         </w:tc>
@@ -7468,6 +7510,201 @@
                 <w:rFonts w:ascii="Courier New" w:hAnsi="Courier New"/>
                 <w:sz w:val="18"/>
               </w:rPr>
+              <w:t>F-12</w:t>
+            </w:r>
+            <w:r>
+              <w:rPr>
+                <w:color w:val="373737"/>
+                <w:sz w:val="18"/>
+              </w:rPr>
+              <w:t xml:space="preserve"> (1–2d)</w:t>
+            </w:r>
+          </w:p>
+        </w:tc>
+      </w:tr>
+      <w:tr>
+        <w:tc>
+          <w:tcPr>
+            <w:tcW w:type="dxa" w:w="3419"/>
+            <w:vAlign w:val="top"/>
+          </w:tcPr>
+          <w:p>
+            <w:pPr>
+              <w:jc w:val="left"/>
+            </w:pPr>
+            <w:r>
+              <w:rPr>
+                <w:color w:val="373737"/>
+                <w:sz w:val="18"/>
+              </w:rPr>
+              <w:t>25</w:t>
+            </w:r>
+          </w:p>
+        </w:tc>
+        <w:tc>
+          <w:tcPr>
+            <w:tcW w:type="dxa" w:w="3419"/>
+            <w:vAlign w:val="top"/>
+          </w:tcPr>
+          <w:p>
+            <w:pPr>
+              <w:jc w:val="left"/>
+            </w:pPr>
+            <w:r>
+              <w:rPr>
+                <w:color w:val="373737"/>
+                <w:sz w:val="18"/>
+              </w:rPr>
+              <w:t xml:space="preserve">🟢 </w:t>
+            </w:r>
+            <w:r>
+              <w:rPr>
+                <w:rFonts w:ascii="Courier New" w:hAnsi="Courier New"/>
+                <w:sz w:val="18"/>
+              </w:rPr>
+              <w:t>D-18</w:t>
+            </w:r>
+            <w:r>
+              <w:rPr>
+                <w:color w:val="373737"/>
+                <w:sz w:val="18"/>
+              </w:rPr>
+              <w:t xml:space="preserve"> (1–2d)</w:t>
+            </w:r>
+          </w:p>
+        </w:tc>
+        <w:tc>
+          <w:tcPr>
+            <w:tcW w:type="dxa" w:w="3419"/>
+            <w:vAlign w:val="top"/>
+          </w:tcPr>
+          <w:p>
+            <w:pPr>
+              <w:jc w:val="left"/>
+            </w:pPr>
+            <w:r>
+              <w:rPr>
+                <w:color w:val="373737"/>
+                <w:sz w:val="18"/>
+              </w:rPr>
+              <w:t>—</w:t>
+            </w:r>
+          </w:p>
+        </w:tc>
+      </w:tr>
+      <w:tr>
+        <w:tc>
+          <w:tcPr>
+            <w:tcW w:type="dxa" w:w="3419"/>
+            <w:shd w:val="clear" w:color="auto" w:fill="F5F8FF"/>
+            <w:vAlign w:val="top"/>
+          </w:tcPr>
+          <w:p>
+            <w:pPr>
+              <w:jc w:val="left"/>
+            </w:pPr>
+            <w:r>
+              <w:rPr>
+                <w:color w:val="373737"/>
+                <w:sz w:val="18"/>
+              </w:rPr>
+              <w:t>26</w:t>
+            </w:r>
+          </w:p>
+        </w:tc>
+        <w:tc>
+          <w:tcPr>
+            <w:tcW w:type="dxa" w:w="3419"/>
+            <w:shd w:val="clear" w:color="auto" w:fill="F5F8FF"/>
+            <w:vAlign w:val="top"/>
+          </w:tcPr>
+          <w:p>
+            <w:pPr>
+              <w:jc w:val="left"/>
+            </w:pPr>
+            <w:r>
+              <w:rPr>
+                <w:color w:val="373737"/>
+                <w:sz w:val="18"/>
+              </w:rPr>
+              <w:t xml:space="preserve">🟢 </w:t>
+            </w:r>
+            <w:r>
+              <w:rPr>
+                <w:rFonts w:ascii="Courier New" w:hAnsi="Courier New"/>
+                <w:sz w:val="18"/>
+              </w:rPr>
+              <w:t>F-11</w:t>
+            </w:r>
+            <w:r>
+              <w:rPr>
+                <w:color w:val="373737"/>
+                <w:sz w:val="18"/>
+              </w:rPr>
+              <w:t xml:space="preserve"> (1–2d)</w:t>
+            </w:r>
+          </w:p>
+        </w:tc>
+        <w:tc>
+          <w:tcPr>
+            <w:tcW w:type="dxa" w:w="3419"/>
+            <w:shd w:val="clear" w:color="auto" w:fill="F5F8FF"/>
+            <w:vAlign w:val="top"/>
+          </w:tcPr>
+          <w:p>
+            <w:pPr>
+              <w:jc w:val="left"/>
+            </w:pPr>
+            <w:r>
+              <w:rPr>
+                <w:color w:val="373737"/>
+                <w:sz w:val="18"/>
+              </w:rPr>
+              <w:t>—</w:t>
+            </w:r>
+          </w:p>
+        </w:tc>
+      </w:tr>
+      <w:tr>
+        <w:tc>
+          <w:tcPr>
+            <w:tcW w:type="dxa" w:w="3419"/>
+            <w:vAlign w:val="top"/>
+          </w:tcPr>
+          <w:p>
+            <w:pPr>
+              <w:jc w:val="left"/>
+            </w:pPr>
+            <w:r>
+              <w:rPr>
+                <w:color w:val="373737"/>
+                <w:sz w:val="18"/>
+              </w:rPr>
+              <w:t>27</w:t>
+            </w:r>
+          </w:p>
+        </w:tc>
+        <w:tc>
+          <w:tcPr>
+            <w:tcW w:type="dxa" w:w="3419"/>
+            <w:vAlign w:val="top"/>
+          </w:tcPr>
+          <w:p>
+            <w:pPr>
+              <w:jc w:val="left"/>
+            </w:pPr>
+            <w:r>
+              <w:rPr>
+                <w:color w:val="373737"/>
+                <w:sz w:val="18"/>
+              </w:rPr>
+              <w:t xml:space="preserve">🟢 </w:t>
+            </w:r>
+            <w:r>
+              <w:rPr>
+                <w:rFonts w:ascii="Courier New" w:hAnsi="Courier New"/>
+                <w:sz w:val="18"/>
+              </w:rPr>
               <w:t>G-12</w:t>
             </w:r>
             <w:r>
@@ -7484,6 +7721,24 @@
                 <w:sz w:val="18"/>
               </w:rPr>
               <w:t>(grouped XS: +`G-14`)</w:t>
+            </w:r>
+          </w:p>
+        </w:tc>
+        <w:tc>
+          <w:tcPr>
+            <w:tcW w:type="dxa" w:w="3419"/>
+            <w:vAlign w:val="top"/>
+          </w:tcPr>
+          <w:p>
+            <w:pPr>
+              <w:jc w:val="left"/>
+            </w:pPr>
+            <w:r>
+              <w:rPr>
+                <w:color w:val="373737"/>
+                <w:sz w:val="18"/>
+              </w:rPr>
+              <w:t>—</w:t>
             </w:r>
           </w:p>
         </w:tc>
@@ -7570,6 +7825,20 @@
           <w:rFonts w:ascii="Courier New" w:hAnsi="Courier New"/>
           <w:sz w:val="19"/>
         </w:rPr>
+        <w:t>F-13</w:t>
+      </w:r>
+      <w:r>
+        <w:rPr>
+          <w:color w:val="373737"/>
+          <w:sz w:val="19"/>
+        </w:rPr>
+        <w:t xml:space="preserve"> → </w:t>
+      </w:r>
+      <w:r>
+        <w:rPr>
+          <w:rFonts w:ascii="Courier New" w:hAnsi="Courier New"/>
+          <w:sz w:val="19"/>
+        </w:rPr>
         <w:t>E-02</w:t>
       </w:r>
       <w:r>
@@ -7585,6 +7854,371 @@
           <w:sz w:val="19"/>
         </w:rPr>
         <w:t>G-16</w:t>
+      </w:r>
+      <w:r>
+        <w:rPr>
+          <w:color w:val="373737"/>
+          <w:sz w:val="19"/>
+        </w:rPr>
+        <w:t xml:space="preserve"> → </w:t>
+      </w:r>
+      <w:r>
+        <w:rPr>
+          <w:rFonts w:ascii="Courier New" w:hAnsi="Courier New"/>
+          <w:sz w:val="19"/>
+        </w:rPr>
+        <w:t>F-03</w:t>
+      </w:r>
+      <w:r>
+        <w:rPr>
+          <w:color w:val="373737"/>
+          <w:sz w:val="19"/>
+        </w:rPr>
+        <w:t xml:space="preserve"> → </w:t>
+      </w:r>
+      <w:r>
+        <w:rPr>
+          <w:rFonts w:ascii="Courier New" w:hAnsi="Courier New"/>
+          <w:sz w:val="19"/>
+        </w:rPr>
+        <w:t>F-05</w:t>
+      </w:r>
+      <w:r>
+        <w:rPr>
+          <w:color w:val="373737"/>
+          <w:sz w:val="19"/>
+        </w:rPr>
+        <w:t xml:space="preserve"> → </w:t>
+      </w:r>
+      <w:r>
+        <w:rPr>
+          <w:rFonts w:ascii="Courier New" w:hAnsi="Courier New"/>
+          <w:sz w:val="19"/>
+        </w:rPr>
+        <w:t>F-14</w:t>
+      </w:r>
+      <w:r>
+        <w:rPr>
+          <w:color w:val="373737"/>
+          <w:sz w:val="19"/>
+        </w:rPr>
+        <w:t xml:space="preserve"> → </w:t>
+      </w:r>
+      <w:r>
+        <w:rPr>
+          <w:rFonts w:ascii="Courier New" w:hAnsi="Courier New"/>
+          <w:sz w:val="19"/>
+        </w:rPr>
+        <w:t>B-02</w:t>
+      </w:r>
+      <w:r>
+        <w:rPr>
+          <w:color w:val="373737"/>
+          <w:sz w:val="19"/>
+        </w:rPr>
+        <w:t xml:space="preserve"> → </w:t>
+      </w:r>
+      <w:r>
+        <w:rPr>
+          <w:rFonts w:ascii="Courier New" w:hAnsi="Courier New"/>
+          <w:sz w:val="19"/>
+        </w:rPr>
+        <w:t>C-02</w:t>
+      </w:r>
+      <w:r>
+        <w:rPr>
+          <w:color w:val="373737"/>
+          <w:sz w:val="19"/>
+        </w:rPr>
+        <w:t xml:space="preserve"> → </w:t>
+      </w:r>
+      <w:r>
+        <w:rPr>
+          <w:rFonts w:ascii="Courier New" w:hAnsi="Courier New"/>
+          <w:sz w:val="19"/>
+        </w:rPr>
+        <w:t>C-04</w:t>
+      </w:r>
+      <w:r>
+        <w:rPr>
+          <w:color w:val="373737"/>
+          <w:sz w:val="19"/>
+        </w:rPr>
+        <w:t xml:space="preserve"> → </w:t>
+      </w:r>
+      <w:r>
+        <w:rPr>
+          <w:rFonts w:ascii="Courier New" w:hAnsi="Courier New"/>
+          <w:sz w:val="19"/>
+        </w:rPr>
+        <w:t>D-01</w:t>
+      </w:r>
+      <w:r>
+        <w:rPr>
+          <w:color w:val="373737"/>
+          <w:sz w:val="19"/>
+        </w:rPr>
+        <w:t xml:space="preserve"> → </w:t>
+      </w:r>
+      <w:r>
+        <w:rPr>
+          <w:rFonts w:ascii="Courier New" w:hAnsi="Courier New"/>
+          <w:sz w:val="19"/>
+        </w:rPr>
+        <w:t>D-03</w:t>
+      </w:r>
+      <w:r>
+        <w:rPr>
+          <w:color w:val="373737"/>
+          <w:sz w:val="19"/>
+        </w:rPr>
+        <w:t xml:space="preserve"> → </w:t>
+      </w:r>
+      <w:r>
+        <w:rPr>
+          <w:rFonts w:ascii="Courier New" w:hAnsi="Courier New"/>
+          <w:sz w:val="19"/>
+        </w:rPr>
+        <w:t>D-05</w:t>
+      </w:r>
+      <w:r>
+        <w:rPr>
+          <w:color w:val="373737"/>
+          <w:sz w:val="19"/>
+        </w:rPr>
+        <w:t xml:space="preserve"> → </w:t>
+      </w:r>
+      <w:r>
+        <w:rPr>
+          <w:rFonts w:ascii="Courier New" w:hAnsi="Courier New"/>
+          <w:sz w:val="19"/>
+        </w:rPr>
+        <w:t>D-10</w:t>
+      </w:r>
+      <w:r>
+        <w:rPr>
+          <w:color w:val="373737"/>
+          <w:sz w:val="19"/>
+        </w:rPr>
+        <w:t xml:space="preserve"> → </w:t>
+      </w:r>
+      <w:r>
+        <w:rPr>
+          <w:rFonts w:ascii="Courier New" w:hAnsi="Courier New"/>
+          <w:sz w:val="19"/>
+        </w:rPr>
+        <w:t>F-10</w:t>
+      </w:r>
+      <w:r>
+        <w:rPr>
+          <w:color w:val="373737"/>
+          <w:sz w:val="19"/>
+        </w:rPr>
+        <w:t xml:space="preserve"> → </w:t>
+      </w:r>
+      <w:r>
+        <w:rPr>
+          <w:rFonts w:ascii="Courier New" w:hAnsi="Courier New"/>
+          <w:sz w:val="19"/>
+        </w:rPr>
+        <w:t>G-05</w:t>
+      </w:r>
+      <w:r>
+        <w:rPr>
+          <w:color w:val="373737"/>
+          <w:sz w:val="19"/>
+        </w:rPr>
+        <w:t xml:space="preserve"> → </w:t>
+      </w:r>
+      <w:r>
+        <w:rPr>
+          <w:rFonts w:ascii="Courier New" w:hAnsi="Courier New"/>
+          <w:sz w:val="19"/>
+        </w:rPr>
+        <w:t>G-07</w:t>
+      </w:r>
+      <w:r>
+        <w:rPr>
+          <w:color w:val="373737"/>
+          <w:sz w:val="19"/>
+        </w:rPr>
+        <w:t xml:space="preserve"> → </w:t>
+      </w:r>
+      <w:r>
+        <w:rPr>
+          <w:rFonts w:ascii="Courier New" w:hAnsi="Courier New"/>
+          <w:sz w:val="19"/>
+        </w:rPr>
+        <w:t>G-09</w:t>
+      </w:r>
+      <w:r>
+        <w:rPr>
+          <w:color w:val="373737"/>
+          <w:sz w:val="19"/>
+        </w:rPr>
+        <w:t xml:space="preserve"> → </w:t>
+      </w:r>
+      <w:r>
+        <w:rPr>
+          <w:rFonts w:ascii="Courier New" w:hAnsi="Courier New"/>
+          <w:sz w:val="19"/>
+        </w:rPr>
+        <w:t>G-11-1</w:t>
+      </w:r>
+      <w:r>
+        <w:rPr>
+          <w:color w:val="373737"/>
+          <w:sz w:val="19"/>
+        </w:rPr>
+        <w:t xml:space="preserve"> → </w:t>
+      </w:r>
+      <w:r>
+        <w:rPr>
+          <w:rFonts w:ascii="Courier New" w:hAnsi="Courier New"/>
+          <w:sz w:val="19"/>
+        </w:rPr>
+        <w:t>G-13</w:t>
+      </w:r>
+      <w:r>
+        <w:rPr>
+          <w:color w:val="373737"/>
+          <w:sz w:val="19"/>
+        </w:rPr>
+        <w:t xml:space="preserve"> → </w:t>
+      </w:r>
+      <w:r>
+        <w:rPr>
+          <w:rFonts w:ascii="Courier New" w:hAnsi="Courier New"/>
+          <w:sz w:val="19"/>
+        </w:rPr>
+        <w:t>G-17</w:t>
+      </w:r>
+      <w:r>
+        <w:rPr>
+          <w:color w:val="373737"/>
+          <w:sz w:val="19"/>
+        </w:rPr>
+        <w:t xml:space="preserve"> → </w:t>
+      </w:r>
+      <w:r>
+        <w:rPr>
+          <w:rFonts w:ascii="Courier New" w:hAnsi="Courier New"/>
+          <w:sz w:val="19"/>
+        </w:rPr>
+        <w:t>D-18</w:t>
+      </w:r>
+      <w:r>
+        <w:rPr>
+          <w:color w:val="373737"/>
+          <w:sz w:val="19"/>
+        </w:rPr>
+        <w:t xml:space="preserve"> → </w:t>
+      </w:r>
+      <w:r>
+        <w:rPr>
+          <w:rFonts w:ascii="Courier New" w:hAnsi="Courier New"/>
+          <w:sz w:val="19"/>
+        </w:rPr>
+        <w:t>F-11</w:t>
+      </w:r>
+      <w:r>
+        <w:rPr>
+          <w:color w:val="373737"/>
+          <w:sz w:val="19"/>
+        </w:rPr>
+        <w:t xml:space="preserve"> → </w:t>
+      </w:r>
+      <w:r>
+        <w:rPr>
+          <w:rFonts w:ascii="Courier New" w:hAnsi="Courier New"/>
+          <w:sz w:val="19"/>
+        </w:rPr>
+        <w:t>G-12</w:t>
+      </w:r>
+      <w:r>
+        <w:rPr>
+          <w:color w:val="373737"/>
+          <w:sz w:val="19"/>
+        </w:rPr>
+        <w:t>&lt;br&gt;</w:t>
+      </w:r>
+      <w:r>
+        <w:rPr>
+          <w:b/>
+          <w:color w:val="373737"/>
+          <w:sz w:val="19"/>
+        </w:rPr>
+        <w:t>BE-2:</w:t>
+      </w:r>
+      <w:r>
+        <w:rPr>
+          <w:color w:val="373737"/>
+          <w:sz w:val="19"/>
+        </w:rPr>
+        <w:t xml:space="preserve"> </w:t>
+      </w:r>
+      <w:r>
+        <w:rPr>
+          <w:rFonts w:ascii="Courier New" w:hAnsi="Courier New"/>
+          <w:sz w:val="19"/>
+        </w:rPr>
+        <w:t>E-01</w:t>
+      </w:r>
+      <w:r>
+        <w:rPr>
+          <w:color w:val="373737"/>
+          <w:sz w:val="19"/>
+        </w:rPr>
+        <w:t xml:space="preserve"> → </w:t>
+      </w:r>
+      <w:r>
+        <w:rPr>
+          <w:rFonts w:ascii="Courier New" w:hAnsi="Courier New"/>
+          <w:sz w:val="19"/>
+        </w:rPr>
+        <w:t>G-02</w:t>
+      </w:r>
+      <w:r>
+        <w:rPr>
+          <w:color w:val="373737"/>
+          <w:sz w:val="19"/>
+        </w:rPr>
+        <w:t xml:space="preserve"> → </w:t>
+      </w:r>
+      <w:r>
+        <w:rPr>
+          <w:rFonts w:ascii="Courier New" w:hAnsi="Courier New"/>
+          <w:sz w:val="19"/>
+        </w:rPr>
+        <w:t>E-04</w:t>
+      </w:r>
+      <w:r>
+        <w:rPr>
+          <w:color w:val="373737"/>
+          <w:sz w:val="19"/>
+        </w:rPr>
+        <w:t xml:space="preserve"> → </w:t>
+      </w:r>
+      <w:r>
+        <w:rPr>
+          <w:rFonts w:ascii="Courier New" w:hAnsi="Courier New"/>
+          <w:sz w:val="19"/>
+        </w:rPr>
+        <w:t>G-03</w:t>
+      </w:r>
+      <w:r>
+        <w:rPr>
+          <w:color w:val="373737"/>
+          <w:sz w:val="19"/>
+        </w:rPr>
+        <w:t xml:space="preserve"> → </w:t>
+      </w:r>
+      <w:r>
+        <w:rPr>
+          <w:rFonts w:ascii="Courier New" w:hAnsi="Courier New"/>
+          <w:sz w:val="19"/>
+        </w:rPr>
+        <w:t>F-01</w:t>
       </w:r>
       <w:r>
         <w:rPr>
@@ -7822,6 +8456,20 @@
           <w:rFonts w:ascii="Courier New" w:hAnsi="Courier New"/>
           <w:sz w:val="19"/>
         </w:rPr>
+        <w:t>B-10</w:t>
+      </w:r>
+      <w:r>
+        <w:rPr>
+          <w:color w:val="373737"/>
+          <w:sz w:val="19"/>
+        </w:rPr>
+        <w:t xml:space="preserve"> → </w:t>
+      </w:r>
+      <w:r>
+        <w:rPr>
+          <w:rFonts w:ascii="Courier New" w:hAnsi="Courier New"/>
+          <w:sz w:val="19"/>
+        </w:rPr>
         <w:t>F-09</w:t>
       </w:r>
       <w:r>
@@ -7837,357 +8485,6 @@
           <w:sz w:val="19"/>
         </w:rPr>
         <w:t>F-12</w:t>
-      </w:r>
-      <w:r>
-        <w:rPr>
-          <w:color w:val="373737"/>
-          <w:sz w:val="19"/>
-        </w:rPr>
-        <w:t>&lt;br&gt;</w:t>
-      </w:r>
-      <w:r>
-        <w:rPr>
-          <w:b/>
-          <w:color w:val="373737"/>
-          <w:sz w:val="19"/>
-        </w:rPr>
-        <w:t>BE-2:</w:t>
-      </w:r>
-      <w:r>
-        <w:rPr>
-          <w:color w:val="373737"/>
-          <w:sz w:val="19"/>
-        </w:rPr>
-        <w:t xml:space="preserve"> </w:t>
-      </w:r>
-      <w:r>
-        <w:rPr>
-          <w:rFonts w:ascii="Courier New" w:hAnsi="Courier New"/>
-          <w:sz w:val="19"/>
-        </w:rPr>
-        <w:t>E-01</w:t>
-      </w:r>
-      <w:r>
-        <w:rPr>
-          <w:color w:val="373737"/>
-          <w:sz w:val="19"/>
-        </w:rPr>
-        <w:t xml:space="preserve"> → </w:t>
-      </w:r>
-      <w:r>
-        <w:rPr>
-          <w:rFonts w:ascii="Courier New" w:hAnsi="Courier New"/>
-          <w:sz w:val="19"/>
-        </w:rPr>
-        <w:t>G-02</w:t>
-      </w:r>
-      <w:r>
-        <w:rPr>
-          <w:color w:val="373737"/>
-          <w:sz w:val="19"/>
-        </w:rPr>
-        <w:t xml:space="preserve"> → </w:t>
-      </w:r>
-      <w:r>
-        <w:rPr>
-          <w:rFonts w:ascii="Courier New" w:hAnsi="Courier New"/>
-          <w:sz w:val="19"/>
-        </w:rPr>
-        <w:t>E-04</w:t>
-      </w:r>
-      <w:r>
-        <w:rPr>
-          <w:color w:val="373737"/>
-          <w:sz w:val="19"/>
-        </w:rPr>
-        <w:t xml:space="preserve"> → </w:t>
-      </w:r>
-      <w:r>
-        <w:rPr>
-          <w:rFonts w:ascii="Courier New" w:hAnsi="Courier New"/>
-          <w:sz w:val="19"/>
-        </w:rPr>
-        <w:t>G-03</w:t>
-      </w:r>
-      <w:r>
-        <w:rPr>
-          <w:color w:val="373737"/>
-          <w:sz w:val="19"/>
-        </w:rPr>
-        <w:t xml:space="preserve"> → </w:t>
-      </w:r>
-      <w:r>
-        <w:rPr>
-          <w:rFonts w:ascii="Courier New" w:hAnsi="Courier New"/>
-          <w:sz w:val="19"/>
-        </w:rPr>
-        <w:t>F-01</w:t>
-      </w:r>
-      <w:r>
-        <w:rPr>
-          <w:color w:val="373737"/>
-          <w:sz w:val="19"/>
-        </w:rPr>
-        <w:t xml:space="preserve"> → </w:t>
-      </w:r>
-      <w:r>
-        <w:rPr>
-          <w:rFonts w:ascii="Courier New" w:hAnsi="Courier New"/>
-          <w:sz w:val="19"/>
-        </w:rPr>
-        <w:t>F-03</w:t>
-      </w:r>
-      <w:r>
-        <w:rPr>
-          <w:color w:val="373737"/>
-          <w:sz w:val="19"/>
-        </w:rPr>
-        <w:t xml:space="preserve"> → </w:t>
-      </w:r>
-      <w:r>
-        <w:rPr>
-          <w:rFonts w:ascii="Courier New" w:hAnsi="Courier New"/>
-          <w:sz w:val="19"/>
-        </w:rPr>
-        <w:t>F-05</w:t>
-      </w:r>
-      <w:r>
-        <w:rPr>
-          <w:color w:val="373737"/>
-          <w:sz w:val="19"/>
-        </w:rPr>
-        <w:t xml:space="preserve"> → </w:t>
-      </w:r>
-      <w:r>
-        <w:rPr>
-          <w:rFonts w:ascii="Courier New" w:hAnsi="Courier New"/>
-          <w:sz w:val="19"/>
-        </w:rPr>
-        <w:t>B-02</w:t>
-      </w:r>
-      <w:r>
-        <w:rPr>
-          <w:color w:val="373737"/>
-          <w:sz w:val="19"/>
-        </w:rPr>
-        <w:t xml:space="preserve"> → </w:t>
-      </w:r>
-      <w:r>
-        <w:rPr>
-          <w:rFonts w:ascii="Courier New" w:hAnsi="Courier New"/>
-          <w:sz w:val="19"/>
-        </w:rPr>
-        <w:t>C-02</w:t>
-      </w:r>
-      <w:r>
-        <w:rPr>
-          <w:color w:val="373737"/>
-          <w:sz w:val="19"/>
-        </w:rPr>
-        <w:t xml:space="preserve"> → </w:t>
-      </w:r>
-      <w:r>
-        <w:rPr>
-          <w:rFonts w:ascii="Courier New" w:hAnsi="Courier New"/>
-          <w:sz w:val="19"/>
-        </w:rPr>
-        <w:t>C-04</w:t>
-      </w:r>
-      <w:r>
-        <w:rPr>
-          <w:color w:val="373737"/>
-          <w:sz w:val="19"/>
-        </w:rPr>
-        <w:t xml:space="preserve"> → </w:t>
-      </w:r>
-      <w:r>
-        <w:rPr>
-          <w:rFonts w:ascii="Courier New" w:hAnsi="Courier New"/>
-          <w:sz w:val="19"/>
-        </w:rPr>
-        <w:t>D-01</w:t>
-      </w:r>
-      <w:r>
-        <w:rPr>
-          <w:color w:val="373737"/>
-          <w:sz w:val="19"/>
-        </w:rPr>
-        <w:t xml:space="preserve"> → </w:t>
-      </w:r>
-      <w:r>
-        <w:rPr>
-          <w:rFonts w:ascii="Courier New" w:hAnsi="Courier New"/>
-          <w:sz w:val="19"/>
-        </w:rPr>
-        <w:t>D-03</w:t>
-      </w:r>
-      <w:r>
-        <w:rPr>
-          <w:color w:val="373737"/>
-          <w:sz w:val="19"/>
-        </w:rPr>
-        <w:t xml:space="preserve"> → </w:t>
-      </w:r>
-      <w:r>
-        <w:rPr>
-          <w:rFonts w:ascii="Courier New" w:hAnsi="Courier New"/>
-          <w:sz w:val="19"/>
-        </w:rPr>
-        <w:t>D-05</w:t>
-      </w:r>
-      <w:r>
-        <w:rPr>
-          <w:color w:val="373737"/>
-          <w:sz w:val="19"/>
-        </w:rPr>
-        <w:t xml:space="preserve"> → </w:t>
-      </w:r>
-      <w:r>
-        <w:rPr>
-          <w:rFonts w:ascii="Courier New" w:hAnsi="Courier New"/>
-          <w:sz w:val="19"/>
-        </w:rPr>
-        <w:t>D-10</w:t>
-      </w:r>
-      <w:r>
-        <w:rPr>
-          <w:color w:val="373737"/>
-          <w:sz w:val="19"/>
-        </w:rPr>
-        <w:t xml:space="preserve"> → </w:t>
-      </w:r>
-      <w:r>
-        <w:rPr>
-          <w:rFonts w:ascii="Courier New" w:hAnsi="Courier New"/>
-          <w:sz w:val="19"/>
-        </w:rPr>
-        <w:t>F-10</w:t>
-      </w:r>
-      <w:r>
-        <w:rPr>
-          <w:color w:val="373737"/>
-          <w:sz w:val="19"/>
-        </w:rPr>
-        <w:t xml:space="preserve"> → </w:t>
-      </w:r>
-      <w:r>
-        <w:rPr>
-          <w:rFonts w:ascii="Courier New" w:hAnsi="Courier New"/>
-          <w:sz w:val="19"/>
-        </w:rPr>
-        <w:t>G-05</w:t>
-      </w:r>
-      <w:r>
-        <w:rPr>
-          <w:color w:val="373737"/>
-          <w:sz w:val="19"/>
-        </w:rPr>
-        <w:t xml:space="preserve"> → </w:t>
-      </w:r>
-      <w:r>
-        <w:rPr>
-          <w:rFonts w:ascii="Courier New" w:hAnsi="Courier New"/>
-          <w:sz w:val="19"/>
-        </w:rPr>
-        <w:t>G-07</w:t>
-      </w:r>
-      <w:r>
-        <w:rPr>
-          <w:color w:val="373737"/>
-          <w:sz w:val="19"/>
-        </w:rPr>
-        <w:t xml:space="preserve"> → </w:t>
-      </w:r>
-      <w:r>
-        <w:rPr>
-          <w:rFonts w:ascii="Courier New" w:hAnsi="Courier New"/>
-          <w:sz w:val="19"/>
-        </w:rPr>
-        <w:t>G-09</w:t>
-      </w:r>
-      <w:r>
-        <w:rPr>
-          <w:color w:val="373737"/>
-          <w:sz w:val="19"/>
-        </w:rPr>
-        <w:t xml:space="preserve"> → </w:t>
-      </w:r>
-      <w:r>
-        <w:rPr>
-          <w:rFonts w:ascii="Courier New" w:hAnsi="Courier New"/>
-          <w:sz w:val="19"/>
-        </w:rPr>
-        <w:t>G-11-1</w:t>
-      </w:r>
-      <w:r>
-        <w:rPr>
-          <w:color w:val="373737"/>
-          <w:sz w:val="19"/>
-        </w:rPr>
-        <w:t xml:space="preserve"> → </w:t>
-      </w:r>
-      <w:r>
-        <w:rPr>
-          <w:rFonts w:ascii="Courier New" w:hAnsi="Courier New"/>
-          <w:sz w:val="19"/>
-        </w:rPr>
-        <w:t>G-13</w:t>
-      </w:r>
-      <w:r>
-        <w:rPr>
-          <w:color w:val="373737"/>
-          <w:sz w:val="19"/>
-        </w:rPr>
-        <w:t xml:space="preserve"> → </w:t>
-      </w:r>
-      <w:r>
-        <w:rPr>
-          <w:rFonts w:ascii="Courier New" w:hAnsi="Courier New"/>
-          <w:sz w:val="19"/>
-        </w:rPr>
-        <w:t>B-10</w:t>
-      </w:r>
-      <w:r>
-        <w:rPr>
-          <w:color w:val="373737"/>
-          <w:sz w:val="19"/>
-        </w:rPr>
-        <w:t xml:space="preserve"> → </w:t>
-      </w:r>
-      <w:r>
-        <w:rPr>
-          <w:rFonts w:ascii="Courier New" w:hAnsi="Courier New"/>
-          <w:sz w:val="19"/>
-        </w:rPr>
-        <w:t>D-18</w:t>
-      </w:r>
-      <w:r>
-        <w:rPr>
-          <w:color w:val="373737"/>
-          <w:sz w:val="19"/>
-        </w:rPr>
-        <w:t xml:space="preserve"> → </w:t>
-      </w:r>
-      <w:r>
-        <w:rPr>
-          <w:rFonts w:ascii="Courier New" w:hAnsi="Courier New"/>
-          <w:sz w:val="19"/>
-        </w:rPr>
-        <w:t>F-11</w:t>
-      </w:r>
-      <w:r>
-        <w:rPr>
-          <w:color w:val="373737"/>
-          <w:sz w:val="19"/>
-        </w:rPr>
-        <w:t xml:space="preserve"> → </w:t>
-      </w:r>
-      <w:r>
-        <w:rPr>
-          <w:rFonts w:ascii="Courier New" w:hAnsi="Courier New"/>
-          <w:sz w:val="19"/>
-        </w:rPr>
-        <w:t>G-12</w:t>
       </w:r>
     </w:p>
     <w:p>
@@ -8207,7 +8504,7 @@
           <w:color w:val="373737"/>
           <w:sz w:val="19"/>
         </w:rPr>
-        <w:t xml:space="preserve"> ~88 working days with 2 engineers vs ~174 days sequential.</w:t>
+        <w:t xml:space="preserve"> ~92 working days with 2 engineers vs ~182 days sequential.</w:t>
       </w:r>
     </w:p>
     <w:p>
@@ -15409,7 +15706,7 @@
           <w:color w:val="4A0F7A"/>
           <w:sz w:val="22"/>
         </w:rPr>
-        <w:t>🔗 Phase F — Federation &amp; Stitching  (10 stories)</w:t>
+        <w:t>🔗 Phase F — Federation &amp; Stitching  (12 stories)</w:t>
       </w:r>
     </w:p>
     <w:tbl>
@@ -17320,7 +17617,7 @@
                 <w:color w:val="444444"/>
                 <w:sz w:val="17"/>
               </w:rPr>
-              <w:t>—</w:t>
+              <w:t>F-13, F-14</w:t>
             </w:r>
           </w:p>
         </w:tc>
@@ -17420,6 +17717,158 @@
                 <w:sz w:val="17"/>
               </w:rPr>
               <w:t>cross-subgraph smoke test passes</w:t>
+            </w:r>
+          </w:p>
+          <w:p>
+            <w:pPr>
+              <w:spacing w:after="20"/>
+              <w:ind w:left="173"/>
+            </w:pPr>
+            <w:r>
+              <w:rPr>
+                <w:color w:val="444444"/>
+                <w:sz w:val="17"/>
+              </w:rPr>
+              <w:t xml:space="preserve">• </w:t>
+            </w:r>
+            <w:r>
+              <w:rPr>
+                <w:color w:val="373737"/>
+                <w:sz w:val="17"/>
+              </w:rPr>
+              <w:t xml:space="preserve">composition runs as a CI gate on every schema change (not a one-off) and fails on any </w:t>
+            </w:r>
+            <w:r>
+              <w:rPr>
+                <w:rFonts w:ascii="Courier New" w:hAnsi="Courier New"/>
+                <w:sz w:val="17"/>
+              </w:rPr>
+              <w:t>@key</w:t>
+            </w:r>
+            <w:r>
+              <w:rPr>
+                <w:color w:val="373737"/>
+                <w:sz w:val="17"/>
+              </w:rPr>
+              <w:t>/type-name mismatch between subgraphs (regression guard for federation-review/03 §R1–R5)</w:t>
+            </w:r>
+          </w:p>
+          <w:p>
+            <w:pPr>
+              <w:spacing w:after="20"/>
+              <w:ind w:left="173"/>
+            </w:pPr>
+            <w:r>
+              <w:rPr>
+                <w:color w:val="444444"/>
+                <w:sz w:val="17"/>
+              </w:rPr>
+              <w:t xml:space="preserve">• </w:t>
+            </w:r>
+            <w:r>
+              <w:rPr>
+                <w:color w:val="373737"/>
+                <w:sz w:val="17"/>
+              </w:rPr>
+              <w:t xml:space="preserve">zero remaining contract mismatches: </w:t>
+            </w:r>
+            <w:r>
+              <w:rPr>
+                <w:rFonts w:ascii="Courier New" w:hAnsi="Courier New"/>
+                <w:sz w:val="17"/>
+              </w:rPr>
+              <w:t>VMM_BusinessPartner</w:t>
+            </w:r>
+            <w:r>
+              <w:rPr>
+                <w:color w:val="373737"/>
+                <w:sz w:val="17"/>
+              </w:rPr>
+              <w:t>/</w:t>
+            </w:r>
+            <w:r>
+              <w:rPr>
+                <w:rFonts w:ascii="Courier New" w:hAnsi="Courier New"/>
+                <w:sz w:val="17"/>
+              </w:rPr>
+              <w:t>VMM_Brand</w:t>
+            </w:r>
+            <w:r>
+              <w:rPr>
+                <w:color w:val="373737"/>
+                <w:sz w:val="17"/>
+              </w:rPr>
+              <w:t xml:space="preserve"> keyed </w:t>
+            </w:r>
+            <w:r>
+              <w:rPr>
+                <w:rFonts w:ascii="Courier New" w:hAnsi="Courier New"/>
+                <w:sz w:val="17"/>
+              </w:rPr>
+              <w:t>id</w:t>
+            </w:r>
+            <w:r>
+              <w:rPr>
+                <w:color w:val="373737"/>
+                <w:sz w:val="17"/>
+              </w:rPr>
+              <w:t xml:space="preserve">; every entity keyed </w:t>
+            </w:r>
+            <w:r>
+              <w:rPr>
+                <w:rFonts w:ascii="Courier New" w:hAnsi="Courier New"/>
+                <w:sz w:val="17"/>
+              </w:rPr>
+              <w:t>id</w:t>
+            </w:r>
+            <w:r>
+              <w:rPr>
+                <w:color w:val="373737"/>
+                <w:sz w:val="17"/>
+              </w:rPr>
+              <w:t xml:space="preserve"> (Claims/Packaging/Watchlist/Dieline synthesize </w:t>
+            </w:r>
+            <w:r>
+              <w:rPr>
+                <w:rFonts w:ascii="Courier New" w:hAnsi="Courier New"/>
+                <w:sz w:val="17"/>
+              </w:rPr>
+              <w:t>id</w:t>
+            </w:r>
+            <w:r>
+              <w:rPr>
+                <w:color w:val="373737"/>
+                <w:sz w:val="17"/>
+              </w:rPr>
+              <w:t xml:space="preserve"> from humanId — program decision 2026-07-17); </w:t>
+            </w:r>
+            <w:r>
+              <w:rPr>
+                <w:rFonts w:ascii="Courier New" w:hAnsi="Courier New"/>
+                <w:sz w:val="17"/>
+              </w:rPr>
+              <w:t>ProductDetails</w:t>
+            </w:r>
+            <w:r>
+              <w:rPr>
+                <w:color w:val="373737"/>
+                <w:sz w:val="17"/>
+              </w:rPr>
+              <w:t>/</w:t>
+            </w:r>
+            <w:r>
+              <w:rPr>
+                <w:rFonts w:ascii="Courier New" w:hAnsi="Courier New"/>
+                <w:sz w:val="17"/>
+              </w:rPr>
+              <w:t>MeasurementPaged</w:t>
+            </w:r>
+            <w:r>
+              <w:rPr>
+                <w:color w:val="373737"/>
+                <w:sz w:val="17"/>
+              </w:rPr>
+              <w:t xml:space="preserve"> names aligned</w:t>
             </w:r>
           </w:p>
         </w:tc>
@@ -17781,6 +18230,679 @@
                 <w:sz w:val="17"/>
               </w:rPr>
               <w:t>decision implemented</w:t>
+            </w:r>
+          </w:p>
+        </w:tc>
+      </w:tr>
+      <w:tr>
+        <w:tc>
+          <w:tcPr>
+            <w:tcW w:w="2448" w:type="dxa"/>
+          </w:tcPr>
+          <w:p>
+            <w:pPr>
+              <w:spacing w:after="20"/>
+            </w:pPr>
+            <w:r>
+              <w:rPr>
+                <w:sz w:val="18"/>
+              </w:rPr>
+              <w:t xml:space="preserve">🔸 </w:t>
+            </w:r>
+            <w:r>
+              <w:rPr>
+                <w:rFonts w:ascii="Courier New" w:hAnsi="Courier New"/>
+                <w:b/>
+                <w:color w:val="1F497D"/>
+                <w:sz w:val="17"/>
+              </w:rPr>
+              <w:t>PRODUCT-BE-F-13</w:t>
+            </w:r>
+          </w:p>
+          <w:p>
+            <w:pPr>
+              <w:spacing w:after="20"/>
+            </w:pPr>
+            <w:r>
+              <w:rPr>
+                <w:rFonts w:ascii="Courier New" w:hAnsi="Courier New"/>
+                <w:sz w:val="17"/>
+              </w:rPr>
+              <w:t>Product</w:t>
+            </w:r>
+            <w:r>
+              <w:rPr>
+                <w:color w:val="373737"/>
+                <w:sz w:val="17"/>
+              </w:rPr>
+              <w:t xml:space="preserve"> entity fetcher (</w:t>
+            </w:r>
+            <w:r>
+              <w:rPr>
+                <w:rFonts w:ascii="Courier New" w:hAnsi="Courier New"/>
+                <w:sz w:val="17"/>
+              </w:rPr>
+              <w:t>@DgsEntityFetcher</w:t>
+            </w:r>
+            <w:r>
+              <w:rPr>
+                <w:color w:val="373737"/>
+                <w:sz w:val="17"/>
+              </w:rPr>
+              <w:t>) for cross-subgraph references</w:t>
+            </w:r>
+          </w:p>
+        </w:tc>
+        <w:tc>
+          <w:tcPr>
+            <w:tcW w:w="1152" w:type="dxa"/>
+          </w:tcPr>
+          <w:p>
+            <w:pPr>
+              <w:spacing w:after="20"/>
+            </w:pPr>
+            <w:r>
+              <w:rPr>
+                <w:color w:val="9B7A00"/>
+                <w:sz w:val="17"/>
+              </w:rPr>
+              <w:t>🟡 Medium [M]</w:t>
+            </w:r>
+          </w:p>
+        </w:tc>
+        <w:tc>
+          <w:tcPr>
+            <w:tcW w:w="1872" w:type="dxa"/>
+          </w:tcPr>
+          <w:p>
+            <w:pPr>
+              <w:spacing w:after="20"/>
+            </w:pPr>
+            <w:r>
+              <w:rPr>
+                <w:color w:val="444444"/>
+                <w:sz w:val="17"/>
+              </w:rPr>
+              <w:t>Field Resolver</w:t>
+            </w:r>
+          </w:p>
+        </w:tc>
+        <w:tc>
+          <w:tcPr>
+            <w:tcW w:w="1368" w:type="dxa"/>
+          </w:tcPr>
+          <w:p>
+            <w:pPr>
+              <w:spacing w:after="20"/>
+            </w:pPr>
+            <w:r>
+              <w:rPr>
+                <w:color w:val="444444"/>
+                <w:sz w:val="17"/>
+              </w:rPr>
+              <w:t>B-01</w:t>
+            </w:r>
+          </w:p>
+        </w:tc>
+        <w:tc>
+          <w:tcPr>
+            <w:tcW w:w="5976" w:type="dxa"/>
+          </w:tcPr>
+          <w:p>
+            <w:pPr>
+              <w:spacing w:after="20"/>
+            </w:pPr>
+            <w:r>
+              <w:rPr>
+                <w:b/>
+                <w:color w:val="373737"/>
+                <w:sz w:val="17"/>
+              </w:rPr>
+              <w:t xml:space="preserve">Intent — </w:t>
+            </w:r>
+            <w:r>
+              <w:rPr>
+                <w:color w:val="373737"/>
+                <w:sz w:val="17"/>
+              </w:rPr>
+              <w:t xml:space="preserve">Lets </w:t>
+            </w:r>
+            <w:r>
+              <w:rPr>
+                <w:i/>
+                <w:color w:val="373737"/>
+                <w:sz w:val="17"/>
+              </w:rPr>
+              <w:t>other</w:t>
+            </w:r>
+            <w:r>
+              <w:rPr>
+                <w:color w:val="373737"/>
+                <w:sz w:val="17"/>
+              </w:rPr>
+              <w:t xml:space="preserve"> subgraphs (today: claims) turn a bare </w:t>
+            </w:r>
+            <w:r>
+              <w:rPr>
+                <w:rFonts w:ascii="Courier New" w:hAnsi="Courier New"/>
+                <w:sz w:val="17"/>
+              </w:rPr>
+              <w:t>Product{id}</w:t>
+            </w:r>
+            <w:r>
+              <w:rPr>
+                <w:color w:val="373737"/>
+                <w:sz w:val="17"/>
+              </w:rPr>
+              <w:t xml:space="preserve"> reference into a full product through the gateway.</w:t>
+            </w:r>
+          </w:p>
+          <w:p>
+            <w:pPr>
+              <w:spacing w:after="20"/>
+            </w:pPr>
+            <w:r>
+              <w:rPr>
+                <w:b/>
+                <w:color w:val="373737"/>
+                <w:sz w:val="17"/>
+              </w:rPr>
+              <w:t xml:space="preserve">Today — </w:t>
+            </w:r>
+            <w:r>
+              <w:rPr>
+                <w:color w:val="373737"/>
+                <w:sz w:val="17"/>
+              </w:rPr>
+              <w:t>@DgsEntityFetcher(name = "Product") → `productService</w:t>
+            </w:r>
+          </w:p>
+          <w:p>
+            <w:pPr>
+              <w:spacing w:after="20"/>
+            </w:pPr>
+            <w:r>
+              <w:rPr>
+                <w:b/>
+                <w:color w:val="373737"/>
+                <w:sz w:val="17"/>
+              </w:rPr>
+              <w:t>Done when:</w:t>
+            </w:r>
+          </w:p>
+          <w:p>
+            <w:pPr>
+              <w:spacing w:after="20"/>
+              <w:ind w:left="173"/>
+            </w:pPr>
+            <w:r>
+              <w:rPr>
+                <w:color w:val="444444"/>
+                <w:sz w:val="17"/>
+              </w:rPr>
+              <w:t xml:space="preserve">• </w:t>
+            </w:r>
+            <w:r>
+              <w:rPr>
+                <w:rFonts w:ascii="Courier New" w:hAnsi="Courier New"/>
+                <w:sz w:val="17"/>
+              </w:rPr>
+              <w:t>_entities</w:t>
+            </w:r>
+            <w:r>
+              <w:rPr>
+                <w:color w:val="373737"/>
+                <w:sz w:val="17"/>
+              </w:rPr>
+              <w:t xml:space="preserve"> resolves </w:t>
+            </w:r>
+            <w:r>
+              <w:rPr>
+                <w:rFonts w:ascii="Courier New" w:hAnsi="Courier New"/>
+                <w:sz w:val="17"/>
+              </w:rPr>
+              <w:t>Product</w:t>
+            </w:r>
+            <w:r>
+              <w:rPr>
+                <w:color w:val="373737"/>
+                <w:sz w:val="17"/>
+              </w:rPr>
+              <w:t xml:space="preserve"> representations with a single batched backend call</w:t>
+            </w:r>
+          </w:p>
+          <w:p>
+            <w:pPr>
+              <w:spacing w:after="20"/>
+              <w:ind w:left="173"/>
+            </w:pPr>
+            <w:r>
+              <w:rPr>
+                <w:color w:val="444444"/>
+                <w:sz w:val="17"/>
+              </w:rPr>
+              <w:t xml:space="preserve">• </w:t>
+            </w:r>
+            <w:r>
+              <w:rPr>
+                <w:color w:val="373737"/>
+                <w:sz w:val="17"/>
+              </w:rPr>
+              <w:t xml:space="preserve">Unknown ids yield </w:t>
+            </w:r>
+            <w:r>
+              <w:rPr>
+                <w:rFonts w:ascii="Courier New" w:hAnsi="Courier New"/>
+                <w:sz w:val="17"/>
+              </w:rPr>
+              <w:t>null</w:t>
+            </w:r>
+            <w:r>
+              <w:rPr>
+                <w:color w:val="373737"/>
+                <w:sz w:val="17"/>
+              </w:rPr>
+              <w:t xml:space="preserve"> entries without failing the whole </w:t>
+            </w:r>
+            <w:r>
+              <w:rPr>
+                <w:rFonts w:ascii="Courier New" w:hAnsi="Courier New"/>
+                <w:sz w:val="17"/>
+              </w:rPr>
+              <w:t>_entities</w:t>
+            </w:r>
+            <w:r>
+              <w:rPr>
+                <w:color w:val="373737"/>
+                <w:sz w:val="17"/>
+              </w:rPr>
+              <w:t xml:space="preserve"> response</w:t>
+            </w:r>
+          </w:p>
+          <w:p>
+            <w:pPr>
+              <w:spacing w:after="20"/>
+              <w:ind w:left="173"/>
+            </w:pPr>
+            <w:r>
+              <w:rPr>
+                <w:color w:val="444444"/>
+                <w:sz w:val="17"/>
+              </w:rPr>
+              <w:t xml:space="preserve">• </w:t>
+            </w:r>
+            <w:r>
+              <w:rPr>
+                <w:color w:val="373737"/>
+                <w:sz w:val="17"/>
+              </w:rPr>
+              <w:t xml:space="preserve">End-to-end: a claims-subgraph query </w:t>
+            </w:r>
+            <w:r>
+              <w:rPr>
+                <w:rFonts w:ascii="Courier New" w:hAnsi="Courier New"/>
+                <w:sz w:val="17"/>
+              </w:rPr>
+              <w:t>{ getClaims { product { description } } }</w:t>
+            </w:r>
+            <w:r>
+              <w:rPr>
+                <w:color w:val="373737"/>
+                <w:sz w:val="17"/>
+              </w:rPr>
+              <w:t xml:space="preserve"> hydrates through the gateway (pairs with CLAIM-BE-G-03)</w:t>
+            </w:r>
+          </w:p>
+          <w:p>
+            <w:pPr>
+              <w:spacing w:after="20"/>
+              <w:ind w:left="173"/>
+            </w:pPr>
+            <w:r>
+              <w:rPr>
+                <w:color w:val="444444"/>
+                <w:sz w:val="17"/>
+              </w:rPr>
+              <w:t xml:space="preserve">• </w:t>
+            </w:r>
+            <w:r>
+              <w:rPr>
+                <w:color w:val="373737"/>
+                <w:sz w:val="17"/>
+              </w:rPr>
+              <w:t>No ACL plumbing introduced</w:t>
+            </w:r>
+          </w:p>
+        </w:tc>
+      </w:tr>
+      <w:tr>
+        <w:tc>
+          <w:tcPr>
+            <w:shd w:val="clear" w:color="auto" w:fill="F5F8FF"/>
+            <w:tcW w:w="2448" w:type="dxa"/>
+          </w:tcPr>
+          <w:p>
+            <w:pPr>
+              <w:spacing w:after="20"/>
+            </w:pPr>
+            <w:r>
+              <w:rPr>
+                <w:sz w:val="18"/>
+              </w:rPr>
+              <w:t xml:space="preserve">📄 </w:t>
+            </w:r>
+            <w:r>
+              <w:rPr>
+                <w:rFonts w:ascii="Courier New" w:hAnsi="Courier New"/>
+                <w:b/>
+                <w:color w:val="1F497D"/>
+                <w:sz w:val="17"/>
+              </w:rPr>
+              <w:t>PRODUCT-BE-F-14</w:t>
+            </w:r>
+          </w:p>
+          <w:p>
+            <w:pPr>
+              <w:spacing w:after="20"/>
+            </w:pPr>
+            <w:r>
+              <w:rPr>
+                <w:color w:val="373737"/>
+                <w:sz w:val="17"/>
+              </w:rPr>
+              <w:t>Cross-subgraph contract alignment (keys, type names, paged wrappers)</w:t>
+            </w:r>
+          </w:p>
+        </w:tc>
+        <w:tc>
+          <w:tcPr>
+            <w:shd w:val="clear" w:color="auto" w:fill="F5F8FF"/>
+            <w:tcW w:w="1152" w:type="dxa"/>
+          </w:tcPr>
+          <w:p>
+            <w:pPr>
+              <w:spacing w:after="20"/>
+            </w:pPr>
+            <w:r>
+              <w:rPr>
+                <w:color w:val="1E7A34"/>
+                <w:sz w:val="17"/>
+              </w:rPr>
+              <w:t>🟢 Low [XS]</w:t>
+            </w:r>
+          </w:p>
+        </w:tc>
+        <w:tc>
+          <w:tcPr>
+            <w:shd w:val="clear" w:color="auto" w:fill="F5F8FF"/>
+            <w:tcW w:w="1872" w:type="dxa"/>
+          </w:tcPr>
+          <w:p>
+            <w:pPr>
+              <w:spacing w:after="20"/>
+            </w:pPr>
+            <w:r>
+              <w:rPr>
+                <w:color w:val="444444"/>
+                <w:sz w:val="17"/>
+              </w:rPr>
+              <w:t>Schema</w:t>
+            </w:r>
+          </w:p>
+        </w:tc>
+        <w:tc>
+          <w:tcPr>
+            <w:shd w:val="clear" w:color="auto" w:fill="F5F8FF"/>
+            <w:tcW w:w="1368" w:type="dxa"/>
+          </w:tcPr>
+          <w:p>
+            <w:pPr>
+              <w:spacing w:after="20"/>
+            </w:pPr>
+            <w:r>
+              <w:rPr>
+                <w:color w:val="444444"/>
+                <w:sz w:val="17"/>
+              </w:rPr>
+              <w:t>—</w:t>
+            </w:r>
+          </w:p>
+        </w:tc>
+        <w:tc>
+          <w:tcPr>
+            <w:shd w:val="clear" w:color="auto" w:fill="F5F8FF"/>
+            <w:tcW w:w="5976" w:type="dxa"/>
+          </w:tcPr>
+          <w:p>
+            <w:pPr>
+              <w:spacing w:after="20"/>
+            </w:pPr>
+            <w:r>
+              <w:rPr>
+                <w:b/>
+                <w:color w:val="373737"/>
+                <w:sz w:val="17"/>
+              </w:rPr>
+              <w:t xml:space="preserve">Intent — </w:t>
+            </w:r>
+            <w:r>
+              <w:rPr>
+                <w:color w:val="373737"/>
+                <w:sz w:val="17"/>
+              </w:rPr>
+              <w:t>Fixes the naming/key mismatches between product's stubs and the owning schemas so the supergraph can actually compose.</w:t>
+            </w:r>
+          </w:p>
+          <w:p>
+            <w:pPr>
+              <w:spacing w:after="20"/>
+            </w:pPr>
+            <w:r>
+              <w:rPr>
+                <w:b/>
+                <w:color w:val="373737"/>
+                <w:sz w:val="17"/>
+              </w:rPr>
+              <w:t>Done when:</w:t>
+            </w:r>
+          </w:p>
+          <w:p>
+            <w:pPr>
+              <w:spacing w:after="20"/>
+              <w:ind w:left="173"/>
+            </w:pPr>
+            <w:r>
+              <w:rPr>
+                <w:color w:val="444444"/>
+                <w:sz w:val="17"/>
+              </w:rPr>
+              <w:t xml:space="preserve">• </w:t>
+            </w:r>
+            <w:r>
+              <w:rPr>
+                <w:rFonts w:ascii="Courier New" w:hAnsi="Courier New"/>
+                <w:sz w:val="17"/>
+              </w:rPr>
+              <w:t>plm-product</w:t>
+            </w:r>
+            <w:r>
+              <w:rPr>
+                <w:color w:val="373737"/>
+                <w:sz w:val="17"/>
+              </w:rPr>
+              <w:t xml:space="preserve"> schema compiles standalone with every referenced type declared (including </w:t>
+            </w:r>
+            <w:r>
+              <w:rPr>
+                <w:rFonts w:ascii="Courier New" w:hAnsi="Courier New"/>
+                <w:sz w:val="17"/>
+              </w:rPr>
+              <w:t>TeamPaged</w:t>
+            </w:r>
+            <w:r>
+              <w:rPr>
+                <w:color w:val="373737"/>
+                <w:sz w:val="17"/>
+              </w:rPr>
+              <w:t xml:space="preserve">, </w:t>
+            </w:r>
+            <w:r>
+              <w:rPr>
+                <w:rFonts w:ascii="Courier New" w:hAnsi="Courier New"/>
+                <w:sz w:val="17"/>
+              </w:rPr>
+              <w:t>TeamPagedV2</w:t>
+            </w:r>
+            <w:r>
+              <w:rPr>
+                <w:color w:val="373737"/>
+                <w:sz w:val="17"/>
+              </w:rPr>
+              <w:t xml:space="preserve">, </w:t>
+            </w:r>
+            <w:r>
+              <w:rPr>
+                <w:rFonts w:ascii="Courier New" w:hAnsi="Courier New"/>
+                <w:sz w:val="17"/>
+              </w:rPr>
+              <w:t>WorkspacesPagedV2</w:t>
+            </w:r>
+            <w:r>
+              <w:rPr>
+                <w:color w:val="373737"/>
+                <w:sz w:val="17"/>
+              </w:rPr>
+              <w:t xml:space="preserve">, </w:t>
+            </w:r>
+            <w:r>
+              <w:rPr>
+                <w:rFonts w:ascii="Courier New" w:hAnsi="Courier New"/>
+                <w:sz w:val="17"/>
+              </w:rPr>
+              <w:t>DiscussionElastic</w:t>
+            </w:r>
+            <w:r>
+              <w:rPr>
+                <w:color w:val="373737"/>
+                <w:sz w:val="17"/>
+              </w:rPr>
+              <w:t>)</w:t>
+            </w:r>
+          </w:p>
+          <w:p>
+            <w:pPr>
+              <w:spacing w:after="20"/>
+              <w:ind w:left="173"/>
+            </w:pPr>
+            <w:r>
+              <w:rPr>
+                <w:color w:val="444444"/>
+                <w:sz w:val="17"/>
+              </w:rPr>
+              <w:t xml:space="preserve">• </w:t>
+            </w:r>
+            <w:r>
+              <w:rPr>
+                <w:rFonts w:ascii="Courier New" w:hAnsi="Courier New"/>
+                <w:sz w:val="17"/>
+              </w:rPr>
+              <w:t>hive compose</w:t>
+            </w:r>
+            <w:r>
+              <w:rPr>
+                <w:color w:val="373737"/>
+                <w:sz w:val="17"/>
+              </w:rPr>
+              <w:t xml:space="preserve"> over plm-product + spark-claims + platform stubs reports zero key/name conflicts, including zero </w:t>
+            </w:r>
+            <w:r>
+              <w:rPr>
+                <w:rFonts w:ascii="Courier New" w:hAnsi="Courier New"/>
+                <w:sz w:val="17"/>
+              </w:rPr>
+              <w:t>@shareable</w:t>
+            </w:r>
+            <w:r>
+              <w:rPr>
+                <w:color w:val="373737"/>
+                <w:sz w:val="17"/>
+              </w:rPr>
+              <w:t xml:space="preserve"> field-shape conflicts on </w:t>
+            </w:r>
+            <w:r>
+              <w:rPr>
+                <w:rFonts w:ascii="Courier New" w:hAnsi="Courier New"/>
+                <w:sz w:val="17"/>
+              </w:rPr>
+              <w:t>TeamPaged</w:t>
+            </w:r>
+            <w:r>
+              <w:rPr>
+                <w:color w:val="373737"/>
+                <w:sz w:val="17"/>
+              </w:rPr>
+              <w:t xml:space="preserve"> (must match claims' declaration exactly)</w:t>
+            </w:r>
+          </w:p>
+          <w:p>
+            <w:pPr>
+              <w:spacing w:after="20"/>
+              <w:ind w:left="173"/>
+            </w:pPr>
+            <w:r>
+              <w:rPr>
+                <w:color w:val="444444"/>
+                <w:sz w:val="17"/>
+              </w:rPr>
+              <w:t xml:space="preserve">• </w:t>
+            </w:r>
+            <w:r>
+              <w:rPr>
+                <w:rFonts w:ascii="Courier New" w:hAnsi="Courier New"/>
+                <w:sz w:val="17"/>
+              </w:rPr>
+              <w:t>CORONA_ItemDetails</w:t>
+            </w:r>
+            <w:r>
+              <w:rPr>
+                <w:color w:val="373737"/>
+                <w:sz w:val="17"/>
+              </w:rPr>
+              <w:t xml:space="preserve"> entity form implemented per the 2026-07-17 decision (keyed </w:t>
+            </w:r>
+            <w:r>
+              <w:rPr>
+                <w:rFonts w:ascii="Courier New" w:hAnsi="Courier New"/>
+                <w:sz w:val="17"/>
+              </w:rPr>
+              <w:t>tcinId</w:t>
+            </w:r>
+            <w:r>
+              <w:rPr>
+                <w:color w:val="373737"/>
+                <w:sz w:val="17"/>
+              </w:rPr>
+              <w:t>; Corona inflates via the gateway)</w:t>
+            </w:r>
+          </w:p>
+          <w:p>
+            <w:pPr>
+              <w:spacing w:after="20"/>
+              <w:ind w:left="173"/>
+            </w:pPr>
+            <w:r>
+              <w:rPr>
+                <w:color w:val="444444"/>
+                <w:sz w:val="17"/>
+              </w:rPr>
+              <w:t xml:space="preserve">• </w:t>
+            </w:r>
+            <w:r>
+              <w:rPr>
+                <w:color w:val="373737"/>
+                <w:sz w:val="17"/>
+              </w:rPr>
+              <w:t>Blocks released: F-10, CLAIM-BE-F-01, CLAIM-BE-F-02</w:t>
             </w:r>
           </w:p>
         </w:tc>
@@ -17798,7 +18920,7 @@
           <w:color w:val="0A4023"/>
           <w:sz w:val="22"/>
         </w:rPr>
-        <w:t>🧪 Phase G — Field Resolvers &amp; Tests  (16 stories)</w:t>
+        <w:t>🧪 Phase G — Field Resolvers &amp; Tests  (17 stories)</w:t>
       </w:r>
     </w:p>
     <w:tbl>
@@ -22484,6 +23606,319 @@
                 <w:sz w:val="17"/>
               </w:rPr>
               <w:t>Integration: shadow traffic rehearsal + rollback drill passes</w:t>
+            </w:r>
+          </w:p>
+        </w:tc>
+      </w:tr>
+      <w:tr>
+        <w:tc>
+          <w:tcPr>
+            <w:tcW w:w="2304" w:type="dxa"/>
+          </w:tcPr>
+          <w:p>
+            <w:pPr>
+              <w:spacing w:after="20"/>
+            </w:pPr>
+            <w:r>
+              <w:rPr>
+                <w:sz w:val="18"/>
+              </w:rPr>
+              <w:t xml:space="preserve">🔸 </w:t>
+            </w:r>
+            <w:r>
+              <w:rPr>
+                <w:rFonts w:ascii="Courier New" w:hAnsi="Courier New"/>
+                <w:b/>
+                <w:color w:val="1F497D"/>
+                <w:sz w:val="17"/>
+              </w:rPr>
+              <w:t>PRODUCT-BE-G-17</w:t>
+            </w:r>
+          </w:p>
+          <w:p>
+            <w:pPr>
+              <w:spacing w:after="20"/>
+            </w:pPr>
+            <w:r>
+              <w:rPr>
+                <w:color w:val="373737"/>
+                <w:sz w:val="17"/>
+              </w:rPr>
+              <w:t>Entity references on partner/lineage value types (recommended, PO-gated)</w:t>
+            </w:r>
+          </w:p>
+        </w:tc>
+        <w:tc>
+          <w:tcPr>
+            <w:tcW w:w="1080" w:type="dxa"/>
+          </w:tcPr>
+          <w:p>
+            <w:pPr>
+              <w:spacing w:after="20"/>
+            </w:pPr>
+            <w:r>
+              <w:rPr>
+                <w:color w:val="9B7A00"/>
+                <w:sz w:val="17"/>
+              </w:rPr>
+              <w:t>🟡 Medium [M]</w:t>
+            </w:r>
+          </w:p>
+        </w:tc>
+        <w:tc>
+          <w:tcPr>
+            <w:tcW w:w="1655" w:type="dxa"/>
+          </w:tcPr>
+          <w:p>
+            <w:pPr>
+              <w:spacing w:after="20"/>
+            </w:pPr>
+            <w:r>
+              <w:rPr>
+                <w:color w:val="444444"/>
+                <w:sz w:val="17"/>
+              </w:rPr>
+              <w:t>Field Resolver</w:t>
+            </w:r>
+          </w:p>
+          <w:p>
+            <w:pPr>
+              <w:spacing w:after="20"/>
+            </w:pPr>
+            <w:r>
+              <w:rPr>
+                <w:color w:val="444444"/>
+                <w:sz w:val="16"/>
+              </w:rPr>
+              <w:t xml:space="preserve">Calls: </w:t>
+            </w:r>
+            <w:r>
+              <w:rPr>
+                <w:color w:val="373737"/>
+                <w:sz w:val="16"/>
+              </w:rPr>
+              <w:t>vmm</w:t>
+            </w:r>
+          </w:p>
+        </w:tc>
+        <w:tc>
+          <w:tcPr>
+            <w:tcW w:w="1296" w:type="dxa"/>
+          </w:tcPr>
+          <w:p>
+            <w:pPr>
+              <w:spacing w:after="20"/>
+            </w:pPr>
+            <w:r>
+              <w:rPr>
+                <w:color w:val="444444"/>
+                <w:sz w:val="17"/>
+              </w:rPr>
+              <w:t>G-01</w:t>
+            </w:r>
+          </w:p>
+        </w:tc>
+        <w:tc>
+          <w:tcPr>
+            <w:tcW w:w="4320" w:type="dxa"/>
+          </w:tcPr>
+          <w:p>
+            <w:pPr>
+              <w:spacing w:after="20"/>
+            </w:pPr>
+            <w:r>
+              <w:rPr>
+                <w:b/>
+                <w:color w:val="373737"/>
+                <w:sz w:val="17"/>
+              </w:rPr>
+              <w:t xml:space="preserve">Intent — </w:t>
+            </w:r>
+            <w:r>
+              <w:rPr>
+                <w:color w:val="373737"/>
+                <w:sz w:val="17"/>
+              </w:rPr>
+              <w:t xml:space="preserve">Adds </w:t>
+            </w:r>
+            <w:r>
+              <w:rPr>
+                <w:rFonts w:ascii="Courier New" w:hAnsi="Courier New"/>
+                <w:sz w:val="17"/>
+              </w:rPr>
+              <w:t>partner { … }</w:t>
+            </w:r>
+            <w:r>
+              <w:rPr>
+                <w:color w:val="373737"/>
+                <w:sz w:val="17"/>
+              </w:rPr>
+              <w:t xml:space="preserve"> / </w:t>
+            </w:r>
+            <w:r>
+              <w:rPr>
+                <w:rFonts w:ascii="Courier New" w:hAnsi="Courier New"/>
+                <w:sz w:val="17"/>
+              </w:rPr>
+              <w:t>product { … }</w:t>
+            </w:r>
+            <w:r>
+              <w:rPr>
+                <w:color w:val="373737"/>
+                <w:sz w:val="17"/>
+              </w:rPr>
+              <w:t xml:space="preserve"> object fields next to the existing ids on the</w:t>
+            </w:r>
+          </w:p>
+          <w:p>
+            <w:pPr>
+              <w:spacing w:after="20"/>
+            </w:pPr>
+            <w:r>
+              <w:rPr>
+                <w:b/>
+                <w:color w:val="373737"/>
+                <w:sz w:val="17"/>
+              </w:rPr>
+              <w:t xml:space="preserve">Today — </w:t>
+            </w:r>
+            <w:r>
+              <w:rPr>
+                <w:color w:val="373737"/>
+                <w:sz w:val="17"/>
+              </w:rPr>
+              <w:t>schema adds partner: VMM_BusinessPartner (emit {id} key stub — the gateway</w:t>
+            </w:r>
+          </w:p>
+          <w:p>
+            <w:pPr>
+              <w:spacing w:after="20"/>
+            </w:pPr>
+            <w:r>
+              <w:rPr>
+                <w:b/>
+                <w:color w:val="373737"/>
+                <w:sz w:val="17"/>
+              </w:rPr>
+              <w:t>Done when:</w:t>
+            </w:r>
+          </w:p>
+          <w:p>
+            <w:pPr>
+              <w:spacing w:after="20"/>
+              <w:ind w:left="173"/>
+            </w:pPr>
+            <w:r>
+              <w:rPr>
+                <w:color w:val="444444"/>
+                <w:sz w:val="17"/>
+              </w:rPr>
+              <w:t xml:space="preserve">• </w:t>
+            </w:r>
+            <w:r>
+              <w:rPr>
+                <w:color w:val="373737"/>
+                <w:sz w:val="17"/>
+              </w:rPr>
+              <w:t>PO approval recorded (OQ-5) before implementation starts</w:t>
+            </w:r>
+          </w:p>
+          <w:p>
+            <w:pPr>
+              <w:spacing w:after="20"/>
+              <w:ind w:left="173"/>
+            </w:pPr>
+            <w:r>
+              <w:rPr>
+                <w:color w:val="444444"/>
+                <w:sz w:val="17"/>
+              </w:rPr>
+              <w:t xml:space="preserve">• </w:t>
+            </w:r>
+            <w:r>
+              <w:rPr>
+                <w:color w:val="373737"/>
+                <w:sz w:val="17"/>
+              </w:rPr>
+              <w:t>New object fields resolve; all existing id fields unchanged</w:t>
+            </w:r>
+          </w:p>
+          <w:p>
+            <w:pPr>
+              <w:spacing w:after="20"/>
+              <w:ind w:left="173"/>
+            </w:pPr>
+            <w:r>
+              <w:rPr>
+                <w:color w:val="444444"/>
+                <w:sz w:val="17"/>
+              </w:rPr>
+              <w:t xml:space="preserve">• </w:t>
+            </w:r>
+            <w:r>
+              <w:rPr>
+                <w:rFonts w:ascii="Courier New" w:hAnsi="Courier New"/>
+                <w:sz w:val="17"/>
+              </w:rPr>
+              <w:t>product</w:t>
+            </w:r>
+            <w:r>
+              <w:rPr>
+                <w:color w:val="373737"/>
+                <w:sz w:val="17"/>
+              </w:rPr>
+              <w:t xml:space="preserve"> lineage refs batch via DataLoader (no N+1 on </w:t>
+            </w:r>
+            <w:r>
+              <w:rPr>
+                <w:rFonts w:ascii="Courier New" w:hAnsi="Courier New"/>
+                <w:sz w:val="17"/>
+              </w:rPr>
+              <w:t>ancestryProducts</w:t>
+            </w:r>
+            <w:r>
+              <w:rPr>
+                <w:color w:val="373737"/>
+                <w:sz w:val="17"/>
+              </w:rPr>
+              <w:t>)</w:t>
+            </w:r>
+          </w:p>
+          <w:p>
+            <w:pPr>
+              <w:spacing w:after="20"/>
+              <w:ind w:left="173"/>
+            </w:pPr>
+            <w:r>
+              <w:rPr>
+                <w:color w:val="444444"/>
+                <w:sz w:val="17"/>
+              </w:rPr>
+              <w:t xml:space="preserve">• </w:t>
+            </w:r>
+            <w:r>
+              <w:rPr>
+                <w:color w:val="373737"/>
+                <w:sz w:val="17"/>
+              </w:rPr>
+              <w:t>Codegen/contract parity suite passes with the additive fields present</w:t>
+            </w:r>
+          </w:p>
+        </w:tc>
+        <w:tc>
+          <w:tcPr>
+            <w:tcW w:w="2448" w:type="dxa"/>
+          </w:tcPr>
+          <w:p>
+            <w:pPr>
+              <w:spacing w:after="20"/>
+            </w:pPr>
+            <w:r>
+              <w:rPr>
+                <w:color w:val="444444"/>
+                <w:sz w:val="17"/>
+              </w:rPr>
+              <w:t>—</w:t>
             </w:r>
           </w:p>
         </w:tc>

--- a/output/summary/product/FederatedGqlBreakDown-BE-product.docx
+++ b/output/summary/product/FederatedGqlBreakDown-BE-product.docx
@@ -76,7 +76,7 @@
                 <w:color w:val="1F497D"/>
                 <w:sz w:val="22"/>
               </w:rPr>
-              <w:t>51</w:t>
+              <w:t>70</w:t>
             </w:r>
           </w:p>
         </w:tc>
@@ -132,7 +132,7 @@
                 <w:color w:val="1F497D"/>
                 <w:sz w:val="22"/>
               </w:rPr>
-              <w:t>🔴 5  🟠 4  🟡 33  🟢 9</w:t>
+              <w:t>🔴 5  🟠 4  🟡 27  🟢 34</w:t>
             </w:r>
           </w:p>
         </w:tc>
@@ -4128,7 +4128,7 @@
                 <w:color w:val="373737"/>
                 <w:sz w:val="18"/>
               </w:rPr>
-              <w:t xml:space="preserve">🟡 </w:t>
+              <w:t xml:space="preserve">🟢 </w:t>
             </w:r>
             <w:r>
               <w:rPr>
@@ -4142,6 +4142,146 @@
                 <w:color w:val="373737"/>
                 <w:sz w:val="18"/>
               </w:rPr>
+              <w:t xml:space="preserve">, 🟢 </w:t>
+            </w:r>
+            <w:r>
+              <w:rPr>
+                <w:rFonts w:ascii="Courier New" w:hAnsi="Courier New"/>
+                <w:sz w:val="18"/>
+              </w:rPr>
+              <w:t>B-03</w:t>
+            </w:r>
+            <w:r>
+              <w:rPr>
+                <w:color w:val="373737"/>
+                <w:sz w:val="18"/>
+              </w:rPr>
+              <w:t xml:space="preserve">, 🟢 </w:t>
+            </w:r>
+            <w:r>
+              <w:rPr>
+                <w:rFonts w:ascii="Courier New" w:hAnsi="Courier New"/>
+                <w:sz w:val="18"/>
+              </w:rPr>
+              <w:t>B-04</w:t>
+            </w:r>
+            <w:r>
+              <w:rPr>
+                <w:color w:val="373737"/>
+                <w:sz w:val="18"/>
+              </w:rPr>
+              <w:t xml:space="preserve">, 🟢 </w:t>
+            </w:r>
+            <w:r>
+              <w:rPr>
+                <w:rFonts w:ascii="Courier New" w:hAnsi="Courier New"/>
+                <w:sz w:val="18"/>
+              </w:rPr>
+              <w:t>B-05</w:t>
+            </w:r>
+            <w:r>
+              <w:rPr>
+                <w:color w:val="373737"/>
+                <w:sz w:val="18"/>
+              </w:rPr>
+              <w:t xml:space="preserve">, 🟢 </w:t>
+            </w:r>
+            <w:r>
+              <w:rPr>
+                <w:rFonts w:ascii="Courier New" w:hAnsi="Courier New"/>
+                <w:sz w:val="18"/>
+              </w:rPr>
+              <w:t>B-06</w:t>
+            </w:r>
+            <w:r>
+              <w:rPr>
+                <w:color w:val="373737"/>
+                <w:sz w:val="18"/>
+              </w:rPr>
+              <w:t xml:space="preserve">, 🟢 </w:t>
+            </w:r>
+            <w:r>
+              <w:rPr>
+                <w:rFonts w:ascii="Courier New" w:hAnsi="Courier New"/>
+                <w:sz w:val="18"/>
+              </w:rPr>
+              <w:t>B-07</w:t>
+            </w:r>
+            <w:r>
+              <w:rPr>
+                <w:color w:val="373737"/>
+                <w:sz w:val="18"/>
+              </w:rPr>
+              <w:t xml:space="preserve">, 🟢 </w:t>
+            </w:r>
+            <w:r>
+              <w:rPr>
+                <w:rFonts w:ascii="Courier New" w:hAnsi="Courier New"/>
+                <w:sz w:val="18"/>
+              </w:rPr>
+              <w:t>B-08</w:t>
+            </w:r>
+            <w:r>
+              <w:rPr>
+                <w:color w:val="373737"/>
+                <w:sz w:val="18"/>
+              </w:rPr>
+              <w:t xml:space="preserve">, 🟢 </w:t>
+            </w:r>
+            <w:r>
+              <w:rPr>
+                <w:rFonts w:ascii="Courier New" w:hAnsi="Courier New"/>
+                <w:sz w:val="18"/>
+              </w:rPr>
+              <w:t>B-09</w:t>
+            </w:r>
+            <w:r>
+              <w:rPr>
+                <w:color w:val="373737"/>
+                <w:sz w:val="18"/>
+              </w:rPr>
+              <w:t xml:space="preserve">, 🟢 </w:t>
+            </w:r>
+            <w:r>
+              <w:rPr>
+                <w:rFonts w:ascii="Courier New" w:hAnsi="Courier New"/>
+                <w:sz w:val="18"/>
+              </w:rPr>
+              <w:t>B-10</w:t>
+            </w:r>
+            <w:r>
+              <w:rPr>
+                <w:color w:val="373737"/>
+                <w:sz w:val="18"/>
+              </w:rPr>
+              <w:t xml:space="preserve">, 🟢 </w:t>
+            </w:r>
+            <w:r>
+              <w:rPr>
+                <w:rFonts w:ascii="Courier New" w:hAnsi="Courier New"/>
+                <w:sz w:val="18"/>
+              </w:rPr>
+              <w:t>B-11</w:t>
+            </w:r>
+            <w:r>
+              <w:rPr>
+                <w:color w:val="373737"/>
+                <w:sz w:val="18"/>
+              </w:rPr>
+              <w:t xml:space="preserve">, 🟠 </w:t>
+            </w:r>
+            <w:r>
+              <w:rPr>
+                <w:rFonts w:ascii="Courier New" w:hAnsi="Courier New"/>
+                <w:sz w:val="18"/>
+              </w:rPr>
+              <w:t>C-01</w:t>
+            </w:r>
+            <w:r>
+              <w:rPr>
+                <w:color w:val="373737"/>
+                <w:sz w:val="18"/>
+              </w:rPr>
               <w:t xml:space="preserve">, 🟡 </w:t>
             </w:r>
             <w:r>
@@ -4149,7 +4289,119 @@
                 <w:rFonts w:ascii="Courier New" w:hAnsi="Courier New"/>
                 <w:sz w:val="18"/>
               </w:rPr>
-              <w:t>B-06</w:t>
+              <w:t>C-02</w:t>
+            </w:r>
+            <w:r>
+              <w:rPr>
+                <w:color w:val="373737"/>
+                <w:sz w:val="18"/>
+              </w:rPr>
+              <w:t xml:space="preserve">, 🟡 </w:t>
+            </w:r>
+            <w:r>
+              <w:rPr>
+                <w:rFonts w:ascii="Courier New" w:hAnsi="Courier New"/>
+                <w:sz w:val="18"/>
+              </w:rPr>
+              <w:t>C-03</w:t>
+            </w:r>
+            <w:r>
+              <w:rPr>
+                <w:color w:val="373737"/>
+                <w:sz w:val="18"/>
+              </w:rPr>
+              <w:t xml:space="preserve">, 🟡 </w:t>
+            </w:r>
+            <w:r>
+              <w:rPr>
+                <w:rFonts w:ascii="Courier New" w:hAnsi="Courier New"/>
+                <w:sz w:val="18"/>
+              </w:rPr>
+              <w:t>C-04</w:t>
+            </w:r>
+            <w:r>
+              <w:rPr>
+                <w:color w:val="373737"/>
+                <w:sz w:val="18"/>
+              </w:rPr>
+              <w:t xml:space="preserve">, 🟡 </w:t>
+            </w:r>
+            <w:r>
+              <w:rPr>
+                <w:rFonts w:ascii="Courier New" w:hAnsi="Courier New"/>
+                <w:sz w:val="18"/>
+              </w:rPr>
+              <w:t>C-05</w:t>
+            </w:r>
+            <w:r>
+              <w:rPr>
+                <w:color w:val="373737"/>
+                <w:sz w:val="18"/>
+              </w:rPr>
+              <w:t xml:space="preserve">, 🟡 </w:t>
+            </w:r>
+            <w:r>
+              <w:rPr>
+                <w:rFonts w:ascii="Courier New" w:hAnsi="Courier New"/>
+                <w:sz w:val="18"/>
+              </w:rPr>
+              <w:t>D-01</w:t>
+            </w:r>
+            <w:r>
+              <w:rPr>
+                <w:color w:val="373737"/>
+                <w:sz w:val="18"/>
+              </w:rPr>
+              <w:t xml:space="preserve">, 🟡 </w:t>
+            </w:r>
+            <w:r>
+              <w:rPr>
+                <w:rFonts w:ascii="Courier New" w:hAnsi="Courier New"/>
+                <w:sz w:val="18"/>
+              </w:rPr>
+              <w:t>D-02</w:t>
+            </w:r>
+            <w:r>
+              <w:rPr>
+                <w:color w:val="373737"/>
+                <w:sz w:val="18"/>
+              </w:rPr>
+              <w:t xml:space="preserve">, 🟡 </w:t>
+            </w:r>
+            <w:r>
+              <w:rPr>
+                <w:rFonts w:ascii="Courier New" w:hAnsi="Courier New"/>
+                <w:sz w:val="18"/>
+              </w:rPr>
+              <w:t>D-03</w:t>
+            </w:r>
+            <w:r>
+              <w:rPr>
+                <w:color w:val="373737"/>
+                <w:sz w:val="18"/>
+              </w:rPr>
+              <w:t xml:space="preserve">, 🟡 </w:t>
+            </w:r>
+            <w:r>
+              <w:rPr>
+                <w:rFonts w:ascii="Courier New" w:hAnsi="Courier New"/>
+                <w:sz w:val="18"/>
+              </w:rPr>
+              <w:t>D-04</w:t>
+            </w:r>
+            <w:r>
+              <w:rPr>
+                <w:color w:val="373737"/>
+                <w:sz w:val="18"/>
+              </w:rPr>
+              <w:t xml:space="preserve">, 🟡 </w:t>
+            </w:r>
+            <w:r>
+              <w:rPr>
+                <w:rFonts w:ascii="Courier New" w:hAnsi="Courier New"/>
+                <w:sz w:val="18"/>
+              </w:rPr>
+              <w:t>D-05</w:t>
             </w:r>
             <w:r>
               <w:rPr>
@@ -4163,7 +4415,189 @@
                 <w:rFonts w:ascii="Courier New" w:hAnsi="Courier New"/>
                 <w:sz w:val="18"/>
               </w:rPr>
-              <w:t>B-10</w:t>
+              <w:t>D-06</w:t>
+            </w:r>
+            <w:r>
+              <w:rPr>
+                <w:color w:val="373737"/>
+                <w:sz w:val="18"/>
+              </w:rPr>
+              <w:t xml:space="preserve">, 🟢 </w:t>
+            </w:r>
+            <w:r>
+              <w:rPr>
+                <w:rFonts w:ascii="Courier New" w:hAnsi="Courier New"/>
+                <w:sz w:val="18"/>
+              </w:rPr>
+              <w:t>D-07</w:t>
+            </w:r>
+            <w:r>
+              <w:rPr>
+                <w:color w:val="373737"/>
+                <w:sz w:val="18"/>
+              </w:rPr>
+              <w:t xml:space="preserve">, 🟢 </w:t>
+            </w:r>
+            <w:r>
+              <w:rPr>
+                <w:rFonts w:ascii="Courier New" w:hAnsi="Courier New"/>
+                <w:sz w:val="18"/>
+              </w:rPr>
+              <w:t>D-08</w:t>
+            </w:r>
+            <w:r>
+              <w:rPr>
+                <w:color w:val="373737"/>
+                <w:sz w:val="18"/>
+              </w:rPr>
+              <w:t xml:space="preserve">, 🟢 </w:t>
+            </w:r>
+            <w:r>
+              <w:rPr>
+                <w:rFonts w:ascii="Courier New" w:hAnsi="Courier New"/>
+                <w:sz w:val="18"/>
+              </w:rPr>
+              <w:t>D-09</w:t>
+            </w:r>
+            <w:r>
+              <w:rPr>
+                <w:color w:val="373737"/>
+                <w:sz w:val="18"/>
+              </w:rPr>
+              <w:t xml:space="preserve">, 🟢 </w:t>
+            </w:r>
+            <w:r>
+              <w:rPr>
+                <w:rFonts w:ascii="Courier New" w:hAnsi="Courier New"/>
+                <w:sz w:val="18"/>
+              </w:rPr>
+              <w:t>D-10</w:t>
+            </w:r>
+            <w:r>
+              <w:rPr>
+                <w:color w:val="373737"/>
+                <w:sz w:val="18"/>
+              </w:rPr>
+              <w:t xml:space="preserve">, 🟢 </w:t>
+            </w:r>
+            <w:r>
+              <w:rPr>
+                <w:rFonts w:ascii="Courier New" w:hAnsi="Courier New"/>
+                <w:sz w:val="18"/>
+              </w:rPr>
+              <w:t>D-11</w:t>
+            </w:r>
+            <w:r>
+              <w:rPr>
+                <w:color w:val="373737"/>
+                <w:sz w:val="18"/>
+              </w:rPr>
+              <w:t xml:space="preserve">, 🟢 </w:t>
+            </w:r>
+            <w:r>
+              <w:rPr>
+                <w:rFonts w:ascii="Courier New" w:hAnsi="Courier New"/>
+                <w:sz w:val="18"/>
+              </w:rPr>
+              <w:t>D-12</w:t>
+            </w:r>
+            <w:r>
+              <w:rPr>
+                <w:color w:val="373737"/>
+                <w:sz w:val="18"/>
+              </w:rPr>
+              <w:t xml:space="preserve">, 🟢 </w:t>
+            </w:r>
+            <w:r>
+              <w:rPr>
+                <w:rFonts w:ascii="Courier New" w:hAnsi="Courier New"/>
+                <w:sz w:val="18"/>
+              </w:rPr>
+              <w:t>D-13</w:t>
+            </w:r>
+            <w:r>
+              <w:rPr>
+                <w:color w:val="373737"/>
+                <w:sz w:val="18"/>
+              </w:rPr>
+              <w:t xml:space="preserve">, 🟢 </w:t>
+            </w:r>
+            <w:r>
+              <w:rPr>
+                <w:rFonts w:ascii="Courier New" w:hAnsi="Courier New"/>
+                <w:sz w:val="18"/>
+              </w:rPr>
+              <w:t>D-14</w:t>
+            </w:r>
+            <w:r>
+              <w:rPr>
+                <w:color w:val="373737"/>
+                <w:sz w:val="18"/>
+              </w:rPr>
+              <w:t xml:space="preserve">, 🟢 </w:t>
+            </w:r>
+            <w:r>
+              <w:rPr>
+                <w:rFonts w:ascii="Courier New" w:hAnsi="Courier New"/>
+                <w:sz w:val="18"/>
+              </w:rPr>
+              <w:t>D-15</w:t>
+            </w:r>
+            <w:r>
+              <w:rPr>
+                <w:color w:val="373737"/>
+                <w:sz w:val="18"/>
+              </w:rPr>
+              <w:t xml:space="preserve">, 🟢 </w:t>
+            </w:r>
+            <w:r>
+              <w:rPr>
+                <w:rFonts w:ascii="Courier New" w:hAnsi="Courier New"/>
+                <w:sz w:val="18"/>
+              </w:rPr>
+              <w:t>D-16</w:t>
+            </w:r>
+            <w:r>
+              <w:rPr>
+                <w:color w:val="373737"/>
+                <w:sz w:val="18"/>
+              </w:rPr>
+              <w:t xml:space="preserve">, 🟢 </w:t>
+            </w:r>
+            <w:r>
+              <w:rPr>
+                <w:rFonts w:ascii="Courier New" w:hAnsi="Courier New"/>
+                <w:sz w:val="18"/>
+              </w:rPr>
+              <w:t>D-17</w:t>
+            </w:r>
+            <w:r>
+              <w:rPr>
+                <w:color w:val="373737"/>
+                <w:sz w:val="18"/>
+              </w:rPr>
+              <w:t xml:space="preserve">, 🟢 </w:t>
+            </w:r>
+            <w:r>
+              <w:rPr>
+                <w:rFonts w:ascii="Courier New" w:hAnsi="Courier New"/>
+                <w:sz w:val="18"/>
+              </w:rPr>
+              <w:t>D-18</w:t>
+            </w:r>
+            <w:r>
+              <w:rPr>
+                <w:color w:val="373737"/>
+                <w:sz w:val="18"/>
+              </w:rPr>
+              <w:t xml:space="preserve">, 🔴 </w:t>
+            </w:r>
+            <w:r>
+              <w:rPr>
+                <w:rFonts w:ascii="Courier New" w:hAnsi="Courier New"/>
+                <w:sz w:val="18"/>
+              </w:rPr>
+              <w:t>E-01</w:t>
             </w:r>
             <w:r>
               <w:rPr>
@@ -4177,7 +4611,21 @@
                 <w:rFonts w:ascii="Courier New" w:hAnsi="Courier New"/>
                 <w:sz w:val="18"/>
               </w:rPr>
-              <w:t>C-01</w:t>
+              <w:t>E-02</w:t>
+            </w:r>
+            <w:r>
+              <w:rPr>
+                <w:color w:val="373737"/>
+                <w:sz w:val="18"/>
+              </w:rPr>
+              <w:t xml:space="preserve">, 🔴 </w:t>
+            </w:r>
+            <w:r>
+              <w:rPr>
+                <w:rFonts w:ascii="Courier New" w:hAnsi="Courier New"/>
+                <w:sz w:val="18"/>
+              </w:rPr>
+              <w:t>E-03</w:t>
             </w:r>
             <w:r>
               <w:rPr>
@@ -4191,7 +4639,49 @@
                 <w:rFonts w:ascii="Courier New" w:hAnsi="Courier New"/>
                 <w:sz w:val="18"/>
               </w:rPr>
-              <w:t>C-02</w:t>
+              <w:t>F-13</w:t>
+            </w:r>
+            <w:r>
+              <w:rPr>
+                <w:color w:val="373737"/>
+                <w:sz w:val="18"/>
+              </w:rPr>
+              <w:t xml:space="preserve">, 🟢 </w:t>
+            </w:r>
+            <w:r>
+              <w:rPr>
+                <w:rFonts w:ascii="Courier New" w:hAnsi="Courier New"/>
+                <w:sz w:val="18"/>
+              </w:rPr>
+              <w:t>F-14</w:t>
+            </w:r>
+            <w:r>
+              <w:rPr>
+                <w:color w:val="373737"/>
+                <w:sz w:val="18"/>
+              </w:rPr>
+              <w:t xml:space="preserve">, 🔴 </w:t>
+            </w:r>
+            <w:r>
+              <w:rPr>
+                <w:rFonts w:ascii="Courier New" w:hAnsi="Courier New"/>
+                <w:sz w:val="18"/>
+              </w:rPr>
+              <w:t>G-01</w:t>
+            </w:r>
+            <w:r>
+              <w:rPr>
+                <w:color w:val="373737"/>
+                <w:sz w:val="18"/>
+              </w:rPr>
+              <w:t xml:space="preserve">, 🔴 </w:t>
+            </w:r>
+            <w:r>
+              <w:rPr>
+                <w:rFonts w:ascii="Courier New" w:hAnsi="Courier New"/>
+                <w:sz w:val="18"/>
+              </w:rPr>
+              <w:t>G-02</w:t>
             </w:r>
             <w:r>
               <w:rPr>
@@ -4205,7 +4695,7 @@
                 <w:rFonts w:ascii="Courier New" w:hAnsi="Courier New"/>
                 <w:sz w:val="18"/>
               </w:rPr>
-              <w:t>C-03</w:t>
+              <w:t>G-04</w:t>
             </w:r>
             <w:r>
               <w:rPr>
@@ -4219,7 +4709,7 @@
                 <w:rFonts w:ascii="Courier New" w:hAnsi="Courier New"/>
                 <w:sz w:val="18"/>
               </w:rPr>
-              <w:t>C-04</w:t>
+              <w:t>G-05</w:t>
             </w:r>
             <w:r>
               <w:rPr>
@@ -4233,7 +4723,7 @@
                 <w:rFonts w:ascii="Courier New" w:hAnsi="Courier New"/>
                 <w:sz w:val="18"/>
               </w:rPr>
-              <w:t>C-05</w:t>
+              <w:t>G-06</w:t>
             </w:r>
             <w:r>
               <w:rPr>
@@ -4247,7 +4737,7 @@
                 <w:rFonts w:ascii="Courier New" w:hAnsi="Courier New"/>
                 <w:sz w:val="18"/>
               </w:rPr>
-              <w:t>D-01</w:t>
+              <w:t>G-07</w:t>
             </w:r>
             <w:r>
               <w:rPr>
@@ -4261,7 +4751,7 @@
                 <w:rFonts w:ascii="Courier New" w:hAnsi="Courier New"/>
                 <w:sz w:val="18"/>
               </w:rPr>
-              <w:t>D-02</w:t>
+              <w:t>G-08</w:t>
             </w:r>
             <w:r>
               <w:rPr>
@@ -4275,7 +4765,7 @@
                 <w:rFonts w:ascii="Courier New" w:hAnsi="Courier New"/>
                 <w:sz w:val="18"/>
               </w:rPr>
-              <w:t>D-03</w:t>
+              <w:t>G-09</w:t>
             </w:r>
             <w:r>
               <w:rPr>
@@ -4289,7 +4779,7 @@
                 <w:rFonts w:ascii="Courier New" w:hAnsi="Courier New"/>
                 <w:sz w:val="18"/>
               </w:rPr>
-              <w:t>D-04</w:t>
+              <w:t>G-10</w:t>
             </w:r>
             <w:r>
               <w:rPr>
@@ -4303,7 +4793,7 @@
                 <w:rFonts w:ascii="Courier New" w:hAnsi="Courier New"/>
                 <w:sz w:val="18"/>
               </w:rPr>
-              <w:t>D-05</w:t>
+              <w:t>G-11-1</w:t>
             </w:r>
             <w:r>
               <w:rPr>
@@ -4317,7 +4807,21 @@
                 <w:rFonts w:ascii="Courier New" w:hAnsi="Courier New"/>
                 <w:sz w:val="18"/>
               </w:rPr>
-              <w:t>D-06</w:t>
+              <w:t>G-11-2</w:t>
+            </w:r>
+            <w:r>
+              <w:rPr>
+                <w:color w:val="373737"/>
+                <w:sz w:val="18"/>
+              </w:rPr>
+              <w:t xml:space="preserve">, 🟢 </w:t>
+            </w:r>
+            <w:r>
+              <w:rPr>
+                <w:rFonts w:ascii="Courier New" w:hAnsi="Courier New"/>
+                <w:sz w:val="18"/>
+              </w:rPr>
+              <w:t>G-12</w:t>
             </w:r>
             <w:r>
               <w:rPr>
@@ -4331,287 +4835,21 @@
                 <w:rFonts w:ascii="Courier New" w:hAnsi="Courier New"/>
                 <w:sz w:val="18"/>
               </w:rPr>
-              <w:t>D-10</w:t>
-            </w:r>
-            <w:r>
-              <w:rPr>
-                <w:color w:val="373737"/>
-                <w:sz w:val="18"/>
-              </w:rPr>
-              <w:t xml:space="preserve">, 🟡 </w:t>
+              <w:t>G-13</w:t>
+            </w:r>
+            <w:r>
+              <w:rPr>
+                <w:color w:val="373737"/>
+                <w:sz w:val="18"/>
+              </w:rPr>
+              <w:t xml:space="preserve">, 🟢 </w:t>
             </w:r>
             <w:r>
               <w:rPr>
                 <w:rFonts w:ascii="Courier New" w:hAnsi="Courier New"/>
                 <w:sz w:val="18"/>
               </w:rPr>
-              <w:t>D-14</w:t>
-            </w:r>
-            <w:r>
-              <w:rPr>
-                <w:color w:val="373737"/>
-                <w:sz w:val="18"/>
-              </w:rPr>
-              <w:t xml:space="preserve">, 🟢 </w:t>
-            </w:r>
-            <w:r>
-              <w:rPr>
-                <w:rFonts w:ascii="Courier New" w:hAnsi="Courier New"/>
-                <w:sz w:val="18"/>
-              </w:rPr>
-              <w:t>D-18</w:t>
-            </w:r>
-            <w:r>
-              <w:rPr>
-                <w:color w:val="373737"/>
-                <w:sz w:val="18"/>
-              </w:rPr>
-              <w:t xml:space="preserve">, 🔴 </w:t>
-            </w:r>
-            <w:r>
-              <w:rPr>
-                <w:rFonts w:ascii="Courier New" w:hAnsi="Courier New"/>
-                <w:sz w:val="18"/>
-              </w:rPr>
-              <w:t>E-01</w:t>
-            </w:r>
-            <w:r>
-              <w:rPr>
-                <w:color w:val="373737"/>
-                <w:sz w:val="18"/>
-              </w:rPr>
-              <w:t xml:space="preserve">, 🟠 </w:t>
-            </w:r>
-            <w:r>
-              <w:rPr>
-                <w:rFonts w:ascii="Courier New" w:hAnsi="Courier New"/>
-                <w:sz w:val="18"/>
-              </w:rPr>
-              <w:t>E-02</w:t>
-            </w:r>
-            <w:r>
-              <w:rPr>
-                <w:color w:val="373737"/>
-                <w:sz w:val="18"/>
-              </w:rPr>
-              <w:t xml:space="preserve">, 🔴 </w:t>
-            </w:r>
-            <w:r>
-              <w:rPr>
-                <w:rFonts w:ascii="Courier New" w:hAnsi="Courier New"/>
-                <w:sz w:val="18"/>
-              </w:rPr>
-              <w:t>E-03</w:t>
-            </w:r>
-            <w:r>
-              <w:rPr>
-                <w:color w:val="373737"/>
-                <w:sz w:val="18"/>
-              </w:rPr>
-              <w:t xml:space="preserve">, 🟡 </w:t>
-            </w:r>
-            <w:r>
-              <w:rPr>
-                <w:rFonts w:ascii="Courier New" w:hAnsi="Courier New"/>
-                <w:sz w:val="18"/>
-              </w:rPr>
-              <w:t>F-13</w:t>
-            </w:r>
-            <w:r>
-              <w:rPr>
-                <w:color w:val="373737"/>
-                <w:sz w:val="18"/>
-              </w:rPr>
-              <w:t xml:space="preserve">, 🟢 </w:t>
-            </w:r>
-            <w:r>
-              <w:rPr>
-                <w:rFonts w:ascii="Courier New" w:hAnsi="Courier New"/>
-                <w:sz w:val="18"/>
-              </w:rPr>
-              <w:t>F-14</w:t>
-            </w:r>
-            <w:r>
-              <w:rPr>
-                <w:color w:val="373737"/>
-                <w:sz w:val="18"/>
-              </w:rPr>
-              <w:t xml:space="preserve">, 🔴 </w:t>
-            </w:r>
-            <w:r>
-              <w:rPr>
-                <w:rFonts w:ascii="Courier New" w:hAnsi="Courier New"/>
-                <w:sz w:val="18"/>
-              </w:rPr>
-              <w:t>G-01</w:t>
-            </w:r>
-            <w:r>
-              <w:rPr>
-                <w:color w:val="373737"/>
-                <w:sz w:val="18"/>
-              </w:rPr>
-              <w:t xml:space="preserve">, 🔴 </w:t>
-            </w:r>
-            <w:r>
-              <w:rPr>
-                <w:rFonts w:ascii="Courier New" w:hAnsi="Courier New"/>
-                <w:sz w:val="18"/>
-              </w:rPr>
-              <w:t>G-02</w:t>
-            </w:r>
-            <w:r>
-              <w:rPr>
-                <w:color w:val="373737"/>
-                <w:sz w:val="18"/>
-              </w:rPr>
-              <w:t xml:space="preserve">, 🟡 </w:t>
-            </w:r>
-            <w:r>
-              <w:rPr>
-                <w:rFonts w:ascii="Courier New" w:hAnsi="Courier New"/>
-                <w:sz w:val="18"/>
-              </w:rPr>
-              <w:t>G-04</w:t>
-            </w:r>
-            <w:r>
-              <w:rPr>
-                <w:color w:val="373737"/>
-                <w:sz w:val="18"/>
-              </w:rPr>
-              <w:t xml:space="preserve">, 🟡 </w:t>
-            </w:r>
-            <w:r>
-              <w:rPr>
-                <w:rFonts w:ascii="Courier New" w:hAnsi="Courier New"/>
-                <w:sz w:val="18"/>
-              </w:rPr>
-              <w:t>G-05</w:t>
-            </w:r>
-            <w:r>
-              <w:rPr>
-                <w:color w:val="373737"/>
-                <w:sz w:val="18"/>
-              </w:rPr>
-              <w:t xml:space="preserve">, 🟡 </w:t>
-            </w:r>
-            <w:r>
-              <w:rPr>
-                <w:rFonts w:ascii="Courier New" w:hAnsi="Courier New"/>
-                <w:sz w:val="18"/>
-              </w:rPr>
-              <w:t>G-06</w:t>
-            </w:r>
-            <w:r>
-              <w:rPr>
-                <w:color w:val="373737"/>
-                <w:sz w:val="18"/>
-              </w:rPr>
-              <w:t xml:space="preserve">, 🟡 </w:t>
-            </w:r>
-            <w:r>
-              <w:rPr>
-                <w:rFonts w:ascii="Courier New" w:hAnsi="Courier New"/>
-                <w:sz w:val="18"/>
-              </w:rPr>
-              <w:t>G-07</w:t>
-            </w:r>
-            <w:r>
-              <w:rPr>
-                <w:color w:val="373737"/>
-                <w:sz w:val="18"/>
-              </w:rPr>
-              <w:t xml:space="preserve">, 🟡 </w:t>
-            </w:r>
-            <w:r>
-              <w:rPr>
-                <w:rFonts w:ascii="Courier New" w:hAnsi="Courier New"/>
-                <w:sz w:val="18"/>
-              </w:rPr>
-              <w:t>G-08</w:t>
-            </w:r>
-            <w:r>
-              <w:rPr>
-                <w:color w:val="373737"/>
-                <w:sz w:val="18"/>
-              </w:rPr>
-              <w:t xml:space="preserve">, 🟡 </w:t>
-            </w:r>
-            <w:r>
-              <w:rPr>
-                <w:rFonts w:ascii="Courier New" w:hAnsi="Courier New"/>
-                <w:sz w:val="18"/>
-              </w:rPr>
-              <w:t>G-09</w:t>
-            </w:r>
-            <w:r>
-              <w:rPr>
-                <w:color w:val="373737"/>
-                <w:sz w:val="18"/>
-              </w:rPr>
-              <w:t xml:space="preserve">, 🟡 </w:t>
-            </w:r>
-            <w:r>
-              <w:rPr>
-                <w:rFonts w:ascii="Courier New" w:hAnsi="Courier New"/>
-                <w:sz w:val="18"/>
-              </w:rPr>
-              <w:t>G-10</w:t>
-            </w:r>
-            <w:r>
-              <w:rPr>
-                <w:color w:val="373737"/>
-                <w:sz w:val="18"/>
-              </w:rPr>
-              <w:t xml:space="preserve">, 🟡 </w:t>
-            </w:r>
-            <w:r>
-              <w:rPr>
-                <w:rFonts w:ascii="Courier New" w:hAnsi="Courier New"/>
-                <w:sz w:val="18"/>
-              </w:rPr>
-              <w:t>G-11-1</w:t>
-            </w:r>
-            <w:r>
-              <w:rPr>
-                <w:color w:val="373737"/>
-                <w:sz w:val="18"/>
-              </w:rPr>
-              <w:t xml:space="preserve">, 🟡 </w:t>
-            </w:r>
-            <w:r>
-              <w:rPr>
-                <w:rFonts w:ascii="Courier New" w:hAnsi="Courier New"/>
-                <w:sz w:val="18"/>
-              </w:rPr>
-              <w:t>G-11-2</w:t>
-            </w:r>
-            <w:r>
-              <w:rPr>
-                <w:color w:val="373737"/>
-                <w:sz w:val="18"/>
-              </w:rPr>
-              <w:t xml:space="preserve">, 🟢 </w:t>
-            </w:r>
-            <w:r>
-              <w:rPr>
-                <w:rFonts w:ascii="Courier New" w:hAnsi="Courier New"/>
-                <w:sz w:val="18"/>
-              </w:rPr>
-              <w:t>G-12</w:t>
-            </w:r>
-            <w:r>
-              <w:rPr>
-                <w:color w:val="373737"/>
-                <w:sz w:val="18"/>
-              </w:rPr>
-              <w:t xml:space="preserve">, 🟡 </w:t>
-            </w:r>
-            <w:r>
-              <w:rPr>
-                <w:rFonts w:ascii="Courier New" w:hAnsi="Courier New"/>
-                <w:sz w:val="18"/>
-              </w:rPr>
-              <w:t>G-13</w:t>
+              <w:t>G-14</w:t>
             </w:r>
             <w:r>
               <w:rPr>
@@ -4876,6 +5114,20 @@
                 <w:color w:val="373737"/>
                 <w:sz w:val="18"/>
               </w:rPr>
+              <w:t xml:space="preserve">, 🟢 </w:t>
+            </w:r>
+            <w:r>
+              <w:rPr>
+                <w:rFonts w:ascii="Courier New" w:hAnsi="Courier New"/>
+                <w:sz w:val="18"/>
+              </w:rPr>
+              <w:t>F-04</w:t>
+            </w:r>
+            <w:r>
+              <w:rPr>
+                <w:color w:val="373737"/>
+                <w:sz w:val="18"/>
+              </w:rPr>
               <w:t xml:space="preserve">, 🟡 </w:t>
             </w:r>
             <w:r>
@@ -4883,7 +5135,21 @@
                 <w:rFonts w:ascii="Courier New" w:hAnsi="Courier New"/>
                 <w:sz w:val="18"/>
               </w:rPr>
-              <w:t>F-04</w:t>
+              <w:t>F-05</w:t>
+            </w:r>
+            <w:r>
+              <w:rPr>
+                <w:color w:val="373737"/>
+                <w:sz w:val="18"/>
+              </w:rPr>
+              <w:t xml:space="preserve">, 🟢 </w:t>
+            </w:r>
+            <w:r>
+              <w:rPr>
+                <w:rFonts w:ascii="Courier New" w:hAnsi="Courier New"/>
+                <w:sz w:val="18"/>
+              </w:rPr>
+              <w:t>F-06</w:t>
             </w:r>
             <w:r>
               <w:rPr>
@@ -4897,21 +5163,21 @@
                 <w:rFonts w:ascii="Courier New" w:hAnsi="Courier New"/>
                 <w:sz w:val="18"/>
               </w:rPr>
-              <w:t>F-05</w:t>
-            </w:r>
-            <w:r>
-              <w:rPr>
-                <w:color w:val="373737"/>
-                <w:sz w:val="18"/>
-              </w:rPr>
-              <w:t xml:space="preserve">, 🟡 </w:t>
+              <w:t>F-07</w:t>
+            </w:r>
+            <w:r>
+              <w:rPr>
+                <w:color w:val="373737"/>
+                <w:sz w:val="18"/>
+              </w:rPr>
+              <w:t xml:space="preserve">, 🟢 </w:t>
             </w:r>
             <w:r>
               <w:rPr>
                 <w:rFonts w:ascii="Courier New" w:hAnsi="Courier New"/>
                 <w:sz w:val="18"/>
               </w:rPr>
-              <w:t>F-07</w:t>
+              <w:t>F-08</w:t>
             </w:r>
             <w:r>
               <w:rPr>
@@ -5252,7 +5518,7 @@
           <w:rFonts w:ascii="Courier New" w:hAnsi="Courier New"/>
           <w:sz w:val="19"/>
         </w:rPr>
-        <w:t>F-03</w:t>
+        <w:t>F-06</w:t>
       </w:r>
       <w:r>
         <w:rPr>
@@ -5999,22 +6265,14 @@
                 <w:rFonts w:ascii="Courier New" w:hAnsi="Courier New"/>
                 <w:sz w:val="18"/>
               </w:rPr>
-              <w:t>F-04</w:t>
-            </w:r>
-            <w:r>
-              <w:rPr>
-                <w:color w:val="373737"/>
-                <w:sz w:val="18"/>
-              </w:rPr>
-              <w:t xml:space="preserve"> (2–4d) </w:t>
-            </w:r>
-            <w:r>
-              <w:rPr>
-                <w:i/>
-                <w:color w:val="373737"/>
-                <w:sz w:val="18"/>
-              </w:rPr>
-              <w:t>(grouped XS: +`F-06`, `F-08`)</w:t>
+              <w:t>F-05</w:t>
+            </w:r>
+            <w:r>
+              <w:rPr>
+                <w:color w:val="373737"/>
+                <w:sz w:val="18"/>
+              </w:rPr>
+              <w:t xml:space="preserve"> (2–4d) ⛔</w:t>
             </w:r>
           </w:p>
         </w:tc>
@@ -6087,21 +6345,21 @@
                 <w:color w:val="373737"/>
                 <w:sz w:val="18"/>
               </w:rPr>
-              <w:t xml:space="preserve">🟡 </w:t>
+              <w:t xml:space="preserve">🟢 </w:t>
             </w:r>
             <w:r>
               <w:rPr>
                 <w:rFonts w:ascii="Courier New" w:hAnsi="Courier New"/>
                 <w:sz w:val="18"/>
               </w:rPr>
-              <w:t>F-07</w:t>
-            </w:r>
-            <w:r>
-              <w:rPr>
-                <w:color w:val="373737"/>
-                <w:sz w:val="18"/>
-              </w:rPr>
-              <w:t xml:space="preserve"> (2–4d) ⛔</w:t>
+              <w:t>F-14</w:t>
+            </w:r>
+            <w:r>
+              <w:rPr>
+                <w:color w:val="373737"/>
+                <w:sz w:val="18"/>
+              </w:rPr>
+              <w:t xml:space="preserve"> (1–2d)</w:t>
             </w:r>
           </w:p>
         </w:tc>
@@ -6146,7 +6404,7 @@
                 <w:rFonts w:ascii="Courier New" w:hAnsi="Courier New"/>
                 <w:sz w:val="18"/>
               </w:rPr>
-              <w:t>F-05</w:t>
+              <w:t>F-07</w:t>
             </w:r>
             <w:r>
               <w:rPr>
@@ -6178,22 +6436,14 @@
                 <w:rFonts w:ascii="Courier New" w:hAnsi="Courier New"/>
                 <w:sz w:val="18"/>
               </w:rPr>
-              <w:t>B-06</w:t>
-            </w:r>
-            <w:r>
-              <w:rPr>
-                <w:color w:val="373737"/>
-                <w:sz w:val="18"/>
-              </w:rPr>
-              <w:t xml:space="preserve"> (2–4d) </w:t>
-            </w:r>
-            <w:r>
-              <w:rPr>
-                <w:i/>
-                <w:color w:val="373737"/>
-                <w:sz w:val="18"/>
-              </w:rPr>
-              <w:t>(grouped XS: +`B-07`, `B-08`, `B-09`)</w:t>
+              <w:t>C-03</w:t>
+            </w:r>
+            <w:r>
+              <w:rPr>
+                <w:color w:val="373737"/>
+                <w:sz w:val="18"/>
+              </w:rPr>
+              <w:t xml:space="preserve"> (2–4d)</w:t>
             </w:r>
           </w:p>
         </w:tc>
@@ -6233,21 +6483,21 @@
                 <w:color w:val="373737"/>
                 <w:sz w:val="18"/>
               </w:rPr>
-              <w:t xml:space="preserve">🟢 </w:t>
+              <w:t xml:space="preserve">🟡 </w:t>
             </w:r>
             <w:r>
               <w:rPr>
                 <w:rFonts w:ascii="Courier New" w:hAnsi="Courier New"/>
                 <w:sz w:val="18"/>
               </w:rPr>
-              <w:t>F-14</w:t>
-            </w:r>
-            <w:r>
-              <w:rPr>
-                <w:color w:val="373737"/>
-                <w:sz w:val="18"/>
-              </w:rPr>
-              <w:t xml:space="preserve"> (1–2d)</w:t>
+              <w:t>C-02</w:t>
+            </w:r>
+            <w:r>
+              <w:rPr>
+                <w:color w:val="373737"/>
+                <w:sz w:val="18"/>
+              </w:rPr>
+              <w:t xml:space="preserve"> (2–4d)</w:t>
             </w:r>
           </w:p>
         </w:tc>
@@ -6273,7 +6523,7 @@
                 <w:rFonts w:ascii="Courier New" w:hAnsi="Courier New"/>
                 <w:sz w:val="18"/>
               </w:rPr>
-              <w:t>C-03</w:t>
+              <w:t>C-05</w:t>
             </w:r>
             <w:r>
               <w:rPr>
@@ -6325,22 +6575,14 @@
                 <w:rFonts w:ascii="Courier New" w:hAnsi="Courier New"/>
                 <w:sz w:val="18"/>
               </w:rPr>
-              <w:t>B-02</w:t>
-            </w:r>
-            <w:r>
-              <w:rPr>
-                <w:color w:val="373737"/>
-                <w:sz w:val="18"/>
-              </w:rPr>
-              <w:t xml:space="preserve"> (2–4d) </w:t>
-            </w:r>
-            <w:r>
-              <w:rPr>
-                <w:i/>
-                <w:color w:val="373737"/>
-                <w:sz w:val="18"/>
-              </w:rPr>
-              <w:t>(grouped XS: +`B-03`, `B-04`, `B-05`)</w:t>
+              <w:t>C-04</w:t>
+            </w:r>
+            <w:r>
+              <w:rPr>
+                <w:color w:val="373737"/>
+                <w:sz w:val="18"/>
+              </w:rPr>
+              <w:t xml:space="preserve"> (2–4d)</w:t>
             </w:r>
           </w:p>
         </w:tc>
@@ -6365,14 +6607,14 @@
                 <w:rFonts w:ascii="Courier New" w:hAnsi="Courier New"/>
                 <w:sz w:val="18"/>
               </w:rPr>
-              <w:t>C-05</w:t>
-            </w:r>
-            <w:r>
-              <w:rPr>
-                <w:color w:val="373737"/>
-                <w:sz w:val="18"/>
-              </w:rPr>
-              <w:t xml:space="preserve"> (2–4d)</w:t>
+              <w:t>D-02</w:t>
+            </w:r>
+            <w:r>
+              <w:rPr>
+                <w:color w:val="373737"/>
+                <w:sz w:val="18"/>
+              </w:rPr>
+              <w:t xml:space="preserve"> (2–4d) 🔬</w:t>
             </w:r>
           </w:p>
         </w:tc>
@@ -6419,14 +6661,14 @@
                 <w:rFonts w:ascii="Courier New" w:hAnsi="Courier New"/>
                 <w:sz w:val="18"/>
               </w:rPr>
-              <w:t>C-02</w:t>
-            </w:r>
-            <w:r>
-              <w:rPr>
-                <w:color w:val="373737"/>
-                <w:sz w:val="18"/>
-              </w:rPr>
-              <w:t xml:space="preserve"> (2–4d)</w:t>
+              <w:t>D-01</w:t>
+            </w:r>
+            <w:r>
+              <w:rPr>
+                <w:color w:val="373737"/>
+                <w:sz w:val="18"/>
+              </w:rPr>
+              <w:t xml:space="preserve"> (2–4d) 🔬</w:t>
             </w:r>
           </w:p>
         </w:tc>
@@ -6452,7 +6694,7 @@
                 <w:rFonts w:ascii="Courier New" w:hAnsi="Courier New"/>
                 <w:sz w:val="18"/>
               </w:rPr>
-              <w:t>D-02</w:t>
+              <w:t>D-04</w:t>
             </w:r>
             <w:r>
               <w:rPr>
@@ -6504,7 +6746,7 @@
                 <w:rFonts w:ascii="Courier New" w:hAnsi="Courier New"/>
                 <w:sz w:val="18"/>
               </w:rPr>
-              <w:t>C-04</w:t>
+              <w:t>D-03</w:t>
             </w:r>
             <w:r>
               <w:rPr>
@@ -6529,21 +6771,21 @@
                 <w:color w:val="373737"/>
                 <w:sz w:val="18"/>
               </w:rPr>
-              <w:t xml:space="preserve">🟡 </w:t>
+              <w:t xml:space="preserve">🟢 </w:t>
             </w:r>
             <w:r>
               <w:rPr>
                 <w:rFonts w:ascii="Courier New" w:hAnsi="Courier New"/>
                 <w:sz w:val="18"/>
               </w:rPr>
-              <w:t>D-04</w:t>
-            </w:r>
-            <w:r>
-              <w:rPr>
-                <w:color w:val="373737"/>
-                <w:sz w:val="18"/>
-              </w:rPr>
-              <w:t xml:space="preserve"> (2–4d) 🔬</w:t>
+              <w:t>F-04</w:t>
+            </w:r>
+            <w:r>
+              <w:rPr>
+                <w:color w:val="373737"/>
+                <w:sz w:val="18"/>
+              </w:rPr>
+              <w:t xml:space="preserve"> (1–2d)</w:t>
             </w:r>
           </w:p>
         </w:tc>
@@ -6590,14 +6832,14 @@
                 <w:rFonts w:ascii="Courier New" w:hAnsi="Courier New"/>
                 <w:sz w:val="18"/>
               </w:rPr>
-              <w:t>D-01</w:t>
-            </w:r>
-            <w:r>
-              <w:rPr>
-                <w:color w:val="373737"/>
-                <w:sz w:val="18"/>
-              </w:rPr>
-              <w:t xml:space="preserve"> (2–4d) 🔬</w:t>
+              <w:t>D-05</w:t>
+            </w:r>
+            <w:r>
+              <w:rPr>
+                <w:color w:val="373737"/>
+                <w:sz w:val="18"/>
+              </w:rPr>
+              <w:t xml:space="preserve"> (2–4d)</w:t>
             </w:r>
           </w:p>
         </w:tc>
@@ -6616,29 +6858,21 @@
                 <w:color w:val="373737"/>
                 <w:sz w:val="18"/>
               </w:rPr>
-              <w:t xml:space="preserve">🟡 </w:t>
+              <w:t xml:space="preserve">🟢 </w:t>
             </w:r>
             <w:r>
               <w:rPr>
                 <w:rFonts w:ascii="Courier New" w:hAnsi="Courier New"/>
                 <w:sz w:val="18"/>
               </w:rPr>
-              <w:t>D-06</w:t>
-            </w:r>
-            <w:r>
-              <w:rPr>
-                <w:color w:val="373737"/>
-                <w:sz w:val="18"/>
-              </w:rPr>
-              <w:t xml:space="preserve"> (2–4d) </w:t>
-            </w:r>
-            <w:r>
-              <w:rPr>
-                <w:i/>
-                <w:color w:val="373737"/>
-                <w:sz w:val="18"/>
-              </w:rPr>
-              <w:t>(grouped XS: +`D-07`, `D-08`, `D-09`)</w:t>
+              <w:t>F-06</w:t>
+            </w:r>
+            <w:r>
+              <w:rPr>
+                <w:color w:val="373737"/>
+                <w:sz w:val="18"/>
+              </w:rPr>
+              <w:t xml:space="preserve"> (1–2d)</w:t>
             </w:r>
           </w:p>
         </w:tc>
@@ -6676,21 +6910,21 @@
                 <w:color w:val="373737"/>
                 <w:sz w:val="18"/>
               </w:rPr>
-              <w:t xml:space="preserve">🟡 </w:t>
+              <w:t xml:space="preserve">🟢 </w:t>
             </w:r>
             <w:r>
               <w:rPr>
                 <w:rFonts w:ascii="Courier New" w:hAnsi="Courier New"/>
                 <w:sz w:val="18"/>
               </w:rPr>
-              <w:t>D-03</w:t>
-            </w:r>
-            <w:r>
-              <w:rPr>
-                <w:color w:val="373737"/>
-                <w:sz w:val="18"/>
-              </w:rPr>
-              <w:t xml:space="preserve"> (2–4d)</w:t>
+              <w:t>F-08</w:t>
+            </w:r>
+            <w:r>
+              <w:rPr>
+                <w:color w:val="373737"/>
+                <w:sz w:val="18"/>
+              </w:rPr>
+              <w:t xml:space="preserve"> (1–2d)</w:t>
             </w:r>
           </w:p>
         </w:tc>
@@ -6708,29 +6942,21 @@
                 <w:color w:val="373737"/>
                 <w:sz w:val="18"/>
               </w:rPr>
-              <w:t xml:space="preserve">🟡 </w:t>
+              <w:t xml:space="preserve">🟢 </w:t>
             </w:r>
             <w:r>
               <w:rPr>
                 <w:rFonts w:ascii="Courier New" w:hAnsi="Courier New"/>
                 <w:sz w:val="18"/>
               </w:rPr>
-              <w:t>D-14</w:t>
-            </w:r>
-            <w:r>
-              <w:rPr>
-                <w:color w:val="373737"/>
-                <w:sz w:val="18"/>
-              </w:rPr>
-              <w:t xml:space="preserve"> (2–4d) </w:t>
-            </w:r>
-            <w:r>
-              <w:rPr>
-                <w:i/>
-                <w:color w:val="373737"/>
-                <w:sz w:val="18"/>
-              </w:rPr>
-              <w:t>(grouped XS: +`D-15`, `D-16`, `D-17`)</w:t>
+              <w:t>F-10</w:t>
+            </w:r>
+            <w:r>
+              <w:rPr>
+                <w:color w:val="373737"/>
+                <w:sz w:val="18"/>
+              </w:rPr>
+              <w:t xml:space="preserve"> (1–2d)</w:t>
             </w:r>
           </w:p>
         </w:tc>
@@ -6777,7 +7003,7 @@
                 <w:rFonts w:ascii="Courier New" w:hAnsi="Courier New"/>
                 <w:sz w:val="18"/>
               </w:rPr>
-              <w:t>D-05</w:t>
+              <w:t>G-04</w:t>
             </w:r>
             <w:r>
               <w:rPr>
@@ -6810,7 +7036,7 @@
                 <w:rFonts w:ascii="Courier New" w:hAnsi="Courier New"/>
                 <w:sz w:val="18"/>
               </w:rPr>
-              <w:t>G-04</w:t>
+              <w:t>G-05</w:t>
             </w:r>
             <w:r>
               <w:rPr>
@@ -6862,22 +7088,14 @@
                 <w:rFonts w:ascii="Courier New" w:hAnsi="Courier New"/>
                 <w:sz w:val="18"/>
               </w:rPr>
-              <w:t>D-10</w:t>
-            </w:r>
-            <w:r>
-              <w:rPr>
-                <w:color w:val="373737"/>
-                <w:sz w:val="18"/>
-              </w:rPr>
-              <w:t xml:space="preserve"> (2–4d) </w:t>
-            </w:r>
-            <w:r>
-              <w:rPr>
-                <w:i/>
-                <w:color w:val="373737"/>
-                <w:sz w:val="18"/>
-              </w:rPr>
-              <w:t>(grouped XS: +`D-11`, `D-12`, `D-13`)</w:t>
+              <w:t>G-06</w:t>
+            </w:r>
+            <w:r>
+              <w:rPr>
+                <w:color w:val="373737"/>
+                <w:sz w:val="18"/>
+              </w:rPr>
+              <w:t xml:space="preserve"> (2–4d)</w:t>
             </w:r>
           </w:p>
         </w:tc>
@@ -6902,14 +7120,14 @@
                 <w:rFonts w:ascii="Courier New" w:hAnsi="Courier New"/>
                 <w:sz w:val="18"/>
               </w:rPr>
-              <w:t>G-06</w:t>
-            </w:r>
-            <w:r>
-              <w:rPr>
-                <w:color w:val="373737"/>
-                <w:sz w:val="18"/>
-              </w:rPr>
-              <w:t xml:space="preserve"> (2–4d)</w:t>
+              <w:t>G-07</w:t>
+            </w:r>
+            <w:r>
+              <w:rPr>
+                <w:color w:val="373737"/>
+                <w:sz w:val="18"/>
+              </w:rPr>
+              <w:t xml:space="preserve"> (2–4d) 🔬</w:t>
             </w:r>
           </w:p>
         </w:tc>
@@ -6949,21 +7167,21 @@
                 <w:color w:val="373737"/>
                 <w:sz w:val="18"/>
               </w:rPr>
-              <w:t xml:space="preserve">🟢 </w:t>
+              <w:t xml:space="preserve">🟡 </w:t>
             </w:r>
             <w:r>
               <w:rPr>
                 <w:rFonts w:ascii="Courier New" w:hAnsi="Courier New"/>
                 <w:sz w:val="18"/>
               </w:rPr>
-              <w:t>F-10</w:t>
-            </w:r>
-            <w:r>
-              <w:rPr>
-                <w:color w:val="373737"/>
-                <w:sz w:val="18"/>
-              </w:rPr>
-              <w:t xml:space="preserve"> (1–2d)</w:t>
+              <w:t>G-08</w:t>
+            </w:r>
+            <w:r>
+              <w:rPr>
+                <w:color w:val="373737"/>
+                <w:sz w:val="18"/>
+              </w:rPr>
+              <w:t xml:space="preserve"> (2–4d)</w:t>
             </w:r>
           </w:p>
         </w:tc>
@@ -6989,7 +7207,7 @@
                 <w:rFonts w:ascii="Courier New" w:hAnsi="Courier New"/>
                 <w:sz w:val="18"/>
               </w:rPr>
-              <w:t>G-08</w:t>
+              <w:t>G-09</w:t>
             </w:r>
             <w:r>
               <w:rPr>
@@ -7041,7 +7259,7 @@
                 <w:rFonts w:ascii="Courier New" w:hAnsi="Courier New"/>
                 <w:sz w:val="18"/>
               </w:rPr>
-              <w:t>G-05</w:t>
+              <w:t>G-10</w:t>
             </w:r>
             <w:r>
               <w:rPr>
@@ -7073,14 +7291,14 @@
                 <w:rFonts w:ascii="Courier New" w:hAnsi="Courier New"/>
                 <w:sz w:val="18"/>
               </w:rPr>
-              <w:t>G-10</w:t>
-            </w:r>
-            <w:r>
-              <w:rPr>
-                <w:color w:val="373737"/>
-                <w:sz w:val="18"/>
-              </w:rPr>
-              <w:t xml:space="preserve"> (2–4d)</w:t>
+              <w:t>G-11-1</w:t>
+            </w:r>
+            <w:r>
+              <w:rPr>
+                <w:color w:val="373737"/>
+                <w:sz w:val="18"/>
+              </w:rPr>
+              <w:t xml:space="preserve"> (2–4d) 🔬</w:t>
             </w:r>
           </w:p>
         </w:tc>
@@ -7127,14 +7345,14 @@
                 <w:rFonts w:ascii="Courier New" w:hAnsi="Courier New"/>
                 <w:sz w:val="18"/>
               </w:rPr>
-              <w:t>G-07</w:t>
-            </w:r>
-            <w:r>
-              <w:rPr>
-                <w:color w:val="373737"/>
-                <w:sz w:val="18"/>
-              </w:rPr>
-              <w:t xml:space="preserve"> (2–4d) 🔬</w:t>
+              <w:t>G-11-2</w:t>
+            </w:r>
+            <w:r>
+              <w:rPr>
+                <w:color w:val="373737"/>
+                <w:sz w:val="18"/>
+              </w:rPr>
+              <w:t xml:space="preserve"> (2–4d)</w:t>
             </w:r>
           </w:p>
         </w:tc>
@@ -7160,7 +7378,7 @@
                 <w:rFonts w:ascii="Courier New" w:hAnsi="Courier New"/>
                 <w:sz w:val="18"/>
               </w:rPr>
-              <w:t>G-11-2</w:t>
+              <w:t>G-13</w:t>
             </w:r>
             <w:r>
               <w:rPr>
@@ -7212,7 +7430,7 @@
                 <w:rFonts w:ascii="Courier New" w:hAnsi="Courier New"/>
                 <w:sz w:val="18"/>
               </w:rPr>
-              <w:t>G-09</w:t>
+              <w:t>G-15</w:t>
             </w:r>
             <w:r>
               <w:rPr>
@@ -7244,7 +7462,7 @@
                 <w:rFonts w:ascii="Courier New" w:hAnsi="Courier New"/>
                 <w:sz w:val="18"/>
               </w:rPr>
-              <w:t>G-15</w:t>
+              <w:t>G-17</w:t>
             </w:r>
             <w:r>
               <w:rPr>
@@ -7291,21 +7509,21 @@
                 <w:color w:val="373737"/>
                 <w:sz w:val="18"/>
               </w:rPr>
-              <w:t xml:space="preserve">🟡 </w:t>
+              <w:t xml:space="preserve">🟢 </w:t>
             </w:r>
             <w:r>
               <w:rPr>
                 <w:rFonts w:ascii="Courier New" w:hAnsi="Courier New"/>
                 <w:sz w:val="18"/>
               </w:rPr>
-              <w:t>G-11-1</w:t>
-            </w:r>
-            <w:r>
-              <w:rPr>
-                <w:color w:val="373737"/>
-                <w:sz w:val="18"/>
-              </w:rPr>
-              <w:t xml:space="preserve"> (2–4d) 🔬</w:t>
+              <w:t>B-02</w:t>
+            </w:r>
+            <w:r>
+              <w:rPr>
+                <w:color w:val="373737"/>
+                <w:sz w:val="18"/>
+              </w:rPr>
+              <w:t xml:space="preserve"> (1–2d)</w:t>
             </w:r>
           </w:p>
         </w:tc>
@@ -7331,22 +7549,14 @@
                 <w:rFonts w:ascii="Courier New" w:hAnsi="Courier New"/>
                 <w:sz w:val="18"/>
               </w:rPr>
-              <w:t>B-10</w:t>
-            </w:r>
-            <w:r>
-              <w:rPr>
-                <w:color w:val="373737"/>
-                <w:sz w:val="18"/>
-              </w:rPr>
-              <w:t xml:space="preserve"> (1–2d) </w:t>
-            </w:r>
-            <w:r>
-              <w:rPr>
-                <w:i/>
-                <w:color w:val="373737"/>
-                <w:sz w:val="18"/>
-              </w:rPr>
-              <w:t>(grouped XS: +`B-11`)</w:t>
+              <w:t>B-03</w:t>
+            </w:r>
+            <w:r>
+              <w:rPr>
+                <w:color w:val="373737"/>
+                <w:sz w:val="18"/>
+              </w:rPr>
+              <w:t xml:space="preserve"> (1–2d)</w:t>
             </w:r>
           </w:p>
         </w:tc>
@@ -7384,21 +7594,21 @@
                 <w:color w:val="373737"/>
                 <w:sz w:val="18"/>
               </w:rPr>
-              <w:t xml:space="preserve">🟡 </w:t>
+              <w:t xml:space="preserve">🟢 </w:t>
             </w:r>
             <w:r>
               <w:rPr>
                 <w:rFonts w:ascii="Courier New" w:hAnsi="Courier New"/>
                 <w:sz w:val="18"/>
               </w:rPr>
-              <w:t>G-13</w:t>
-            </w:r>
-            <w:r>
-              <w:rPr>
-                <w:color w:val="373737"/>
-                <w:sz w:val="18"/>
-              </w:rPr>
-              <w:t xml:space="preserve"> (2–4d)</w:t>
+              <w:t>B-04</w:t>
+            </w:r>
+            <w:r>
+              <w:rPr>
+                <w:color w:val="373737"/>
+                <w:sz w:val="18"/>
+              </w:rPr>
+              <w:t xml:space="preserve"> (1–2d)</w:t>
             </w:r>
           </w:p>
         </w:tc>
@@ -7423,7 +7633,7 @@
                 <w:rFonts w:ascii="Courier New" w:hAnsi="Courier New"/>
                 <w:sz w:val="18"/>
               </w:rPr>
-              <w:t>F-09</w:t>
+              <w:t>B-05</w:t>
             </w:r>
             <w:r>
               <w:rPr>
@@ -7470,21 +7680,21 @@
                 <w:color w:val="373737"/>
                 <w:sz w:val="18"/>
               </w:rPr>
-              <w:t xml:space="preserve">🟡 </w:t>
+              <w:t xml:space="preserve">🟢 </w:t>
             </w:r>
             <w:r>
               <w:rPr>
                 <w:rFonts w:ascii="Courier New" w:hAnsi="Courier New"/>
                 <w:sz w:val="18"/>
               </w:rPr>
-              <w:t>G-17</w:t>
-            </w:r>
-            <w:r>
-              <w:rPr>
-                <w:color w:val="373737"/>
-                <w:sz w:val="18"/>
-              </w:rPr>
-              <w:t xml:space="preserve"> (2–4d)</w:t>
+              <w:t>B-06</w:t>
+            </w:r>
+            <w:r>
+              <w:rPr>
+                <w:color w:val="373737"/>
+                <w:sz w:val="18"/>
+              </w:rPr>
+              <w:t xml:space="preserve"> (1–2d)</w:t>
             </w:r>
           </w:p>
         </w:tc>
@@ -7510,7 +7720,7 @@
                 <w:rFonts w:ascii="Courier New" w:hAnsi="Courier New"/>
                 <w:sz w:val="18"/>
               </w:rPr>
-              <w:t>F-12</w:t>
+              <w:t>B-07</w:t>
             </w:r>
             <w:r>
               <w:rPr>
@@ -7562,7 +7772,7 @@
                 <w:rFonts w:ascii="Courier New" w:hAnsi="Courier New"/>
                 <w:sz w:val="18"/>
               </w:rPr>
-              <w:t>D-18</w:t>
+              <w:t>B-08</w:t>
             </w:r>
             <w:r>
               <w:rPr>
@@ -7587,7 +7797,21 @@
                 <w:color w:val="373737"/>
                 <w:sz w:val="18"/>
               </w:rPr>
-              <w:t>—</w:t>
+              <w:t xml:space="preserve">🟢 </w:t>
+            </w:r>
+            <w:r>
+              <w:rPr>
+                <w:rFonts w:ascii="Courier New" w:hAnsi="Courier New"/>
+                <w:sz w:val="18"/>
+              </w:rPr>
+              <w:t>B-09</w:t>
+            </w:r>
+            <w:r>
+              <w:rPr>
+                <w:color w:val="373737"/>
+                <w:sz w:val="18"/>
+              </w:rPr>
+              <w:t xml:space="preserve"> (1–2d)</w:t>
             </w:r>
           </w:p>
         </w:tc>
@@ -7634,7 +7858,7 @@
                 <w:rFonts w:ascii="Courier New" w:hAnsi="Courier New"/>
                 <w:sz w:val="18"/>
               </w:rPr>
-              <w:t>F-11</w:t>
+              <w:t>B-10</w:t>
             </w:r>
             <w:r>
               <w:rPr>
@@ -7660,7 +7884,21 @@
                 <w:color w:val="373737"/>
                 <w:sz w:val="18"/>
               </w:rPr>
-              <w:t>—</w:t>
+              <w:t xml:space="preserve">🟢 </w:t>
+            </w:r>
+            <w:r>
+              <w:rPr>
+                <w:rFonts w:ascii="Courier New" w:hAnsi="Courier New"/>
+                <w:sz w:val="18"/>
+              </w:rPr>
+              <w:t>B-11</w:t>
+            </w:r>
+            <w:r>
+              <w:rPr>
+                <w:color w:val="373737"/>
+                <w:sz w:val="18"/>
+              </w:rPr>
+              <w:t xml:space="preserve"> (1–2d)</w:t>
             </w:r>
           </w:p>
         </w:tc>
@@ -7705,22 +7943,14 @@
                 <w:rFonts w:ascii="Courier New" w:hAnsi="Courier New"/>
                 <w:sz w:val="18"/>
               </w:rPr>
-              <w:t>G-12</w:t>
-            </w:r>
-            <w:r>
-              <w:rPr>
-                <w:color w:val="373737"/>
-                <w:sz w:val="18"/>
-              </w:rPr>
-              <w:t xml:space="preserve"> (1–2d) </w:t>
-            </w:r>
-            <w:r>
-              <w:rPr>
-                <w:i/>
-                <w:color w:val="373737"/>
-                <w:sz w:val="18"/>
-              </w:rPr>
-              <w:t>(grouped XS: +`G-14`)</w:t>
+              <w:t>D-06</w:t>
+            </w:r>
+            <w:r>
+              <w:rPr>
+                <w:color w:val="373737"/>
+                <w:sz w:val="18"/>
+              </w:rPr>
+              <w:t xml:space="preserve"> (1–2d)</w:t>
             </w:r>
           </w:p>
         </w:tc>
@@ -7738,7 +7968,705 @@
                 <w:color w:val="373737"/>
                 <w:sz w:val="18"/>
               </w:rPr>
-              <w:t>—</w:t>
+              <w:t xml:space="preserve">🟢 </w:t>
+            </w:r>
+            <w:r>
+              <w:rPr>
+                <w:rFonts w:ascii="Courier New" w:hAnsi="Courier New"/>
+                <w:sz w:val="18"/>
+              </w:rPr>
+              <w:t>D-07</w:t>
+            </w:r>
+            <w:r>
+              <w:rPr>
+                <w:color w:val="373737"/>
+                <w:sz w:val="18"/>
+              </w:rPr>
+              <w:t xml:space="preserve"> (1–2d)</w:t>
+            </w:r>
+          </w:p>
+        </w:tc>
+      </w:tr>
+      <w:tr>
+        <w:tc>
+          <w:tcPr>
+            <w:tcW w:type="dxa" w:w="3419"/>
+            <w:shd w:val="clear" w:color="auto" w:fill="F5F8FF"/>
+            <w:vAlign w:val="top"/>
+          </w:tcPr>
+          <w:p>
+            <w:pPr>
+              <w:jc w:val="left"/>
+            </w:pPr>
+            <w:r>
+              <w:rPr>
+                <w:color w:val="373737"/>
+                <w:sz w:val="18"/>
+              </w:rPr>
+              <w:t>28</w:t>
+            </w:r>
+          </w:p>
+        </w:tc>
+        <w:tc>
+          <w:tcPr>
+            <w:tcW w:type="dxa" w:w="3419"/>
+            <w:shd w:val="clear" w:color="auto" w:fill="F5F8FF"/>
+            <w:vAlign w:val="top"/>
+          </w:tcPr>
+          <w:p>
+            <w:pPr>
+              <w:jc w:val="left"/>
+            </w:pPr>
+            <w:r>
+              <w:rPr>
+                <w:color w:val="373737"/>
+                <w:sz w:val="18"/>
+              </w:rPr>
+              <w:t xml:space="preserve">🟢 </w:t>
+            </w:r>
+            <w:r>
+              <w:rPr>
+                <w:rFonts w:ascii="Courier New" w:hAnsi="Courier New"/>
+                <w:sz w:val="18"/>
+              </w:rPr>
+              <w:t>D-08</w:t>
+            </w:r>
+            <w:r>
+              <w:rPr>
+                <w:color w:val="373737"/>
+                <w:sz w:val="18"/>
+              </w:rPr>
+              <w:t xml:space="preserve"> (1–2d)</w:t>
+            </w:r>
+          </w:p>
+        </w:tc>
+        <w:tc>
+          <w:tcPr>
+            <w:tcW w:type="dxa" w:w="3419"/>
+            <w:shd w:val="clear" w:color="auto" w:fill="F5F8FF"/>
+            <w:vAlign w:val="top"/>
+          </w:tcPr>
+          <w:p>
+            <w:pPr>
+              <w:jc w:val="left"/>
+            </w:pPr>
+            <w:r>
+              <w:rPr>
+                <w:color w:val="373737"/>
+                <w:sz w:val="18"/>
+              </w:rPr>
+              <w:t xml:space="preserve">🟢 </w:t>
+            </w:r>
+            <w:r>
+              <w:rPr>
+                <w:rFonts w:ascii="Courier New" w:hAnsi="Courier New"/>
+                <w:sz w:val="18"/>
+              </w:rPr>
+              <w:t>D-09</w:t>
+            </w:r>
+            <w:r>
+              <w:rPr>
+                <w:color w:val="373737"/>
+                <w:sz w:val="18"/>
+              </w:rPr>
+              <w:t xml:space="preserve"> (1–2d)</w:t>
+            </w:r>
+          </w:p>
+        </w:tc>
+      </w:tr>
+      <w:tr>
+        <w:tc>
+          <w:tcPr>
+            <w:tcW w:type="dxa" w:w="3419"/>
+            <w:vAlign w:val="top"/>
+          </w:tcPr>
+          <w:p>
+            <w:pPr>
+              <w:jc w:val="left"/>
+            </w:pPr>
+            <w:r>
+              <w:rPr>
+                <w:color w:val="373737"/>
+                <w:sz w:val="18"/>
+              </w:rPr>
+              <w:t>29</w:t>
+            </w:r>
+          </w:p>
+        </w:tc>
+        <w:tc>
+          <w:tcPr>
+            <w:tcW w:type="dxa" w:w="3419"/>
+            <w:vAlign w:val="top"/>
+          </w:tcPr>
+          <w:p>
+            <w:pPr>
+              <w:jc w:val="left"/>
+            </w:pPr>
+            <w:r>
+              <w:rPr>
+                <w:color w:val="373737"/>
+                <w:sz w:val="18"/>
+              </w:rPr>
+              <w:t xml:space="preserve">🟢 </w:t>
+            </w:r>
+            <w:r>
+              <w:rPr>
+                <w:rFonts w:ascii="Courier New" w:hAnsi="Courier New"/>
+                <w:sz w:val="18"/>
+              </w:rPr>
+              <w:t>D-10</w:t>
+            </w:r>
+            <w:r>
+              <w:rPr>
+                <w:color w:val="373737"/>
+                <w:sz w:val="18"/>
+              </w:rPr>
+              <w:t xml:space="preserve"> (1–2d)</w:t>
+            </w:r>
+          </w:p>
+        </w:tc>
+        <w:tc>
+          <w:tcPr>
+            <w:tcW w:type="dxa" w:w="3419"/>
+            <w:vAlign w:val="top"/>
+          </w:tcPr>
+          <w:p>
+            <w:pPr>
+              <w:jc w:val="left"/>
+            </w:pPr>
+            <w:r>
+              <w:rPr>
+                <w:color w:val="373737"/>
+                <w:sz w:val="18"/>
+              </w:rPr>
+              <w:t xml:space="preserve">🟢 </w:t>
+            </w:r>
+            <w:r>
+              <w:rPr>
+                <w:rFonts w:ascii="Courier New" w:hAnsi="Courier New"/>
+                <w:sz w:val="18"/>
+              </w:rPr>
+              <w:t>D-11</w:t>
+            </w:r>
+            <w:r>
+              <w:rPr>
+                <w:color w:val="373737"/>
+                <w:sz w:val="18"/>
+              </w:rPr>
+              <w:t xml:space="preserve"> (1–2d)</w:t>
+            </w:r>
+          </w:p>
+        </w:tc>
+      </w:tr>
+      <w:tr>
+        <w:tc>
+          <w:tcPr>
+            <w:tcW w:type="dxa" w:w="3419"/>
+            <w:shd w:val="clear" w:color="auto" w:fill="F5F8FF"/>
+            <w:vAlign w:val="top"/>
+          </w:tcPr>
+          <w:p>
+            <w:pPr>
+              <w:jc w:val="left"/>
+            </w:pPr>
+            <w:r>
+              <w:rPr>
+                <w:color w:val="373737"/>
+                <w:sz w:val="18"/>
+              </w:rPr>
+              <w:t>30</w:t>
+            </w:r>
+          </w:p>
+        </w:tc>
+        <w:tc>
+          <w:tcPr>
+            <w:tcW w:type="dxa" w:w="3419"/>
+            <w:shd w:val="clear" w:color="auto" w:fill="F5F8FF"/>
+            <w:vAlign w:val="top"/>
+          </w:tcPr>
+          <w:p>
+            <w:pPr>
+              <w:jc w:val="left"/>
+            </w:pPr>
+            <w:r>
+              <w:rPr>
+                <w:color w:val="373737"/>
+                <w:sz w:val="18"/>
+              </w:rPr>
+              <w:t xml:space="preserve">🟢 </w:t>
+            </w:r>
+            <w:r>
+              <w:rPr>
+                <w:rFonts w:ascii="Courier New" w:hAnsi="Courier New"/>
+                <w:sz w:val="18"/>
+              </w:rPr>
+              <w:t>D-12</w:t>
+            </w:r>
+            <w:r>
+              <w:rPr>
+                <w:color w:val="373737"/>
+                <w:sz w:val="18"/>
+              </w:rPr>
+              <w:t xml:space="preserve"> (1–2d)</w:t>
+            </w:r>
+          </w:p>
+        </w:tc>
+        <w:tc>
+          <w:tcPr>
+            <w:tcW w:type="dxa" w:w="3419"/>
+            <w:shd w:val="clear" w:color="auto" w:fill="F5F8FF"/>
+            <w:vAlign w:val="top"/>
+          </w:tcPr>
+          <w:p>
+            <w:pPr>
+              <w:jc w:val="left"/>
+            </w:pPr>
+            <w:r>
+              <w:rPr>
+                <w:color w:val="373737"/>
+                <w:sz w:val="18"/>
+              </w:rPr>
+              <w:t xml:space="preserve">🟢 </w:t>
+            </w:r>
+            <w:r>
+              <w:rPr>
+                <w:rFonts w:ascii="Courier New" w:hAnsi="Courier New"/>
+                <w:sz w:val="18"/>
+              </w:rPr>
+              <w:t>D-13</w:t>
+            </w:r>
+            <w:r>
+              <w:rPr>
+                <w:color w:val="373737"/>
+                <w:sz w:val="18"/>
+              </w:rPr>
+              <w:t xml:space="preserve"> (1–2d)</w:t>
+            </w:r>
+          </w:p>
+        </w:tc>
+      </w:tr>
+      <w:tr>
+        <w:tc>
+          <w:tcPr>
+            <w:tcW w:type="dxa" w:w="3419"/>
+            <w:vAlign w:val="top"/>
+          </w:tcPr>
+          <w:p>
+            <w:pPr>
+              <w:jc w:val="left"/>
+            </w:pPr>
+            <w:r>
+              <w:rPr>
+                <w:color w:val="373737"/>
+                <w:sz w:val="18"/>
+              </w:rPr>
+              <w:t>31</w:t>
+            </w:r>
+          </w:p>
+        </w:tc>
+        <w:tc>
+          <w:tcPr>
+            <w:tcW w:type="dxa" w:w="3419"/>
+            <w:vAlign w:val="top"/>
+          </w:tcPr>
+          <w:p>
+            <w:pPr>
+              <w:jc w:val="left"/>
+            </w:pPr>
+            <w:r>
+              <w:rPr>
+                <w:color w:val="373737"/>
+                <w:sz w:val="18"/>
+              </w:rPr>
+              <w:t xml:space="preserve">🟢 </w:t>
+            </w:r>
+            <w:r>
+              <w:rPr>
+                <w:rFonts w:ascii="Courier New" w:hAnsi="Courier New"/>
+                <w:sz w:val="18"/>
+              </w:rPr>
+              <w:t>D-14</w:t>
+            </w:r>
+            <w:r>
+              <w:rPr>
+                <w:color w:val="373737"/>
+                <w:sz w:val="18"/>
+              </w:rPr>
+              <w:t xml:space="preserve"> (1–2d)</w:t>
+            </w:r>
+          </w:p>
+        </w:tc>
+        <w:tc>
+          <w:tcPr>
+            <w:tcW w:type="dxa" w:w="3419"/>
+            <w:vAlign w:val="top"/>
+          </w:tcPr>
+          <w:p>
+            <w:pPr>
+              <w:jc w:val="left"/>
+            </w:pPr>
+            <w:r>
+              <w:rPr>
+                <w:color w:val="373737"/>
+                <w:sz w:val="18"/>
+              </w:rPr>
+              <w:t xml:space="preserve">🟢 </w:t>
+            </w:r>
+            <w:r>
+              <w:rPr>
+                <w:rFonts w:ascii="Courier New" w:hAnsi="Courier New"/>
+                <w:sz w:val="18"/>
+              </w:rPr>
+              <w:t>D-15</w:t>
+            </w:r>
+            <w:r>
+              <w:rPr>
+                <w:color w:val="373737"/>
+                <w:sz w:val="18"/>
+              </w:rPr>
+              <w:t xml:space="preserve"> (1–2d)</w:t>
+            </w:r>
+          </w:p>
+        </w:tc>
+      </w:tr>
+      <w:tr>
+        <w:tc>
+          <w:tcPr>
+            <w:tcW w:type="dxa" w:w="3419"/>
+            <w:shd w:val="clear" w:color="auto" w:fill="F5F8FF"/>
+            <w:vAlign w:val="top"/>
+          </w:tcPr>
+          <w:p>
+            <w:pPr>
+              <w:jc w:val="left"/>
+            </w:pPr>
+            <w:r>
+              <w:rPr>
+                <w:color w:val="373737"/>
+                <w:sz w:val="18"/>
+              </w:rPr>
+              <w:t>32</w:t>
+            </w:r>
+          </w:p>
+        </w:tc>
+        <w:tc>
+          <w:tcPr>
+            <w:tcW w:type="dxa" w:w="3419"/>
+            <w:shd w:val="clear" w:color="auto" w:fill="F5F8FF"/>
+            <w:vAlign w:val="top"/>
+          </w:tcPr>
+          <w:p>
+            <w:pPr>
+              <w:jc w:val="left"/>
+            </w:pPr>
+            <w:r>
+              <w:rPr>
+                <w:color w:val="373737"/>
+                <w:sz w:val="18"/>
+              </w:rPr>
+              <w:t xml:space="preserve">🟢 </w:t>
+            </w:r>
+            <w:r>
+              <w:rPr>
+                <w:rFonts w:ascii="Courier New" w:hAnsi="Courier New"/>
+                <w:sz w:val="18"/>
+              </w:rPr>
+              <w:t>D-16</w:t>
+            </w:r>
+            <w:r>
+              <w:rPr>
+                <w:color w:val="373737"/>
+                <w:sz w:val="18"/>
+              </w:rPr>
+              <w:t xml:space="preserve"> (1–2d)</w:t>
+            </w:r>
+          </w:p>
+        </w:tc>
+        <w:tc>
+          <w:tcPr>
+            <w:tcW w:type="dxa" w:w="3419"/>
+            <w:shd w:val="clear" w:color="auto" w:fill="F5F8FF"/>
+            <w:vAlign w:val="top"/>
+          </w:tcPr>
+          <w:p>
+            <w:pPr>
+              <w:jc w:val="left"/>
+            </w:pPr>
+            <w:r>
+              <w:rPr>
+                <w:color w:val="373737"/>
+                <w:sz w:val="18"/>
+              </w:rPr>
+              <w:t xml:space="preserve">🟢 </w:t>
+            </w:r>
+            <w:r>
+              <w:rPr>
+                <w:rFonts w:ascii="Courier New" w:hAnsi="Courier New"/>
+                <w:sz w:val="18"/>
+              </w:rPr>
+              <w:t>D-17</w:t>
+            </w:r>
+            <w:r>
+              <w:rPr>
+                <w:color w:val="373737"/>
+                <w:sz w:val="18"/>
+              </w:rPr>
+              <w:t xml:space="preserve"> (1–2d)</w:t>
+            </w:r>
+          </w:p>
+        </w:tc>
+      </w:tr>
+      <w:tr>
+        <w:tc>
+          <w:tcPr>
+            <w:tcW w:type="dxa" w:w="3419"/>
+            <w:vAlign w:val="top"/>
+          </w:tcPr>
+          <w:p>
+            <w:pPr>
+              <w:jc w:val="left"/>
+            </w:pPr>
+            <w:r>
+              <w:rPr>
+                <w:color w:val="373737"/>
+                <w:sz w:val="18"/>
+              </w:rPr>
+              <w:t>33</w:t>
+            </w:r>
+          </w:p>
+        </w:tc>
+        <w:tc>
+          <w:tcPr>
+            <w:tcW w:type="dxa" w:w="3419"/>
+            <w:vAlign w:val="top"/>
+          </w:tcPr>
+          <w:p>
+            <w:pPr>
+              <w:jc w:val="left"/>
+            </w:pPr>
+            <w:r>
+              <w:rPr>
+                <w:color w:val="373737"/>
+                <w:sz w:val="18"/>
+              </w:rPr>
+              <w:t xml:space="preserve">🟢 </w:t>
+            </w:r>
+            <w:r>
+              <w:rPr>
+                <w:rFonts w:ascii="Courier New" w:hAnsi="Courier New"/>
+                <w:sz w:val="18"/>
+              </w:rPr>
+              <w:t>D-18</w:t>
+            </w:r>
+            <w:r>
+              <w:rPr>
+                <w:color w:val="373737"/>
+                <w:sz w:val="18"/>
+              </w:rPr>
+              <w:t xml:space="preserve"> (1–2d)</w:t>
+            </w:r>
+          </w:p>
+        </w:tc>
+        <w:tc>
+          <w:tcPr>
+            <w:tcW w:type="dxa" w:w="3419"/>
+            <w:vAlign w:val="top"/>
+          </w:tcPr>
+          <w:p>
+            <w:pPr>
+              <w:jc w:val="left"/>
+            </w:pPr>
+            <w:r>
+              <w:rPr>
+                <w:color w:val="373737"/>
+                <w:sz w:val="18"/>
+              </w:rPr>
+              <w:t xml:space="preserve">🟢 </w:t>
+            </w:r>
+            <w:r>
+              <w:rPr>
+                <w:rFonts w:ascii="Courier New" w:hAnsi="Courier New"/>
+                <w:sz w:val="18"/>
+              </w:rPr>
+              <w:t>F-09</w:t>
+            </w:r>
+            <w:r>
+              <w:rPr>
+                <w:color w:val="373737"/>
+                <w:sz w:val="18"/>
+              </w:rPr>
+              <w:t xml:space="preserve"> (1–2d)</w:t>
+            </w:r>
+          </w:p>
+        </w:tc>
+      </w:tr>
+      <w:tr>
+        <w:tc>
+          <w:tcPr>
+            <w:tcW w:type="dxa" w:w="3419"/>
+            <w:shd w:val="clear" w:color="auto" w:fill="F5F8FF"/>
+            <w:vAlign w:val="top"/>
+          </w:tcPr>
+          <w:p>
+            <w:pPr>
+              <w:jc w:val="left"/>
+            </w:pPr>
+            <w:r>
+              <w:rPr>
+                <w:color w:val="373737"/>
+                <w:sz w:val="18"/>
+              </w:rPr>
+              <w:t>34</w:t>
+            </w:r>
+          </w:p>
+        </w:tc>
+        <w:tc>
+          <w:tcPr>
+            <w:tcW w:type="dxa" w:w="3419"/>
+            <w:shd w:val="clear" w:color="auto" w:fill="F5F8FF"/>
+            <w:vAlign w:val="top"/>
+          </w:tcPr>
+          <w:p>
+            <w:pPr>
+              <w:jc w:val="left"/>
+            </w:pPr>
+            <w:r>
+              <w:rPr>
+                <w:color w:val="373737"/>
+                <w:sz w:val="18"/>
+              </w:rPr>
+              <w:t xml:space="preserve">🟢 </w:t>
+            </w:r>
+            <w:r>
+              <w:rPr>
+                <w:rFonts w:ascii="Courier New" w:hAnsi="Courier New"/>
+                <w:sz w:val="18"/>
+              </w:rPr>
+              <w:t>F-11</w:t>
+            </w:r>
+            <w:r>
+              <w:rPr>
+                <w:color w:val="373737"/>
+                <w:sz w:val="18"/>
+              </w:rPr>
+              <w:t xml:space="preserve"> (1–2d)</w:t>
+            </w:r>
+          </w:p>
+        </w:tc>
+        <w:tc>
+          <w:tcPr>
+            <w:tcW w:type="dxa" w:w="3419"/>
+            <w:shd w:val="clear" w:color="auto" w:fill="F5F8FF"/>
+            <w:vAlign w:val="top"/>
+          </w:tcPr>
+          <w:p>
+            <w:pPr>
+              <w:jc w:val="left"/>
+            </w:pPr>
+            <w:r>
+              <w:rPr>
+                <w:color w:val="373737"/>
+                <w:sz w:val="18"/>
+              </w:rPr>
+              <w:t xml:space="preserve">🟢 </w:t>
+            </w:r>
+            <w:r>
+              <w:rPr>
+                <w:rFonts w:ascii="Courier New" w:hAnsi="Courier New"/>
+                <w:sz w:val="18"/>
+              </w:rPr>
+              <w:t>F-12</w:t>
+            </w:r>
+            <w:r>
+              <w:rPr>
+                <w:color w:val="373737"/>
+                <w:sz w:val="18"/>
+              </w:rPr>
+              <w:t xml:space="preserve"> (1–2d)</w:t>
+            </w:r>
+          </w:p>
+        </w:tc>
+      </w:tr>
+      <w:tr>
+        <w:tc>
+          <w:tcPr>
+            <w:tcW w:type="dxa" w:w="3419"/>
+            <w:vAlign w:val="top"/>
+          </w:tcPr>
+          <w:p>
+            <w:pPr>
+              <w:jc w:val="left"/>
+            </w:pPr>
+            <w:r>
+              <w:rPr>
+                <w:color w:val="373737"/>
+                <w:sz w:val="18"/>
+              </w:rPr>
+              <w:t>35</w:t>
+            </w:r>
+          </w:p>
+        </w:tc>
+        <w:tc>
+          <w:tcPr>
+            <w:tcW w:type="dxa" w:w="3419"/>
+            <w:vAlign w:val="top"/>
+          </w:tcPr>
+          <w:p>
+            <w:pPr>
+              <w:jc w:val="left"/>
+            </w:pPr>
+            <w:r>
+              <w:rPr>
+                <w:color w:val="373737"/>
+                <w:sz w:val="18"/>
+              </w:rPr>
+              <w:t xml:space="preserve">🟢 </w:t>
+            </w:r>
+            <w:r>
+              <w:rPr>
+                <w:rFonts w:ascii="Courier New" w:hAnsi="Courier New"/>
+                <w:sz w:val="18"/>
+              </w:rPr>
+              <w:t>G-12</w:t>
+            </w:r>
+            <w:r>
+              <w:rPr>
+                <w:color w:val="373737"/>
+                <w:sz w:val="18"/>
+              </w:rPr>
+              <w:t xml:space="preserve"> (1–2d)</w:t>
+            </w:r>
+          </w:p>
+        </w:tc>
+        <w:tc>
+          <w:tcPr>
+            <w:tcW w:type="dxa" w:w="3419"/>
+            <w:vAlign w:val="top"/>
+          </w:tcPr>
+          <w:p>
+            <w:pPr>
+              <w:jc w:val="left"/>
+            </w:pPr>
+            <w:r>
+              <w:rPr>
+                <w:color w:val="373737"/>
+                <w:sz w:val="18"/>
+              </w:rPr>
+              <w:t xml:space="preserve">🟢 </w:t>
+            </w:r>
+            <w:r>
+              <w:rPr>
+                <w:rFonts w:ascii="Courier New" w:hAnsi="Courier New"/>
+                <w:sz w:val="18"/>
+              </w:rPr>
+              <w:t>G-14</w:t>
+            </w:r>
+            <w:r>
+              <w:rPr>
+                <w:color w:val="373737"/>
+                <w:sz w:val="18"/>
+              </w:rPr>
+              <w:t xml:space="preserve"> (1–2d)</w:t>
             </w:r>
           </w:p>
         </w:tc>
@@ -7881,35 +8809,7 @@
           <w:rFonts w:ascii="Courier New" w:hAnsi="Courier New"/>
           <w:sz w:val="19"/>
         </w:rPr>
-        <w:t>F-05</w:t>
-      </w:r>
-      <w:r>
-        <w:rPr>
-          <w:color w:val="373737"/>
-          <w:sz w:val="19"/>
-        </w:rPr>
-        <w:t xml:space="preserve"> → </w:t>
-      </w:r>
-      <w:r>
-        <w:rPr>
-          <w:rFonts w:ascii="Courier New" w:hAnsi="Courier New"/>
-          <w:sz w:val="19"/>
-        </w:rPr>
-        <w:t>F-14</w:t>
-      </w:r>
-      <w:r>
-        <w:rPr>
-          <w:color w:val="373737"/>
-          <w:sz w:val="19"/>
-        </w:rPr>
-        <w:t xml:space="preserve"> → </w:t>
-      </w:r>
-      <w:r>
-        <w:rPr>
-          <w:rFonts w:ascii="Courier New" w:hAnsi="Courier New"/>
-          <w:sz w:val="19"/>
-        </w:rPr>
-        <w:t>B-02</w:t>
+        <w:t>F-07</w:t>
       </w:r>
       <w:r>
         <w:rPr>
@@ -7993,6 +8893,202 @@
           <w:rFonts w:ascii="Courier New" w:hAnsi="Courier New"/>
           <w:sz w:val="19"/>
         </w:rPr>
+        <w:t>F-08</w:t>
+      </w:r>
+      <w:r>
+        <w:rPr>
+          <w:color w:val="373737"/>
+          <w:sz w:val="19"/>
+        </w:rPr>
+        <w:t xml:space="preserve"> → </w:t>
+      </w:r>
+      <w:r>
+        <w:rPr>
+          <w:rFonts w:ascii="Courier New" w:hAnsi="Courier New"/>
+          <w:sz w:val="19"/>
+        </w:rPr>
+        <w:t>G-04</w:t>
+      </w:r>
+      <w:r>
+        <w:rPr>
+          <w:color w:val="373737"/>
+          <w:sz w:val="19"/>
+        </w:rPr>
+        <w:t xml:space="preserve"> → </w:t>
+      </w:r>
+      <w:r>
+        <w:rPr>
+          <w:rFonts w:ascii="Courier New" w:hAnsi="Courier New"/>
+          <w:sz w:val="19"/>
+        </w:rPr>
+        <w:t>G-06</w:t>
+      </w:r>
+      <w:r>
+        <w:rPr>
+          <w:color w:val="373737"/>
+          <w:sz w:val="19"/>
+        </w:rPr>
+        <w:t xml:space="preserve"> → </w:t>
+      </w:r>
+      <w:r>
+        <w:rPr>
+          <w:rFonts w:ascii="Courier New" w:hAnsi="Courier New"/>
+          <w:sz w:val="19"/>
+        </w:rPr>
+        <w:t>G-08</w:t>
+      </w:r>
+      <w:r>
+        <w:rPr>
+          <w:color w:val="373737"/>
+          <w:sz w:val="19"/>
+        </w:rPr>
+        <w:t xml:space="preserve"> → </w:t>
+      </w:r>
+      <w:r>
+        <w:rPr>
+          <w:rFonts w:ascii="Courier New" w:hAnsi="Courier New"/>
+          <w:sz w:val="19"/>
+        </w:rPr>
+        <w:t>G-10</w:t>
+      </w:r>
+      <w:r>
+        <w:rPr>
+          <w:color w:val="373737"/>
+          <w:sz w:val="19"/>
+        </w:rPr>
+        <w:t xml:space="preserve"> → </w:t>
+      </w:r>
+      <w:r>
+        <w:rPr>
+          <w:rFonts w:ascii="Courier New" w:hAnsi="Courier New"/>
+          <w:sz w:val="19"/>
+        </w:rPr>
+        <w:t>G-11-2</w:t>
+      </w:r>
+      <w:r>
+        <w:rPr>
+          <w:color w:val="373737"/>
+          <w:sz w:val="19"/>
+        </w:rPr>
+        <w:t xml:space="preserve"> → </w:t>
+      </w:r>
+      <w:r>
+        <w:rPr>
+          <w:rFonts w:ascii="Courier New" w:hAnsi="Courier New"/>
+          <w:sz w:val="19"/>
+        </w:rPr>
+        <w:t>G-15</w:t>
+      </w:r>
+      <w:r>
+        <w:rPr>
+          <w:color w:val="373737"/>
+          <w:sz w:val="19"/>
+        </w:rPr>
+        <w:t xml:space="preserve"> → </w:t>
+      </w:r>
+      <w:r>
+        <w:rPr>
+          <w:rFonts w:ascii="Courier New" w:hAnsi="Courier New"/>
+          <w:sz w:val="19"/>
+        </w:rPr>
+        <w:t>B-02</w:t>
+      </w:r>
+      <w:r>
+        <w:rPr>
+          <w:color w:val="373737"/>
+          <w:sz w:val="19"/>
+        </w:rPr>
+        <w:t xml:space="preserve"> → </w:t>
+      </w:r>
+      <w:r>
+        <w:rPr>
+          <w:rFonts w:ascii="Courier New" w:hAnsi="Courier New"/>
+          <w:sz w:val="19"/>
+        </w:rPr>
+        <w:t>B-04</w:t>
+      </w:r>
+      <w:r>
+        <w:rPr>
+          <w:color w:val="373737"/>
+          <w:sz w:val="19"/>
+        </w:rPr>
+        <w:t xml:space="preserve"> → </w:t>
+      </w:r>
+      <w:r>
+        <w:rPr>
+          <w:rFonts w:ascii="Courier New" w:hAnsi="Courier New"/>
+          <w:sz w:val="19"/>
+        </w:rPr>
+        <w:t>B-06</w:t>
+      </w:r>
+      <w:r>
+        <w:rPr>
+          <w:color w:val="373737"/>
+          <w:sz w:val="19"/>
+        </w:rPr>
+        <w:t xml:space="preserve"> → </w:t>
+      </w:r>
+      <w:r>
+        <w:rPr>
+          <w:rFonts w:ascii="Courier New" w:hAnsi="Courier New"/>
+          <w:sz w:val="19"/>
+        </w:rPr>
+        <w:t>B-08</w:t>
+      </w:r>
+      <w:r>
+        <w:rPr>
+          <w:color w:val="373737"/>
+          <w:sz w:val="19"/>
+        </w:rPr>
+        <w:t xml:space="preserve"> → </w:t>
+      </w:r>
+      <w:r>
+        <w:rPr>
+          <w:rFonts w:ascii="Courier New" w:hAnsi="Courier New"/>
+          <w:sz w:val="19"/>
+        </w:rPr>
+        <w:t>B-10</w:t>
+      </w:r>
+      <w:r>
+        <w:rPr>
+          <w:color w:val="373737"/>
+          <w:sz w:val="19"/>
+        </w:rPr>
+        <w:t xml:space="preserve"> → </w:t>
+      </w:r>
+      <w:r>
+        <w:rPr>
+          <w:rFonts w:ascii="Courier New" w:hAnsi="Courier New"/>
+          <w:sz w:val="19"/>
+        </w:rPr>
+        <w:t>D-06</w:t>
+      </w:r>
+      <w:r>
+        <w:rPr>
+          <w:color w:val="373737"/>
+          <w:sz w:val="19"/>
+        </w:rPr>
+        <w:t xml:space="preserve"> → </w:t>
+      </w:r>
+      <w:r>
+        <w:rPr>
+          <w:rFonts w:ascii="Courier New" w:hAnsi="Courier New"/>
+          <w:sz w:val="19"/>
+        </w:rPr>
+        <w:t>D-08</w:t>
+      </w:r>
+      <w:r>
+        <w:rPr>
+          <w:color w:val="373737"/>
+          <w:sz w:val="19"/>
+        </w:rPr>
+        <w:t xml:space="preserve"> → </w:t>
+      </w:r>
+      <w:r>
+        <w:rPr>
+          <w:rFonts w:ascii="Courier New" w:hAnsi="Courier New"/>
+          <w:sz w:val="19"/>
+        </w:rPr>
         <w:t>D-10</w:t>
       </w:r>
       <w:r>
@@ -8007,7 +9103,7 @@
           <w:rFonts w:ascii="Courier New" w:hAnsi="Courier New"/>
           <w:sz w:val="19"/>
         </w:rPr>
-        <w:t>F-10</w:t>
+        <w:t>D-12</w:t>
       </w:r>
       <w:r>
         <w:rPr>
@@ -8021,7 +9117,7 @@
           <w:rFonts w:ascii="Courier New" w:hAnsi="Courier New"/>
           <w:sz w:val="19"/>
         </w:rPr>
-        <w:t>G-05</w:t>
+        <w:t>D-14</w:t>
       </w:r>
       <w:r>
         <w:rPr>
@@ -8035,63 +9131,7 @@
           <w:rFonts w:ascii="Courier New" w:hAnsi="Courier New"/>
           <w:sz w:val="19"/>
         </w:rPr>
-        <w:t>G-07</w:t>
-      </w:r>
-      <w:r>
-        <w:rPr>
-          <w:color w:val="373737"/>
-          <w:sz w:val="19"/>
-        </w:rPr>
-        <w:t xml:space="preserve"> → </w:t>
-      </w:r>
-      <w:r>
-        <w:rPr>
-          <w:rFonts w:ascii="Courier New" w:hAnsi="Courier New"/>
-          <w:sz w:val="19"/>
-        </w:rPr>
-        <w:t>G-09</w:t>
-      </w:r>
-      <w:r>
-        <w:rPr>
-          <w:color w:val="373737"/>
-          <w:sz w:val="19"/>
-        </w:rPr>
-        <w:t xml:space="preserve"> → </w:t>
-      </w:r>
-      <w:r>
-        <w:rPr>
-          <w:rFonts w:ascii="Courier New" w:hAnsi="Courier New"/>
-          <w:sz w:val="19"/>
-        </w:rPr>
-        <w:t>G-11-1</w:t>
-      </w:r>
-      <w:r>
-        <w:rPr>
-          <w:color w:val="373737"/>
-          <w:sz w:val="19"/>
-        </w:rPr>
-        <w:t xml:space="preserve"> → </w:t>
-      </w:r>
-      <w:r>
-        <w:rPr>
-          <w:rFonts w:ascii="Courier New" w:hAnsi="Courier New"/>
-          <w:sz w:val="19"/>
-        </w:rPr>
-        <w:t>G-13</w:t>
-      </w:r>
-      <w:r>
-        <w:rPr>
-          <w:color w:val="373737"/>
-          <w:sz w:val="19"/>
-        </w:rPr>
-        <w:t xml:space="preserve"> → </w:t>
-      </w:r>
-      <w:r>
-        <w:rPr>
-          <w:rFonts w:ascii="Courier New" w:hAnsi="Courier New"/>
-          <w:sz w:val="19"/>
-        </w:rPr>
-        <w:t>G-17</w:t>
+        <w:t>D-16</w:t>
       </w:r>
       <w:r>
         <w:rPr>
@@ -8246,7 +9286,7 @@
           <w:rFonts w:ascii="Courier New" w:hAnsi="Courier New"/>
           <w:sz w:val="19"/>
         </w:rPr>
-        <w:t>F-04</w:t>
+        <w:t>F-05</w:t>
       </w:r>
       <w:r>
         <w:rPr>
@@ -8260,21 +9300,7 @@
           <w:rFonts w:ascii="Courier New" w:hAnsi="Courier New"/>
           <w:sz w:val="19"/>
         </w:rPr>
-        <w:t>F-07</w:t>
-      </w:r>
-      <w:r>
-        <w:rPr>
-          <w:color w:val="373737"/>
-          <w:sz w:val="19"/>
-        </w:rPr>
-        <w:t xml:space="preserve"> → </w:t>
-      </w:r>
-      <w:r>
-        <w:rPr>
-          <w:rFonts w:ascii="Courier New" w:hAnsi="Courier New"/>
-          <w:sz w:val="19"/>
-        </w:rPr>
-        <w:t>B-06</w:t>
+        <w:t>F-14</w:t>
       </w:r>
       <w:r>
         <w:rPr>
@@ -8344,7 +9370,7 @@
           <w:rFonts w:ascii="Courier New" w:hAnsi="Courier New"/>
           <w:sz w:val="19"/>
         </w:rPr>
-        <w:t>D-06</w:t>
+        <w:t>F-04</w:t>
       </w:r>
       <w:r>
         <w:rPr>
@@ -8358,7 +9384,7 @@
           <w:rFonts w:ascii="Courier New" w:hAnsi="Courier New"/>
           <w:sz w:val="19"/>
         </w:rPr>
-        <w:t>D-14</w:t>
+        <w:t>F-06</w:t>
       </w:r>
       <w:r>
         <w:rPr>
@@ -8372,7 +9398,7 @@
           <w:rFonts w:ascii="Courier New" w:hAnsi="Courier New"/>
           <w:sz w:val="19"/>
         </w:rPr>
-        <w:t>G-04</w:t>
+        <w:t>F-10</w:t>
       </w:r>
       <w:r>
         <w:rPr>
@@ -8386,7 +9412,7 @@
           <w:rFonts w:ascii="Courier New" w:hAnsi="Courier New"/>
           <w:sz w:val="19"/>
         </w:rPr>
-        <w:t>G-06</w:t>
+        <w:t>G-05</w:t>
       </w:r>
       <w:r>
         <w:rPr>
@@ -8400,7 +9426,7 @@
           <w:rFonts w:ascii="Courier New" w:hAnsi="Courier New"/>
           <w:sz w:val="19"/>
         </w:rPr>
-        <w:t>G-08</w:t>
+        <w:t>G-07</w:t>
       </w:r>
       <w:r>
         <w:rPr>
@@ -8414,7 +9440,7 @@
           <w:rFonts w:ascii="Courier New" w:hAnsi="Courier New"/>
           <w:sz w:val="19"/>
         </w:rPr>
-        <w:t>G-10</w:t>
+        <w:t>G-09</w:t>
       </w:r>
       <w:r>
         <w:rPr>
@@ -8428,7 +9454,7 @@
           <w:rFonts w:ascii="Courier New" w:hAnsi="Courier New"/>
           <w:sz w:val="19"/>
         </w:rPr>
-        <w:t>G-11-2</w:t>
+        <w:t>G-11-1</w:t>
       </w:r>
       <w:r>
         <w:rPr>
@@ -8442,7 +9468,7 @@
           <w:rFonts w:ascii="Courier New" w:hAnsi="Courier New"/>
           <w:sz w:val="19"/>
         </w:rPr>
-        <w:t>G-15</w:t>
+        <w:t>G-13</w:t>
       </w:r>
       <w:r>
         <w:rPr>
@@ -8456,7 +9482,161 @@
           <w:rFonts w:ascii="Courier New" w:hAnsi="Courier New"/>
           <w:sz w:val="19"/>
         </w:rPr>
-        <w:t>B-10</w:t>
+        <w:t>G-17</w:t>
+      </w:r>
+      <w:r>
+        <w:rPr>
+          <w:color w:val="373737"/>
+          <w:sz w:val="19"/>
+        </w:rPr>
+        <w:t xml:space="preserve"> → </w:t>
+      </w:r>
+      <w:r>
+        <w:rPr>
+          <w:rFonts w:ascii="Courier New" w:hAnsi="Courier New"/>
+          <w:sz w:val="19"/>
+        </w:rPr>
+        <w:t>B-03</w:t>
+      </w:r>
+      <w:r>
+        <w:rPr>
+          <w:color w:val="373737"/>
+          <w:sz w:val="19"/>
+        </w:rPr>
+        <w:t xml:space="preserve"> → </w:t>
+      </w:r>
+      <w:r>
+        <w:rPr>
+          <w:rFonts w:ascii="Courier New" w:hAnsi="Courier New"/>
+          <w:sz w:val="19"/>
+        </w:rPr>
+        <w:t>B-05</w:t>
+      </w:r>
+      <w:r>
+        <w:rPr>
+          <w:color w:val="373737"/>
+          <w:sz w:val="19"/>
+        </w:rPr>
+        <w:t xml:space="preserve"> → </w:t>
+      </w:r>
+      <w:r>
+        <w:rPr>
+          <w:rFonts w:ascii="Courier New" w:hAnsi="Courier New"/>
+          <w:sz w:val="19"/>
+        </w:rPr>
+        <w:t>B-07</w:t>
+      </w:r>
+      <w:r>
+        <w:rPr>
+          <w:color w:val="373737"/>
+          <w:sz w:val="19"/>
+        </w:rPr>
+        <w:t xml:space="preserve"> → </w:t>
+      </w:r>
+      <w:r>
+        <w:rPr>
+          <w:rFonts w:ascii="Courier New" w:hAnsi="Courier New"/>
+          <w:sz w:val="19"/>
+        </w:rPr>
+        <w:t>B-09</w:t>
+      </w:r>
+      <w:r>
+        <w:rPr>
+          <w:color w:val="373737"/>
+          <w:sz w:val="19"/>
+        </w:rPr>
+        <w:t xml:space="preserve"> → </w:t>
+      </w:r>
+      <w:r>
+        <w:rPr>
+          <w:rFonts w:ascii="Courier New" w:hAnsi="Courier New"/>
+          <w:sz w:val="19"/>
+        </w:rPr>
+        <w:t>B-11</w:t>
+      </w:r>
+      <w:r>
+        <w:rPr>
+          <w:color w:val="373737"/>
+          <w:sz w:val="19"/>
+        </w:rPr>
+        <w:t xml:space="preserve"> → </w:t>
+      </w:r>
+      <w:r>
+        <w:rPr>
+          <w:rFonts w:ascii="Courier New" w:hAnsi="Courier New"/>
+          <w:sz w:val="19"/>
+        </w:rPr>
+        <w:t>D-07</w:t>
+      </w:r>
+      <w:r>
+        <w:rPr>
+          <w:color w:val="373737"/>
+          <w:sz w:val="19"/>
+        </w:rPr>
+        <w:t xml:space="preserve"> → </w:t>
+      </w:r>
+      <w:r>
+        <w:rPr>
+          <w:rFonts w:ascii="Courier New" w:hAnsi="Courier New"/>
+          <w:sz w:val="19"/>
+        </w:rPr>
+        <w:t>D-09</w:t>
+      </w:r>
+      <w:r>
+        <w:rPr>
+          <w:color w:val="373737"/>
+          <w:sz w:val="19"/>
+        </w:rPr>
+        <w:t xml:space="preserve"> → </w:t>
+      </w:r>
+      <w:r>
+        <w:rPr>
+          <w:rFonts w:ascii="Courier New" w:hAnsi="Courier New"/>
+          <w:sz w:val="19"/>
+        </w:rPr>
+        <w:t>D-11</w:t>
+      </w:r>
+      <w:r>
+        <w:rPr>
+          <w:color w:val="373737"/>
+          <w:sz w:val="19"/>
+        </w:rPr>
+        <w:t xml:space="preserve"> → </w:t>
+      </w:r>
+      <w:r>
+        <w:rPr>
+          <w:rFonts w:ascii="Courier New" w:hAnsi="Courier New"/>
+          <w:sz w:val="19"/>
+        </w:rPr>
+        <w:t>D-13</w:t>
+      </w:r>
+      <w:r>
+        <w:rPr>
+          <w:color w:val="373737"/>
+          <w:sz w:val="19"/>
+        </w:rPr>
+        <w:t xml:space="preserve"> → </w:t>
+      </w:r>
+      <w:r>
+        <w:rPr>
+          <w:rFonts w:ascii="Courier New" w:hAnsi="Courier New"/>
+          <w:sz w:val="19"/>
+        </w:rPr>
+        <w:t>D-15</w:t>
+      </w:r>
+      <w:r>
+        <w:rPr>
+          <w:color w:val="373737"/>
+          <w:sz w:val="19"/>
+        </w:rPr>
+        <w:t xml:space="preserve"> → </w:t>
+      </w:r>
+      <w:r>
+        <w:rPr>
+          <w:rFonts w:ascii="Courier New" w:hAnsi="Courier New"/>
+          <w:sz w:val="19"/>
+        </w:rPr>
+        <w:t>D-17</w:t>
       </w:r>
       <w:r>
         <w:rPr>
@@ -8486,6 +9666,20 @@
         </w:rPr>
         <w:t>F-12</w:t>
       </w:r>
+      <w:r>
+        <w:rPr>
+          <w:color w:val="373737"/>
+          <w:sz w:val="19"/>
+        </w:rPr>
+        <w:t xml:space="preserve"> → </w:t>
+      </w:r>
+      <w:r>
+        <w:rPr>
+          <w:rFonts w:ascii="Courier New" w:hAnsi="Courier New"/>
+          <w:sz w:val="19"/>
+        </w:rPr>
+        <w:t>G-14</w:t>
+      </w:r>
     </w:p>
     <w:p>
       <w:pPr>
@@ -8504,7 +9698,7 @@
           <w:color w:val="373737"/>
           <w:sz w:val="19"/>
         </w:rPr>
-        <w:t xml:space="preserve"> ~92 working days with 2 engineers vs ~182 days sequential.</w:t>
+        <w:t xml:space="preserve"> ~102 working days with 2 engineers vs ~202 days sequential.</w:t>
       </w:r>
     </w:p>
     <w:p>
@@ -8544,7 +9738,7 @@
           <w:color w:val="1F3864"/>
           <w:sz w:val="22"/>
         </w:rPr>
-        <w:t>📖 Phase B — Core Reads  (4 stories)</w:t>
+        <w:t>📖 Phase B — Core Reads  (11 stories)</w:t>
       </w:r>
     </w:p>
     <w:tbl>
@@ -8891,49 +10085,7 @@
                 <w:rFonts w:ascii="Courier New" w:hAnsi="Courier New"/>
                 <w:sz w:val="17"/>
               </w:rPr>
-              <w:t>getProductsByIds</w:t>
-            </w:r>
-            <w:r>
-              <w:rPr>
-                <w:color w:val="373737"/>
-                <w:sz w:val="17"/>
-              </w:rPr>
-              <w:t xml:space="preserve"> · </w:t>
-            </w:r>
-            <w:r>
-              <w:rPr>
-                <w:rFonts w:ascii="Courier New" w:hAnsi="Courier New"/>
-                <w:sz w:val="17"/>
-              </w:rPr>
-              <w:t>getProductStatus</w:t>
-            </w:r>
-            <w:r>
-              <w:rPr>
-                <w:color w:val="373737"/>
-                <w:sz w:val="17"/>
-              </w:rPr>
-              <w:t xml:space="preserve"> · </w:t>
-            </w:r>
-            <w:r>
-              <w:rPr>
-                <w:rFonts w:ascii="Courier New" w:hAnsi="Courier New"/>
-                <w:sz w:val="17"/>
-              </w:rPr>
-              <w:t>getProductVersions</w:t>
-            </w:r>
-            <w:r>
-              <w:rPr>
-                <w:color w:val="373737"/>
-                <w:sz w:val="17"/>
-              </w:rPr>
-              <w:t xml:space="preserve"> · </w:t>
-            </w:r>
-            <w:r>
-              <w:rPr>
-                <w:rFonts w:ascii="Courier New" w:hAnsi="Courier New"/>
-                <w:sz w:val="17"/>
-              </w:rPr>
-              <w:t>getCopyStatus</w:t>
+              <w:t>getProductsByIds(ids)</w:t>
             </w:r>
           </w:p>
         </w:tc>
@@ -8948,10 +10100,10 @@
             </w:pPr>
             <w:r>
               <w:rPr>
-                <w:color w:val="9B7A00"/>
-                <w:sz w:val="17"/>
-              </w:rPr>
-              <w:t>🟡 Medium [M]</w:t>
+                <w:color w:val="1E7A34"/>
+                <w:sz w:val="17"/>
+              </w:rPr>
+              <w:t>🟢 Low [XS]</w:t>
             </w:r>
           </w:p>
         </w:tc>
@@ -9013,7 +10165,7 @@
                 <w:color w:val="373737"/>
                 <w:sz w:val="17"/>
               </w:rPr>
-              <w:t>Looks up several products at once by their ids; Returns the list of possible product statuses (dropdown options); Lists the saved versions of a product; Tells you whether a product copy is still in progress or done</w:t>
+              <w:t>Looks up several products at once by their ids.</w:t>
             </w:r>
           </w:p>
           <w:p>
@@ -9033,7 +10185,7 @@
                 <w:color w:val="373737"/>
                 <w:sz w:val="17"/>
               </w:rPr>
-              <w:t>getByIdList GET ${v1}?productId={csv}&amp;page=0&amp;size=10000&amp;sort=createdDate,desc; primes getByID. ; getStatus master status list. ; getVersions GET…</w:t>
+              <w:t>getByIdList GET ${v1}?productId={csv}&amp;page=0&amp;size=10000&amp;sort=createdDate,desc; primes getByID</w:t>
             </w:r>
           </w:p>
           <w:p>
@@ -9063,17 +10215,10 @@
             </w:r>
             <w:r>
               <w:rPr>
-                <w:rFonts w:ascii="Courier New" w:hAnsi="Courier New"/>
-                <w:sz w:val="17"/>
-              </w:rPr>
-              <w:t>getProductsByIds</w:t>
-            </w:r>
-            <w:r>
-              <w:rPr>
-                <w:color w:val="373737"/>
-                <w:sz w:val="17"/>
-              </w:rPr>
-              <w:t>: returns paged products for ids</w:t>
+                <w:color w:val="373737"/>
+                <w:sz w:val="17"/>
+              </w:rPr>
+              <w:t>returns paged products for ids</w:t>
             </w:r>
           </w:p>
           <w:p>
@@ -9090,125 +10235,10 @@
             </w:r>
             <w:r>
               <w:rPr>
-                <w:rFonts w:ascii="Courier New" w:hAnsi="Courier New"/>
-                <w:sz w:val="17"/>
-              </w:rPr>
-              <w:t>getProductsByIds</w:t>
-            </w:r>
-            <w:r>
-              <w:rPr>
-                <w:color w:val="373737"/>
-                <w:sz w:val="17"/>
-              </w:rPr>
-              <w:t>: primes single-id loader</w:t>
-            </w:r>
-          </w:p>
-          <w:p>
-            <w:pPr>
-              <w:spacing w:after="20"/>
-              <w:ind w:left="173"/>
-            </w:pPr>
-            <w:r>
-              <w:rPr>
-                <w:color w:val="444444"/>
-                <w:sz w:val="17"/>
-              </w:rPr>
-              <w:t xml:space="preserve">• </w:t>
-            </w:r>
-            <w:r>
-              <w:rPr>
-                <w:rFonts w:ascii="Courier New" w:hAnsi="Courier New"/>
-                <w:sz w:val="17"/>
-              </w:rPr>
-              <w:t>getProductStatus</w:t>
-            </w:r>
-            <w:r>
-              <w:rPr>
-                <w:color w:val="373737"/>
-                <w:sz w:val="17"/>
-              </w:rPr>
-              <w:t>: returns statuses</w:t>
-            </w:r>
-          </w:p>
-          <w:p>
-            <w:pPr>
-              <w:spacing w:after="20"/>
-              <w:ind w:left="173"/>
-            </w:pPr>
-            <w:r>
-              <w:rPr>
-                <w:color w:val="444444"/>
-                <w:sz w:val="17"/>
-              </w:rPr>
-              <w:t xml:space="preserve">• </w:t>
-            </w:r>
-            <w:r>
-              <w:rPr>
-                <w:rFonts w:ascii="Courier New" w:hAnsi="Courier New"/>
-                <w:sz w:val="17"/>
-              </w:rPr>
-              <w:t>getProductStatus</w:t>
-            </w:r>
-            <w:r>
-              <w:rPr>
-                <w:color w:val="373737"/>
-                <w:sz w:val="17"/>
-              </w:rPr>
-              <w:t>: cached</w:t>
-            </w:r>
-          </w:p>
-          <w:p>
-            <w:pPr>
-              <w:spacing w:after="20"/>
-              <w:ind w:left="173"/>
-            </w:pPr>
-            <w:r>
-              <w:rPr>
-                <w:color w:val="444444"/>
-                <w:sz w:val="17"/>
-              </w:rPr>
-              <w:t xml:space="preserve">• </w:t>
-            </w:r>
-            <w:r>
-              <w:rPr>
-                <w:rFonts w:ascii="Courier New" w:hAnsi="Courier New"/>
-                <w:sz w:val="17"/>
-              </w:rPr>
-              <w:t>getProductVersions</w:t>
-            </w:r>
-            <w:r>
-              <w:rPr>
-                <w:color w:val="373737"/>
-                <w:sz w:val="17"/>
-              </w:rPr>
-              <w:t>: returns versions</w:t>
-            </w:r>
-          </w:p>
-          <w:p>
-            <w:pPr>
-              <w:spacing w:after="20"/>
-              <w:ind w:left="173"/>
-            </w:pPr>
-            <w:r>
-              <w:rPr>
-                <w:color w:val="444444"/>
-                <w:sz w:val="17"/>
-              </w:rPr>
-              <w:t xml:space="preserve">• </w:t>
-            </w:r>
-            <w:r>
-              <w:rPr>
-                <w:rFonts w:ascii="Courier New" w:hAnsi="Courier New"/>
-                <w:sz w:val="17"/>
-              </w:rPr>
-              <w:t>getCopyStatus</w:t>
-            </w:r>
-            <w:r>
-              <w:rPr>
-                <w:color w:val="373737"/>
-                <w:sz w:val="17"/>
-              </w:rPr>
-              <w:t>: returns copy status</w:t>
+                <w:color w:val="373737"/>
+                <w:sz w:val="17"/>
+              </w:rPr>
+              <w:t>primes single-id loader</w:t>
             </w:r>
           </w:p>
         </w:tc>
@@ -9235,7 +10265,7 @@
                 <w:color w:val="1F497D"/>
                 <w:sz w:val="17"/>
               </w:rPr>
-              <w:t>PRODUCT-BE-B-06</w:t>
+              <w:t>PRODUCT-BE-B-03</w:t>
             </w:r>
           </w:p>
           <w:p>
@@ -9247,49 +10277,14 @@
                 <w:rFonts w:ascii="Courier New" w:hAnsi="Courier New"/>
                 <w:sz w:val="17"/>
               </w:rPr>
-              <w:t>getProductTemplateById</w:t>
-            </w:r>
-            <w:r>
-              <w:rPr>
-                <w:color w:val="373737"/>
-                <w:sz w:val="17"/>
-              </w:rPr>
-              <w:t xml:space="preserve"> · </w:t>
-            </w:r>
-            <w:r>
-              <w:rPr>
-                <w:rFonts w:ascii="Courier New" w:hAnsi="Courier New"/>
-                <w:sz w:val="17"/>
-              </w:rPr>
-              <w:t>getProductRules</w:t>
-            </w:r>
-            <w:r>
-              <w:rPr>
-                <w:color w:val="373737"/>
-                <w:sz w:val="17"/>
-              </w:rPr>
-              <w:t xml:space="preserve"> · </w:t>
-            </w:r>
-            <w:r>
-              <w:rPr>
-                <w:rFonts w:ascii="Courier New" w:hAnsi="Courier New"/>
-                <w:sz w:val="17"/>
-              </w:rPr>
-              <w:t>getProductRulesById</w:t>
-            </w:r>
-            <w:r>
-              <w:rPr>
-                <w:color w:val="373737"/>
-                <w:sz w:val="17"/>
-              </w:rPr>
-              <w:t xml:space="preserve"> · </w:t>
-            </w:r>
-            <w:r>
-              <w:rPr>
-                <w:rFonts w:ascii="Courier New" w:hAnsi="Courier New"/>
-                <w:sz w:val="17"/>
-              </w:rPr>
-              <w:t>getAllAvailableRules</w:t>
+              <w:t>getProductStatus</w:t>
+            </w:r>
+            <w:r>
+              <w:rPr>
+                <w:color w:val="373737"/>
+                <w:sz w:val="17"/>
+              </w:rPr>
+              <w:t xml:space="preserve"> (cacheable)</w:t>
             </w:r>
           </w:p>
         </w:tc>
@@ -9303,10 +10298,10 @@
             </w:pPr>
             <w:r>
               <w:rPr>
-                <w:color w:val="9B7A00"/>
-                <w:sz w:val="17"/>
-              </w:rPr>
-              <w:t>🟡 Medium [M]</w:t>
+                <w:color w:val="1E7A34"/>
+                <w:sz w:val="17"/>
+              </w:rPr>
+              <w:t>🟢 Low [XS]</w:t>
             </w:r>
           </w:p>
         </w:tc>
@@ -9365,7 +10360,7 @@
                 <w:color w:val="373737"/>
                 <w:sz w:val="17"/>
               </w:rPr>
-              <w:t>Looks up a product template by id; Returns the product business rules; Looks up one business rule by id; Lists all the rules that are available to apply</w:t>
+              <w:t>Returns the list of possible product statuses (dropdown options).</w:t>
             </w:r>
           </w:p>
           <w:p>
@@ -9385,7 +10380,7 @@
                 <w:color w:val="373737"/>
                 <w:sz w:val="17"/>
               </w:rPr>
-              <w:t>getByID → response \|\| {} (empty object on miss — preserve). ; getAllRules GET $… → content. ; getRuleById GET $… ; getAvailableRules GET …/spark_rules/v1/rules</w:t>
+              <w:t>getStatus master status list</w:t>
             </w:r>
           </w:p>
           <w:p>
@@ -9415,17 +10410,10 @@
             </w:r>
             <w:r>
               <w:rPr>
-                <w:rFonts w:ascii="Courier New" w:hAnsi="Courier New"/>
-                <w:sz w:val="17"/>
-              </w:rPr>
-              <w:t>getProductTemplateById</w:t>
-            </w:r>
-            <w:r>
-              <w:rPr>
-                <w:color w:val="373737"/>
-                <w:sz w:val="17"/>
-              </w:rPr>
-              <w:t>: returns product or empty object (not null)</w:t>
+                <w:color w:val="373737"/>
+                <w:sz w:val="17"/>
+              </w:rPr>
+              <w:t>returns statuses</w:t>
             </w:r>
           </w:p>
           <w:p>
@@ -9442,71 +10430,10 @@
             </w:r>
             <w:r>
               <w:rPr>
-                <w:rFonts w:ascii="Courier New" w:hAnsi="Courier New"/>
-                <w:sz w:val="17"/>
-              </w:rPr>
-              <w:t>getProductRules</w:t>
-            </w:r>
-            <w:r>
-              <w:rPr>
-                <w:color w:val="373737"/>
-                <w:sz w:val="17"/>
-              </w:rPr>
-              <w:t>: returns rules content</w:t>
-            </w:r>
-          </w:p>
-          <w:p>
-            <w:pPr>
-              <w:spacing w:after="20"/>
-              <w:ind w:left="173"/>
-            </w:pPr>
-            <w:r>
-              <w:rPr>
-                <w:color w:val="444444"/>
-                <w:sz w:val="17"/>
-              </w:rPr>
-              <w:t xml:space="preserve">• </w:t>
-            </w:r>
-            <w:r>
-              <w:rPr>
-                <w:rFonts w:ascii="Courier New" w:hAnsi="Courier New"/>
-                <w:sz w:val="17"/>
-              </w:rPr>
-              <w:t>getProductRulesById</w:t>
-            </w:r>
-            <w:r>
-              <w:rPr>
-                <w:color w:val="373737"/>
-                <w:sz w:val="17"/>
-              </w:rPr>
-              <w:t>: returns rule</w:t>
-            </w:r>
-          </w:p>
-          <w:p>
-            <w:pPr>
-              <w:spacing w:after="20"/>
-              <w:ind w:left="173"/>
-            </w:pPr>
-            <w:r>
-              <w:rPr>
-                <w:color w:val="444444"/>
-                <w:sz w:val="17"/>
-              </w:rPr>
-              <w:t xml:space="preserve">• </w:t>
-            </w:r>
-            <w:r>
-              <w:rPr>
-                <w:rFonts w:ascii="Courier New" w:hAnsi="Courier New"/>
-                <w:sz w:val="17"/>
-              </w:rPr>
-              <w:t>getAllAvailableRules</w:t>
-            </w:r>
-            <w:r>
-              <w:rPr>
-                <w:color w:val="373737"/>
-                <w:sz w:val="17"/>
-              </w:rPr>
-              <w:t>: returns available rules</w:t>
+                <w:color w:val="373737"/>
+                <w:sz w:val="17"/>
+              </w:rPr>
+              <w:t>cached</w:t>
             </w:r>
           </w:p>
         </w:tc>
@@ -9534,7 +10461,7 @@
                 <w:color w:val="1F497D"/>
                 <w:sz w:val="17"/>
               </w:rPr>
-              <w:t>PRODUCT-BE-B-10</w:t>
+              <w:t>PRODUCT-BE-B-04</w:t>
             </w:r>
           </w:p>
           <w:p>
@@ -9546,21 +10473,7 @@
                 <w:rFonts w:ascii="Courier New" w:hAnsi="Courier New"/>
                 <w:sz w:val="17"/>
               </w:rPr>
-              <w:t>getProductDeptRules</w:t>
-            </w:r>
-            <w:r>
-              <w:rPr>
-                <w:color w:val="373737"/>
-                <w:sz w:val="17"/>
-              </w:rPr>
-              <w:t xml:space="preserve"> · </w:t>
-            </w:r>
-            <w:r>
-              <w:rPr>
-                <w:rFonts w:ascii="Courier New" w:hAnsi="Courier New"/>
-                <w:sz w:val="17"/>
-              </w:rPr>
-              <w:t>getProductBPRules</w:t>
+              <w:t>getProductVersions(id)</w:t>
             </w:r>
           </w:p>
         </w:tc>
@@ -9599,6 +10512,1029 @@
               <w:t>Query</w:t>
             </w:r>
           </w:p>
+        </w:tc>
+        <w:tc>
+          <w:tcPr>
+            <w:shd w:val="clear" w:color="auto" w:fill="F5F8FF"/>
+            <w:tcW w:w="1368" w:type="dxa"/>
+          </w:tcPr>
+          <w:p>
+            <w:pPr>
+              <w:spacing w:after="20"/>
+            </w:pPr>
+            <w:r>
+              <w:rPr>
+                <w:color w:val="444444"/>
+                <w:sz w:val="17"/>
+              </w:rPr>
+              <w:t>—</w:t>
+            </w:r>
+          </w:p>
+        </w:tc>
+        <w:tc>
+          <w:tcPr>
+            <w:shd w:val="clear" w:color="auto" w:fill="F5F8FF"/>
+            <w:tcW w:w="5976" w:type="dxa"/>
+          </w:tcPr>
+          <w:p>
+            <w:pPr>
+              <w:spacing w:after="20"/>
+            </w:pPr>
+            <w:r>
+              <w:rPr>
+                <w:b/>
+                <w:color w:val="373737"/>
+                <w:sz w:val="17"/>
+              </w:rPr>
+              <w:t xml:space="preserve">Intent — </w:t>
+            </w:r>
+            <w:r>
+              <w:rPr>
+                <w:color w:val="373737"/>
+                <w:sz w:val="17"/>
+              </w:rPr>
+              <w:t>Lists the saved versions of a product.</w:t>
+            </w:r>
+          </w:p>
+          <w:p>
+            <w:pPr>
+              <w:spacing w:after="20"/>
+            </w:pPr>
+            <w:r>
+              <w:rPr>
+                <w:b/>
+                <w:color w:val="373737"/>
+                <w:sz w:val="17"/>
+              </w:rPr>
+              <w:t xml:space="preserve">Today — </w:t>
+            </w:r>
+            <w:r>
+              <w:rPr>
+                <w:color w:val="373737"/>
+                <w:sz w:val="17"/>
+              </w:rPr>
+              <w:t>getVersions GET ${v1}/{id}/versions?page=0&amp;size=10000</w:t>
+            </w:r>
+          </w:p>
+          <w:p>
+            <w:pPr>
+              <w:spacing w:after="20"/>
+            </w:pPr>
+            <w:r>
+              <w:rPr>
+                <w:b/>
+                <w:color w:val="373737"/>
+                <w:sz w:val="17"/>
+              </w:rPr>
+              <w:t>Done when:</w:t>
+            </w:r>
+          </w:p>
+          <w:p>
+            <w:pPr>
+              <w:spacing w:after="20"/>
+              <w:ind w:left="173"/>
+            </w:pPr>
+            <w:r>
+              <w:rPr>
+                <w:color w:val="444444"/>
+                <w:sz w:val="17"/>
+              </w:rPr>
+              <w:t xml:space="preserve">• </w:t>
+            </w:r>
+            <w:r>
+              <w:rPr>
+                <w:color w:val="373737"/>
+                <w:sz w:val="17"/>
+              </w:rPr>
+              <w:t>returns versions</w:t>
+            </w:r>
+          </w:p>
+        </w:tc>
+      </w:tr>
+      <w:tr>
+        <w:tc>
+          <w:tcPr>
+            <w:tcW w:w="2448" w:type="dxa"/>
+          </w:tcPr>
+          <w:p>
+            <w:pPr>
+              <w:spacing w:after="20"/>
+            </w:pPr>
+            <w:r>
+              <w:rPr>
+                <w:sz w:val="18"/>
+              </w:rPr>
+              <w:t xml:space="preserve">🔷 </w:t>
+            </w:r>
+            <w:r>
+              <w:rPr>
+                <w:rFonts w:ascii="Courier New" w:hAnsi="Courier New"/>
+                <w:b/>
+                <w:color w:val="1F497D"/>
+                <w:sz w:val="17"/>
+              </w:rPr>
+              <w:t>PRODUCT-BE-B-05</w:t>
+            </w:r>
+          </w:p>
+          <w:p>
+            <w:pPr>
+              <w:spacing w:after="20"/>
+            </w:pPr>
+            <w:r>
+              <w:rPr>
+                <w:rFonts w:ascii="Courier New" w:hAnsi="Courier New"/>
+                <w:sz w:val="17"/>
+              </w:rPr>
+              <w:t>getCopyStatus(id)</w:t>
+            </w:r>
+          </w:p>
+        </w:tc>
+        <w:tc>
+          <w:tcPr>
+            <w:tcW w:w="1152" w:type="dxa"/>
+          </w:tcPr>
+          <w:p>
+            <w:pPr>
+              <w:spacing w:after="20"/>
+            </w:pPr>
+            <w:r>
+              <w:rPr>
+                <w:color w:val="1E7A34"/>
+                <w:sz w:val="17"/>
+              </w:rPr>
+              <w:t>🟢 Low [XS]</w:t>
+            </w:r>
+          </w:p>
+        </w:tc>
+        <w:tc>
+          <w:tcPr>
+            <w:tcW w:w="1872" w:type="dxa"/>
+          </w:tcPr>
+          <w:p>
+            <w:pPr>
+              <w:spacing w:after="20"/>
+            </w:pPr>
+            <w:r>
+              <w:rPr>
+                <w:color w:val="444444"/>
+                <w:sz w:val="17"/>
+              </w:rPr>
+              <w:t>Query</w:t>
+            </w:r>
+          </w:p>
+        </w:tc>
+        <w:tc>
+          <w:tcPr>
+            <w:tcW w:w="1368" w:type="dxa"/>
+          </w:tcPr>
+          <w:p>
+            <w:pPr>
+              <w:spacing w:after="20"/>
+            </w:pPr>
+            <w:r>
+              <w:rPr>
+                <w:color w:val="444444"/>
+                <w:sz w:val="17"/>
+              </w:rPr>
+              <w:t>—</w:t>
+            </w:r>
+          </w:p>
+        </w:tc>
+        <w:tc>
+          <w:tcPr>
+            <w:tcW w:w="5976" w:type="dxa"/>
+          </w:tcPr>
+          <w:p>
+            <w:pPr>
+              <w:spacing w:after="20"/>
+            </w:pPr>
+            <w:r>
+              <w:rPr>
+                <w:b/>
+                <w:color w:val="373737"/>
+                <w:sz w:val="17"/>
+              </w:rPr>
+              <w:t xml:space="preserve">Intent — </w:t>
+            </w:r>
+            <w:r>
+              <w:rPr>
+                <w:color w:val="373737"/>
+                <w:sz w:val="17"/>
+              </w:rPr>
+              <w:t>Tells you whether a product copy is still in progress or done.</w:t>
+            </w:r>
+          </w:p>
+          <w:p>
+            <w:pPr>
+              <w:spacing w:after="20"/>
+            </w:pPr>
+            <w:r>
+              <w:rPr>
+                <w:b/>
+                <w:color w:val="373737"/>
+                <w:sz w:val="17"/>
+              </w:rPr>
+              <w:t xml:space="preserve">Today — </w:t>
+            </w:r>
+            <w:r>
+              <w:rPr>
+                <w:color w:val="373737"/>
+                <w:sz w:val="17"/>
+              </w:rPr>
+              <w:t>getCopyStatus GET ${v2}/count/resource-type?copyId={id}</w:t>
+            </w:r>
+          </w:p>
+          <w:p>
+            <w:pPr>
+              <w:spacing w:after="20"/>
+            </w:pPr>
+            <w:r>
+              <w:rPr>
+                <w:b/>
+                <w:color w:val="373737"/>
+                <w:sz w:val="17"/>
+              </w:rPr>
+              <w:t>Done when:</w:t>
+            </w:r>
+          </w:p>
+          <w:p>
+            <w:pPr>
+              <w:spacing w:after="20"/>
+              <w:ind w:left="173"/>
+            </w:pPr>
+            <w:r>
+              <w:rPr>
+                <w:color w:val="444444"/>
+                <w:sz w:val="17"/>
+              </w:rPr>
+              <w:t xml:space="preserve">• </w:t>
+            </w:r>
+            <w:r>
+              <w:rPr>
+                <w:color w:val="373737"/>
+                <w:sz w:val="17"/>
+              </w:rPr>
+              <w:t>returns copy status</w:t>
+            </w:r>
+          </w:p>
+        </w:tc>
+      </w:tr>
+      <w:tr>
+        <w:tc>
+          <w:tcPr>
+            <w:shd w:val="clear" w:color="auto" w:fill="F5F8FF"/>
+            <w:tcW w:w="2448" w:type="dxa"/>
+          </w:tcPr>
+          <w:p>
+            <w:pPr>
+              <w:spacing w:after="20"/>
+            </w:pPr>
+            <w:r>
+              <w:rPr>
+                <w:sz w:val="18"/>
+              </w:rPr>
+              <w:t xml:space="preserve">🔷 </w:t>
+            </w:r>
+            <w:r>
+              <w:rPr>
+                <w:rFonts w:ascii="Courier New" w:hAnsi="Courier New"/>
+                <w:b/>
+                <w:color w:val="1F497D"/>
+                <w:sz w:val="17"/>
+              </w:rPr>
+              <w:t>PRODUCT-BE-B-06</w:t>
+            </w:r>
+          </w:p>
+          <w:p>
+            <w:pPr>
+              <w:spacing w:after="20"/>
+            </w:pPr>
+            <w:r>
+              <w:rPr>
+                <w:rFonts w:ascii="Courier New" w:hAnsi="Courier New"/>
+                <w:sz w:val="17"/>
+              </w:rPr>
+              <w:t>getProductTemplateById(id)</w:t>
+            </w:r>
+          </w:p>
+        </w:tc>
+        <w:tc>
+          <w:tcPr>
+            <w:shd w:val="clear" w:color="auto" w:fill="F5F8FF"/>
+            <w:tcW w:w="1152" w:type="dxa"/>
+          </w:tcPr>
+          <w:p>
+            <w:pPr>
+              <w:spacing w:after="20"/>
+            </w:pPr>
+            <w:r>
+              <w:rPr>
+                <w:color w:val="1E7A34"/>
+                <w:sz w:val="17"/>
+              </w:rPr>
+              <w:t>🟢 Low [XS]</w:t>
+            </w:r>
+          </w:p>
+        </w:tc>
+        <w:tc>
+          <w:tcPr>
+            <w:shd w:val="clear" w:color="auto" w:fill="F5F8FF"/>
+            <w:tcW w:w="1872" w:type="dxa"/>
+          </w:tcPr>
+          <w:p>
+            <w:pPr>
+              <w:spacing w:after="20"/>
+            </w:pPr>
+            <w:r>
+              <w:rPr>
+                <w:color w:val="444444"/>
+                <w:sz w:val="17"/>
+              </w:rPr>
+              <w:t>Query</w:t>
+            </w:r>
+          </w:p>
+        </w:tc>
+        <w:tc>
+          <w:tcPr>
+            <w:shd w:val="clear" w:color="auto" w:fill="F5F8FF"/>
+            <w:tcW w:w="1368" w:type="dxa"/>
+          </w:tcPr>
+          <w:p>
+            <w:pPr>
+              <w:spacing w:after="20"/>
+            </w:pPr>
+            <w:r>
+              <w:rPr>
+                <w:color w:val="444444"/>
+                <w:sz w:val="17"/>
+              </w:rPr>
+              <w:t>—</w:t>
+            </w:r>
+          </w:p>
+        </w:tc>
+        <w:tc>
+          <w:tcPr>
+            <w:shd w:val="clear" w:color="auto" w:fill="F5F8FF"/>
+            <w:tcW w:w="5976" w:type="dxa"/>
+          </w:tcPr>
+          <w:p>
+            <w:pPr>
+              <w:spacing w:after="20"/>
+            </w:pPr>
+            <w:r>
+              <w:rPr>
+                <w:b/>
+                <w:color w:val="373737"/>
+                <w:sz w:val="17"/>
+              </w:rPr>
+              <w:t xml:space="preserve">Intent — </w:t>
+            </w:r>
+            <w:r>
+              <w:rPr>
+                <w:color w:val="373737"/>
+                <w:sz w:val="17"/>
+              </w:rPr>
+              <w:t>Looks up a product template by id.</w:t>
+            </w:r>
+          </w:p>
+          <w:p>
+            <w:pPr>
+              <w:spacing w:after="20"/>
+            </w:pPr>
+            <w:r>
+              <w:rPr>
+                <w:b/>
+                <w:color w:val="373737"/>
+                <w:sz w:val="17"/>
+              </w:rPr>
+              <w:t xml:space="preserve">Today — </w:t>
+            </w:r>
+            <w:r>
+              <w:rPr>
+                <w:color w:val="373737"/>
+                <w:sz w:val="17"/>
+              </w:rPr>
+              <w:t>getByID → response \|\| {} (empty object on miss — preserve)</w:t>
+            </w:r>
+          </w:p>
+          <w:p>
+            <w:pPr>
+              <w:spacing w:after="20"/>
+            </w:pPr>
+            <w:r>
+              <w:rPr>
+                <w:b/>
+                <w:color w:val="373737"/>
+                <w:sz w:val="17"/>
+              </w:rPr>
+              <w:t>Done when:</w:t>
+            </w:r>
+          </w:p>
+          <w:p>
+            <w:pPr>
+              <w:spacing w:after="20"/>
+              <w:ind w:left="173"/>
+            </w:pPr>
+            <w:r>
+              <w:rPr>
+                <w:color w:val="444444"/>
+                <w:sz w:val="17"/>
+              </w:rPr>
+              <w:t xml:space="preserve">• </w:t>
+            </w:r>
+            <w:r>
+              <w:rPr>
+                <w:color w:val="373737"/>
+                <w:sz w:val="17"/>
+              </w:rPr>
+              <w:t>returns product or empty object (not null)</w:t>
+            </w:r>
+          </w:p>
+        </w:tc>
+      </w:tr>
+      <w:tr>
+        <w:tc>
+          <w:tcPr>
+            <w:tcW w:w="2448" w:type="dxa"/>
+          </w:tcPr>
+          <w:p>
+            <w:pPr>
+              <w:spacing w:after="20"/>
+            </w:pPr>
+            <w:r>
+              <w:rPr>
+                <w:sz w:val="18"/>
+              </w:rPr>
+              <w:t xml:space="preserve">🔷 </w:t>
+            </w:r>
+            <w:r>
+              <w:rPr>
+                <w:rFonts w:ascii="Courier New" w:hAnsi="Courier New"/>
+                <w:b/>
+                <w:color w:val="1F497D"/>
+                <w:sz w:val="17"/>
+              </w:rPr>
+              <w:t>PRODUCT-BE-B-07</w:t>
+            </w:r>
+          </w:p>
+          <w:p>
+            <w:pPr>
+              <w:spacing w:after="20"/>
+            </w:pPr>
+            <w:r>
+              <w:rPr>
+                <w:rFonts w:ascii="Courier New" w:hAnsi="Courier New"/>
+                <w:sz w:val="17"/>
+              </w:rPr>
+              <w:t>getProductRules</w:t>
+            </w:r>
+          </w:p>
+        </w:tc>
+        <w:tc>
+          <w:tcPr>
+            <w:tcW w:w="1152" w:type="dxa"/>
+          </w:tcPr>
+          <w:p>
+            <w:pPr>
+              <w:spacing w:after="20"/>
+            </w:pPr>
+            <w:r>
+              <w:rPr>
+                <w:color w:val="1E7A34"/>
+                <w:sz w:val="17"/>
+              </w:rPr>
+              <w:t>🟢 Low [XS]</w:t>
+            </w:r>
+          </w:p>
+        </w:tc>
+        <w:tc>
+          <w:tcPr>
+            <w:tcW w:w="1872" w:type="dxa"/>
+          </w:tcPr>
+          <w:p>
+            <w:pPr>
+              <w:spacing w:after="20"/>
+            </w:pPr>
+            <w:r>
+              <w:rPr>
+                <w:color w:val="444444"/>
+                <w:sz w:val="17"/>
+              </w:rPr>
+              <w:t>Query</w:t>
+            </w:r>
+          </w:p>
+        </w:tc>
+        <w:tc>
+          <w:tcPr>
+            <w:tcW w:w="1368" w:type="dxa"/>
+          </w:tcPr>
+          <w:p>
+            <w:pPr>
+              <w:spacing w:after="20"/>
+            </w:pPr>
+            <w:r>
+              <w:rPr>
+                <w:color w:val="444444"/>
+                <w:sz w:val="17"/>
+              </w:rPr>
+              <w:t>—</w:t>
+            </w:r>
+          </w:p>
+        </w:tc>
+        <w:tc>
+          <w:tcPr>
+            <w:tcW w:w="5976" w:type="dxa"/>
+          </w:tcPr>
+          <w:p>
+            <w:pPr>
+              <w:spacing w:after="20"/>
+            </w:pPr>
+            <w:r>
+              <w:rPr>
+                <w:b/>
+                <w:color w:val="373737"/>
+                <w:sz w:val="17"/>
+              </w:rPr>
+              <w:t xml:space="preserve">Intent — </w:t>
+            </w:r>
+            <w:r>
+              <w:rPr>
+                <w:color w:val="373737"/>
+                <w:sz w:val="17"/>
+              </w:rPr>
+              <w:t>Returns the product business rules.</w:t>
+            </w:r>
+          </w:p>
+          <w:p>
+            <w:pPr>
+              <w:spacing w:after="20"/>
+            </w:pPr>
+            <w:r>
+              <w:rPr>
+                <w:b/>
+                <w:color w:val="373737"/>
+                <w:sz w:val="17"/>
+              </w:rPr>
+              <w:t xml:space="preserve">Today — </w:t>
+            </w:r>
+            <w:r>
+              <w:rPr>
+                <w:color w:val="373737"/>
+                <w:sz w:val="17"/>
+              </w:rPr>
+              <w:t>getAllRules GET $… → content</w:t>
+            </w:r>
+          </w:p>
+          <w:p>
+            <w:pPr>
+              <w:spacing w:after="20"/>
+            </w:pPr>
+            <w:r>
+              <w:rPr>
+                <w:b/>
+                <w:color w:val="373737"/>
+                <w:sz w:val="17"/>
+              </w:rPr>
+              <w:t>Done when:</w:t>
+            </w:r>
+          </w:p>
+          <w:p>
+            <w:pPr>
+              <w:spacing w:after="20"/>
+              <w:ind w:left="173"/>
+            </w:pPr>
+            <w:r>
+              <w:rPr>
+                <w:color w:val="444444"/>
+                <w:sz w:val="17"/>
+              </w:rPr>
+              <w:t xml:space="preserve">• </w:t>
+            </w:r>
+            <w:r>
+              <w:rPr>
+                <w:color w:val="373737"/>
+                <w:sz w:val="17"/>
+              </w:rPr>
+              <w:t>returns rules content</w:t>
+            </w:r>
+          </w:p>
+        </w:tc>
+      </w:tr>
+      <w:tr>
+        <w:tc>
+          <w:tcPr>
+            <w:shd w:val="clear" w:color="auto" w:fill="F5F8FF"/>
+            <w:tcW w:w="2448" w:type="dxa"/>
+          </w:tcPr>
+          <w:p>
+            <w:pPr>
+              <w:spacing w:after="20"/>
+            </w:pPr>
+            <w:r>
+              <w:rPr>
+                <w:sz w:val="18"/>
+              </w:rPr>
+              <w:t xml:space="preserve">🔷 </w:t>
+            </w:r>
+            <w:r>
+              <w:rPr>
+                <w:rFonts w:ascii="Courier New" w:hAnsi="Courier New"/>
+                <w:b/>
+                <w:color w:val="1F497D"/>
+                <w:sz w:val="17"/>
+              </w:rPr>
+              <w:t>PRODUCT-BE-B-08</w:t>
+            </w:r>
+          </w:p>
+          <w:p>
+            <w:pPr>
+              <w:spacing w:after="20"/>
+            </w:pPr>
+            <w:r>
+              <w:rPr>
+                <w:rFonts w:ascii="Courier New" w:hAnsi="Courier New"/>
+                <w:sz w:val="17"/>
+              </w:rPr>
+              <w:t>getProductRulesById(id)</w:t>
+            </w:r>
+          </w:p>
+        </w:tc>
+        <w:tc>
+          <w:tcPr>
+            <w:shd w:val="clear" w:color="auto" w:fill="F5F8FF"/>
+            <w:tcW w:w="1152" w:type="dxa"/>
+          </w:tcPr>
+          <w:p>
+            <w:pPr>
+              <w:spacing w:after="20"/>
+            </w:pPr>
+            <w:r>
+              <w:rPr>
+                <w:color w:val="1E7A34"/>
+                <w:sz w:val="17"/>
+              </w:rPr>
+              <w:t>🟢 Low [XS]</w:t>
+            </w:r>
+          </w:p>
+        </w:tc>
+        <w:tc>
+          <w:tcPr>
+            <w:shd w:val="clear" w:color="auto" w:fill="F5F8FF"/>
+            <w:tcW w:w="1872" w:type="dxa"/>
+          </w:tcPr>
+          <w:p>
+            <w:pPr>
+              <w:spacing w:after="20"/>
+            </w:pPr>
+            <w:r>
+              <w:rPr>
+                <w:color w:val="444444"/>
+                <w:sz w:val="17"/>
+              </w:rPr>
+              <w:t>Query</w:t>
+            </w:r>
+          </w:p>
+        </w:tc>
+        <w:tc>
+          <w:tcPr>
+            <w:shd w:val="clear" w:color="auto" w:fill="F5F8FF"/>
+            <w:tcW w:w="1368" w:type="dxa"/>
+          </w:tcPr>
+          <w:p>
+            <w:pPr>
+              <w:spacing w:after="20"/>
+            </w:pPr>
+            <w:r>
+              <w:rPr>
+                <w:color w:val="444444"/>
+                <w:sz w:val="17"/>
+              </w:rPr>
+              <w:t>—</w:t>
+            </w:r>
+          </w:p>
+        </w:tc>
+        <w:tc>
+          <w:tcPr>
+            <w:shd w:val="clear" w:color="auto" w:fill="F5F8FF"/>
+            <w:tcW w:w="5976" w:type="dxa"/>
+          </w:tcPr>
+          <w:p>
+            <w:pPr>
+              <w:spacing w:after="20"/>
+            </w:pPr>
+            <w:r>
+              <w:rPr>
+                <w:b/>
+                <w:color w:val="373737"/>
+                <w:sz w:val="17"/>
+              </w:rPr>
+              <w:t xml:space="preserve">Intent — </w:t>
+            </w:r>
+            <w:r>
+              <w:rPr>
+                <w:color w:val="373737"/>
+                <w:sz w:val="17"/>
+              </w:rPr>
+              <w:t>Looks up one business rule by id.</w:t>
+            </w:r>
+          </w:p>
+          <w:p>
+            <w:pPr>
+              <w:spacing w:after="20"/>
+            </w:pPr>
+            <w:r>
+              <w:rPr>
+                <w:b/>
+                <w:color w:val="373737"/>
+                <w:sz w:val="17"/>
+              </w:rPr>
+              <w:t xml:space="preserve">Today — </w:t>
+            </w:r>
+            <w:r>
+              <w:rPr>
+                <w:color w:val="373737"/>
+                <w:sz w:val="17"/>
+              </w:rPr>
+              <w:t>getRuleById GET $…</w:t>
+            </w:r>
+          </w:p>
+          <w:p>
+            <w:pPr>
+              <w:spacing w:after="20"/>
+            </w:pPr>
+            <w:r>
+              <w:rPr>
+                <w:b/>
+                <w:color w:val="373737"/>
+                <w:sz w:val="17"/>
+              </w:rPr>
+              <w:t>Done when:</w:t>
+            </w:r>
+          </w:p>
+          <w:p>
+            <w:pPr>
+              <w:spacing w:after="20"/>
+              <w:ind w:left="173"/>
+            </w:pPr>
+            <w:r>
+              <w:rPr>
+                <w:color w:val="444444"/>
+                <w:sz w:val="17"/>
+              </w:rPr>
+              <w:t xml:space="preserve">• </w:t>
+            </w:r>
+            <w:r>
+              <w:rPr>
+                <w:color w:val="373737"/>
+                <w:sz w:val="17"/>
+              </w:rPr>
+              <w:t>returns rule</w:t>
+            </w:r>
+          </w:p>
+        </w:tc>
+      </w:tr>
+      <w:tr>
+        <w:tc>
+          <w:tcPr>
+            <w:tcW w:w="2448" w:type="dxa"/>
+          </w:tcPr>
+          <w:p>
+            <w:pPr>
+              <w:spacing w:after="20"/>
+            </w:pPr>
+            <w:r>
+              <w:rPr>
+                <w:sz w:val="18"/>
+              </w:rPr>
+              <w:t xml:space="preserve">🔷 </w:t>
+            </w:r>
+            <w:r>
+              <w:rPr>
+                <w:rFonts w:ascii="Courier New" w:hAnsi="Courier New"/>
+                <w:b/>
+                <w:color w:val="1F497D"/>
+                <w:sz w:val="17"/>
+              </w:rPr>
+              <w:t>PRODUCT-BE-B-09</w:t>
+            </w:r>
+          </w:p>
+          <w:p>
+            <w:pPr>
+              <w:spacing w:after="20"/>
+            </w:pPr>
+            <w:r>
+              <w:rPr>
+                <w:rFonts w:ascii="Courier New" w:hAnsi="Courier New"/>
+                <w:sz w:val="17"/>
+              </w:rPr>
+              <w:t>getAllAvailableRules</w:t>
+            </w:r>
+          </w:p>
+        </w:tc>
+        <w:tc>
+          <w:tcPr>
+            <w:tcW w:w="1152" w:type="dxa"/>
+          </w:tcPr>
+          <w:p>
+            <w:pPr>
+              <w:spacing w:after="20"/>
+            </w:pPr>
+            <w:r>
+              <w:rPr>
+                <w:color w:val="1E7A34"/>
+                <w:sz w:val="17"/>
+              </w:rPr>
+              <w:t>🟢 Low [XS]</w:t>
+            </w:r>
+          </w:p>
+        </w:tc>
+        <w:tc>
+          <w:tcPr>
+            <w:tcW w:w="1872" w:type="dxa"/>
+          </w:tcPr>
+          <w:p>
+            <w:pPr>
+              <w:spacing w:after="20"/>
+            </w:pPr>
+            <w:r>
+              <w:rPr>
+                <w:color w:val="444444"/>
+                <w:sz w:val="17"/>
+              </w:rPr>
+              <w:t>Query</w:t>
+            </w:r>
+          </w:p>
+        </w:tc>
+        <w:tc>
+          <w:tcPr>
+            <w:tcW w:w="1368" w:type="dxa"/>
+          </w:tcPr>
+          <w:p>
+            <w:pPr>
+              <w:spacing w:after="20"/>
+            </w:pPr>
+            <w:r>
+              <w:rPr>
+                <w:color w:val="444444"/>
+                <w:sz w:val="17"/>
+              </w:rPr>
+              <w:t>—</w:t>
+            </w:r>
+          </w:p>
+        </w:tc>
+        <w:tc>
+          <w:tcPr>
+            <w:tcW w:w="5976" w:type="dxa"/>
+          </w:tcPr>
+          <w:p>
+            <w:pPr>
+              <w:spacing w:after="20"/>
+            </w:pPr>
+            <w:r>
+              <w:rPr>
+                <w:b/>
+                <w:color w:val="373737"/>
+                <w:sz w:val="17"/>
+              </w:rPr>
+              <w:t xml:space="preserve">Intent — </w:t>
+            </w:r>
+            <w:r>
+              <w:rPr>
+                <w:color w:val="373737"/>
+                <w:sz w:val="17"/>
+              </w:rPr>
+              <w:t>Lists all the rules that are available to apply.</w:t>
+            </w:r>
+          </w:p>
+          <w:p>
+            <w:pPr>
+              <w:spacing w:after="20"/>
+            </w:pPr>
+            <w:r>
+              <w:rPr>
+                <w:b/>
+                <w:color w:val="373737"/>
+                <w:sz w:val="17"/>
+              </w:rPr>
+              <w:t xml:space="preserve">Today — </w:t>
+            </w:r>
+            <w:r>
+              <w:rPr>
+                <w:color w:val="373737"/>
+                <w:sz w:val="17"/>
+              </w:rPr>
+              <w:t>getAvailableRules GET …/spark_rules/v1/rules</w:t>
+            </w:r>
+          </w:p>
+          <w:p>
+            <w:pPr>
+              <w:spacing w:after="20"/>
+            </w:pPr>
+            <w:r>
+              <w:rPr>
+                <w:b/>
+                <w:color w:val="373737"/>
+                <w:sz w:val="17"/>
+              </w:rPr>
+              <w:t>Done when:</w:t>
+            </w:r>
+          </w:p>
+          <w:p>
+            <w:pPr>
+              <w:spacing w:after="20"/>
+              <w:ind w:left="173"/>
+            </w:pPr>
+            <w:r>
+              <w:rPr>
+                <w:color w:val="444444"/>
+                <w:sz w:val="17"/>
+              </w:rPr>
+              <w:t xml:space="preserve">• </w:t>
+            </w:r>
+            <w:r>
+              <w:rPr>
+                <w:color w:val="373737"/>
+                <w:sz w:val="17"/>
+              </w:rPr>
+              <w:t>returns available rules</w:t>
+            </w:r>
+          </w:p>
+        </w:tc>
+      </w:tr>
+      <w:tr>
+        <w:tc>
+          <w:tcPr>
+            <w:shd w:val="clear" w:color="auto" w:fill="F5F8FF"/>
+            <w:tcW w:w="2448" w:type="dxa"/>
+          </w:tcPr>
+          <w:p>
+            <w:pPr>
+              <w:spacing w:after="20"/>
+            </w:pPr>
+            <w:r>
+              <w:rPr>
+                <w:sz w:val="18"/>
+              </w:rPr>
+              <w:t xml:space="preserve">🔷 </w:t>
+            </w:r>
+            <w:r>
+              <w:rPr>
+                <w:rFonts w:ascii="Courier New" w:hAnsi="Courier New"/>
+                <w:b/>
+                <w:color w:val="1F497D"/>
+                <w:sz w:val="17"/>
+              </w:rPr>
+              <w:t>PRODUCT-BE-B-10</w:t>
+            </w:r>
+          </w:p>
+          <w:p>
+            <w:pPr>
+              <w:spacing w:after="20"/>
+            </w:pPr>
+            <w:r>
+              <w:rPr>
+                <w:rFonts w:ascii="Courier New" w:hAnsi="Courier New"/>
+                <w:sz w:val="17"/>
+              </w:rPr>
+              <w:t>getProductDeptRules(productIds, departmentIds, activeOnly)</w:t>
+            </w:r>
+          </w:p>
+        </w:tc>
+        <w:tc>
+          <w:tcPr>
+            <w:shd w:val="clear" w:color="auto" w:fill="F5F8FF"/>
+            <w:tcW w:w="1152" w:type="dxa"/>
+          </w:tcPr>
+          <w:p>
+            <w:pPr>
+              <w:spacing w:after="20"/>
+            </w:pPr>
+            <w:r>
+              <w:rPr>
+                <w:color w:val="1E7A34"/>
+                <w:sz w:val="17"/>
+              </w:rPr>
+              <w:t>🟢 Low [XS]</w:t>
+            </w:r>
+          </w:p>
+        </w:tc>
+        <w:tc>
+          <w:tcPr>
+            <w:shd w:val="clear" w:color="auto" w:fill="F5F8FF"/>
+            <w:tcW w:w="1872" w:type="dxa"/>
+          </w:tcPr>
+          <w:p>
+            <w:pPr>
+              <w:spacing w:after="20"/>
+            </w:pPr>
+            <w:r>
+              <w:rPr>
+                <w:color w:val="444444"/>
+                <w:sz w:val="17"/>
+              </w:rPr>
+              <w:t>Query</w:t>
+            </w:r>
+          </w:p>
           <w:p>
             <w:pPr>
               <w:spacing w:after="20"/>
@@ -9659,7 +11595,7 @@
                 <w:color w:val="373737"/>
                 <w:sz w:val="17"/>
               </w:rPr>
-              <w:t>Returns the department-level rules for given products; Returns the business-partner-level rules for given products</w:t>
+              <w:t>Returns the department-level rules for given products.</w:t>
             </w:r>
           </w:p>
           <w:p>
@@ -9709,24 +11645,204 @@
             </w:r>
             <w:r>
               <w:rPr>
+                <w:color w:val="373737"/>
+                <w:sz w:val="17"/>
+              </w:rPr>
+              <w:t xml:space="preserve">default </w:t>
+            </w:r>
+            <w:r>
+              <w:rPr>
                 <w:rFonts w:ascii="Courier New" w:hAnsi="Courier New"/>
                 <w:sz w:val="17"/>
               </w:rPr>
-              <w:t>getProductDeptRules</w:t>
-            </w:r>
-            <w:r>
-              <w:rPr>
-                <w:color w:val="373737"/>
-                <w:sz w:val="17"/>
-              </w:rPr>
-              <w:t xml:space="preserve">: default </w:t>
+              <w:t>activeOnly=true</w:t>
+            </w:r>
+          </w:p>
+          <w:p>
+            <w:pPr>
+              <w:spacing w:after="20"/>
+              <w:ind w:left="173"/>
+            </w:pPr>
+            <w:r>
+              <w:rPr>
+                <w:color w:val="444444"/>
+                <w:sz w:val="17"/>
+              </w:rPr>
+              <w:t xml:space="preserve">• </w:t>
+            </w:r>
+            <w:r>
+              <w:rPr>
+                <w:color w:val="373737"/>
+                <w:sz w:val="17"/>
+              </w:rPr>
+              <w:t>flag selects the correct backend</w:t>
+            </w:r>
+          </w:p>
+        </w:tc>
+      </w:tr>
+      <w:tr>
+        <w:tc>
+          <w:tcPr>
+            <w:tcW w:w="2448" w:type="dxa"/>
+          </w:tcPr>
+          <w:p>
+            <w:pPr>
+              <w:spacing w:after="20"/>
+            </w:pPr>
+            <w:r>
+              <w:rPr>
+                <w:sz w:val="18"/>
+              </w:rPr>
+              <w:t xml:space="preserve">🔷 </w:t>
             </w:r>
             <w:r>
               <w:rPr>
                 <w:rFonts w:ascii="Courier New" w:hAnsi="Courier New"/>
-                <w:sz w:val="17"/>
-              </w:rPr>
-              <w:t>activeOnly=true</w:t>
+                <w:b/>
+                <w:color w:val="1F497D"/>
+                <w:sz w:val="17"/>
+              </w:rPr>
+              <w:t>PRODUCT-BE-B-11</w:t>
+            </w:r>
+          </w:p>
+          <w:p>
+            <w:pPr>
+              <w:spacing w:after="20"/>
+            </w:pPr>
+            <w:r>
+              <w:rPr>
+                <w:rFonts w:ascii="Courier New" w:hAnsi="Courier New"/>
+                <w:sz w:val="17"/>
+              </w:rPr>
+              <w:t>getProductBPRules(productIds, businessPartnerIds, activeOnly)</w:t>
+            </w:r>
+          </w:p>
+        </w:tc>
+        <w:tc>
+          <w:tcPr>
+            <w:tcW w:w="1152" w:type="dxa"/>
+          </w:tcPr>
+          <w:p>
+            <w:pPr>
+              <w:spacing w:after="20"/>
+            </w:pPr>
+            <w:r>
+              <w:rPr>
+                <w:color w:val="1E7A34"/>
+                <w:sz w:val="17"/>
+              </w:rPr>
+              <w:t>🟢 Low [XS]</w:t>
+            </w:r>
+          </w:p>
+        </w:tc>
+        <w:tc>
+          <w:tcPr>
+            <w:tcW w:w="1872" w:type="dxa"/>
+          </w:tcPr>
+          <w:p>
+            <w:pPr>
+              <w:spacing w:after="20"/>
+            </w:pPr>
+            <w:r>
+              <w:rPr>
+                <w:color w:val="444444"/>
+                <w:sz w:val="17"/>
+              </w:rPr>
+              <w:t>Query</w:t>
+            </w:r>
+          </w:p>
+          <w:p>
+            <w:pPr>
+              <w:spacing w:after="20"/>
+            </w:pPr>
+            <w:r>
+              <w:rPr>
+                <w:color w:val="444444"/>
+                <w:sz w:val="16"/>
+              </w:rPr>
+              <w:t xml:space="preserve">Calls: </w:t>
+            </w:r>
+            <w:r>
+              <w:rPr>
+                <w:color w:val="373737"/>
+                <w:sz w:val="16"/>
+              </w:rPr>
+              <w:t>ruleLibrary</w:t>
+            </w:r>
+          </w:p>
+        </w:tc>
+        <w:tc>
+          <w:tcPr>
+            <w:tcW w:w="1368" w:type="dxa"/>
+          </w:tcPr>
+          <w:p>
+            <w:pPr>
+              <w:spacing w:after="20"/>
+            </w:pPr>
+            <w:r>
+              <w:rPr>
+                <w:color w:val="444444"/>
+                <w:sz w:val="17"/>
+              </w:rPr>
+              <w:t>—</w:t>
+            </w:r>
+          </w:p>
+        </w:tc>
+        <w:tc>
+          <w:tcPr>
+            <w:tcW w:w="5976" w:type="dxa"/>
+          </w:tcPr>
+          <w:p>
+            <w:pPr>
+              <w:spacing w:after="20"/>
+            </w:pPr>
+            <w:r>
+              <w:rPr>
+                <w:b/>
+                <w:color w:val="373737"/>
+                <w:sz w:val="17"/>
+              </w:rPr>
+              <w:t xml:space="preserve">Intent — </w:t>
+            </w:r>
+            <w:r>
+              <w:rPr>
+                <w:color w:val="373737"/>
+                <w:sz w:val="17"/>
+              </w:rPr>
+              <w:t>Returns the business-partner-level rules for given products.</w:t>
+            </w:r>
+          </w:p>
+          <w:p>
+            <w:pPr>
+              <w:spacing w:after="20"/>
+            </w:pPr>
+            <w:r>
+              <w:rPr>
+                <w:b/>
+                <w:color w:val="373737"/>
+                <w:sz w:val="17"/>
+              </w:rPr>
+              <w:t xml:space="preserve">Today — </w:t>
+            </w:r>
+            <w:r>
+              <w:rPr>
+                <w:color w:val="373737"/>
+                <w:sz w:val="17"/>
+              </w:rPr>
+              <w:t>same as B-10 with businessPartnerIds</w:t>
+            </w:r>
+          </w:p>
+          <w:p>
+            <w:pPr>
+              <w:spacing w:after="20"/>
+            </w:pPr>
+            <w:r>
+              <w:rPr>
+                <w:b/>
+                <w:color w:val="373737"/>
+                <w:sz w:val="17"/>
+              </w:rPr>
+              <w:t>Done when:</w:t>
             </w:r>
           </w:p>
           <w:p>
@@ -9743,44 +11859,10 @@
             </w:r>
             <w:r>
               <w:rPr>
-                <w:rFonts w:ascii="Courier New" w:hAnsi="Courier New"/>
-                <w:sz w:val="17"/>
-              </w:rPr>
-              <w:t>getProductDeptRules</w:t>
-            </w:r>
-            <w:r>
-              <w:rPr>
-                <w:color w:val="373737"/>
-                <w:sz w:val="17"/>
-              </w:rPr>
-              <w:t>: flag selects the correct backend</w:t>
-            </w:r>
-          </w:p>
-          <w:p>
-            <w:pPr>
-              <w:spacing w:after="20"/>
-              <w:ind w:left="173"/>
-            </w:pPr>
-            <w:r>
-              <w:rPr>
-                <w:color w:val="444444"/>
-                <w:sz w:val="17"/>
-              </w:rPr>
-              <w:t xml:space="preserve">• </w:t>
-            </w:r>
-            <w:r>
-              <w:rPr>
-                <w:rFonts w:ascii="Courier New" w:hAnsi="Courier New"/>
-                <w:sz w:val="17"/>
-              </w:rPr>
-              <w:t>getProductBPRules</w:t>
-            </w:r>
-            <w:r>
-              <w:rPr>
-                <w:color w:val="373737"/>
-                <w:sz w:val="17"/>
-              </w:rPr>
-              <w:t>: flag fork honored; BP filter applied</w:t>
+                <w:color w:val="373737"/>
+                <w:sz w:val="17"/>
+              </w:rPr>
+              <w:t>flag fork honored; BP filter applied</w:t>
             </w:r>
           </w:p>
         </w:tc>
@@ -11410,7 +13492,7 @@
           <w:color w:val="7D5002"/>
           <w:sz w:val="22"/>
         </w:rPr>
-        <w:t>✏️ Phase D — Mutations  (9 stories)</w:t>
+        <w:t>✏️ Phase D — Mutations  (18 stories)</w:t>
       </w:r>
     </w:p>
     <w:tbl>
@@ -12715,42 +14797,7 @@
                 <w:color w:val="373737"/>
                 <w:sz w:val="17"/>
               </w:rPr>
-              <w:t xml:space="preserve"> 🔀 Collab Canvas · </w:t>
-            </w:r>
-            <w:r>
-              <w:rPr>
-                <w:rFonts w:ascii="Courier New" w:hAnsi="Courier New"/>
-                <w:sz w:val="17"/>
-              </w:rPr>
-              <w:t>addBusinessPartnersToProductWithType</w:t>
-            </w:r>
-            <w:r>
-              <w:rPr>
-                <w:color w:val="373737"/>
-                <w:sz w:val="17"/>
-              </w:rPr>
-              <w:t xml:space="preserve"> 🔀 Collab Canvas · </w:t>
-            </w:r>
-            <w:r>
-              <w:rPr>
-                <w:rFonts w:ascii="Courier New" w:hAnsi="Courier New"/>
-                <w:sz w:val="17"/>
-              </w:rPr>
-              <w:t>removeProductResources</w:t>
-            </w:r>
-            <w:r>
-              <w:rPr>
-                <w:color w:val="373737"/>
-                <w:sz w:val="17"/>
-              </w:rPr>
-              <w:t xml:space="preserve"> · </w:t>
-            </w:r>
-            <w:r>
-              <w:rPr>
-                <w:rFonts w:ascii="Courier New" w:hAnsi="Courier New"/>
-                <w:sz w:val="17"/>
-              </w:rPr>
-              <w:t>updateBusinessPartnerStatuses</w:t>
+              <w:t xml:space="preserve"> 🔀 Collab Canvas</w:t>
             </w:r>
           </w:p>
         </w:tc>
@@ -12765,10 +14812,10 @@
             </w:pPr>
             <w:r>
               <w:rPr>
-                <w:color w:val="9B7A00"/>
-                <w:sz w:val="17"/>
-              </w:rPr>
-              <w:t>🟡 Medium [M]</w:t>
+                <w:color w:val="1E7A34"/>
+                <w:sz w:val="17"/>
+              </w:rPr>
+              <w:t>🟢 Low [XS]</w:t>
             </w:r>
           </w:p>
         </w:tc>
@@ -12830,7 +14877,7 @@
                 <w:color w:val="373737"/>
                 <w:sz w:val="17"/>
               </w:rPr>
-              <w:t>Adds teams (and their partners) to a product; Adds business partners to a product with a given type; Removes resources (links) from a product; Updates the status of business partners on a product</w:t>
+              <w:t>Adds teams (and their partners) to a product.</w:t>
             </w:r>
           </w:p>
           <w:p>
@@ -12850,7 +14897,7 @@
                 <w:color w:val="373737"/>
                 <w:sz w:val="17"/>
               </w:rPr>
-              <w:t>POST ${v1}/{productId}/resources/bulk + manage_workspace_teams. ; POST ${v1}/{productId}/partners-add/bulk; success = response has product_id and no status_code…</w:t>
+              <w:t>POST ${v1}/{productId}/resources/bulk + manage_workspace_teams</w:t>
             </w:r>
           </w:p>
           <w:p>
@@ -12880,50 +14927,36 @@
             </w:r>
             <w:r>
               <w:rPr>
+                <w:color w:val="373737"/>
+                <w:sz w:val="17"/>
+              </w:rPr>
+              <w:t>adds teams + new partners + workspace links</w:t>
+            </w:r>
+          </w:p>
+          <w:p>
+            <w:pPr>
+              <w:spacing w:after="20"/>
+              <w:ind w:left="173"/>
+            </w:pPr>
+            <w:r>
+              <w:rPr>
+                <w:color w:val="444444"/>
+                <w:sz w:val="17"/>
+              </w:rPr>
+              <w:t xml:space="preserve">• </w:t>
+            </w:r>
+            <w:r>
+              <w:rPr>
+                <w:color w:val="373737"/>
+                <w:sz w:val="17"/>
+              </w:rPr>
+              <w:t xml:space="preserve">partner-add failure exits early with a thrown typed error (today </w:t>
+            </w:r>
+            <w:r>
+              <w:rPr>
                 <w:rFonts w:ascii="Courier New" w:hAnsi="Courier New"/>
                 <w:sz w:val="17"/>
               </w:rPr>
-              <w:t>addTeamsToProduct</w:t>
-            </w:r>
-            <w:r>
-              <w:rPr>
-                <w:color w:val="373737"/>
-                <w:sz w:val="17"/>
-              </w:rPr>
-              <w:t xml:space="preserve"> 🔀 Collab Canvas: adds teams + new partners + workspace links</w:t>
-            </w:r>
-          </w:p>
-          <w:p>
-            <w:pPr>
-              <w:spacing w:after="20"/>
-              <w:ind w:left="173"/>
-            </w:pPr>
-            <w:r>
-              <w:rPr>
-                <w:color w:val="444444"/>
-                <w:sz w:val="17"/>
-              </w:rPr>
-              <w:t xml:space="preserve">• </w:t>
-            </w:r>
-            <w:r>
-              <w:rPr>
-                <w:rFonts w:ascii="Courier New" w:hAnsi="Courier New"/>
-                <w:sz w:val="17"/>
-              </w:rPr>
-              <w:t>addTeamsToProduct</w:t>
-            </w:r>
-            <w:r>
-              <w:rPr>
-                <w:color w:val="373737"/>
-                <w:sz w:val="17"/>
-              </w:rPr>
-              <w:t xml:space="preserve"> 🔀 Collab Canvas: partner-add failure exits early with a thrown typed error (today </w:t>
-            </w:r>
-            <w:r>
-              <w:rPr>
-                <w:rFonts w:ascii="Courier New" w:hAnsi="Courier New"/>
-                <w:sz w:val="17"/>
-              </w:rPr>
               <w:t>return new Error(...)</w:t>
             </w:r>
             <w:r>
@@ -12932,142 +14965,6 @@
                 <w:sz w:val="17"/>
               </w:rPr>
               <w:t xml:space="preserve"> — standardized per ADR-011 §4 pin-down 4, accepted deviation); teams are not added after a failed partner add (legacy order preserved)</w:t>
-            </w:r>
-          </w:p>
-          <w:p>
-            <w:pPr>
-              <w:spacing w:after="20"/>
-              <w:ind w:left="173"/>
-            </w:pPr>
-            <w:r>
-              <w:rPr>
-                <w:color w:val="444444"/>
-                <w:sz w:val="17"/>
-              </w:rPr>
-              <w:t xml:space="preserve">• </w:t>
-            </w:r>
-            <w:r>
-              <w:rPr>
-                <w:rFonts w:ascii="Courier New" w:hAnsi="Courier New"/>
-                <w:sz w:val="17"/>
-              </w:rPr>
-              <w:t>addBusinessPartnersToProductWithType</w:t>
-            </w:r>
-            <w:r>
-              <w:rPr>
-                <w:color w:val="373737"/>
-                <w:sz w:val="17"/>
-              </w:rPr>
-              <w:t xml:space="preserve"> 🔀 Collab Canvas: adds partners with type</w:t>
-            </w:r>
-          </w:p>
-          <w:p>
-            <w:pPr>
-              <w:spacing w:after="20"/>
-              <w:ind w:left="173"/>
-            </w:pPr>
-            <w:r>
-              <w:rPr>
-                <w:color w:val="444444"/>
-                <w:sz w:val="17"/>
-              </w:rPr>
-              <w:t xml:space="preserve">• </w:t>
-            </w:r>
-            <w:r>
-              <w:rPr>
-                <w:rFonts w:ascii="Courier New" w:hAnsi="Courier New"/>
-                <w:sz w:val="17"/>
-              </w:rPr>
-              <w:t>addBusinessPartnersToProductWithType</w:t>
-            </w:r>
-            <w:r>
-              <w:rPr>
-                <w:color w:val="373737"/>
-                <w:sz w:val="17"/>
-              </w:rPr>
-              <w:t xml:space="preserve"> 🔀 Collab Canvas: failure throws a typed </w:t>
-            </w:r>
-            <w:r>
-              <w:rPr>
-                <w:rFonts w:ascii="Courier New" w:hAnsi="Courier New"/>
-                <w:sz w:val="17"/>
-              </w:rPr>
-              <w:t>DgsException</w:t>
-            </w:r>
-            <w:r>
-              <w:rPr>
-                <w:color w:val="373737"/>
-                <w:sz w:val="17"/>
-              </w:rPr>
-              <w:t xml:space="preserve"> instead of </w:t>
-            </w:r>
-            <w:r>
-              <w:rPr>
-                <w:rFonts w:ascii="Courier New" w:hAnsi="Courier New"/>
-                <w:sz w:val="17"/>
-              </w:rPr>
-              <w:t>return new Error(...)</w:t>
-            </w:r>
-            <w:r>
-              <w:rPr>
-                <w:color w:val="373737"/>
-                <w:sz w:val="17"/>
-              </w:rPr>
-              <w:t xml:space="preserve"> (accepted parity deviation, ADR-011 §4 pin-down 4)</w:t>
-            </w:r>
-          </w:p>
-          <w:p>
-            <w:pPr>
-              <w:spacing w:after="20"/>
-              <w:ind w:left="173"/>
-            </w:pPr>
-            <w:r>
-              <w:rPr>
-                <w:color w:val="444444"/>
-                <w:sz w:val="17"/>
-              </w:rPr>
-              <w:t xml:space="preserve">• </w:t>
-            </w:r>
-            <w:r>
-              <w:rPr>
-                <w:rFonts w:ascii="Courier New" w:hAnsi="Courier New"/>
-                <w:sz w:val="17"/>
-              </w:rPr>
-              <w:t>removeProductResources</w:t>
-            </w:r>
-            <w:r>
-              <w:rPr>
-                <w:color w:val="373737"/>
-                <w:sz w:val="17"/>
-              </w:rPr>
-              <w:t>: removes resources</w:t>
-            </w:r>
-          </w:p>
-          <w:p>
-            <w:pPr>
-              <w:spacing w:after="20"/>
-              <w:ind w:left="173"/>
-            </w:pPr>
-            <w:r>
-              <w:rPr>
-                <w:color w:val="444444"/>
-                <w:sz w:val="17"/>
-              </w:rPr>
-              <w:t xml:space="preserve">• </w:t>
-            </w:r>
-            <w:r>
-              <w:rPr>
-                <w:rFonts w:ascii="Courier New" w:hAnsi="Courier New"/>
-                <w:sz w:val="17"/>
-              </w:rPr>
-              <w:t>updateBusinessPartnerStatuses</w:t>
-            </w:r>
-            <w:r>
-              <w:rPr>
-                <w:color w:val="373737"/>
-                <w:sz w:val="17"/>
-              </w:rPr>
-              <w:t>: updates partner statuses</w:t>
             </w:r>
           </w:p>
         </w:tc>
@@ -13094,7 +14991,7 @@
                 <w:color w:val="1F497D"/>
                 <w:sz w:val="17"/>
               </w:rPr>
-              <w:t>PRODUCT-BE-D-10</w:t>
+              <w:t>PRODUCT-BE-D-07</w:t>
             </w:r>
           </w:p>
           <w:p>
@@ -13106,293 +15003,191 @@
                 <w:rFonts w:ascii="Courier New" w:hAnsi="Courier New"/>
                 <w:sz w:val="17"/>
               </w:rPr>
-              <w:t>updateViewToggle</w:t>
-            </w:r>
-            <w:r>
-              <w:rPr>
-                <w:color w:val="373737"/>
-                <w:sz w:val="17"/>
-              </w:rPr>
-              <w:t xml:space="preserve"> · </w:t>
+              <w:t>addBusinessPartnersToProductWithType</w:t>
+            </w:r>
+            <w:r>
+              <w:rPr>
+                <w:color w:val="373737"/>
+                <w:sz w:val="17"/>
+              </w:rPr>
+              <w:t xml:space="preserve"> 🔀 Collab Canvas</w:t>
+            </w:r>
+          </w:p>
+        </w:tc>
+        <w:tc>
+          <w:tcPr>
+            <w:tcW w:w="1152" w:type="dxa"/>
+          </w:tcPr>
+          <w:p>
+            <w:pPr>
+              <w:spacing w:after="20"/>
+            </w:pPr>
+            <w:r>
+              <w:rPr>
+                <w:color w:val="1E7A34"/>
+                <w:sz w:val="17"/>
+              </w:rPr>
+              <w:t>🟢 Low [XS]</w:t>
+            </w:r>
+          </w:p>
+        </w:tc>
+        <w:tc>
+          <w:tcPr>
+            <w:tcW w:w="1872" w:type="dxa"/>
+          </w:tcPr>
+          <w:p>
+            <w:pPr>
+              <w:spacing w:after="20"/>
+            </w:pPr>
+            <w:r>
+              <w:rPr>
+                <w:color w:val="444444"/>
+                <w:sz w:val="17"/>
+              </w:rPr>
+              <w:t>Mutation</w:t>
+            </w:r>
+          </w:p>
+        </w:tc>
+        <w:tc>
+          <w:tcPr>
+            <w:tcW w:w="1368" w:type="dxa"/>
+          </w:tcPr>
+          <w:p>
+            <w:pPr>
+              <w:spacing w:after="20"/>
+            </w:pPr>
+            <w:r>
+              <w:rPr>
+                <w:color w:val="444444"/>
+                <w:sz w:val="17"/>
+              </w:rPr>
+              <w:t>—</w:t>
+            </w:r>
+          </w:p>
+        </w:tc>
+        <w:tc>
+          <w:tcPr>
+            <w:tcW w:w="5976" w:type="dxa"/>
+          </w:tcPr>
+          <w:p>
+            <w:pPr>
+              <w:spacing w:after="20"/>
+            </w:pPr>
+            <w:r>
+              <w:rPr>
+                <w:b/>
+                <w:color w:val="373737"/>
+                <w:sz w:val="17"/>
+              </w:rPr>
+              <w:t xml:space="preserve">Intent — </w:t>
+            </w:r>
+            <w:r>
+              <w:rPr>
+                <w:color w:val="373737"/>
+                <w:sz w:val="17"/>
+              </w:rPr>
+              <w:t>Adds business partners to a product with a given type.</w:t>
+            </w:r>
+          </w:p>
+          <w:p>
+            <w:pPr>
+              <w:spacing w:after="20"/>
+            </w:pPr>
+            <w:r>
+              <w:rPr>
+                <w:b/>
+                <w:color w:val="373737"/>
+                <w:sz w:val="17"/>
+              </w:rPr>
+              <w:t xml:space="preserve">Today — </w:t>
+            </w:r>
+            <w:r>
+              <w:rPr>
+                <w:color w:val="373737"/>
+                <w:sz w:val="17"/>
+              </w:rPr>
+              <w:t>POST ${v1}/{productId}/partners-add/bulk; success = response has product_id and no status_code; failure = log + return new Error(...) (returned, not thrown — surfaces…</w:t>
+            </w:r>
+          </w:p>
+          <w:p>
+            <w:pPr>
+              <w:spacing w:after="20"/>
+            </w:pPr>
+            <w:r>
+              <w:rPr>
+                <w:b/>
+                <w:color w:val="373737"/>
+                <w:sz w:val="17"/>
+              </w:rPr>
+              <w:t>Done when:</w:t>
+            </w:r>
+          </w:p>
+          <w:p>
+            <w:pPr>
+              <w:spacing w:after="20"/>
+              <w:ind w:left="173"/>
+            </w:pPr>
+            <w:r>
+              <w:rPr>
+                <w:color w:val="444444"/>
+                <w:sz w:val="17"/>
+              </w:rPr>
+              <w:t xml:space="preserve">• </w:t>
+            </w:r>
+            <w:r>
+              <w:rPr>
+                <w:color w:val="373737"/>
+                <w:sz w:val="17"/>
+              </w:rPr>
+              <w:t>adds partners with type</w:t>
+            </w:r>
+          </w:p>
+          <w:p>
+            <w:pPr>
+              <w:spacing w:after="20"/>
+              <w:ind w:left="173"/>
+            </w:pPr>
+            <w:r>
+              <w:rPr>
+                <w:color w:val="444444"/>
+                <w:sz w:val="17"/>
+              </w:rPr>
+              <w:t xml:space="preserve">• </w:t>
+            </w:r>
+            <w:r>
+              <w:rPr>
+                <w:color w:val="373737"/>
+                <w:sz w:val="17"/>
+              </w:rPr>
+              <w:t xml:space="preserve">failure throws a typed </w:t>
             </w:r>
             <w:r>
               <w:rPr>
                 <w:rFonts w:ascii="Courier New" w:hAnsi="Courier New"/>
                 <w:sz w:val="17"/>
               </w:rPr>
-              <w:t>updateWorkspaceAttributes</w:t>
-            </w:r>
-            <w:r>
-              <w:rPr>
-                <w:color w:val="373737"/>
-                <w:sz w:val="17"/>
-              </w:rPr>
-              <w:t xml:space="preserve"> 🔀 Collab Canvas · </w:t>
+              <w:t>DgsException</w:t>
+            </w:r>
+            <w:r>
+              <w:rPr>
+                <w:color w:val="373737"/>
+                <w:sz w:val="17"/>
+              </w:rPr>
+              <w:t xml:space="preserve"> instead of </w:t>
             </w:r>
             <w:r>
               <w:rPr>
                 <w:rFonts w:ascii="Courier New" w:hAnsi="Courier New"/>
                 <w:sz w:val="17"/>
               </w:rPr>
-              <w:t>updateProductTeamsWorkspaceContext</w:t>
-            </w:r>
-            <w:r>
-              <w:rPr>
-                <w:color w:val="373737"/>
-                <w:sz w:val="17"/>
-              </w:rPr>
-              <w:t xml:space="preserve"> · </w:t>
-            </w:r>
-            <w:r>
-              <w:rPr>
-                <w:rFonts w:ascii="Courier New" w:hAnsi="Courier New"/>
-                <w:sz w:val="17"/>
-              </w:rPr>
-              <w:t>linkProduct</w:t>
-            </w:r>
-          </w:p>
-        </w:tc>
-        <w:tc>
-          <w:tcPr>
-            <w:tcW w:w="1152" w:type="dxa"/>
-          </w:tcPr>
-          <w:p>
-            <w:pPr>
-              <w:spacing w:after="20"/>
-            </w:pPr>
-            <w:r>
-              <w:rPr>
-                <w:color w:val="9B7A00"/>
-                <w:sz w:val="17"/>
-              </w:rPr>
-              <w:t>🟡 Medium [M]</w:t>
-            </w:r>
-          </w:p>
-        </w:tc>
-        <w:tc>
-          <w:tcPr>
-            <w:tcW w:w="1872" w:type="dxa"/>
-          </w:tcPr>
-          <w:p>
-            <w:pPr>
-              <w:spacing w:after="20"/>
-            </w:pPr>
-            <w:r>
-              <w:rPr>
-                <w:color w:val="444444"/>
-                <w:sz w:val="17"/>
-              </w:rPr>
-              <w:t>Mutation</w:t>
-            </w:r>
-          </w:p>
-        </w:tc>
-        <w:tc>
-          <w:tcPr>
-            <w:tcW w:w="1368" w:type="dxa"/>
-          </w:tcPr>
-          <w:p>
-            <w:pPr>
-              <w:spacing w:after="20"/>
-            </w:pPr>
-            <w:r>
-              <w:rPr>
-                <w:color w:val="444444"/>
-                <w:sz w:val="17"/>
-              </w:rPr>
-              <w:t>—</w:t>
-            </w:r>
-          </w:p>
-        </w:tc>
-        <w:tc>
-          <w:tcPr>
-            <w:tcW w:w="5976" w:type="dxa"/>
-          </w:tcPr>
-          <w:p>
-            <w:pPr>
-              <w:spacing w:after="20"/>
-            </w:pPr>
-            <w:r>
-              <w:rPr>
-                <w:b/>
-                <w:color w:val="373737"/>
-                <w:sz w:val="17"/>
-              </w:rPr>
-              <w:t xml:space="preserve">Intent — </w:t>
-            </w:r>
-            <w:r>
-              <w:rPr>
-                <w:color w:val="373737"/>
-                <w:sz w:val="17"/>
-              </w:rPr>
-              <w:t>Toggles whether a product is hidden; Updates a product's workspace attributes; Adds or removes team↔workspace pairings on a product; Links a parent and child product together</w:t>
-            </w:r>
-          </w:p>
-          <w:p>
-            <w:pPr>
-              <w:spacing w:after="20"/>
-            </w:pPr>
-            <w:r>
-              <w:rPr>
-                <w:b/>
-                <w:color w:val="373737"/>
-                <w:sz w:val="17"/>
-              </w:rPr>
-              <w:t xml:space="preserve">Today — </w:t>
-            </w:r>
-            <w:r>
-              <w:rPr>
-                <w:color w:val="373737"/>
-                <w:sz w:val="17"/>
-              </w:rPr>
-              <w:t>PUT ${v1} view toggle. ; PUT ${v1}/{productId} workspace attrs. ; PUT team-workspace add/remove. ; PUT link — throws on backend error (only mutation that does)</w:t>
-            </w:r>
-          </w:p>
-          <w:p>
-            <w:pPr>
-              <w:spacing w:after="20"/>
-            </w:pPr>
-            <w:r>
-              <w:rPr>
-                <w:b/>
-                <w:color w:val="373737"/>
-                <w:sz w:val="17"/>
-              </w:rPr>
-              <w:t>Done when:</w:t>
-            </w:r>
-          </w:p>
-          <w:p>
-            <w:pPr>
-              <w:spacing w:after="20"/>
-              <w:ind w:left="173"/>
-            </w:pPr>
-            <w:r>
-              <w:rPr>
-                <w:color w:val="444444"/>
-                <w:sz w:val="17"/>
-              </w:rPr>
-              <w:t xml:space="preserve">• </w:t>
-            </w:r>
-            <w:r>
-              <w:rPr>
-                <w:rFonts w:ascii="Courier New" w:hAnsi="Courier New"/>
-                <w:sz w:val="17"/>
-              </w:rPr>
-              <w:t>updateViewToggle</w:t>
-            </w:r>
-            <w:r>
-              <w:rPr>
-                <w:color w:val="373737"/>
-                <w:sz w:val="17"/>
-              </w:rPr>
-              <w:t>: toggles hidden</w:t>
-            </w:r>
-          </w:p>
-          <w:p>
-            <w:pPr>
-              <w:spacing w:after="20"/>
-              <w:ind w:left="173"/>
-            </w:pPr>
-            <w:r>
-              <w:rPr>
-                <w:color w:val="444444"/>
-                <w:sz w:val="17"/>
-              </w:rPr>
-              <w:t xml:space="preserve">• </w:t>
-            </w:r>
-            <w:r>
-              <w:rPr>
-                <w:rFonts w:ascii="Courier New" w:hAnsi="Courier New"/>
-                <w:sz w:val="17"/>
-              </w:rPr>
-              <w:t>updateWorkspaceAttributes</w:t>
-            </w:r>
-            <w:r>
-              <w:rPr>
-                <w:color w:val="373737"/>
-                <w:sz w:val="17"/>
-              </w:rPr>
-              <w:t xml:space="preserve"> 🔀 Collab Canvas: updates workspace attrs</w:t>
-            </w:r>
-          </w:p>
-          <w:p>
-            <w:pPr>
-              <w:spacing w:after="20"/>
-              <w:ind w:left="173"/>
-            </w:pPr>
-            <w:r>
-              <w:rPr>
-                <w:color w:val="444444"/>
-                <w:sz w:val="17"/>
-              </w:rPr>
-              <w:t xml:space="preserve">• </w:t>
-            </w:r>
-            <w:r>
-              <w:rPr>
-                <w:rFonts w:ascii="Courier New" w:hAnsi="Courier New"/>
-                <w:sz w:val="17"/>
-              </w:rPr>
-              <w:t>updateProductTeamsWorkspaceContext</w:t>
-            </w:r>
-            <w:r>
-              <w:rPr>
-                <w:color w:val="373737"/>
-                <w:sz w:val="17"/>
-              </w:rPr>
-              <w:t>: adds/removes team-workspace pairs</w:t>
-            </w:r>
-          </w:p>
-          <w:p>
-            <w:pPr>
-              <w:spacing w:after="20"/>
-              <w:ind w:left="173"/>
-            </w:pPr>
-            <w:r>
-              <w:rPr>
-                <w:color w:val="444444"/>
-                <w:sz w:val="17"/>
-              </w:rPr>
-              <w:t xml:space="preserve">• </w:t>
-            </w:r>
-            <w:r>
-              <w:rPr>
-                <w:rFonts w:ascii="Courier New" w:hAnsi="Courier New"/>
-                <w:sz w:val="17"/>
-              </w:rPr>
-              <w:t>linkProduct</w:t>
-            </w:r>
-            <w:r>
-              <w:rPr>
-                <w:color w:val="373737"/>
-                <w:sz w:val="17"/>
-              </w:rPr>
-              <w:t>: links parent/child</w:t>
-            </w:r>
-          </w:p>
-          <w:p>
-            <w:pPr>
-              <w:spacing w:after="20"/>
-              <w:ind w:left="173"/>
-            </w:pPr>
-            <w:r>
-              <w:rPr>
-                <w:color w:val="444444"/>
-                <w:sz w:val="17"/>
-              </w:rPr>
-              <w:t xml:space="preserve">• </w:t>
-            </w:r>
-            <w:r>
-              <w:rPr>
-                <w:rFonts w:ascii="Courier New" w:hAnsi="Courier New"/>
-                <w:sz w:val="17"/>
-              </w:rPr>
-              <w:t>linkProduct</w:t>
-            </w:r>
-            <w:r>
-              <w:rPr>
-                <w:color w:val="373737"/>
-                <w:sz w:val="17"/>
-              </w:rPr>
-              <w:t>: backend error → exception (not null)</w:t>
+              <w:t>return new Error(...)</w:t>
+            </w:r>
+            <w:r>
+              <w:rPr>
+                <w:color w:val="373737"/>
+                <w:sz w:val="17"/>
+              </w:rPr>
+              <w:t xml:space="preserve"> (accepted parity deviation, ADR-011 §4 pin-down 4)</w:t>
             </w:r>
           </w:p>
         </w:tc>
@@ -13420,7 +15215,7 @@
                 <w:color w:val="1F497D"/>
                 <w:sz w:val="17"/>
               </w:rPr>
-              <w:t>PRODUCT-BE-D-14</w:t>
+              <w:t>PRODUCT-BE-D-08</w:t>
             </w:r>
           </w:p>
           <w:p>
@@ -13432,49 +15227,7 @@
                 <w:rFonts w:ascii="Courier New" w:hAnsi="Courier New"/>
                 <w:sz w:val="17"/>
               </w:rPr>
-              <w:t>unlinkProduct</w:t>
-            </w:r>
-            <w:r>
-              <w:rPr>
-                <w:color w:val="373737"/>
-                <w:sz w:val="17"/>
-              </w:rPr>
-              <w:t xml:space="preserve"> · </w:t>
-            </w:r>
-            <w:r>
-              <w:rPr>
-                <w:rFonts w:ascii="Courier New" w:hAnsi="Courier New"/>
-                <w:sz w:val="17"/>
-              </w:rPr>
-              <w:t>addProductRule</w:t>
-            </w:r>
-            <w:r>
-              <w:rPr>
-                <w:color w:val="373737"/>
-                <w:sz w:val="17"/>
-              </w:rPr>
-              <w:t xml:space="preserve"> · </w:t>
-            </w:r>
-            <w:r>
-              <w:rPr>
-                <w:rFonts w:ascii="Courier New" w:hAnsi="Courier New"/>
-                <w:sz w:val="17"/>
-              </w:rPr>
-              <w:t>updateProductRule</w:t>
-            </w:r>
-            <w:r>
-              <w:rPr>
-                <w:color w:val="373737"/>
-                <w:sz w:val="17"/>
-              </w:rPr>
-              <w:t xml:space="preserve"> · </w:t>
-            </w:r>
-            <w:r>
-              <w:rPr>
-                <w:rFonts w:ascii="Courier New" w:hAnsi="Courier New"/>
-                <w:sz w:val="17"/>
-              </w:rPr>
-              <w:t>deleteProductRule</w:t>
+              <w:t>removeProductResources</w:t>
             </w:r>
           </w:p>
         </w:tc>
@@ -13489,10 +15242,10 @@
             </w:pPr>
             <w:r>
               <w:rPr>
-                <w:color w:val="9B7A00"/>
-                <w:sz w:val="17"/>
-              </w:rPr>
-              <w:t>🟡 Medium [M]</w:t>
+                <w:color w:val="1E7A34"/>
+                <w:sz w:val="17"/>
+              </w:rPr>
+              <w:t>🟢 Low [XS]</w:t>
             </w:r>
           </w:p>
         </w:tc>
@@ -13554,7 +15307,7 @@
                 <w:color w:val="373737"/>
                 <w:sz w:val="17"/>
               </w:rPr>
-              <w:t>Unlinks a parent and child product; Creates a product rule; Updates a product rule; Deletes a product rule</w:t>
+              <w:t>Removes resources (links) from a product.</w:t>
             </w:r>
           </w:p>
           <w:p>
@@ -13574,7 +15327,7 @@
                 <w:color w:val="373737"/>
                 <w:sz w:val="17"/>
               </w:rPr>
-              <w:t>PUT unlink. ; POST …/spark_rules/v1. ; PUT …/spark_rules/v1/{id}. ; DELETE …/spark_rules/v1/{id} → Boolean</w:t>
+              <w:t>DELETE ${v1}/{productId}/resources/bulk</w:t>
             </w:r>
           </w:p>
           <w:p>
@@ -13604,98 +15357,10 @@
             </w:r>
             <w:r>
               <w:rPr>
-                <w:rFonts w:ascii="Courier New" w:hAnsi="Courier New"/>
-                <w:sz w:val="17"/>
-              </w:rPr>
-              <w:t>unlinkProduct</w:t>
-            </w:r>
-            <w:r>
-              <w:rPr>
-                <w:color w:val="373737"/>
-                <w:sz w:val="17"/>
-              </w:rPr>
-              <w:t>: unlinks parent/child</w:t>
-            </w:r>
-          </w:p>
-          <w:p>
-            <w:pPr>
-              <w:spacing w:after="20"/>
-              <w:ind w:left="173"/>
-            </w:pPr>
-            <w:r>
-              <w:rPr>
-                <w:color w:val="444444"/>
-                <w:sz w:val="17"/>
-              </w:rPr>
-              <w:t xml:space="preserve">• </w:t>
-            </w:r>
-            <w:r>
-              <w:rPr>
-                <w:rFonts w:ascii="Courier New" w:hAnsi="Courier New"/>
-                <w:sz w:val="17"/>
-              </w:rPr>
-              <w:t>addProductRule</w:t>
-            </w:r>
-            <w:r>
-              <w:rPr>
-                <w:color w:val="373737"/>
-                <w:sz w:val="17"/>
-              </w:rPr>
-              <w:t>: creates rule</w:t>
-            </w:r>
-          </w:p>
-          <w:p>
-            <w:pPr>
-              <w:spacing w:after="20"/>
-              <w:ind w:left="173"/>
-            </w:pPr>
-            <w:r>
-              <w:rPr>
-                <w:color w:val="444444"/>
-                <w:sz w:val="17"/>
-              </w:rPr>
-              <w:t xml:space="preserve">• </w:t>
-            </w:r>
-            <w:r>
-              <w:rPr>
-                <w:rFonts w:ascii="Courier New" w:hAnsi="Courier New"/>
-                <w:sz w:val="17"/>
-              </w:rPr>
-              <w:t>updateProductRule</w:t>
-            </w:r>
-            <w:r>
-              <w:rPr>
-                <w:color w:val="373737"/>
-                <w:sz w:val="17"/>
-              </w:rPr>
-              <w:t>: updates rule</w:t>
-            </w:r>
-          </w:p>
-          <w:p>
-            <w:pPr>
-              <w:spacing w:after="20"/>
-              <w:ind w:left="173"/>
-            </w:pPr>
-            <w:r>
-              <w:rPr>
-                <w:color w:val="444444"/>
-                <w:sz w:val="17"/>
-              </w:rPr>
-              <w:t xml:space="preserve">• </w:t>
-            </w:r>
-            <w:r>
-              <w:rPr>
-                <w:rFonts w:ascii="Courier New" w:hAnsi="Courier New"/>
-                <w:sz w:val="17"/>
-              </w:rPr>
-              <w:t>deleteProductRule</w:t>
-            </w:r>
-            <w:r>
-              <w:rPr>
-                <w:color w:val="373737"/>
-                <w:sz w:val="17"/>
-              </w:rPr>
-              <w:t>: deletes; returns Boolean</w:t>
+                <w:color w:val="373737"/>
+                <w:sz w:val="17"/>
+              </w:rPr>
+              <w:t>removes resources</w:t>
             </w:r>
           </w:p>
         </w:tc>
@@ -13722,6 +15387,1566 @@
                 <w:color w:val="1F497D"/>
                 <w:sz w:val="17"/>
               </w:rPr>
+              <w:t>PRODUCT-BE-D-09</w:t>
+            </w:r>
+          </w:p>
+          <w:p>
+            <w:pPr>
+              <w:spacing w:after="20"/>
+            </w:pPr>
+            <w:r>
+              <w:rPr>
+                <w:rFonts w:ascii="Courier New" w:hAnsi="Courier New"/>
+                <w:sz w:val="17"/>
+              </w:rPr>
+              <w:t>updateBusinessPartnerStatuses</w:t>
+            </w:r>
+          </w:p>
+        </w:tc>
+        <w:tc>
+          <w:tcPr>
+            <w:tcW w:w="1152" w:type="dxa"/>
+          </w:tcPr>
+          <w:p>
+            <w:pPr>
+              <w:spacing w:after="20"/>
+            </w:pPr>
+            <w:r>
+              <w:rPr>
+                <w:color w:val="1E7A34"/>
+                <w:sz w:val="17"/>
+              </w:rPr>
+              <w:t>🟢 Low [XS]</w:t>
+            </w:r>
+          </w:p>
+        </w:tc>
+        <w:tc>
+          <w:tcPr>
+            <w:tcW w:w="1872" w:type="dxa"/>
+          </w:tcPr>
+          <w:p>
+            <w:pPr>
+              <w:spacing w:after="20"/>
+            </w:pPr>
+            <w:r>
+              <w:rPr>
+                <w:color w:val="444444"/>
+                <w:sz w:val="17"/>
+              </w:rPr>
+              <w:t>Mutation</w:t>
+            </w:r>
+          </w:p>
+        </w:tc>
+        <w:tc>
+          <w:tcPr>
+            <w:tcW w:w="1368" w:type="dxa"/>
+          </w:tcPr>
+          <w:p>
+            <w:pPr>
+              <w:spacing w:after="20"/>
+            </w:pPr>
+            <w:r>
+              <w:rPr>
+                <w:color w:val="444444"/>
+                <w:sz w:val="17"/>
+              </w:rPr>
+              <w:t>—</w:t>
+            </w:r>
+          </w:p>
+        </w:tc>
+        <w:tc>
+          <w:tcPr>
+            <w:tcW w:w="5976" w:type="dxa"/>
+          </w:tcPr>
+          <w:p>
+            <w:pPr>
+              <w:spacing w:after="20"/>
+            </w:pPr>
+            <w:r>
+              <w:rPr>
+                <w:b/>
+                <w:color w:val="373737"/>
+                <w:sz w:val="17"/>
+              </w:rPr>
+              <w:t xml:space="preserve">Intent — </w:t>
+            </w:r>
+            <w:r>
+              <w:rPr>
+                <w:color w:val="373737"/>
+                <w:sz w:val="17"/>
+              </w:rPr>
+              <w:t>Updates the status of business partners on a product.</w:t>
+            </w:r>
+          </w:p>
+          <w:p>
+            <w:pPr>
+              <w:spacing w:after="20"/>
+            </w:pPr>
+            <w:r>
+              <w:rPr>
+                <w:b/>
+                <w:color w:val="373737"/>
+                <w:sz w:val="17"/>
+              </w:rPr>
+              <w:t xml:space="preserve">Today — </w:t>
+            </w:r>
+            <w:r>
+              <w:rPr>
+                <w:color w:val="373737"/>
+                <w:sz w:val="17"/>
+              </w:rPr>
+              <w:t>PUT ${v1}/{productId}/status_update/bulk</w:t>
+            </w:r>
+          </w:p>
+          <w:p>
+            <w:pPr>
+              <w:spacing w:after="20"/>
+            </w:pPr>
+            <w:r>
+              <w:rPr>
+                <w:b/>
+                <w:color w:val="373737"/>
+                <w:sz w:val="17"/>
+              </w:rPr>
+              <w:t>Done when:</w:t>
+            </w:r>
+          </w:p>
+          <w:p>
+            <w:pPr>
+              <w:spacing w:after="20"/>
+              <w:ind w:left="173"/>
+            </w:pPr>
+            <w:r>
+              <w:rPr>
+                <w:color w:val="444444"/>
+                <w:sz w:val="17"/>
+              </w:rPr>
+              <w:t xml:space="preserve">• </w:t>
+            </w:r>
+            <w:r>
+              <w:rPr>
+                <w:color w:val="373737"/>
+                <w:sz w:val="17"/>
+              </w:rPr>
+              <w:t>updates partner statuses</w:t>
+            </w:r>
+          </w:p>
+        </w:tc>
+      </w:tr>
+      <w:tr>
+        <w:tc>
+          <w:tcPr>
+            <w:shd w:val="clear" w:color="auto" w:fill="F5F8FF"/>
+            <w:tcW w:w="2448" w:type="dxa"/>
+          </w:tcPr>
+          <w:p>
+            <w:pPr>
+              <w:spacing w:after="20"/>
+            </w:pPr>
+            <w:r>
+              <w:rPr>
+                <w:sz w:val="18"/>
+              </w:rPr>
+              <w:t xml:space="preserve">🔶 </w:t>
+            </w:r>
+            <w:r>
+              <w:rPr>
+                <w:rFonts w:ascii="Courier New" w:hAnsi="Courier New"/>
+                <w:b/>
+                <w:color w:val="1F497D"/>
+                <w:sz w:val="17"/>
+              </w:rPr>
+              <w:t>PRODUCT-BE-D-10</w:t>
+            </w:r>
+          </w:p>
+          <w:p>
+            <w:pPr>
+              <w:spacing w:after="20"/>
+            </w:pPr>
+            <w:r>
+              <w:rPr>
+                <w:rFonts w:ascii="Courier New" w:hAnsi="Courier New"/>
+                <w:sz w:val="17"/>
+              </w:rPr>
+              <w:t>updateViewToggle</w:t>
+            </w:r>
+          </w:p>
+        </w:tc>
+        <w:tc>
+          <w:tcPr>
+            <w:shd w:val="clear" w:color="auto" w:fill="F5F8FF"/>
+            <w:tcW w:w="1152" w:type="dxa"/>
+          </w:tcPr>
+          <w:p>
+            <w:pPr>
+              <w:spacing w:after="20"/>
+            </w:pPr>
+            <w:r>
+              <w:rPr>
+                <w:color w:val="1E7A34"/>
+                <w:sz w:val="17"/>
+              </w:rPr>
+              <w:t>🟢 Low [XS]</w:t>
+            </w:r>
+          </w:p>
+        </w:tc>
+        <w:tc>
+          <w:tcPr>
+            <w:shd w:val="clear" w:color="auto" w:fill="F5F8FF"/>
+            <w:tcW w:w="1872" w:type="dxa"/>
+          </w:tcPr>
+          <w:p>
+            <w:pPr>
+              <w:spacing w:after="20"/>
+            </w:pPr>
+            <w:r>
+              <w:rPr>
+                <w:color w:val="444444"/>
+                <w:sz w:val="17"/>
+              </w:rPr>
+              <w:t>Mutation</w:t>
+            </w:r>
+          </w:p>
+        </w:tc>
+        <w:tc>
+          <w:tcPr>
+            <w:shd w:val="clear" w:color="auto" w:fill="F5F8FF"/>
+            <w:tcW w:w="1368" w:type="dxa"/>
+          </w:tcPr>
+          <w:p>
+            <w:pPr>
+              <w:spacing w:after="20"/>
+            </w:pPr>
+            <w:r>
+              <w:rPr>
+                <w:color w:val="444444"/>
+                <w:sz w:val="17"/>
+              </w:rPr>
+              <w:t>—</w:t>
+            </w:r>
+          </w:p>
+        </w:tc>
+        <w:tc>
+          <w:tcPr>
+            <w:shd w:val="clear" w:color="auto" w:fill="F5F8FF"/>
+            <w:tcW w:w="5976" w:type="dxa"/>
+          </w:tcPr>
+          <w:p>
+            <w:pPr>
+              <w:spacing w:after="20"/>
+            </w:pPr>
+            <w:r>
+              <w:rPr>
+                <w:b/>
+                <w:color w:val="373737"/>
+                <w:sz w:val="17"/>
+              </w:rPr>
+              <w:t xml:space="preserve">Intent — </w:t>
+            </w:r>
+            <w:r>
+              <w:rPr>
+                <w:color w:val="373737"/>
+                <w:sz w:val="17"/>
+              </w:rPr>
+              <w:t>Toggles whether a product is hidden.</w:t>
+            </w:r>
+          </w:p>
+          <w:p>
+            <w:pPr>
+              <w:spacing w:after="20"/>
+            </w:pPr>
+            <w:r>
+              <w:rPr>
+                <w:b/>
+                <w:color w:val="373737"/>
+                <w:sz w:val="17"/>
+              </w:rPr>
+              <w:t xml:space="preserve">Today — </w:t>
+            </w:r>
+            <w:r>
+              <w:rPr>
+                <w:color w:val="373737"/>
+                <w:sz w:val="17"/>
+              </w:rPr>
+              <w:t>PUT ${v1} view toggle</w:t>
+            </w:r>
+          </w:p>
+          <w:p>
+            <w:pPr>
+              <w:spacing w:after="20"/>
+            </w:pPr>
+            <w:r>
+              <w:rPr>
+                <w:b/>
+                <w:color w:val="373737"/>
+                <w:sz w:val="17"/>
+              </w:rPr>
+              <w:t>Done when:</w:t>
+            </w:r>
+          </w:p>
+          <w:p>
+            <w:pPr>
+              <w:spacing w:after="20"/>
+              <w:ind w:left="173"/>
+            </w:pPr>
+            <w:r>
+              <w:rPr>
+                <w:color w:val="444444"/>
+                <w:sz w:val="17"/>
+              </w:rPr>
+              <w:t xml:space="preserve">• </w:t>
+            </w:r>
+            <w:r>
+              <w:rPr>
+                <w:color w:val="373737"/>
+                <w:sz w:val="17"/>
+              </w:rPr>
+              <w:t>toggles hidden</w:t>
+            </w:r>
+          </w:p>
+        </w:tc>
+      </w:tr>
+      <w:tr>
+        <w:tc>
+          <w:tcPr>
+            <w:tcW w:w="2448" w:type="dxa"/>
+          </w:tcPr>
+          <w:p>
+            <w:pPr>
+              <w:spacing w:after="20"/>
+            </w:pPr>
+            <w:r>
+              <w:rPr>
+                <w:sz w:val="18"/>
+              </w:rPr>
+              <w:t xml:space="preserve">🔶 </w:t>
+            </w:r>
+            <w:r>
+              <w:rPr>
+                <w:rFonts w:ascii="Courier New" w:hAnsi="Courier New"/>
+                <w:b/>
+                <w:color w:val="1F497D"/>
+                <w:sz w:val="17"/>
+              </w:rPr>
+              <w:t>PRODUCT-BE-D-11</w:t>
+            </w:r>
+          </w:p>
+          <w:p>
+            <w:pPr>
+              <w:spacing w:after="20"/>
+            </w:pPr>
+            <w:r>
+              <w:rPr>
+                <w:rFonts w:ascii="Courier New" w:hAnsi="Courier New"/>
+                <w:sz w:val="17"/>
+              </w:rPr>
+              <w:t>updateWorkspaceAttributes</w:t>
+            </w:r>
+            <w:r>
+              <w:rPr>
+                <w:color w:val="373737"/>
+                <w:sz w:val="17"/>
+              </w:rPr>
+              <w:t xml:space="preserve"> 🔀 Collab Canvas</w:t>
+            </w:r>
+          </w:p>
+        </w:tc>
+        <w:tc>
+          <w:tcPr>
+            <w:tcW w:w="1152" w:type="dxa"/>
+          </w:tcPr>
+          <w:p>
+            <w:pPr>
+              <w:spacing w:after="20"/>
+            </w:pPr>
+            <w:r>
+              <w:rPr>
+                <w:color w:val="1E7A34"/>
+                <w:sz w:val="17"/>
+              </w:rPr>
+              <w:t>🟢 Low [XS]</w:t>
+            </w:r>
+          </w:p>
+        </w:tc>
+        <w:tc>
+          <w:tcPr>
+            <w:tcW w:w="1872" w:type="dxa"/>
+          </w:tcPr>
+          <w:p>
+            <w:pPr>
+              <w:spacing w:after="20"/>
+            </w:pPr>
+            <w:r>
+              <w:rPr>
+                <w:color w:val="444444"/>
+                <w:sz w:val="17"/>
+              </w:rPr>
+              <w:t>Mutation</w:t>
+            </w:r>
+          </w:p>
+        </w:tc>
+        <w:tc>
+          <w:tcPr>
+            <w:tcW w:w="1368" w:type="dxa"/>
+          </w:tcPr>
+          <w:p>
+            <w:pPr>
+              <w:spacing w:after="20"/>
+            </w:pPr>
+            <w:r>
+              <w:rPr>
+                <w:color w:val="444444"/>
+                <w:sz w:val="17"/>
+              </w:rPr>
+              <w:t>—</w:t>
+            </w:r>
+          </w:p>
+        </w:tc>
+        <w:tc>
+          <w:tcPr>
+            <w:tcW w:w="5976" w:type="dxa"/>
+          </w:tcPr>
+          <w:p>
+            <w:pPr>
+              <w:spacing w:after="20"/>
+            </w:pPr>
+            <w:r>
+              <w:rPr>
+                <w:b/>
+                <w:color w:val="373737"/>
+                <w:sz w:val="17"/>
+              </w:rPr>
+              <w:t xml:space="preserve">Intent — </w:t>
+            </w:r>
+            <w:r>
+              <w:rPr>
+                <w:color w:val="373737"/>
+                <w:sz w:val="17"/>
+              </w:rPr>
+              <w:t>Updates a product's workspace attributes.</w:t>
+            </w:r>
+          </w:p>
+          <w:p>
+            <w:pPr>
+              <w:spacing w:after="20"/>
+            </w:pPr>
+            <w:r>
+              <w:rPr>
+                <w:b/>
+                <w:color w:val="373737"/>
+                <w:sz w:val="17"/>
+              </w:rPr>
+              <w:t xml:space="preserve">Today — </w:t>
+            </w:r>
+            <w:r>
+              <w:rPr>
+                <w:color w:val="373737"/>
+                <w:sz w:val="17"/>
+              </w:rPr>
+              <w:t>PUT ${v1}/{productId} workspace attrs</w:t>
+            </w:r>
+          </w:p>
+          <w:p>
+            <w:pPr>
+              <w:spacing w:after="20"/>
+            </w:pPr>
+            <w:r>
+              <w:rPr>
+                <w:b/>
+                <w:color w:val="373737"/>
+                <w:sz w:val="17"/>
+              </w:rPr>
+              <w:t>Done when:</w:t>
+            </w:r>
+          </w:p>
+          <w:p>
+            <w:pPr>
+              <w:spacing w:after="20"/>
+              <w:ind w:left="173"/>
+            </w:pPr>
+            <w:r>
+              <w:rPr>
+                <w:color w:val="444444"/>
+                <w:sz w:val="17"/>
+              </w:rPr>
+              <w:t xml:space="preserve">• </w:t>
+            </w:r>
+            <w:r>
+              <w:rPr>
+                <w:color w:val="373737"/>
+                <w:sz w:val="17"/>
+              </w:rPr>
+              <w:t>updates workspace attrs</w:t>
+            </w:r>
+          </w:p>
+        </w:tc>
+      </w:tr>
+      <w:tr>
+        <w:tc>
+          <w:tcPr>
+            <w:shd w:val="clear" w:color="auto" w:fill="F5F8FF"/>
+            <w:tcW w:w="2448" w:type="dxa"/>
+          </w:tcPr>
+          <w:p>
+            <w:pPr>
+              <w:spacing w:after="20"/>
+            </w:pPr>
+            <w:r>
+              <w:rPr>
+                <w:sz w:val="18"/>
+              </w:rPr>
+              <w:t xml:space="preserve">🔶 </w:t>
+            </w:r>
+            <w:r>
+              <w:rPr>
+                <w:rFonts w:ascii="Courier New" w:hAnsi="Courier New"/>
+                <w:b/>
+                <w:color w:val="1F497D"/>
+                <w:sz w:val="17"/>
+              </w:rPr>
+              <w:t>PRODUCT-BE-D-12</w:t>
+            </w:r>
+          </w:p>
+          <w:p>
+            <w:pPr>
+              <w:spacing w:after="20"/>
+            </w:pPr>
+            <w:r>
+              <w:rPr>
+                <w:rFonts w:ascii="Courier New" w:hAnsi="Courier New"/>
+                <w:sz w:val="17"/>
+              </w:rPr>
+              <w:t>updateProductTeamsWorkspaceContext</w:t>
+            </w:r>
+          </w:p>
+        </w:tc>
+        <w:tc>
+          <w:tcPr>
+            <w:shd w:val="clear" w:color="auto" w:fill="F5F8FF"/>
+            <w:tcW w:w="1152" w:type="dxa"/>
+          </w:tcPr>
+          <w:p>
+            <w:pPr>
+              <w:spacing w:after="20"/>
+            </w:pPr>
+            <w:r>
+              <w:rPr>
+                <w:color w:val="1E7A34"/>
+                <w:sz w:val="17"/>
+              </w:rPr>
+              <w:t>🟢 Low [XS]</w:t>
+            </w:r>
+          </w:p>
+        </w:tc>
+        <w:tc>
+          <w:tcPr>
+            <w:shd w:val="clear" w:color="auto" w:fill="F5F8FF"/>
+            <w:tcW w:w="1872" w:type="dxa"/>
+          </w:tcPr>
+          <w:p>
+            <w:pPr>
+              <w:spacing w:after="20"/>
+            </w:pPr>
+            <w:r>
+              <w:rPr>
+                <w:color w:val="444444"/>
+                <w:sz w:val="17"/>
+              </w:rPr>
+              <w:t>Mutation</w:t>
+            </w:r>
+          </w:p>
+        </w:tc>
+        <w:tc>
+          <w:tcPr>
+            <w:shd w:val="clear" w:color="auto" w:fill="F5F8FF"/>
+            <w:tcW w:w="1368" w:type="dxa"/>
+          </w:tcPr>
+          <w:p>
+            <w:pPr>
+              <w:spacing w:after="20"/>
+            </w:pPr>
+            <w:r>
+              <w:rPr>
+                <w:color w:val="444444"/>
+                <w:sz w:val="17"/>
+              </w:rPr>
+              <w:t>—</w:t>
+            </w:r>
+          </w:p>
+        </w:tc>
+        <w:tc>
+          <w:tcPr>
+            <w:shd w:val="clear" w:color="auto" w:fill="F5F8FF"/>
+            <w:tcW w:w="5976" w:type="dxa"/>
+          </w:tcPr>
+          <w:p>
+            <w:pPr>
+              <w:spacing w:after="20"/>
+            </w:pPr>
+            <w:r>
+              <w:rPr>
+                <w:b/>
+                <w:color w:val="373737"/>
+                <w:sz w:val="17"/>
+              </w:rPr>
+              <w:t xml:space="preserve">Intent — </w:t>
+            </w:r>
+            <w:r>
+              <w:rPr>
+                <w:color w:val="373737"/>
+                <w:sz w:val="17"/>
+              </w:rPr>
+              <w:t>Adds or removes team↔workspace pairings on a product.</w:t>
+            </w:r>
+          </w:p>
+          <w:p>
+            <w:pPr>
+              <w:spacing w:after="20"/>
+            </w:pPr>
+            <w:r>
+              <w:rPr>
+                <w:b/>
+                <w:color w:val="373737"/>
+                <w:sz w:val="17"/>
+              </w:rPr>
+              <w:t xml:space="preserve">Today — </w:t>
+            </w:r>
+            <w:r>
+              <w:rPr>
+                <w:color w:val="373737"/>
+                <w:sz w:val="17"/>
+              </w:rPr>
+              <w:t>PUT team-workspace add/remove</w:t>
+            </w:r>
+          </w:p>
+          <w:p>
+            <w:pPr>
+              <w:spacing w:after="20"/>
+            </w:pPr>
+            <w:r>
+              <w:rPr>
+                <w:b/>
+                <w:color w:val="373737"/>
+                <w:sz w:val="17"/>
+              </w:rPr>
+              <w:t>Done when:</w:t>
+            </w:r>
+          </w:p>
+          <w:p>
+            <w:pPr>
+              <w:spacing w:after="20"/>
+              <w:ind w:left="173"/>
+            </w:pPr>
+            <w:r>
+              <w:rPr>
+                <w:color w:val="444444"/>
+                <w:sz w:val="17"/>
+              </w:rPr>
+              <w:t xml:space="preserve">• </w:t>
+            </w:r>
+            <w:r>
+              <w:rPr>
+                <w:color w:val="373737"/>
+                <w:sz w:val="17"/>
+              </w:rPr>
+              <w:t>adds/removes team-workspace pairs</w:t>
+            </w:r>
+          </w:p>
+        </w:tc>
+      </w:tr>
+      <w:tr>
+        <w:tc>
+          <w:tcPr>
+            <w:tcW w:w="2448" w:type="dxa"/>
+          </w:tcPr>
+          <w:p>
+            <w:pPr>
+              <w:spacing w:after="20"/>
+            </w:pPr>
+            <w:r>
+              <w:rPr>
+                <w:sz w:val="18"/>
+              </w:rPr>
+              <w:t xml:space="preserve">🔶 </w:t>
+            </w:r>
+            <w:r>
+              <w:rPr>
+                <w:rFonts w:ascii="Courier New" w:hAnsi="Courier New"/>
+                <w:b/>
+                <w:color w:val="1F497D"/>
+                <w:sz w:val="17"/>
+              </w:rPr>
+              <w:t>PRODUCT-BE-D-13</w:t>
+            </w:r>
+          </w:p>
+          <w:p>
+            <w:pPr>
+              <w:spacing w:after="20"/>
+            </w:pPr>
+            <w:r>
+              <w:rPr>
+                <w:rFonts w:ascii="Courier New" w:hAnsi="Courier New"/>
+                <w:sz w:val="17"/>
+              </w:rPr>
+              <w:t>linkProduct</w:t>
+            </w:r>
+          </w:p>
+        </w:tc>
+        <w:tc>
+          <w:tcPr>
+            <w:tcW w:w="1152" w:type="dxa"/>
+          </w:tcPr>
+          <w:p>
+            <w:pPr>
+              <w:spacing w:after="20"/>
+            </w:pPr>
+            <w:r>
+              <w:rPr>
+                <w:color w:val="1E7A34"/>
+                <w:sz w:val="17"/>
+              </w:rPr>
+              <w:t>🟢 Low [XS]</w:t>
+            </w:r>
+          </w:p>
+        </w:tc>
+        <w:tc>
+          <w:tcPr>
+            <w:tcW w:w="1872" w:type="dxa"/>
+          </w:tcPr>
+          <w:p>
+            <w:pPr>
+              <w:spacing w:after="20"/>
+            </w:pPr>
+            <w:r>
+              <w:rPr>
+                <w:color w:val="444444"/>
+                <w:sz w:val="17"/>
+              </w:rPr>
+              <w:t>Mutation</w:t>
+            </w:r>
+          </w:p>
+        </w:tc>
+        <w:tc>
+          <w:tcPr>
+            <w:tcW w:w="1368" w:type="dxa"/>
+          </w:tcPr>
+          <w:p>
+            <w:pPr>
+              <w:spacing w:after="20"/>
+            </w:pPr>
+            <w:r>
+              <w:rPr>
+                <w:color w:val="444444"/>
+                <w:sz w:val="17"/>
+              </w:rPr>
+              <w:t>—</w:t>
+            </w:r>
+          </w:p>
+        </w:tc>
+        <w:tc>
+          <w:tcPr>
+            <w:tcW w:w="5976" w:type="dxa"/>
+          </w:tcPr>
+          <w:p>
+            <w:pPr>
+              <w:spacing w:after="20"/>
+            </w:pPr>
+            <w:r>
+              <w:rPr>
+                <w:b/>
+                <w:color w:val="373737"/>
+                <w:sz w:val="17"/>
+              </w:rPr>
+              <w:t xml:space="preserve">Intent — </w:t>
+            </w:r>
+            <w:r>
+              <w:rPr>
+                <w:color w:val="373737"/>
+                <w:sz w:val="17"/>
+              </w:rPr>
+              <w:t>Links a parent and child product together.</w:t>
+            </w:r>
+          </w:p>
+          <w:p>
+            <w:pPr>
+              <w:spacing w:after="20"/>
+            </w:pPr>
+            <w:r>
+              <w:rPr>
+                <w:b/>
+                <w:color w:val="373737"/>
+                <w:sz w:val="17"/>
+              </w:rPr>
+              <w:t xml:space="preserve">Today — </w:t>
+            </w:r>
+            <w:r>
+              <w:rPr>
+                <w:color w:val="373737"/>
+                <w:sz w:val="17"/>
+              </w:rPr>
+              <w:t>PUT link — throws on backend error (only mutation that does)</w:t>
+            </w:r>
+          </w:p>
+          <w:p>
+            <w:pPr>
+              <w:spacing w:after="20"/>
+            </w:pPr>
+            <w:r>
+              <w:rPr>
+                <w:b/>
+                <w:color w:val="373737"/>
+                <w:sz w:val="17"/>
+              </w:rPr>
+              <w:t>Done when:</w:t>
+            </w:r>
+          </w:p>
+          <w:p>
+            <w:pPr>
+              <w:spacing w:after="20"/>
+              <w:ind w:left="173"/>
+            </w:pPr>
+            <w:r>
+              <w:rPr>
+                <w:color w:val="444444"/>
+                <w:sz w:val="17"/>
+              </w:rPr>
+              <w:t xml:space="preserve">• </w:t>
+            </w:r>
+            <w:r>
+              <w:rPr>
+                <w:color w:val="373737"/>
+                <w:sz w:val="17"/>
+              </w:rPr>
+              <w:t>links parent/child</w:t>
+            </w:r>
+          </w:p>
+          <w:p>
+            <w:pPr>
+              <w:spacing w:after="20"/>
+              <w:ind w:left="173"/>
+            </w:pPr>
+            <w:r>
+              <w:rPr>
+                <w:color w:val="444444"/>
+                <w:sz w:val="17"/>
+              </w:rPr>
+              <w:t xml:space="preserve">• </w:t>
+            </w:r>
+            <w:r>
+              <w:rPr>
+                <w:color w:val="373737"/>
+                <w:sz w:val="17"/>
+              </w:rPr>
+              <w:t>backend error → exception (not null)</w:t>
+            </w:r>
+          </w:p>
+        </w:tc>
+      </w:tr>
+      <w:tr>
+        <w:tc>
+          <w:tcPr>
+            <w:shd w:val="clear" w:color="auto" w:fill="F5F8FF"/>
+            <w:tcW w:w="2448" w:type="dxa"/>
+          </w:tcPr>
+          <w:p>
+            <w:pPr>
+              <w:spacing w:after="20"/>
+            </w:pPr>
+            <w:r>
+              <w:rPr>
+                <w:sz w:val="18"/>
+              </w:rPr>
+              <w:t xml:space="preserve">🔶 </w:t>
+            </w:r>
+            <w:r>
+              <w:rPr>
+                <w:rFonts w:ascii="Courier New" w:hAnsi="Courier New"/>
+                <w:b/>
+                <w:color w:val="1F497D"/>
+                <w:sz w:val="17"/>
+              </w:rPr>
+              <w:t>PRODUCT-BE-D-14</w:t>
+            </w:r>
+          </w:p>
+          <w:p>
+            <w:pPr>
+              <w:spacing w:after="20"/>
+            </w:pPr>
+            <w:r>
+              <w:rPr>
+                <w:rFonts w:ascii="Courier New" w:hAnsi="Courier New"/>
+                <w:sz w:val="17"/>
+              </w:rPr>
+              <w:t>unlinkProduct</w:t>
+            </w:r>
+          </w:p>
+        </w:tc>
+        <w:tc>
+          <w:tcPr>
+            <w:shd w:val="clear" w:color="auto" w:fill="F5F8FF"/>
+            <w:tcW w:w="1152" w:type="dxa"/>
+          </w:tcPr>
+          <w:p>
+            <w:pPr>
+              <w:spacing w:after="20"/>
+            </w:pPr>
+            <w:r>
+              <w:rPr>
+                <w:color w:val="1E7A34"/>
+                <w:sz w:val="17"/>
+              </w:rPr>
+              <w:t>🟢 Low [XS]</w:t>
+            </w:r>
+          </w:p>
+        </w:tc>
+        <w:tc>
+          <w:tcPr>
+            <w:shd w:val="clear" w:color="auto" w:fill="F5F8FF"/>
+            <w:tcW w:w="1872" w:type="dxa"/>
+          </w:tcPr>
+          <w:p>
+            <w:pPr>
+              <w:spacing w:after="20"/>
+            </w:pPr>
+            <w:r>
+              <w:rPr>
+                <w:color w:val="444444"/>
+                <w:sz w:val="17"/>
+              </w:rPr>
+              <w:t>Mutation</w:t>
+            </w:r>
+          </w:p>
+        </w:tc>
+        <w:tc>
+          <w:tcPr>
+            <w:shd w:val="clear" w:color="auto" w:fill="F5F8FF"/>
+            <w:tcW w:w="1368" w:type="dxa"/>
+          </w:tcPr>
+          <w:p>
+            <w:pPr>
+              <w:spacing w:after="20"/>
+            </w:pPr>
+            <w:r>
+              <w:rPr>
+                <w:color w:val="444444"/>
+                <w:sz w:val="17"/>
+              </w:rPr>
+              <w:t>—</w:t>
+            </w:r>
+          </w:p>
+        </w:tc>
+        <w:tc>
+          <w:tcPr>
+            <w:shd w:val="clear" w:color="auto" w:fill="F5F8FF"/>
+            <w:tcW w:w="5976" w:type="dxa"/>
+          </w:tcPr>
+          <w:p>
+            <w:pPr>
+              <w:spacing w:after="20"/>
+            </w:pPr>
+            <w:r>
+              <w:rPr>
+                <w:b/>
+                <w:color w:val="373737"/>
+                <w:sz w:val="17"/>
+              </w:rPr>
+              <w:t xml:space="preserve">Intent — </w:t>
+            </w:r>
+            <w:r>
+              <w:rPr>
+                <w:color w:val="373737"/>
+                <w:sz w:val="17"/>
+              </w:rPr>
+              <w:t>Unlinks a parent and child product.</w:t>
+            </w:r>
+          </w:p>
+          <w:p>
+            <w:pPr>
+              <w:spacing w:after="20"/>
+            </w:pPr>
+            <w:r>
+              <w:rPr>
+                <w:b/>
+                <w:color w:val="373737"/>
+                <w:sz w:val="17"/>
+              </w:rPr>
+              <w:t xml:space="preserve">Today — </w:t>
+            </w:r>
+            <w:r>
+              <w:rPr>
+                <w:color w:val="373737"/>
+                <w:sz w:val="17"/>
+              </w:rPr>
+              <w:t>PUT unlink</w:t>
+            </w:r>
+          </w:p>
+          <w:p>
+            <w:pPr>
+              <w:spacing w:after="20"/>
+            </w:pPr>
+            <w:r>
+              <w:rPr>
+                <w:b/>
+                <w:color w:val="373737"/>
+                <w:sz w:val="17"/>
+              </w:rPr>
+              <w:t>Done when:</w:t>
+            </w:r>
+          </w:p>
+          <w:p>
+            <w:pPr>
+              <w:spacing w:after="20"/>
+              <w:ind w:left="173"/>
+            </w:pPr>
+            <w:r>
+              <w:rPr>
+                <w:color w:val="444444"/>
+                <w:sz w:val="17"/>
+              </w:rPr>
+              <w:t xml:space="preserve">• </w:t>
+            </w:r>
+            <w:r>
+              <w:rPr>
+                <w:color w:val="373737"/>
+                <w:sz w:val="17"/>
+              </w:rPr>
+              <w:t>unlinks parent/child</w:t>
+            </w:r>
+          </w:p>
+        </w:tc>
+      </w:tr>
+      <w:tr>
+        <w:tc>
+          <w:tcPr>
+            <w:tcW w:w="2448" w:type="dxa"/>
+          </w:tcPr>
+          <w:p>
+            <w:pPr>
+              <w:spacing w:after="20"/>
+            </w:pPr>
+            <w:r>
+              <w:rPr>
+                <w:sz w:val="18"/>
+              </w:rPr>
+              <w:t xml:space="preserve">🔶 </w:t>
+            </w:r>
+            <w:r>
+              <w:rPr>
+                <w:rFonts w:ascii="Courier New" w:hAnsi="Courier New"/>
+                <w:b/>
+                <w:color w:val="1F497D"/>
+                <w:sz w:val="17"/>
+              </w:rPr>
+              <w:t>PRODUCT-BE-D-15</w:t>
+            </w:r>
+          </w:p>
+          <w:p>
+            <w:pPr>
+              <w:spacing w:after="20"/>
+            </w:pPr>
+            <w:r>
+              <w:rPr>
+                <w:rFonts w:ascii="Courier New" w:hAnsi="Courier New"/>
+                <w:sz w:val="17"/>
+              </w:rPr>
+              <w:t>addProductRule</w:t>
+            </w:r>
+          </w:p>
+        </w:tc>
+        <w:tc>
+          <w:tcPr>
+            <w:tcW w:w="1152" w:type="dxa"/>
+          </w:tcPr>
+          <w:p>
+            <w:pPr>
+              <w:spacing w:after="20"/>
+            </w:pPr>
+            <w:r>
+              <w:rPr>
+                <w:color w:val="1E7A34"/>
+                <w:sz w:val="17"/>
+              </w:rPr>
+              <w:t>🟢 Low [XS]</w:t>
+            </w:r>
+          </w:p>
+        </w:tc>
+        <w:tc>
+          <w:tcPr>
+            <w:tcW w:w="1872" w:type="dxa"/>
+          </w:tcPr>
+          <w:p>
+            <w:pPr>
+              <w:spacing w:after="20"/>
+            </w:pPr>
+            <w:r>
+              <w:rPr>
+                <w:color w:val="444444"/>
+                <w:sz w:val="17"/>
+              </w:rPr>
+              <w:t>Mutation</w:t>
+            </w:r>
+          </w:p>
+        </w:tc>
+        <w:tc>
+          <w:tcPr>
+            <w:tcW w:w="1368" w:type="dxa"/>
+          </w:tcPr>
+          <w:p>
+            <w:pPr>
+              <w:spacing w:after="20"/>
+            </w:pPr>
+            <w:r>
+              <w:rPr>
+                <w:color w:val="444444"/>
+                <w:sz w:val="17"/>
+              </w:rPr>
+              <w:t>—</w:t>
+            </w:r>
+          </w:p>
+        </w:tc>
+        <w:tc>
+          <w:tcPr>
+            <w:tcW w:w="5976" w:type="dxa"/>
+          </w:tcPr>
+          <w:p>
+            <w:pPr>
+              <w:spacing w:after="20"/>
+            </w:pPr>
+            <w:r>
+              <w:rPr>
+                <w:b/>
+                <w:color w:val="373737"/>
+                <w:sz w:val="17"/>
+              </w:rPr>
+              <w:t xml:space="preserve">Intent — </w:t>
+            </w:r>
+            <w:r>
+              <w:rPr>
+                <w:color w:val="373737"/>
+                <w:sz w:val="17"/>
+              </w:rPr>
+              <w:t>Creates a product rule.</w:t>
+            </w:r>
+          </w:p>
+          <w:p>
+            <w:pPr>
+              <w:spacing w:after="20"/>
+            </w:pPr>
+            <w:r>
+              <w:rPr>
+                <w:b/>
+                <w:color w:val="373737"/>
+                <w:sz w:val="17"/>
+              </w:rPr>
+              <w:t xml:space="preserve">Today — </w:t>
+            </w:r>
+            <w:r>
+              <w:rPr>
+                <w:color w:val="373737"/>
+                <w:sz w:val="17"/>
+              </w:rPr>
+              <w:t>POST …/spark_rules/v1</w:t>
+            </w:r>
+          </w:p>
+          <w:p>
+            <w:pPr>
+              <w:spacing w:after="20"/>
+            </w:pPr>
+            <w:r>
+              <w:rPr>
+                <w:b/>
+                <w:color w:val="373737"/>
+                <w:sz w:val="17"/>
+              </w:rPr>
+              <w:t>Done when:</w:t>
+            </w:r>
+          </w:p>
+          <w:p>
+            <w:pPr>
+              <w:spacing w:after="20"/>
+              <w:ind w:left="173"/>
+            </w:pPr>
+            <w:r>
+              <w:rPr>
+                <w:color w:val="444444"/>
+                <w:sz w:val="17"/>
+              </w:rPr>
+              <w:t xml:space="preserve">• </w:t>
+            </w:r>
+            <w:r>
+              <w:rPr>
+                <w:color w:val="373737"/>
+                <w:sz w:val="17"/>
+              </w:rPr>
+              <w:t>creates rule</w:t>
+            </w:r>
+          </w:p>
+        </w:tc>
+      </w:tr>
+      <w:tr>
+        <w:tc>
+          <w:tcPr>
+            <w:shd w:val="clear" w:color="auto" w:fill="F5F8FF"/>
+            <w:tcW w:w="2448" w:type="dxa"/>
+          </w:tcPr>
+          <w:p>
+            <w:pPr>
+              <w:spacing w:after="20"/>
+            </w:pPr>
+            <w:r>
+              <w:rPr>
+                <w:sz w:val="18"/>
+              </w:rPr>
+              <w:t xml:space="preserve">🔶 </w:t>
+            </w:r>
+            <w:r>
+              <w:rPr>
+                <w:rFonts w:ascii="Courier New" w:hAnsi="Courier New"/>
+                <w:b/>
+                <w:color w:val="1F497D"/>
+                <w:sz w:val="17"/>
+              </w:rPr>
+              <w:t>PRODUCT-BE-D-16</w:t>
+            </w:r>
+          </w:p>
+          <w:p>
+            <w:pPr>
+              <w:spacing w:after="20"/>
+            </w:pPr>
+            <w:r>
+              <w:rPr>
+                <w:rFonts w:ascii="Courier New" w:hAnsi="Courier New"/>
+                <w:sz w:val="17"/>
+              </w:rPr>
+              <w:t>updateProductRule</w:t>
+            </w:r>
+          </w:p>
+        </w:tc>
+        <w:tc>
+          <w:tcPr>
+            <w:shd w:val="clear" w:color="auto" w:fill="F5F8FF"/>
+            <w:tcW w:w="1152" w:type="dxa"/>
+          </w:tcPr>
+          <w:p>
+            <w:pPr>
+              <w:spacing w:after="20"/>
+            </w:pPr>
+            <w:r>
+              <w:rPr>
+                <w:color w:val="1E7A34"/>
+                <w:sz w:val="17"/>
+              </w:rPr>
+              <w:t>🟢 Low [XS]</w:t>
+            </w:r>
+          </w:p>
+        </w:tc>
+        <w:tc>
+          <w:tcPr>
+            <w:shd w:val="clear" w:color="auto" w:fill="F5F8FF"/>
+            <w:tcW w:w="1872" w:type="dxa"/>
+          </w:tcPr>
+          <w:p>
+            <w:pPr>
+              <w:spacing w:after="20"/>
+            </w:pPr>
+            <w:r>
+              <w:rPr>
+                <w:color w:val="444444"/>
+                <w:sz w:val="17"/>
+              </w:rPr>
+              <w:t>Mutation</w:t>
+            </w:r>
+          </w:p>
+        </w:tc>
+        <w:tc>
+          <w:tcPr>
+            <w:shd w:val="clear" w:color="auto" w:fill="F5F8FF"/>
+            <w:tcW w:w="1368" w:type="dxa"/>
+          </w:tcPr>
+          <w:p>
+            <w:pPr>
+              <w:spacing w:after="20"/>
+            </w:pPr>
+            <w:r>
+              <w:rPr>
+                <w:color w:val="444444"/>
+                <w:sz w:val="17"/>
+              </w:rPr>
+              <w:t>—</w:t>
+            </w:r>
+          </w:p>
+        </w:tc>
+        <w:tc>
+          <w:tcPr>
+            <w:shd w:val="clear" w:color="auto" w:fill="F5F8FF"/>
+            <w:tcW w:w="5976" w:type="dxa"/>
+          </w:tcPr>
+          <w:p>
+            <w:pPr>
+              <w:spacing w:after="20"/>
+            </w:pPr>
+            <w:r>
+              <w:rPr>
+                <w:b/>
+                <w:color w:val="373737"/>
+                <w:sz w:val="17"/>
+              </w:rPr>
+              <w:t xml:space="preserve">Intent — </w:t>
+            </w:r>
+            <w:r>
+              <w:rPr>
+                <w:color w:val="373737"/>
+                <w:sz w:val="17"/>
+              </w:rPr>
+              <w:t>Updates a product rule.</w:t>
+            </w:r>
+          </w:p>
+          <w:p>
+            <w:pPr>
+              <w:spacing w:after="20"/>
+            </w:pPr>
+            <w:r>
+              <w:rPr>
+                <w:b/>
+                <w:color w:val="373737"/>
+                <w:sz w:val="17"/>
+              </w:rPr>
+              <w:t xml:space="preserve">Today — </w:t>
+            </w:r>
+            <w:r>
+              <w:rPr>
+                <w:color w:val="373737"/>
+                <w:sz w:val="17"/>
+              </w:rPr>
+              <w:t>PUT …/spark_rules/v1/{id}</w:t>
+            </w:r>
+          </w:p>
+          <w:p>
+            <w:pPr>
+              <w:spacing w:after="20"/>
+            </w:pPr>
+            <w:r>
+              <w:rPr>
+                <w:b/>
+                <w:color w:val="373737"/>
+                <w:sz w:val="17"/>
+              </w:rPr>
+              <w:t>Done when:</w:t>
+            </w:r>
+          </w:p>
+          <w:p>
+            <w:pPr>
+              <w:spacing w:after="20"/>
+              <w:ind w:left="173"/>
+            </w:pPr>
+            <w:r>
+              <w:rPr>
+                <w:color w:val="444444"/>
+                <w:sz w:val="17"/>
+              </w:rPr>
+              <w:t xml:space="preserve">• </w:t>
+            </w:r>
+            <w:r>
+              <w:rPr>
+                <w:color w:val="373737"/>
+                <w:sz w:val="17"/>
+              </w:rPr>
+              <w:t>updates rule</w:t>
+            </w:r>
+          </w:p>
+        </w:tc>
+      </w:tr>
+      <w:tr>
+        <w:tc>
+          <w:tcPr>
+            <w:tcW w:w="2448" w:type="dxa"/>
+          </w:tcPr>
+          <w:p>
+            <w:pPr>
+              <w:spacing w:after="20"/>
+            </w:pPr>
+            <w:r>
+              <w:rPr>
+                <w:sz w:val="18"/>
+              </w:rPr>
+              <w:t xml:space="preserve">🔶 </w:t>
+            </w:r>
+            <w:r>
+              <w:rPr>
+                <w:rFonts w:ascii="Courier New" w:hAnsi="Courier New"/>
+                <w:b/>
+                <w:color w:val="1F497D"/>
+                <w:sz w:val="17"/>
+              </w:rPr>
+              <w:t>PRODUCT-BE-D-17</w:t>
+            </w:r>
+          </w:p>
+          <w:p>
+            <w:pPr>
+              <w:spacing w:after="20"/>
+            </w:pPr>
+            <w:r>
+              <w:rPr>
+                <w:rFonts w:ascii="Courier New" w:hAnsi="Courier New"/>
+                <w:sz w:val="17"/>
+              </w:rPr>
+              <w:t>deleteProductRule</w:t>
+            </w:r>
+          </w:p>
+        </w:tc>
+        <w:tc>
+          <w:tcPr>
+            <w:tcW w:w="1152" w:type="dxa"/>
+          </w:tcPr>
+          <w:p>
+            <w:pPr>
+              <w:spacing w:after="20"/>
+            </w:pPr>
+            <w:r>
+              <w:rPr>
+                <w:color w:val="1E7A34"/>
+                <w:sz w:val="17"/>
+              </w:rPr>
+              <w:t>🟢 Low [XS]</w:t>
+            </w:r>
+          </w:p>
+        </w:tc>
+        <w:tc>
+          <w:tcPr>
+            <w:tcW w:w="1872" w:type="dxa"/>
+          </w:tcPr>
+          <w:p>
+            <w:pPr>
+              <w:spacing w:after="20"/>
+            </w:pPr>
+            <w:r>
+              <w:rPr>
+                <w:color w:val="444444"/>
+                <w:sz w:val="17"/>
+              </w:rPr>
+              <w:t>Mutation</w:t>
+            </w:r>
+          </w:p>
+        </w:tc>
+        <w:tc>
+          <w:tcPr>
+            <w:tcW w:w="1368" w:type="dxa"/>
+          </w:tcPr>
+          <w:p>
+            <w:pPr>
+              <w:spacing w:after="20"/>
+            </w:pPr>
+            <w:r>
+              <w:rPr>
+                <w:color w:val="444444"/>
+                <w:sz w:val="17"/>
+              </w:rPr>
+              <w:t>—</w:t>
+            </w:r>
+          </w:p>
+        </w:tc>
+        <w:tc>
+          <w:tcPr>
+            <w:tcW w:w="5976" w:type="dxa"/>
+          </w:tcPr>
+          <w:p>
+            <w:pPr>
+              <w:spacing w:after="20"/>
+            </w:pPr>
+            <w:r>
+              <w:rPr>
+                <w:b/>
+                <w:color w:val="373737"/>
+                <w:sz w:val="17"/>
+              </w:rPr>
+              <w:t xml:space="preserve">Intent — </w:t>
+            </w:r>
+            <w:r>
+              <w:rPr>
+                <w:color w:val="373737"/>
+                <w:sz w:val="17"/>
+              </w:rPr>
+              <w:t>Deletes a product rule.</w:t>
+            </w:r>
+          </w:p>
+          <w:p>
+            <w:pPr>
+              <w:spacing w:after="20"/>
+            </w:pPr>
+            <w:r>
+              <w:rPr>
+                <w:b/>
+                <w:color w:val="373737"/>
+                <w:sz w:val="17"/>
+              </w:rPr>
+              <w:t xml:space="preserve">Today — </w:t>
+            </w:r>
+            <w:r>
+              <w:rPr>
+                <w:color w:val="373737"/>
+                <w:sz w:val="17"/>
+              </w:rPr>
+              <w:t>DELETE …/spark_rules/v1/{id} → Boolean</w:t>
+            </w:r>
+          </w:p>
+          <w:p>
+            <w:pPr>
+              <w:spacing w:after="20"/>
+            </w:pPr>
+            <w:r>
+              <w:rPr>
+                <w:b/>
+                <w:color w:val="373737"/>
+                <w:sz w:val="17"/>
+              </w:rPr>
+              <w:t>Done when:</w:t>
+            </w:r>
+          </w:p>
+          <w:p>
+            <w:pPr>
+              <w:spacing w:after="20"/>
+              <w:ind w:left="173"/>
+            </w:pPr>
+            <w:r>
+              <w:rPr>
+                <w:color w:val="444444"/>
+                <w:sz w:val="17"/>
+              </w:rPr>
+              <w:t xml:space="preserve">• </w:t>
+            </w:r>
+            <w:r>
+              <w:rPr>
+                <w:color w:val="373737"/>
+                <w:sz w:val="17"/>
+              </w:rPr>
+              <w:t>deletes; returns Boolean</w:t>
+            </w:r>
+          </w:p>
+        </w:tc>
+      </w:tr>
+      <w:tr>
+        <w:tc>
+          <w:tcPr>
+            <w:shd w:val="clear" w:color="auto" w:fill="F5F8FF"/>
+            <w:tcW w:w="2448" w:type="dxa"/>
+          </w:tcPr>
+          <w:p>
+            <w:pPr>
+              <w:spacing w:after="20"/>
+            </w:pPr>
+            <w:r>
+              <w:rPr>
+                <w:sz w:val="18"/>
+              </w:rPr>
+              <w:t xml:space="preserve">🔶 </w:t>
+            </w:r>
+            <w:r>
+              <w:rPr>
+                <w:rFonts w:ascii="Courier New" w:hAnsi="Courier New"/>
+                <w:b/>
+                <w:color w:val="1F497D"/>
+                <w:sz w:val="17"/>
+              </w:rPr>
               <w:t>PRODUCT-BE-D-18</w:t>
             </w:r>
           </w:p>
@@ -13747,6 +16972,7 @@
         </w:tc>
         <w:tc>
           <w:tcPr>
+            <w:shd w:val="clear" w:color="auto" w:fill="F5F8FF"/>
             <w:tcW w:w="1152" w:type="dxa"/>
           </w:tcPr>
           <w:p>
@@ -13764,6 +16990,7 @@
         </w:tc>
         <w:tc>
           <w:tcPr>
+            <w:shd w:val="clear" w:color="auto" w:fill="F5F8FF"/>
             <w:tcW w:w="1872" w:type="dxa"/>
           </w:tcPr>
           <w:p>
@@ -13781,6 +17008,7 @@
         </w:tc>
         <w:tc>
           <w:tcPr>
+            <w:shd w:val="clear" w:color="auto" w:fill="F5F8FF"/>
             <w:tcW w:w="1368" w:type="dxa"/>
           </w:tcPr>
           <w:p>
@@ -13798,6 +17026,7 @@
         </w:tc>
         <w:tc>
           <w:tcPr>
+            <w:shd w:val="clear" w:color="auto" w:fill="F5F8FF"/>
             <w:tcW w:w="5976" w:type="dxa"/>
           </w:tcPr>
           <w:p>
@@ -15706,7 +18935,7 @@
           <w:color w:val="4A0F7A"/>
           <w:sz w:val="22"/>
         </w:rPr>
-        <w:t>🔗 Phase F — Federation &amp; Stitching  (12 stories)</w:t>
+        <w:t>🔗 Phase F — Federation &amp; Stitching  (14 stories)</w:t>
       </w:r>
     </w:p>
     <w:tbl>
@@ -16569,56 +19798,7 @@
                 <w:color w:val="373737"/>
                 <w:sz w:val="17"/>
               </w:rPr>
-              <w:t xml:space="preserve"> · </w:t>
-            </w:r>
-            <w:r>
-              <w:rPr>
-                <w:rFonts w:ascii="Courier New" w:hAnsi="Courier New"/>
-                <w:sz w:val="17"/>
-              </w:rPr>
-              <w:t>ResourcesCount.productBoms</w:t>
-            </w:r>
-            <w:r>
-              <w:rPr>
-                <w:color w:val="373737"/>
-                <w:sz w:val="17"/>
-              </w:rPr>
-              <w:t xml:space="preserve"> + </w:t>
-            </w:r>
-            <w:r>
-              <w:rPr>
-                <w:rFonts w:ascii="Courier New" w:hAnsi="Courier New"/>
-                <w:sz w:val="17"/>
-              </w:rPr>
-              <w:t>packagingBoms</w:t>
-            </w:r>
-            <w:r>
-              <w:rPr>
-                <w:color w:val="373737"/>
-                <w:sz w:val="17"/>
-              </w:rPr>
-              <w:t xml:space="preserve"> + </w:t>
-            </w:r>
-            <w:r>
-              <w:rPr>
-                <w:rFonts w:ascii="Courier New" w:hAnsi="Courier New"/>
-                <w:sz w:val="17"/>
-              </w:rPr>
-              <w:t>boms</w:t>
-            </w:r>
-            <w:r>
-              <w:rPr>
-                <w:color w:val="373737"/>
-                <w:sz w:val="17"/>
-              </w:rPr>
-              <w:t xml:space="preserve"> · </w:t>
-            </w:r>
-            <w:r>
-              <w:rPr>
-                <w:rFonts w:ascii="Courier New" w:hAnsi="Courier New"/>
-                <w:sz w:val="17"/>
-              </w:rPr>
-              <w:t>ResourcesCount.watchlists</w:t>
+              <w:t xml:space="preserve"> (internal, from Measurement)</w:t>
             </w:r>
           </w:p>
         </w:tc>
@@ -16633,10 +19813,10 @@
             </w:pPr>
             <w:r>
               <w:rPr>
-                <w:color w:val="9B7A00"/>
-                <w:sz w:val="17"/>
-              </w:rPr>
-              <w:t>🟡 Medium [M]</w:t>
+                <w:color w:val="1E7A34"/>
+                <w:sz w:val="17"/>
+              </w:rPr>
+              <w:t>🟢 Low [XS]</w:t>
             </w:r>
           </w:p>
         </w:tc>
@@ -16698,7 +19878,7 @@
                 <w:color w:val="373737"/>
                 <w:sz w:val="17"/>
               </w:rPr>
-              <w:t>Fills in the product's measurement-set count — answered in-process by the co-located Measurement code; Fills in the product's BOM counts — answered in-process by the co-located BOM code; Fills in the product's watchlist count — answered in-process by the co-located Watchlist code</w:t>
+              <w:t>Fills in the product's measurement-set count — answered in-process by the co-located Measurement code.</w:t>
             </w:r>
           </w:p>
           <w:p>
@@ -16731,159 +19911,7 @@
                 <w:rFonts w:ascii="Courier New" w:hAnsi="Courier New"/>
                 <w:sz w:val="17"/>
               </w:rPr>
-              <w:t>ResourcesCount.measurementSets</w:t>
-            </w:r>
-            <w:r>
-              <w:rPr>
-                <w:color w:val="373737"/>
-                <w:sz w:val="17"/>
-              </w:rPr>
-              <w:t xml:space="preserve">: </w:t>
-            </w:r>
-            <w:r>
-              <w:rPr>
-                <w:rFonts w:ascii="Courier New" w:hAnsi="Courier New"/>
-                <w:sz w:val="17"/>
-              </w:rPr>
               <w:t>measurementSets</w:t>
-            </w:r>
-            <w:r>
-              <w:rPr>
-                <w:color w:val="373737"/>
-                <w:sz w:val="17"/>
-              </w:rPr>
-              <w:t xml:space="preserve"> resolves in-process; no gateway hop; parity vs facade</w:t>
-            </w:r>
-          </w:p>
-          <w:p>
-            <w:pPr>
-              <w:spacing w:after="20"/>
-              <w:ind w:left="173"/>
-            </w:pPr>
-            <w:r>
-              <w:rPr>
-                <w:color w:val="444444"/>
-                <w:sz w:val="17"/>
-              </w:rPr>
-              <w:t xml:space="preserve">• </w:t>
-            </w:r>
-            <w:r>
-              <w:rPr>
-                <w:rFonts w:ascii="Courier New" w:hAnsi="Courier New"/>
-                <w:sz w:val="17"/>
-              </w:rPr>
-              <w:t>ResourcesCount.productBoms</w:t>
-            </w:r>
-            <w:r>
-              <w:rPr>
-                <w:color w:val="373737"/>
-                <w:sz w:val="17"/>
-              </w:rPr>
-              <w:t xml:space="preserve"> + </w:t>
-            </w:r>
-            <w:r>
-              <w:rPr>
-                <w:rFonts w:ascii="Courier New" w:hAnsi="Courier New"/>
-                <w:sz w:val="17"/>
-              </w:rPr>
-              <w:t>packagingBoms</w:t>
-            </w:r>
-            <w:r>
-              <w:rPr>
-                <w:color w:val="373737"/>
-                <w:sz w:val="17"/>
-              </w:rPr>
-              <w:t xml:space="preserve"> + </w:t>
-            </w:r>
-            <w:r>
-              <w:rPr>
-                <w:rFonts w:ascii="Courier New" w:hAnsi="Courier New"/>
-                <w:sz w:val="17"/>
-              </w:rPr>
-              <w:t>boms</w:t>
-            </w:r>
-            <w:r>
-              <w:rPr>
-                <w:color w:val="373737"/>
-                <w:sz w:val="17"/>
-              </w:rPr>
-              <w:t xml:space="preserve">: </w:t>
-            </w:r>
-            <w:r>
-              <w:rPr>
-                <w:rFonts w:ascii="Courier New" w:hAnsi="Courier New"/>
-                <w:sz w:val="17"/>
-              </w:rPr>
-              <w:t>productBoms</w:t>
-            </w:r>
-            <w:r>
-              <w:rPr>
-                <w:color w:val="373737"/>
-                <w:sz w:val="17"/>
-              </w:rPr>
-              <w:t>/</w:t>
-            </w:r>
-            <w:r>
-              <w:rPr>
-                <w:rFonts w:ascii="Courier New" w:hAnsi="Courier New"/>
-                <w:sz w:val="17"/>
-              </w:rPr>
-              <w:t>packagingBoms</w:t>
-            </w:r>
-            <w:r>
-              <w:rPr>
-                <w:color w:val="373737"/>
-                <w:sz w:val="17"/>
-              </w:rPr>
-              <w:t>/</w:t>
-            </w:r>
-            <w:r>
-              <w:rPr>
-                <w:rFonts w:ascii="Courier New" w:hAnsi="Courier New"/>
-                <w:sz w:val="17"/>
-              </w:rPr>
-              <w:t>boms</w:t>
-            </w:r>
-            <w:r>
-              <w:rPr>
-                <w:color w:val="373737"/>
-                <w:sz w:val="17"/>
-              </w:rPr>
-              <w:t xml:space="preserve"> resolve in-process; no gateway hop; parity vs facade</w:t>
-            </w:r>
-          </w:p>
-          <w:p>
-            <w:pPr>
-              <w:spacing w:after="20"/>
-              <w:ind w:left="173"/>
-            </w:pPr>
-            <w:r>
-              <w:rPr>
-                <w:color w:val="444444"/>
-                <w:sz w:val="17"/>
-              </w:rPr>
-              <w:t xml:space="preserve">• </w:t>
-            </w:r>
-            <w:r>
-              <w:rPr>
-                <w:rFonts w:ascii="Courier New" w:hAnsi="Courier New"/>
-                <w:sz w:val="17"/>
-              </w:rPr>
-              <w:t>ResourcesCount.watchlists</w:t>
-            </w:r>
-            <w:r>
-              <w:rPr>
-                <w:color w:val="373737"/>
-                <w:sz w:val="17"/>
-              </w:rPr>
-              <w:t xml:space="preserve">: </w:t>
-            </w:r>
-            <w:r>
-              <w:rPr>
-                <w:rFonts w:ascii="Courier New" w:hAnsi="Courier New"/>
-                <w:sz w:val="17"/>
-              </w:rPr>
-              <w:t>watchlists</w:t>
             </w:r>
             <w:r>
               <w:rPr>
@@ -17128,7 +20156,7 @@
                 <w:color w:val="1F497D"/>
                 <w:sz w:val="17"/>
               </w:rPr>
-              <w:t>PRODUCT-BE-F-07</w:t>
+              <w:t>PRODUCT-BE-F-06</w:t>
             </w:r>
           </w:p>
           <w:p>
@@ -17140,14 +20168,42 @@
                 <w:rFonts w:ascii="Courier New" w:hAnsi="Courier New"/>
                 <w:sz w:val="17"/>
               </w:rPr>
-              <w:t>ResourcesCount.constructions</w:t>
-            </w:r>
-            <w:r>
-              <w:rPr>
-                <w:color w:val="373737"/>
-                <w:sz w:val="17"/>
-              </w:rPr>
-              <w:t xml:space="preserve"> (federated, from Construction)</w:t>
+              <w:t>ResourcesCount.productBoms</w:t>
+            </w:r>
+            <w:r>
+              <w:rPr>
+                <w:color w:val="373737"/>
+                <w:sz w:val="17"/>
+              </w:rPr>
+              <w:t xml:space="preserve"> + </w:t>
+            </w:r>
+            <w:r>
+              <w:rPr>
+                <w:rFonts w:ascii="Courier New" w:hAnsi="Courier New"/>
+                <w:sz w:val="17"/>
+              </w:rPr>
+              <w:t>packagingBoms</w:t>
+            </w:r>
+            <w:r>
+              <w:rPr>
+                <w:color w:val="373737"/>
+                <w:sz w:val="17"/>
+              </w:rPr>
+              <w:t xml:space="preserve"> + </w:t>
+            </w:r>
+            <w:r>
+              <w:rPr>
+                <w:rFonts w:ascii="Courier New" w:hAnsi="Courier New"/>
+                <w:sz w:val="17"/>
+              </w:rPr>
+              <w:t>boms</w:t>
+            </w:r>
+            <w:r>
+              <w:rPr>
+                <w:color w:val="373737"/>
+                <w:sz w:val="17"/>
+              </w:rPr>
+              <w:t xml:space="preserve"> (internal, from BOM)</w:t>
             </w:r>
           </w:p>
         </w:tc>
@@ -17162,10 +20218,10 @@
             </w:pPr>
             <w:r>
               <w:rPr>
-                <w:color w:val="9B7A00"/>
-                <w:sz w:val="17"/>
-              </w:rPr>
-              <w:t>🟡 Medium [M]</w:t>
+                <w:color w:val="1E7A34"/>
+                <w:sz w:val="17"/>
+              </w:rPr>
+              <w:t>🟢 Low [XS]</w:t>
             </w:r>
           </w:p>
         </w:tc>
@@ -17227,7 +20283,7 @@
                 <w:color w:val="373737"/>
                 <w:sz w:val="17"/>
               </w:rPr>
-              <w:t>Fills in the product's construction count — answered by the Construction service once it's live.</w:t>
+              <w:t>Fills in the product's BOM counts — answered in-process by the co-located BOM code.</w:t>
             </w:r>
           </w:p>
           <w:p>
@@ -17260,48 +20316,42 @@
                 <w:rFonts w:ascii="Courier New" w:hAnsi="Courier New"/>
                 <w:sz w:val="17"/>
               </w:rPr>
-              <w:t>constructions</w:t>
-            </w:r>
-            <w:r>
-              <w:rPr>
-                <w:color w:val="373737"/>
-                <w:sz w:val="17"/>
-              </w:rPr>
-              <w:t xml:space="preserve"> resolves on the federated </w:t>
+              <w:t>productBoms</w:t>
+            </w:r>
+            <w:r>
+              <w:rPr>
+                <w:color w:val="373737"/>
+                <w:sz w:val="17"/>
+              </w:rPr>
+              <w:t>/</w:t>
             </w:r>
             <w:r>
               <w:rPr>
                 <w:rFonts w:ascii="Courier New" w:hAnsi="Courier New"/>
                 <w:sz w:val="17"/>
               </w:rPr>
-              <w:t>ResourcesCount</w:t>
-            </w:r>
-            <w:r>
-              <w:rPr>
-                <w:color w:val="373737"/>
-                <w:sz w:val="17"/>
-              </w:rPr>
-              <w:t>; facade stops populating it; parity vs facade</w:t>
-            </w:r>
-          </w:p>
-          <w:p>
-            <w:pPr>
-              <w:spacing w:after="20"/>
-              <w:ind w:left="173"/>
-            </w:pPr>
-            <w:r>
-              <w:rPr>
-                <w:color w:val="444444"/>
-                <w:sz w:val="17"/>
-              </w:rPr>
-              <w:t xml:space="preserve">• </w:t>
-            </w:r>
-            <w:r>
-              <w:rPr>
-                <w:color w:val="373737"/>
-                <w:sz w:val="17"/>
-              </w:rPr>
-              <w:t>Live in prod only after the construction subgraph is deployed</w:t>
+              <w:t>packagingBoms</w:t>
+            </w:r>
+            <w:r>
+              <w:rPr>
+                <w:color w:val="373737"/>
+                <w:sz w:val="17"/>
+              </w:rPr>
+              <w:t>/</w:t>
+            </w:r>
+            <w:r>
+              <w:rPr>
+                <w:rFonts w:ascii="Courier New" w:hAnsi="Courier New"/>
+                <w:sz w:val="17"/>
+              </w:rPr>
+              <w:t>boms</w:t>
+            </w:r>
+            <w:r>
+              <w:rPr>
+                <w:color w:val="373737"/>
+                <w:sz w:val="17"/>
+              </w:rPr>
+              <w:t xml:space="preserve"> resolve in-process; no gateway hop; parity vs facade</w:t>
             </w:r>
           </w:p>
         </w:tc>
@@ -17328,6 +20378,369 @@
                 <w:color w:val="1F497D"/>
                 <w:sz w:val="17"/>
               </w:rPr>
+              <w:t>PRODUCT-BE-F-07</w:t>
+            </w:r>
+          </w:p>
+          <w:p>
+            <w:pPr>
+              <w:spacing w:after="20"/>
+            </w:pPr>
+            <w:r>
+              <w:rPr>
+                <w:rFonts w:ascii="Courier New" w:hAnsi="Courier New"/>
+                <w:sz w:val="17"/>
+              </w:rPr>
+              <w:t>ResourcesCount.constructions</w:t>
+            </w:r>
+            <w:r>
+              <w:rPr>
+                <w:color w:val="373737"/>
+                <w:sz w:val="17"/>
+              </w:rPr>
+              <w:t xml:space="preserve"> (federated, from Construction)</w:t>
+            </w:r>
+          </w:p>
+        </w:tc>
+        <w:tc>
+          <w:tcPr>
+            <w:tcW w:w="1152" w:type="dxa"/>
+          </w:tcPr>
+          <w:p>
+            <w:pPr>
+              <w:spacing w:after="20"/>
+            </w:pPr>
+            <w:r>
+              <w:rPr>
+                <w:color w:val="9B7A00"/>
+                <w:sz w:val="17"/>
+              </w:rPr>
+              <w:t>🟡 Medium [M]</w:t>
+            </w:r>
+          </w:p>
+        </w:tc>
+        <w:tc>
+          <w:tcPr>
+            <w:tcW w:w="1872" w:type="dxa"/>
+          </w:tcPr>
+          <w:p>
+            <w:pPr>
+              <w:spacing w:after="20"/>
+            </w:pPr>
+            <w:r>
+              <w:rPr>
+                <w:color w:val="444444"/>
+                <w:sz w:val="17"/>
+              </w:rPr>
+              <w:t>Field Resolver</w:t>
+            </w:r>
+          </w:p>
+        </w:tc>
+        <w:tc>
+          <w:tcPr>
+            <w:tcW w:w="1368" w:type="dxa"/>
+          </w:tcPr>
+          <w:p>
+            <w:pPr>
+              <w:spacing w:after="20"/>
+            </w:pPr>
+            <w:r>
+              <w:rPr>
+                <w:color w:val="444444"/>
+                <w:sz w:val="17"/>
+              </w:rPr>
+              <w:t>E-03</w:t>
+            </w:r>
+          </w:p>
+        </w:tc>
+        <w:tc>
+          <w:tcPr>
+            <w:tcW w:w="5976" w:type="dxa"/>
+          </w:tcPr>
+          <w:p>
+            <w:pPr>
+              <w:spacing w:after="20"/>
+            </w:pPr>
+            <w:r>
+              <w:rPr>
+                <w:b/>
+                <w:color w:val="373737"/>
+                <w:sz w:val="17"/>
+              </w:rPr>
+              <w:t xml:space="preserve">Intent — </w:t>
+            </w:r>
+            <w:r>
+              <w:rPr>
+                <w:color w:val="373737"/>
+                <w:sz w:val="17"/>
+              </w:rPr>
+              <w:t>Fills in the product's construction count — answered by the Construction service once it's live.</w:t>
+            </w:r>
+          </w:p>
+          <w:p>
+            <w:pPr>
+              <w:spacing w:after="20"/>
+            </w:pPr>
+            <w:r>
+              <w:rPr>
+                <w:b/>
+                <w:color w:val="373737"/>
+                <w:sz w:val="17"/>
+              </w:rPr>
+              <w:t>Done when:</w:t>
+            </w:r>
+          </w:p>
+          <w:p>
+            <w:pPr>
+              <w:spacing w:after="20"/>
+              <w:ind w:left="173"/>
+            </w:pPr>
+            <w:r>
+              <w:rPr>
+                <w:color w:val="444444"/>
+                <w:sz w:val="17"/>
+              </w:rPr>
+              <w:t xml:space="preserve">• </w:t>
+            </w:r>
+            <w:r>
+              <w:rPr>
+                <w:rFonts w:ascii="Courier New" w:hAnsi="Courier New"/>
+                <w:sz w:val="17"/>
+              </w:rPr>
+              <w:t>constructions</w:t>
+            </w:r>
+            <w:r>
+              <w:rPr>
+                <w:color w:val="373737"/>
+                <w:sz w:val="17"/>
+              </w:rPr>
+              <w:t xml:space="preserve"> resolves on the federated </w:t>
+            </w:r>
+            <w:r>
+              <w:rPr>
+                <w:rFonts w:ascii="Courier New" w:hAnsi="Courier New"/>
+                <w:sz w:val="17"/>
+              </w:rPr>
+              <w:t>ResourcesCount</w:t>
+            </w:r>
+            <w:r>
+              <w:rPr>
+                <w:color w:val="373737"/>
+                <w:sz w:val="17"/>
+              </w:rPr>
+              <w:t>; facade stops populating it; parity vs facade</w:t>
+            </w:r>
+          </w:p>
+          <w:p>
+            <w:pPr>
+              <w:spacing w:after="20"/>
+              <w:ind w:left="173"/>
+            </w:pPr>
+            <w:r>
+              <w:rPr>
+                <w:color w:val="444444"/>
+                <w:sz w:val="17"/>
+              </w:rPr>
+              <w:t xml:space="preserve">• </w:t>
+            </w:r>
+            <w:r>
+              <w:rPr>
+                <w:color w:val="373737"/>
+                <w:sz w:val="17"/>
+              </w:rPr>
+              <w:t>Live in prod only after the construction subgraph is deployed</w:t>
+            </w:r>
+          </w:p>
+        </w:tc>
+      </w:tr>
+      <w:tr>
+        <w:tc>
+          <w:tcPr>
+            <w:shd w:val="clear" w:color="auto" w:fill="F5F8FF"/>
+            <w:tcW w:w="2448" w:type="dxa"/>
+          </w:tcPr>
+          <w:p>
+            <w:pPr>
+              <w:spacing w:after="20"/>
+            </w:pPr>
+            <w:r>
+              <w:rPr>
+                <w:sz w:val="18"/>
+              </w:rPr>
+              <w:t xml:space="preserve">🔸 </w:t>
+            </w:r>
+            <w:r>
+              <w:rPr>
+                <w:rFonts w:ascii="Courier New" w:hAnsi="Courier New"/>
+                <w:b/>
+                <w:color w:val="1F497D"/>
+                <w:sz w:val="17"/>
+              </w:rPr>
+              <w:t>PRODUCT-BE-F-08</w:t>
+            </w:r>
+          </w:p>
+          <w:p>
+            <w:pPr>
+              <w:spacing w:after="20"/>
+            </w:pPr>
+            <w:r>
+              <w:rPr>
+                <w:rFonts w:ascii="Courier New" w:hAnsi="Courier New"/>
+                <w:sz w:val="17"/>
+              </w:rPr>
+              <w:t>ResourcesCount.watchlists</w:t>
+            </w:r>
+            <w:r>
+              <w:rPr>
+                <w:color w:val="373737"/>
+                <w:sz w:val="17"/>
+              </w:rPr>
+              <w:t xml:space="preserve"> (internal, from Watchlist)</w:t>
+            </w:r>
+          </w:p>
+        </w:tc>
+        <w:tc>
+          <w:tcPr>
+            <w:shd w:val="clear" w:color="auto" w:fill="F5F8FF"/>
+            <w:tcW w:w="1152" w:type="dxa"/>
+          </w:tcPr>
+          <w:p>
+            <w:pPr>
+              <w:spacing w:after="20"/>
+            </w:pPr>
+            <w:r>
+              <w:rPr>
+                <w:color w:val="1E7A34"/>
+                <w:sz w:val="17"/>
+              </w:rPr>
+              <w:t>🟢 Low [XS]</w:t>
+            </w:r>
+          </w:p>
+        </w:tc>
+        <w:tc>
+          <w:tcPr>
+            <w:shd w:val="clear" w:color="auto" w:fill="F5F8FF"/>
+            <w:tcW w:w="1872" w:type="dxa"/>
+          </w:tcPr>
+          <w:p>
+            <w:pPr>
+              <w:spacing w:after="20"/>
+            </w:pPr>
+            <w:r>
+              <w:rPr>
+                <w:color w:val="444444"/>
+                <w:sz w:val="17"/>
+              </w:rPr>
+              <w:t>Field Resolver</w:t>
+            </w:r>
+          </w:p>
+        </w:tc>
+        <w:tc>
+          <w:tcPr>
+            <w:shd w:val="clear" w:color="auto" w:fill="F5F8FF"/>
+            <w:tcW w:w="1368" w:type="dxa"/>
+          </w:tcPr>
+          <w:p>
+            <w:pPr>
+              <w:spacing w:after="20"/>
+            </w:pPr>
+            <w:r>
+              <w:rPr>
+                <w:color w:val="444444"/>
+                <w:sz w:val="17"/>
+              </w:rPr>
+              <w:t>E-03</w:t>
+            </w:r>
+          </w:p>
+        </w:tc>
+        <w:tc>
+          <w:tcPr>
+            <w:shd w:val="clear" w:color="auto" w:fill="F5F8FF"/>
+            <w:tcW w:w="5976" w:type="dxa"/>
+          </w:tcPr>
+          <w:p>
+            <w:pPr>
+              <w:spacing w:after="20"/>
+            </w:pPr>
+            <w:r>
+              <w:rPr>
+                <w:b/>
+                <w:color w:val="373737"/>
+                <w:sz w:val="17"/>
+              </w:rPr>
+              <w:t xml:space="preserve">Intent — </w:t>
+            </w:r>
+            <w:r>
+              <w:rPr>
+                <w:color w:val="373737"/>
+                <w:sz w:val="17"/>
+              </w:rPr>
+              <w:t>Fills in the product's watchlist count — answered in-process by the co-located Watchlist code.</w:t>
+            </w:r>
+          </w:p>
+          <w:p>
+            <w:pPr>
+              <w:spacing w:after="20"/>
+            </w:pPr>
+            <w:r>
+              <w:rPr>
+                <w:b/>
+                <w:color w:val="373737"/>
+                <w:sz w:val="17"/>
+              </w:rPr>
+              <w:t>Done when:</w:t>
+            </w:r>
+          </w:p>
+          <w:p>
+            <w:pPr>
+              <w:spacing w:after="20"/>
+              <w:ind w:left="173"/>
+            </w:pPr>
+            <w:r>
+              <w:rPr>
+                <w:color w:val="444444"/>
+                <w:sz w:val="17"/>
+              </w:rPr>
+              <w:t xml:space="preserve">• </w:t>
+            </w:r>
+            <w:r>
+              <w:rPr>
+                <w:rFonts w:ascii="Courier New" w:hAnsi="Courier New"/>
+                <w:sz w:val="17"/>
+              </w:rPr>
+              <w:t>watchlists</w:t>
+            </w:r>
+            <w:r>
+              <w:rPr>
+                <w:color w:val="373737"/>
+                <w:sz w:val="17"/>
+              </w:rPr>
+              <w:t xml:space="preserve"> resolves in-process; no gateway hop; parity vs facade</w:t>
+            </w:r>
+          </w:p>
+        </w:tc>
+      </w:tr>
+      <w:tr>
+        <w:tc>
+          <w:tcPr>
+            <w:tcW w:w="2448" w:type="dxa"/>
+          </w:tcPr>
+          <w:p>
+            <w:pPr>
+              <w:spacing w:after="20"/>
+            </w:pPr>
+            <w:r>
+              <w:rPr>
+                <w:sz w:val="18"/>
+              </w:rPr>
+              <w:t xml:space="preserve">🔸 </w:t>
+            </w:r>
+            <w:r>
+              <w:rPr>
+                <w:rFonts w:ascii="Courier New" w:hAnsi="Courier New"/>
+                <w:b/>
+                <w:color w:val="1F497D"/>
+                <w:sz w:val="17"/>
+              </w:rPr>
               <w:t>PRODUCT-BE-F-09</w:t>
             </w:r>
           </w:p>
@@ -17391,7 +20804,7 @@
                 <w:color w:val="444444"/>
                 <w:sz w:val="17"/>
               </w:rPr>
-              <w:t>F-01, F-02, F-03, F-04, F-05, F-07</w:t>
+              <w:t>F-01, F-02, F-03, F-04, F-05, F-06, F-07, F-08</w:t>
             </w:r>
           </w:p>
         </w:tc>
@@ -18920,7 +22333,7 @@
           <w:color w:val="0A4023"/>
           <w:sz w:val="22"/>
         </w:rPr>
-        <w:t>🧪 Phase G — Field Resolvers &amp; Tests  (17 stories)</w:t>
+        <w:t>🧪 Phase G — Field Resolvers &amp; Tests  (18 stories)</w:t>
       </w:r>
     </w:p>
     <w:tbl>
@@ -22480,7 +25893,7 @@
                 <w:color w:val="373737"/>
                 <w:sz w:val="17"/>
               </w:rPr>
-              <w:t xml:space="preserve"> · Simple user/status fields + trivial pass-throughs</w:t>
+              <w:t xml:space="preserve"> (wrong loader)</w:t>
             </w:r>
           </w:p>
         </w:tc>
@@ -22533,7 +25946,7 @@
                 <w:color w:val="373737"/>
                 <w:sz w:val="16"/>
               </w:rPr>
-              <w:t>ig, userAttributes</w:t>
+              <w:t>ig</w:t>
             </w:r>
           </w:p>
         </w:tc>
@@ -22589,7 +26002,7 @@
                 <w:color w:val="373737"/>
                 <w:sz w:val="17"/>
               </w:rPr>
-              <w:t xml:space="preserve"> returns the product's actual division; Resolve simple people / status fields and trivial pass-throughs</w:t>
+              <w:t xml:space="preserve"> returns the product's actual division.</w:t>
             </w:r>
           </w:p>
           <w:p>
@@ -22649,56 +26062,27 @@
                 <w:color w:val="373737"/>
                 <w:sz w:val="17"/>
               </w:rPr>
-              <w:t xml:space="preserve"> </w:t>
-            </w:r>
-            <w:r>
-              <w:rPr>
-                <w:b/>
-                <w:color w:val="373737"/>
-                <w:sz w:val="17"/>
-              </w:rPr>
-              <w:t>bug fix</w:t>
-            </w:r>
-            <w:r>
-              <w:rPr>
-                <w:color w:val="373737"/>
-                <w:sz w:val="17"/>
-              </w:rPr>
-              <w:t xml:space="preserve">: </w:t>
+              <w:t xml:space="preserve"> and </w:t>
             </w:r>
             <w:r>
               <w:rPr>
                 <w:rFonts w:ascii="Courier New" w:hAnsi="Courier New"/>
                 <w:sz w:val="17"/>
               </w:rPr>
-              <w:t>Product.division</w:t>
-            </w:r>
-            <w:r>
-              <w:rPr>
-                <w:color w:val="373737"/>
-                <w:sz w:val="17"/>
-              </w:rPr>
-              <w:t xml:space="preserve"> and </w:t>
+              <w:t>DopplerDepartment.division</w:t>
+            </w:r>
+            <w:r>
+              <w:rPr>
+                <w:color w:val="373737"/>
+                <w:sz w:val="17"/>
+              </w:rPr>
+              <w:t xml:space="preserve"> both return the true division shape (via </w:t>
             </w:r>
             <w:r>
               <w:rPr>
                 <w:rFonts w:ascii="Courier New" w:hAnsi="Courier New"/>
                 <w:sz w:val="17"/>
               </w:rPr>
-              <w:t>DopplerDepartment.division</w:t>
-            </w:r>
-            <w:r>
-              <w:rPr>
-                <w:color w:val="373737"/>
-                <w:sz w:val="17"/>
-              </w:rPr>
-              <w:t xml:space="preserve"> both return the true division shape (via </w:t>
-            </w:r>
-            <w:r>
-              <w:rPr>
-                <w:rFonts w:ascii="Courier New" w:hAnsi="Courier New"/>
-                <w:sz w:val="17"/>
-              </w:rPr>
               <w:t>DivisionService</w:t>
             </w:r>
             <w:r>
@@ -22723,106 +26107,10 @@
             </w:r>
             <w:r>
               <w:rPr>
-                <w:rFonts w:ascii="Courier New" w:hAnsi="Courier New"/>
-                <w:sz w:val="17"/>
-              </w:rPr>
-              <w:t>Product.division</w:t>
-            </w:r>
-            <w:r>
-              <w:rPr>
-                <w:color w:val="373737"/>
-                <w:sz w:val="17"/>
-              </w:rPr>
-              <w:t xml:space="preserve"> </w:t>
-            </w:r>
-            <w:r>
-              <w:rPr>
-                <w:b/>
-                <w:color w:val="373737"/>
-                <w:sz w:val="17"/>
-              </w:rPr>
-              <w:t>bug fix</w:t>
-            </w:r>
-            <w:r>
-              <w:rPr>
-                <w:color w:val="373737"/>
-                <w:sz w:val="17"/>
-              </w:rPr>
-              <w:t>: The client-shape-change risk is logged with the PO and confirmed via a client survey before rollout</w:t>
-            </w:r>
-          </w:p>
-          <w:p>
-            <w:pPr>
-              <w:spacing w:after="20"/>
-              <w:ind w:left="173"/>
-            </w:pPr>
-            <w:r>
-              <w:rPr>
-                <w:color w:val="444444"/>
-                <w:sz w:val="17"/>
-              </w:rPr>
-              <w:t xml:space="preserve">• </w:t>
-            </w:r>
-            <w:r>
-              <w:rPr>
-                <w:color w:val="373737"/>
-                <w:sz w:val="17"/>
-              </w:rPr>
-              <w:t>Simple user/status fields + trivial pass-throughs: user fields resolve (null id → null)</w:t>
-            </w:r>
-          </w:p>
-          <w:p>
-            <w:pPr>
-              <w:spacing w:after="20"/>
-              <w:ind w:left="173"/>
-            </w:pPr>
-            <w:r>
-              <w:rPr>
-                <w:color w:val="444444"/>
-                <w:sz w:val="17"/>
-              </w:rPr>
-              <w:t xml:space="preserve">• </w:t>
-            </w:r>
-            <w:r>
-              <w:rPr>
-                <w:color w:val="373737"/>
-                <w:sz w:val="17"/>
-              </w:rPr>
-              <w:t xml:space="preserve">Simple user/status fields + trivial pass-throughs: </w:t>
-            </w:r>
-            <w:r>
-              <w:rPr>
-                <w:rFonts w:ascii="Courier New" w:hAnsi="Courier New"/>
-                <w:sz w:val="17"/>
-              </w:rPr>
-              <w:t>productThumbnailId</w:t>
-            </w:r>
-            <w:r>
-              <w:rPr>
-                <w:color w:val="373737"/>
-                <w:sz w:val="17"/>
-              </w:rPr>
-              <w:t xml:space="preserve"> re-fetches</w:t>
-            </w:r>
-          </w:p>
-          <w:p>
-            <w:pPr>
-              <w:spacing w:after="20"/>
-              <w:ind w:left="173"/>
-            </w:pPr>
-            <w:r>
-              <w:rPr>
-                <w:color w:val="444444"/>
-                <w:sz w:val="17"/>
-              </w:rPr>
-              <w:t xml:space="preserve">• </w:t>
-            </w:r>
-            <w:r>
-              <w:rPr>
-                <w:color w:val="373737"/>
-                <w:sz w:val="17"/>
-              </w:rPr>
-              <w:t>Simple user/status fields + trivial pass-throughs: scalars mapped</w:t>
+                <w:color w:val="373737"/>
+                <w:sz w:val="17"/>
+              </w:rPr>
+              <w:t>The client-shape-change risk is logged with the PO and confirmed via a client survey before rollout</w:t>
             </w:r>
           </w:p>
         </w:tc>
@@ -23067,7 +26355,7 @@
               <w:rPr>
                 <w:sz w:val="18"/>
               </w:rPr>
-              <w:t xml:space="preserve">📄 </w:t>
+              <w:t xml:space="preserve">🔸 </w:t>
             </w:r>
             <w:r>
               <w:rPr>
@@ -23076,19 +26364,19 @@
                 <w:color w:val="1F497D"/>
                 <w:sz w:val="17"/>
               </w:rPr>
-              <w:t>PRODUCT-BE-G-15</w:t>
-            </w:r>
-          </w:p>
-          <w:p>
-            <w:pPr>
-              <w:spacing w:after="20"/>
-            </w:pPr>
-            <w:r>
-              <w:rPr>
-                <w:color w:val="373737"/>
-                <w:sz w:val="17"/>
-              </w:rPr>
-              <w:t>Port product utils to Kotlin</w:t>
+              <w:t>PRODUCT-BE-G-14</w:t>
+            </w:r>
+          </w:p>
+          <w:p>
+            <w:pPr>
+              <w:spacing w:after="20"/>
+            </w:pPr>
+            <w:r>
+              <w:rPr>
+                <w:color w:val="373737"/>
+                <w:sz w:val="17"/>
+              </w:rPr>
+              <w:t>Simple user/status fields + trivial pass-throughs (bundle)</w:t>
             </w:r>
           </w:p>
         </w:tc>
@@ -23102,10 +26390,10 @@
             </w:pPr>
             <w:r>
               <w:rPr>
-                <w:color w:val="9B7A00"/>
-                <w:sz w:val="17"/>
-              </w:rPr>
-              <w:t>🟡 Medium [M]</w:t>
+                <w:color w:val="1E7A34"/>
+                <w:sz w:val="17"/>
+              </w:rPr>
+              <w:t>🟢 Low [XS]</w:t>
             </w:r>
           </w:p>
         </w:tc>
@@ -23122,7 +26410,26 @@
                 <w:color w:val="444444"/>
                 <w:sz w:val="17"/>
               </w:rPr>
-              <w:t>Service</w:t>
+              <w:t>Field Resolver</w:t>
+            </w:r>
+          </w:p>
+          <w:p>
+            <w:pPr>
+              <w:spacing w:after="20"/>
+            </w:pPr>
+            <w:r>
+              <w:rPr>
+                <w:color w:val="444444"/>
+                <w:sz w:val="16"/>
+              </w:rPr>
+              <w:t xml:space="preserve">Calls: </w:t>
+            </w:r>
+            <w:r>
+              <w:rPr>
+                <w:color w:val="373737"/>
+                <w:sz w:val="16"/>
+              </w:rPr>
+              <w:t>userAttributes</w:t>
             </w:r>
           </w:p>
         </w:tc>
@@ -23164,7 +26471,7 @@
                 <w:color w:val="373737"/>
                 <w:sz w:val="17"/>
               </w:rPr>
-              <w:t>Port the shared product utility helpers to Kotlin.</w:t>
+              <w:t>Resolve simple people / status fields and trivial pass-throughs.</w:t>
             </w:r>
           </w:p>
           <w:p>
@@ -23184,7 +26491,7 @@
                 <w:color w:val="373737"/>
                 <w:sz w:val="17"/>
               </w:rPr>
-              <w:t>attachmentUtils, partnerUtils, teamUtils, productUtils, componentStatusUtils, resolvePaging, vmmUtils, accessControlUtils, removePartnerUtils</w:t>
+              <w:t>createdBy/updatedBy/versionCreatedBy (user-profile), ProductComponentStatus.updatedBy, SPARK_ResourcesCount.productThumbnailId (re-fetch product), plus ~60 direct…</w:t>
             </w:r>
           </w:p>
           <w:p>
@@ -23217,7 +26524,7 @@
                 <w:color w:val="373737"/>
                 <w:sz w:val="17"/>
               </w:rPr>
-              <w:t>utils ported with unit tests</w:t>
+              <w:t>user fields resolve (null id → null)</w:t>
             </w:r>
           </w:p>
           <w:p>
@@ -23234,10 +26541,17 @@
             </w:r>
             <w:r>
               <w:rPr>
-                <w:color w:val="373737"/>
-                <w:sz w:val="17"/>
-              </w:rPr>
-              <w:t>counter logic fixed/verified</w:t>
+                <w:rFonts w:ascii="Courier New" w:hAnsi="Courier New"/>
+                <w:sz w:val="17"/>
+              </w:rPr>
+              <w:t>productThumbnailId</w:t>
+            </w:r>
+            <w:r>
+              <w:rPr>
+                <w:color w:val="373737"/>
+                <w:sz w:val="17"/>
+              </w:rPr>
+              <w:t xml:space="preserve"> re-fetches</w:t>
             </w:r>
           </w:p>
           <w:p>
@@ -23257,7 +26571,7 @@
                 <w:color w:val="373737"/>
                 <w:sz w:val="17"/>
               </w:rPr>
-              <w:t>ACL batch parallel-chunked</w:t>
+              <w:t>scalars mapped</w:t>
             </w:r>
           </w:p>
         </w:tc>
@@ -23302,19 +26616,19 @@
                 <w:color w:val="1F497D"/>
                 <w:sz w:val="17"/>
               </w:rPr>
-              <w:t>PRODUCT-BE-G-16</w:t>
-            </w:r>
-          </w:p>
-          <w:p>
-            <w:pPr>
-              <w:spacing w:after="20"/>
-            </w:pPr>
-            <w:r>
-              <w:rPr>
-                <w:color w:val="373737"/>
-                <w:sz w:val="17"/>
-              </w:rPr>
-              <w:t>Test coverage, parity harness, load &amp; cut-over rehearsal</w:t>
+              <w:t>PRODUCT-BE-G-15</w:t>
+            </w:r>
+          </w:p>
+          <w:p>
+            <w:pPr>
+              <w:spacing w:after="20"/>
+            </w:pPr>
+            <w:r>
+              <w:rPr>
+                <w:color w:val="373737"/>
+                <w:sz w:val="17"/>
+              </w:rPr>
+              <w:t>Port product utils to Kotlin</w:t>
             </w:r>
           </w:p>
         </w:tc>
@@ -23329,10 +26643,10 @@
             </w:pPr>
             <w:r>
               <w:rPr>
-                <w:color w:val="D35400"/>
-                <w:sz w:val="17"/>
-              </w:rPr>
-              <w:t>🟠 High [L]</w:t>
+                <w:color w:val="9B7A00"/>
+                <w:sz w:val="17"/>
+              </w:rPr>
+              <w:t>🟡 Medium [M]</w:t>
             </w:r>
           </w:p>
         </w:tc>
@@ -23350,7 +26664,7 @@
                 <w:color w:val="444444"/>
                 <w:sz w:val="17"/>
               </w:rPr>
-              <w:t>Tests</w:t>
+              <w:t>Service</w:t>
             </w:r>
           </w:p>
         </w:tc>
@@ -23368,7 +26682,7 @@
                 <w:color w:val="444444"/>
                 <w:sz w:val="17"/>
               </w:rPr>
-              <w:t>C-01, E-01, E-03, G-01, G-02</w:t>
+              <w:t>—</w:t>
             </w:r>
           </w:p>
         </w:tc>
@@ -23394,7 +26708,7 @@
                 <w:color w:val="373737"/>
                 <w:sz w:val="17"/>
               </w:rPr>
-              <w:t>The safety net: tests + parity + load checks proving the new Product DGS matches the old gateway before cut-over.</w:t>
+              <w:t>Port the shared product utility helpers to Kotlin.</w:t>
             </w:r>
           </w:p>
           <w:p>
@@ -23414,7 +26728,7 @@
                 <w:color w:val="373737"/>
                 <w:sz w:val="17"/>
               </w:rPr>
-              <w:t>≥80% unit coverage; parity harness ≥50 fixtures (incl</w:t>
+              <w:t>attachmentUtils, partnerUtils, teamUtils, productUtils, componentStatusUtils, resolvePaging, vmmUtils, accessControlUtils, removePartnerUtils</w:t>
             </w:r>
           </w:p>
           <w:p>
@@ -23447,7 +26761,7 @@
                 <w:color w:val="373737"/>
                 <w:sz w:val="17"/>
               </w:rPr>
-              <w:t>unit ≥80%</w:t>
+              <w:t>utils ported with unit tests</w:t>
             </w:r>
           </w:p>
           <w:p>
@@ -23467,7 +26781,7 @@
                 <w:color w:val="373737"/>
                 <w:sz w:val="17"/>
               </w:rPr>
-              <w:t>≥50 parity fixtures green</w:t>
+              <w:t>counter logic fixed/verified</w:t>
             </w:r>
           </w:p>
           <w:p>
@@ -23487,47 +26801,7 @@
                 <w:color w:val="373737"/>
                 <w:sz w:val="17"/>
               </w:rPr>
-              <w:t>load p95 parity</w:t>
-            </w:r>
-          </w:p>
-          <w:p>
-            <w:pPr>
-              <w:spacing w:after="20"/>
-              <w:ind w:left="173"/>
-            </w:pPr>
-            <w:r>
-              <w:rPr>
-                <w:color w:val="444444"/>
-                <w:sz w:val="17"/>
-              </w:rPr>
-              <w:t xml:space="preserve">• </w:t>
-            </w:r>
-            <w:r>
-              <w:rPr>
-                <w:color w:val="373737"/>
-                <w:sz w:val="17"/>
-              </w:rPr>
-              <w:t>schema-diff intentional-only</w:t>
-            </w:r>
-          </w:p>
-          <w:p>
-            <w:pPr>
-              <w:spacing w:after="20"/>
-              <w:ind w:left="173"/>
-            </w:pPr>
-            <w:r>
-              <w:rPr>
-                <w:color w:val="444444"/>
-                <w:sz w:val="17"/>
-              </w:rPr>
-              <w:t xml:space="preserve">• </w:t>
-            </w:r>
-            <w:r>
-              <w:rPr>
-                <w:color w:val="373737"/>
-                <w:sz w:val="17"/>
-              </w:rPr>
-              <w:t>shadow-traffic rehearsal + rollback drill</w:t>
+              <w:t>ACL batch parallel-chunked</w:t>
             </w:r>
           </w:p>
         </w:tc>
@@ -23542,70 +26816,10 @@
             </w:pPr>
             <w:r>
               <w:rPr>
-                <w:sz w:val="17"/>
-              </w:rPr>
-              <w:t xml:space="preserve">☐  </w:t>
-            </w:r>
-            <w:r>
-              <w:rPr>
-                <w:color w:val="373737"/>
-                <w:sz w:val="17"/>
-              </w:rPr>
-              <w:t>Parity: DGS response matches spark-internal-graphql baseline</w:t>
-            </w:r>
-          </w:p>
-          <w:p>
-            <w:pPr>
-              <w:spacing w:after="20"/>
-            </w:pPr>
-            <w:r>
-              <w:rPr>
-                <w:sz w:val="17"/>
-              </w:rPr>
-              <w:t xml:space="preserve">☐  </w:t>
-            </w:r>
-            <w:r>
-              <w:rPr>
-                <w:color w:val="373737"/>
-                <w:sz w:val="17"/>
-              </w:rPr>
-              <w:t>Load: p95 latency is within spark-internal-graphql baseline</w:t>
-            </w:r>
-          </w:p>
-          <w:p>
-            <w:pPr>
-              <w:spacing w:after="20"/>
-            </w:pPr>
-            <w:r>
-              <w:rPr>
-                <w:sz w:val="17"/>
-              </w:rPr>
-              <w:t xml:space="preserve">☐  </w:t>
-            </w:r>
-            <w:r>
-              <w:rPr>
-                <w:color w:val="373737"/>
-                <w:sz w:val="17"/>
-              </w:rPr>
-              <w:t>contract</w:t>
-            </w:r>
-          </w:p>
-          <w:p>
-            <w:pPr>
-              <w:spacing w:after="20"/>
-            </w:pPr>
-            <w:r>
-              <w:rPr>
-                <w:sz w:val="17"/>
-              </w:rPr>
-              <w:t xml:space="preserve">☐  </w:t>
-            </w:r>
-            <w:r>
-              <w:rPr>
-                <w:color w:val="373737"/>
-                <w:sz w:val="17"/>
-              </w:rPr>
-              <w:t>Integration: shadow traffic rehearsal + rollback drill passes</w:t>
+                <w:color w:val="444444"/>
+                <w:sz w:val="17"/>
+              </w:rPr>
+              <w:t>—</w:t>
             </w:r>
           </w:p>
         </w:tc>
@@ -23623,7 +26837,7 @@
               <w:rPr>
                 <w:sz w:val="18"/>
               </w:rPr>
-              <w:t xml:space="preserve">🔸 </w:t>
+              <w:t xml:space="preserve">📄 </w:t>
             </w:r>
             <w:r>
               <w:rPr>
@@ -23632,6 +26846,332 @@
                 <w:color w:val="1F497D"/>
                 <w:sz w:val="17"/>
               </w:rPr>
+              <w:t>PRODUCT-BE-G-16</w:t>
+            </w:r>
+          </w:p>
+          <w:p>
+            <w:pPr>
+              <w:spacing w:after="20"/>
+            </w:pPr>
+            <w:r>
+              <w:rPr>
+                <w:color w:val="373737"/>
+                <w:sz w:val="17"/>
+              </w:rPr>
+              <w:t>Test coverage, parity harness, load &amp; cut-over rehearsal</w:t>
+            </w:r>
+          </w:p>
+        </w:tc>
+        <w:tc>
+          <w:tcPr>
+            <w:tcW w:w="1080" w:type="dxa"/>
+          </w:tcPr>
+          <w:p>
+            <w:pPr>
+              <w:spacing w:after="20"/>
+            </w:pPr>
+            <w:r>
+              <w:rPr>
+                <w:color w:val="D35400"/>
+                <w:sz w:val="17"/>
+              </w:rPr>
+              <w:t>🟠 High [L]</w:t>
+            </w:r>
+          </w:p>
+        </w:tc>
+        <w:tc>
+          <w:tcPr>
+            <w:tcW w:w="1655" w:type="dxa"/>
+          </w:tcPr>
+          <w:p>
+            <w:pPr>
+              <w:spacing w:after="20"/>
+            </w:pPr>
+            <w:r>
+              <w:rPr>
+                <w:color w:val="444444"/>
+                <w:sz w:val="17"/>
+              </w:rPr>
+              <w:t>Tests</w:t>
+            </w:r>
+          </w:p>
+        </w:tc>
+        <w:tc>
+          <w:tcPr>
+            <w:tcW w:w="1296" w:type="dxa"/>
+          </w:tcPr>
+          <w:p>
+            <w:pPr>
+              <w:spacing w:after="20"/>
+            </w:pPr>
+            <w:r>
+              <w:rPr>
+                <w:color w:val="444444"/>
+                <w:sz w:val="17"/>
+              </w:rPr>
+              <w:t>C-01, E-01, E-03, G-01, G-02</w:t>
+            </w:r>
+          </w:p>
+        </w:tc>
+        <w:tc>
+          <w:tcPr>
+            <w:tcW w:w="4320" w:type="dxa"/>
+          </w:tcPr>
+          <w:p>
+            <w:pPr>
+              <w:spacing w:after="20"/>
+            </w:pPr>
+            <w:r>
+              <w:rPr>
+                <w:b/>
+                <w:color w:val="373737"/>
+                <w:sz w:val="17"/>
+              </w:rPr>
+              <w:t xml:space="preserve">Intent — </w:t>
+            </w:r>
+            <w:r>
+              <w:rPr>
+                <w:color w:val="373737"/>
+                <w:sz w:val="17"/>
+              </w:rPr>
+              <w:t>The safety net: tests + parity + load checks proving the new Product DGS matches the old gateway before cut-over.</w:t>
+            </w:r>
+          </w:p>
+          <w:p>
+            <w:pPr>
+              <w:spacing w:after="20"/>
+            </w:pPr>
+            <w:r>
+              <w:rPr>
+                <w:b/>
+                <w:color w:val="373737"/>
+                <w:sz w:val="17"/>
+              </w:rPr>
+              <w:t xml:space="preserve">Today — </w:t>
+            </w:r>
+            <w:r>
+              <w:rPr>
+                <w:color w:val="373737"/>
+                <w:sz w:val="17"/>
+              </w:rPr>
+              <w:t>≥80% unit coverage; parity harness ≥50 fixtures (incl</w:t>
+            </w:r>
+          </w:p>
+          <w:p>
+            <w:pPr>
+              <w:spacing w:after="20"/>
+            </w:pPr>
+            <w:r>
+              <w:rPr>
+                <w:b/>
+                <w:color w:val="373737"/>
+                <w:sz w:val="17"/>
+              </w:rPr>
+              <w:t>Done when:</w:t>
+            </w:r>
+          </w:p>
+          <w:p>
+            <w:pPr>
+              <w:spacing w:after="20"/>
+              <w:ind w:left="173"/>
+            </w:pPr>
+            <w:r>
+              <w:rPr>
+                <w:color w:val="444444"/>
+                <w:sz w:val="17"/>
+              </w:rPr>
+              <w:t xml:space="preserve">• </w:t>
+            </w:r>
+            <w:r>
+              <w:rPr>
+                <w:color w:val="373737"/>
+                <w:sz w:val="17"/>
+              </w:rPr>
+              <w:t>unit ≥80%</w:t>
+            </w:r>
+          </w:p>
+          <w:p>
+            <w:pPr>
+              <w:spacing w:after="20"/>
+              <w:ind w:left="173"/>
+            </w:pPr>
+            <w:r>
+              <w:rPr>
+                <w:color w:val="444444"/>
+                <w:sz w:val="17"/>
+              </w:rPr>
+              <w:t xml:space="preserve">• </w:t>
+            </w:r>
+            <w:r>
+              <w:rPr>
+                <w:color w:val="373737"/>
+                <w:sz w:val="17"/>
+              </w:rPr>
+              <w:t>≥50 parity fixtures green</w:t>
+            </w:r>
+          </w:p>
+          <w:p>
+            <w:pPr>
+              <w:spacing w:after="20"/>
+              <w:ind w:left="173"/>
+            </w:pPr>
+            <w:r>
+              <w:rPr>
+                <w:color w:val="444444"/>
+                <w:sz w:val="17"/>
+              </w:rPr>
+              <w:t xml:space="preserve">• </w:t>
+            </w:r>
+            <w:r>
+              <w:rPr>
+                <w:color w:val="373737"/>
+                <w:sz w:val="17"/>
+              </w:rPr>
+              <w:t>load p95 parity</w:t>
+            </w:r>
+          </w:p>
+          <w:p>
+            <w:pPr>
+              <w:spacing w:after="20"/>
+              <w:ind w:left="173"/>
+            </w:pPr>
+            <w:r>
+              <w:rPr>
+                <w:color w:val="444444"/>
+                <w:sz w:val="17"/>
+              </w:rPr>
+              <w:t xml:space="preserve">• </w:t>
+            </w:r>
+            <w:r>
+              <w:rPr>
+                <w:color w:val="373737"/>
+                <w:sz w:val="17"/>
+              </w:rPr>
+              <w:t>schema-diff intentional-only</w:t>
+            </w:r>
+          </w:p>
+          <w:p>
+            <w:pPr>
+              <w:spacing w:after="20"/>
+              <w:ind w:left="173"/>
+            </w:pPr>
+            <w:r>
+              <w:rPr>
+                <w:color w:val="444444"/>
+                <w:sz w:val="17"/>
+              </w:rPr>
+              <w:t xml:space="preserve">• </w:t>
+            </w:r>
+            <w:r>
+              <w:rPr>
+                <w:color w:val="373737"/>
+                <w:sz w:val="17"/>
+              </w:rPr>
+              <w:t>shadow-traffic rehearsal + rollback drill</w:t>
+            </w:r>
+          </w:p>
+        </w:tc>
+        <w:tc>
+          <w:tcPr>
+            <w:tcW w:w="2448" w:type="dxa"/>
+          </w:tcPr>
+          <w:p>
+            <w:pPr>
+              <w:spacing w:after="20"/>
+            </w:pPr>
+            <w:r>
+              <w:rPr>
+                <w:sz w:val="17"/>
+              </w:rPr>
+              <w:t xml:space="preserve">☐  </w:t>
+            </w:r>
+            <w:r>
+              <w:rPr>
+                <w:color w:val="373737"/>
+                <w:sz w:val="17"/>
+              </w:rPr>
+              <w:t>Parity: DGS response matches spark-internal-graphql baseline</w:t>
+            </w:r>
+          </w:p>
+          <w:p>
+            <w:pPr>
+              <w:spacing w:after="20"/>
+            </w:pPr>
+            <w:r>
+              <w:rPr>
+                <w:sz w:val="17"/>
+              </w:rPr>
+              <w:t xml:space="preserve">☐  </w:t>
+            </w:r>
+            <w:r>
+              <w:rPr>
+                <w:color w:val="373737"/>
+                <w:sz w:val="17"/>
+              </w:rPr>
+              <w:t>Load: p95 latency is within spark-internal-graphql baseline</w:t>
+            </w:r>
+          </w:p>
+          <w:p>
+            <w:pPr>
+              <w:spacing w:after="20"/>
+            </w:pPr>
+            <w:r>
+              <w:rPr>
+                <w:sz w:val="17"/>
+              </w:rPr>
+              <w:t xml:space="preserve">☐  </w:t>
+            </w:r>
+            <w:r>
+              <w:rPr>
+                <w:color w:val="373737"/>
+                <w:sz w:val="17"/>
+              </w:rPr>
+              <w:t>contract</w:t>
+            </w:r>
+          </w:p>
+          <w:p>
+            <w:pPr>
+              <w:spacing w:after="20"/>
+            </w:pPr>
+            <w:r>
+              <w:rPr>
+                <w:sz w:val="17"/>
+              </w:rPr>
+              <w:t xml:space="preserve">☐  </w:t>
+            </w:r>
+            <w:r>
+              <w:rPr>
+                <w:color w:val="373737"/>
+                <w:sz w:val="17"/>
+              </w:rPr>
+              <w:t>Integration: shadow traffic rehearsal + rollback drill passes</w:t>
+            </w:r>
+          </w:p>
+        </w:tc>
+      </w:tr>
+      <w:tr>
+        <w:tc>
+          <w:tcPr>
+            <w:shd w:val="clear" w:color="auto" w:fill="F5F8FF"/>
+            <w:tcW w:w="2304" w:type="dxa"/>
+          </w:tcPr>
+          <w:p>
+            <w:pPr>
+              <w:spacing w:after="20"/>
+            </w:pPr>
+            <w:r>
+              <w:rPr>
+                <w:sz w:val="18"/>
+              </w:rPr>
+              <w:t xml:space="preserve">🔸 </w:t>
+            </w:r>
+            <w:r>
+              <w:rPr>
+                <w:rFonts w:ascii="Courier New" w:hAnsi="Courier New"/>
+                <w:b/>
+                <w:color w:val="1F497D"/>
+                <w:sz w:val="17"/>
+              </w:rPr>
               <w:t>PRODUCT-BE-G-17</w:t>
             </w:r>
           </w:p>
@@ -23650,6 +27190,7 @@
         </w:tc>
         <w:tc>
           <w:tcPr>
+            <w:shd w:val="clear" w:color="auto" w:fill="F5F8FF"/>
             <w:tcW w:w="1080" w:type="dxa"/>
           </w:tcPr>
           <w:p>
@@ -23667,6 +27208,7 @@
         </w:tc>
         <w:tc>
           <w:tcPr>
+            <w:shd w:val="clear" w:color="auto" w:fill="F5F8FF"/>
             <w:tcW w:w="1655" w:type="dxa"/>
           </w:tcPr>
           <w:p>
@@ -23703,6 +27245,7 @@
         </w:tc>
         <w:tc>
           <w:tcPr>
+            <w:shd w:val="clear" w:color="auto" w:fill="F5F8FF"/>
             <w:tcW w:w="1296" w:type="dxa"/>
           </w:tcPr>
           <w:p>
@@ -23720,6 +27263,7 @@
         </w:tc>
         <w:tc>
           <w:tcPr>
+            <w:shd w:val="clear" w:color="auto" w:fill="F5F8FF"/>
             <w:tcW w:w="4320" w:type="dxa"/>
           </w:tcPr>
           <w:p>
@@ -23907,6 +27451,7 @@
         </w:tc>
         <w:tc>
           <w:tcPr>
+            <w:shd w:val="clear" w:color="auto" w:fill="F5F8FF"/>
             <w:tcW w:w="2448" w:type="dxa"/>
           </w:tcPr>
           <w:p>
